--- a/experiments/reports/FASTENER_experiments_report.docx
+++ b/experiments/reports/FASTENER_experiments_report.docx
@@ -69,7 +69,7 @@
           <w:sz w:val="20"/>
           <w:szCs w:val="20"/>
         </w:rPr>
-        <w:t xml:space="preserve">Working paper, 28 October 2026. Covers experiments H0-E01 to H5H6-E02; H5H6-E03 is still running.</w:t>
+        <w:t xml:space="preserve">Working paper, 28 October 2026. Covers experiments H0-E01 to H5H6-E03.</w:t>
       </w:r>
     </w:p>
     <w:p>
@@ -95,7 +95,7 @@
         <w:jc w:val="both"/>
       </w:pPr>
       <w:r>
-        <w:t xml:space="preserve">Seven hypotheses (H0–H6) were tested in eleven completed experiments, on 74 datasets in total, and two of the seven held. Fixing the 2020 mating bugs does not change FASTENER's convergence (H0). NSGA-II's failure at small k is an initialisation artifact: a sparse start fixes it (H1). A random size-preserving swap does nothing (H2). A guided swap helps narrowly, and only on small datasets (H3). The published lead over FS-SDS disappears at equal CPU time, but returns at an equal number of model fits (H4). Neither stock nor guided FASTENER is the best selector across 17 methods and 39 datasets, under a decision tree or under a random forest (H5, H6).</w:t>
+        <w:t xml:space="preserve">Seven hypotheses (H0–H6) were tested in twelve completed experiments, on 74 datasets in total, and two of the seven held. Fixing the 2020 mating bugs does not change FASTENER's convergence (H0). NSGA-II's failure at small k is an initialisation artifact: a sparse start fixes it (H1). A random size-preserving swap does nothing (H2). A guided swap helps narrowly, and only on small datasets (H3). The published lead over FS-SDS disappears at equal CPU time, but returns at an equal number of model fits (H4). Neither stock nor guided FASTENER is the best selector across 17 methods and 39 datasets, under a decision tree, a random forest or LightGBM (H5, H6).</w:t>
       </w:r>
     </w:p>
     <w:p>
@@ -104,7 +104,7 @@
         <w:jc w:val="both"/>
       </w:pPr>
       <w:r>
-        <w:t xml:space="preserve">Across the field, the top is flat: four population searches (three FASTENER variants and sparse-start NSGA-II) are within 0.004 AUF of each other. Which method leads depends on the dataset cluster and on the classifier. FASTENER runs 4–8 times faster than the NSGA-II family at the same fit budget, but filters are 10–1,000 times cheaper again and win on small, wide datasets. We close with an outlook: the open statistical questions, an extension to regression, and two ways to upgrade FASTENER, with LLM reasoning as a prior and as a search operator, and with an LLM reasoning over a feature knowledge graph.</w:t>
+        <w:t xml:space="preserve">Across the field, the top is flat: the population searches (three FASTENER variants, sparse-start NSGA-II and, under LightGBM, POSS) are within 0.006 AUF of each other under both ensemble classifiers. Which method leads depends on the dataset cluster and on the classifier. FASTENER runs 4–8 times faster than the NSGA-II family at the same fit budget, but filters are 10–1,000 times cheaper again and win on small, wide datasets. We close with an outlook: the open statistical questions, an extension to regression, and two ways to upgrade FASTENER, with LLM reasoning as a prior and as a search operator, and with an LLM reasoning over a feature knowledge graph.</w:t>
       </w:r>
     </w:p>
     <w:p>
@@ -5739,7 +5739,7 @@
                 <w:sz w:val="18"/>
                 <w:szCs w:val="18"/>
               </w:rPr>
-              <w:t xml:space="preserve">Not confirmed (tree: 5 of 16; forest: 9 of 16)</w:t>
+              <w:t xml:space="preserve">Not confirmed (significant against tree: 5, forest: 9, LightGBM: 12 of 16)</w:t>
             </w:r>
           </w:p>
         </w:tc>
@@ -5864,7 +5864,7 @@
                 <w:sz w:val="18"/>
                 <w:szCs w:val="18"/>
               </w:rPr>
-              <w:t xml:space="preserve">Not confirmed (tree: 7 of 16; forest: 12 of 16)</w:t>
+              <w:t xml:space="preserve">Not confirmed (significant against tree: 7, forest: 12, LightGBM: 12 of 16)</w:t>
             </w:r>
           </w:p>
         </w:tc>
@@ -6696,7 +6696,7 @@
         <w:t xml:space="preserve">Setup.</w:t>
       </w:r>
       <w:r>
-        <w:t xml:space="preserve"> The full grid: 17 selectors, 39 datasets and 5 seeds, with AUF (K = 10) and a 6-hour cap per run. Each focal FASTENER arm had to beat all 16 opponents on wins and be Holm-significant against each. The grid was run twice: under the decision tree (H5H6-E01, about 2,200 runs over 3 days 8 hours on the workstation) and under a 100-tree random forest (H5H6-E02, 2,202 runs over 23.5 hours on Vega).</w:t>
+        <w:t xml:space="preserve"> The full grid: 17 selectors, 39 datasets and 5 seeds, with AUF (K = 10) and a 6-hour cap per run. Each focal FASTENER arm had to beat all 16 opponents on wins and be Holm-significant against each. The grid was run three times, with three classifiers: a decision tree (H5H6-E01, about 2,200 runs over 3 days 8 hours on the workstation), a 100-tree random forest (H5H6-E02, 2,202 runs over 23.5 hours on Vega) and LightGBM (H5H6-E03, 2,202 runs over 17 hours on Vega). LightGBM ran at its defaults except that the smallest leaf scales with the training split, min_child_samples = min(20, max(1, n_train/20)): at the default of 20 the smallest training splits (24–34 rows) barely split at all.</w:t>
       </w:r>
     </w:p>
     <w:p>
@@ -6709,7 +6709,7 @@
           <w:b/>
           <w:bCs/>
         </w:rPr>
-        <w:t xml:space="preserve">Verdicts: neither H5 nor H6, under either classifier.</w:t>
+        <w:t xml:space="preserve">Verdicts: neither H5 nor H6, under any of the three classifiers.</w:t>
       </w:r>
       <w:r>
         <w:t xml:space="preserve"> Table 5 counts the opponents each focal arm was significantly ahead of.</w:t>
@@ -6734,7 +6734,7 @@
           <w:sz w:val="18"/>
           <w:szCs w:val="18"/>
         </w:rPr>
-        <w:t xml:space="preserve">H5/H6: Holm-significant pairwise leads of the focal arms.</w:t>
+        <w:t xml:space="preserve">H5/H6: Holm-significant pairwise leads of the focal arms, under each classifier.</w:t>
       </w:r>
     </w:p>
     <w:tbl>
@@ -6750,9 +6750,10 @@
         </w:tblBorders>
       </w:tblPr>
       <w:tblGrid>
-        <w:gridCol w:w="2200"/>
-        <w:gridCol w:w="3580"/>
-        <w:gridCol w:w="3580"/>
+        <w:gridCol w:w="1800"/>
+        <w:gridCol w:w="2520"/>
+        <w:gridCol w:w="2520"/>
+        <w:gridCol w:w="2520"/>
       </w:tblGrid>
       <w:tr>
         <w:trPr>
@@ -6761,7 +6762,7 @@
         </w:trPr>
         <w:tc>
           <w:tcPr>
-            <w:tcW w:type="dxa" w:w="2200"/>
+            <w:tcW w:type="dxa" w:w="1800"/>
             <w:tcBorders>
               <w:top w:val="single" w:color="B0B0B0" w:sz="4"/>
               <w:left w:val="single" w:color="B0B0B0" w:sz="4"/>
@@ -6785,7 +6786,7 @@
         </w:tc>
         <w:tc>
           <w:tcPr>
-            <w:tcW w:type="dxa" w:w="3580"/>
+            <w:tcW w:type="dxa" w:w="2520"/>
             <w:tcBorders>
               <w:top w:val="single" w:color="B0B0B0" w:sz="4"/>
               <w:left w:val="single" w:color="B0B0B0" w:sz="4"/>
@@ -6818,7 +6819,7 @@
         </w:tc>
         <w:tc>
           <w:tcPr>
-            <w:tcW w:type="dxa" w:w="3580"/>
+            <w:tcW w:type="dxa" w:w="2520"/>
             <w:tcBorders>
               <w:top w:val="single" w:color="B0B0B0" w:sz="4"/>
               <w:left w:val="single" w:color="B0B0B0" w:sz="4"/>
@@ -6846,6 +6847,39 @@
                 <w:szCs w:val="18"/>
               </w:rPr>
               <w:t xml:space="preserve">random forest (E02)</w:t>
+            </w:r>
+          </w:p>
+        </w:tc>
+        <w:tc>
+          <w:tcPr>
+            <w:tcW w:type="dxa" w:w="2520"/>
+            <w:tcBorders>
+              <w:top w:val="single" w:color="B0B0B0" w:sz="4"/>
+              <w:left w:val="single" w:color="B0B0B0" w:sz="4"/>
+              <w:bottom w:val="single" w:color="B0B0B0" w:sz="4"/>
+              <w:right w:val="single" w:color="B0B0B0" w:sz="4"/>
+            </w:tcBorders>
+            <w:shd w:fill="DCE6F0" w:color="auto" w:val="clear"/>
+            <w:tcMar>
+              <w:top w:type="dxa" w:w="50"/>
+              <w:left w:type="dxa" w:w="90"/>
+              <w:bottom w:type="dxa" w:w="50"/>
+              <w:right w:type="dxa" w:w="90"/>
+            </w:tcMar>
+          </w:tcPr>
+          <w:p>
+            <w:pPr>
+              <w:keepNext/>
+              <w:jc w:val="left"/>
+            </w:pPr>
+            <w:r>
+              <w:rPr>
+                <w:b/>
+                <w:bCs/>
+                <w:sz w:val="18"/>
+                <w:szCs w:val="18"/>
+              </w:rPr>
+              <w:t xml:space="preserve">LightGBM (E03)</w:t>
             </w:r>
           </w:p>
         </w:tc>
@@ -6856,7 +6890,7 @@
         </w:trPr>
         <w:tc>
           <w:tcPr>
-            <w:tcW w:type="dxa" w:w="2200"/>
+            <w:tcW w:type="dxa" w:w="1800"/>
             <w:tcBorders>
               <w:top w:val="single" w:color="B0B0B0" w:sz="4"/>
               <w:left w:val="single" w:color="B0B0B0" w:sz="4"/>
@@ -6886,7 +6920,7 @@
         </w:tc>
         <w:tc>
           <w:tcPr>
-            <w:tcW w:type="dxa" w:w="3580"/>
+            <w:tcW w:type="dxa" w:w="2520"/>
             <w:tcBorders>
               <w:top w:val="single" w:color="B0B0B0" w:sz="4"/>
               <w:left w:val="single" w:color="B0B0B0" w:sz="4"/>
@@ -6916,7 +6950,7 @@
         </w:tc>
         <w:tc>
           <w:tcPr>
-            <w:tcW w:type="dxa" w:w="3580"/>
+            <w:tcW w:type="dxa" w:w="2520"/>
             <w:tcBorders>
               <w:top w:val="single" w:color="B0B0B0" w:sz="4"/>
               <w:left w:val="single" w:color="B0B0B0" w:sz="4"/>
@@ -6941,6 +6975,36 @@
                 <w:szCs w:val="18"/>
               </w:rPr>
               <w:t xml:space="preserve">9 of 16: + FS-SDS, RFE, tree importance, Boruta</w:t>
+            </w:r>
+          </w:p>
+        </w:tc>
+        <w:tc>
+          <w:tcPr>
+            <w:tcW w:type="dxa" w:w="2520"/>
+            <w:tcBorders>
+              <w:top w:val="single" w:color="B0B0B0" w:sz="4"/>
+              <w:left w:val="single" w:color="B0B0B0" w:sz="4"/>
+              <w:bottom w:val="single" w:color="B0B0B0" w:sz="4"/>
+              <w:right w:val="single" w:color="B0B0B0" w:sz="4"/>
+            </w:tcBorders>
+            <w:tcMar>
+              <w:top w:type="dxa" w:w="50"/>
+              <w:left w:type="dxa" w:w="90"/>
+              <w:bottom w:type="dxa" w:w="50"/>
+              <w:right w:type="dxa" w:w="90"/>
+            </w:tcMar>
+          </w:tcPr>
+          <w:p>
+            <w:pPr>
+              <w:keepNext/>
+              <w:jc w:val="left"/>
+            </w:pPr>
+            <w:r>
+              <w:rPr>
+                <w:sz w:val="18"/>
+                <w:szCs w:val="18"/>
+              </w:rPr>
+              <w:t xml:space="preserve">12 of 16: every filter and ranker, Boruta, FS-SDS, random subsets, NSGA-II, NSGAII-MIIP</w:t>
             </w:r>
           </w:p>
         </w:tc>
@@ -6951,7 +7015,7 @@
         </w:trPr>
         <w:tc>
           <w:tcPr>
-            <w:tcW w:type="dxa" w:w="2200"/>
+            <w:tcW w:type="dxa" w:w="1800"/>
             <w:tcBorders>
               <w:top w:val="single" w:color="B0B0B0" w:sz="4"/>
               <w:left w:val="single" w:color="B0B0B0" w:sz="4"/>
@@ -6981,7 +7045,7 @@
         </w:tc>
         <w:tc>
           <w:tcPr>
-            <w:tcW w:type="dxa" w:w="3580"/>
+            <w:tcW w:type="dxa" w:w="2520"/>
             <w:tcBorders>
               <w:top w:val="single" w:color="B0B0B0" w:sz="4"/>
               <w:left w:val="single" w:color="B0B0B0" w:sz="4"/>
@@ -7011,7 +7075,7 @@
         </w:tc>
         <w:tc>
           <w:tcPr>
-            <w:tcW w:type="dxa" w:w="3580"/>
+            <w:tcW w:type="dxa" w:w="2520"/>
             <w:tcBorders>
               <w:top w:val="single" w:color="B0B0B0" w:sz="4"/>
               <w:left w:val="single" w:color="B0B0B0" w:sz="4"/>
@@ -7036,6 +7100,36 @@
                 <w:szCs w:val="18"/>
               </w:rPr>
               <w:t xml:space="preserve">12 of 16: + POSS, mRMR, MI ranker; behind random swap (15-0-24) and sparse NSGA-II (14-0-25) on wins</w:t>
+            </w:r>
+          </w:p>
+        </w:tc>
+        <w:tc>
+          <w:tcPr>
+            <w:tcW w:type="dxa" w:w="2520"/>
+            <w:tcBorders>
+              <w:top w:val="single" w:color="B0B0B0" w:sz="4"/>
+              <w:left w:val="single" w:color="B0B0B0" w:sz="4"/>
+              <w:bottom w:val="single" w:color="B0B0B0" w:sz="4"/>
+              <w:right w:val="single" w:color="B0B0B0" w:sz="4"/>
+            </w:tcBorders>
+            <w:tcMar>
+              <w:top w:type="dxa" w:w="50"/>
+              <w:left w:type="dxa" w:w="90"/>
+              <w:bottom w:type="dxa" w:w="50"/>
+              <w:right w:type="dxa" w:w="90"/>
+            </w:tcMar>
+          </w:tcPr>
+          <w:p>
+            <w:pPr>
+              <w:keepNext/>
+              <w:jc w:val="left"/>
+            </w:pPr>
+            <w:r>
+              <w:rPr>
+                <w:sz w:val="18"/>
+                <w:szCs w:val="18"/>
+              </w:rPr>
+              <w:t xml:space="preserve">the same 12; ahead of stock on wins (22-0-17), behind random swap, sparse NSGA-II and POSS</w:t>
             </w:r>
           </w:p>
         </w:tc>
@@ -7046,7 +7140,7 @@
         </w:trPr>
         <w:tc>
           <w:tcPr>
-            <w:tcW w:type="dxa" w:w="2200"/>
+            <w:tcW w:type="dxa" w:w="1800"/>
             <w:tcBorders>
               <w:top w:val="single" w:color="B0B0B0" w:sz="4"/>
               <w:left w:val="single" w:color="B0B0B0" w:sz="4"/>
@@ -7076,7 +7170,7 @@
         </w:tc>
         <w:tc>
           <w:tcPr>
-            <w:tcW w:type="dxa" w:w="3580"/>
+            <w:tcW w:type="dxa" w:w="2520"/>
             <w:tcBorders>
               <w:top w:val="single" w:color="B0B0B0" w:sz="4"/>
               <w:left w:val="single" w:color="B0B0B0" w:sz="4"/>
@@ -7106,7 +7200,7 @@
         </w:tc>
         <w:tc>
           <w:tcPr>
-            <w:tcW w:type="dxa" w:w="3580"/>
+            <w:tcW w:type="dxa" w:w="2520"/>
             <w:tcBorders>
               <w:top w:val="single" w:color="B0B0B0" w:sz="4"/>
               <w:left w:val="single" w:color="B0B0B0" w:sz="4"/>
@@ -7131,6 +7225,36 @@
                 <w:szCs w:val="18"/>
               </w:rPr>
               <w:t xml:space="preserve">stock/guided/random FASTENER and sparse NSGA-II (within 0.004 AUF, Holm p ≈ 1), HSIC Lasso</w:t>
+            </w:r>
+          </w:p>
+        </w:tc>
+        <w:tc>
+          <w:tcPr>
+            <w:tcW w:type="dxa" w:w="2520"/>
+            <w:tcBorders>
+              <w:top w:val="single" w:color="B0B0B0" w:sz="4"/>
+              <w:left w:val="single" w:color="B0B0B0" w:sz="4"/>
+              <w:bottom w:val="single" w:color="B0B0B0" w:sz="4"/>
+              <w:right w:val="single" w:color="B0B0B0" w:sz="4"/>
+            </w:tcBorders>
+            <w:tcMar>
+              <w:top w:type="dxa" w:w="50"/>
+              <w:left w:type="dxa" w:w="90"/>
+              <w:bottom w:type="dxa" w:w="50"/>
+              <w:right w:type="dxa" w:w="90"/>
+            </w:tcMar>
+          </w:tcPr>
+          <w:p>
+            <w:pPr>
+              <w:keepNext w:val="false"/>
+              <w:jc w:val="left"/>
+            </w:pPr>
+            <w:r>
+              <w:rPr>
+                <w:sz w:val="18"/>
+                <w:szCs w:val="18"/>
+              </w:rPr>
+              <w:t xml:space="preserve">stock/guided/random FASTENER, sparse NSGA-II and POSS (within 0.006 AUF, Holm p = 1)</w:t>
             </w:r>
           </w:p>
         </w:tc>
@@ -7152,7 +7276,7 @@
           <wp:inline distT="0" distB="0" distL="0" distR="0">
             <wp:extent cx="5943600" cy="2381250"/>
             <wp:effectExtent t="0" r="0" b="0" l="0"/>
-            <wp:docPr id="7" name="fig7" descr="H5 under the random forest: stock FASTENER's AUF (K = 10) minus each opponent's, one point per dataset; filled points mark the 9 Holm-significant pairs." title="Figure 7"/>
+            <wp:docPr id="7" name="fig7" descr="H5 under LightGBM: stock FASTENER's AUF (K = 10) minus each opponent's, one point per dataset; filled points mark the 12 Holm-significant pairs." title="Figure 7"/>
             <wp:cNvGraphicFramePr>
               <a:graphicFrameLocks xmlns:a="http://schemas.openxmlformats.org/drawingml/2006/main" noChangeAspect="1"/>
             </wp:cNvGraphicFramePr>
@@ -7207,7 +7331,7 @@
           <w:sz w:val="18"/>
           <w:szCs w:val="18"/>
         </w:rPr>
-        <w:t xml:space="preserve">H5 under the random forest: stock FASTENER's AUF (K = 10) minus each opponent's, one point per dataset; filled points mark the 9 Holm-significant pairs.</w:t>
+        <w:t xml:space="preserve">H5 under LightGBM: stock FASTENER's AUF (K = 10) minus each opponent's, one point per dataset; filled points mark the 12 Holm-significant pairs.</w:t>
       </w:r>
     </w:p>
     <w:p>
@@ -7240,7 +7364,7 @@
         <w:t xml:space="preserve">The top is flat.</w:t>
       </w:r>
       <w:r>
-        <w:t xml:space="preserve"> Under both classifiers the same four population searches hold the top: stock, guided and random-swap FASTENER and sparse NSGA-II. Under the tree, guided FASTENER has the highest mean AUF (0.655 against 0.648 for each of the next three). Under the forest the four are within 0.004 of each other (0.690–0.694).</w:t>
+        <w:t xml:space="preserve"> Under all three classifiers the population searches hold the top: stock, guided and random-swap FASTENER and sparse NSGA-II, joined under LightGBM by POSS. Under the tree, guided FASTENER has the highest mean AUF (0.655 against 0.648 for each of the next three). Under the forest the four are within 0.004 of each other (0.690–0.694), under LightGBM the five within 0.006 (0.690–0.695). Guided FASTENER is never separable from stock FASTENER (Holm p 0.28, 1 and 1).</w:t>
       </w:r>
     </w:p>
     <w:p>
@@ -7260,7 +7384,7 @@
         <w:t xml:space="preserve">No selector dominates datasets.</w:t>
       </w:r>
       <w:r>
-        <w:t xml:space="preserve"> Under the tree, 14 of the 17 selectors are best on at least one dataset, and none on more than 7. On the median dataset the best selector is 0.014 AUF ahead of the fourth (0.011 under the forest).</w:t>
+        <w:t xml:space="preserve"> 12–14 of the 17 selectors are best on at least one dataset under each classifier. The most any selector wins is 7 datasets under the tree and the forest, and 10 under LightGBM (sparse NSGA-II, EOData among them). On the median dataset the best selector is 0.011–0.014 AUF ahead of the fourth.</w:t>
       </w:r>
     </w:p>
     <w:p>
@@ -7280,7 +7404,7 @@
         <w:t xml:space="preserve">Reach explains the OBL searches' losses.</w:t>
       </w:r>
       <w:r>
-        <w:t xml:space="preserve"> The smallest subset on the final front has more than 10 features in 70% of NSGA-II runs and 63% of NSGAII-MIIP runs under the tree (64% and 54% under the forest), so their mean AUF is 0.17–0.32. This confirms H1 at full scale. In the short-series clusters C4 and C7 they reach k ≤ 10 and compete; NSGAII-MIIP is best on Libras and MedicalImages.</w:t>
+        <w:t xml:space="preserve"> The smallest subset on the final front has more than 10 features in 70% of NSGA-II runs and 63% of NSGAII-MIIP runs under the tree (64% and 54% under the forest, 52% and 44% of the finished runs under LightGBM), so their mean AUF is 0.17–0.39. This confirms H1 at full scale. In the short-series clusters C4 and C7 they reach k ≤ 10 and compete: NSGAII-MIIP is best on Libras and MedicalImages under the tree and leads C4 under LightGBM.</w:t>
       </w:r>
     </w:p>
     <w:p>
@@ -7300,7 +7424,7 @@
         <w:t xml:space="preserve">The classifier moves the middle of the table (D2).</w:t>
       </w:r>
       <w:r>
-        <w:t xml:space="preserve"> The forest raises AUF in 78% of cells, by +0.037 on average. Search methods gain the most (+0.038 to +0.046) and the tree-based rankers the least (Boruta +0.004, tree importance +0.012, RFE +0.023), which fall by 1.9–2.8 places in mean rank. The rank order of methods is largely kept overall (Spearman 0.88) but much less per dataset (median 0.66). The cluster leader changes in six of eight clusters.</w:t>
+        <w:t xml:space="preserve"> The forest raises AUF over the tree in 78% of cells, by +0.037 on average, and LightGBM scores at the forest's level (higher in 51% of cells, +0.0007). Under the forest the tree-based rankers fall most (Boruta, tree importance, RFE: 1.9–2.8 places in mean rank); under LightGBM the MI ranker and HSIC Lasso drop and FS-SDS, POSS and Boruta rise. The method order is largely kept (Spearman 0.88–0.92 between classifiers) but much less per dataset (median 0.60–0.79). The cluster leader is the same under all three classifiers only on EOData.</w:t>
       </w:r>
     </w:p>
     <w:p>
@@ -7317,10 +7441,10 @@
           <w:b/>
           <w:bCs/>
         </w:rPr>
-        <w:t xml:space="preserve">Stagnation, not slowness, caused the timeouts.</w:t>
-      </w:r>
-      <w:r>
-        <w:t xml:space="preserve"> Under the tree, 42 of the 47 runs that hit the 6-hour cap were NSGA-II searches stalled on cached offspring (48,670 to 1.1 million generations). Under the forest, with the stagnation stop, no run timed out.</w:t>
+        <w:t xml:space="preserve">Timeouts: stalls under the tree, slowness under LightGBM.</w:t>
+      </w:r>
+      <w:r>
+        <w:t xml:space="preserve"> Under the tree, 42 of the 47 runs that hit the 6-hour cap were NSGA-II searches stalled on cached offspring (48,670 to 1.1 million generations). Under the forest, with the stagnation stop, no run timed out. Under LightGBM 71 runs did, 63 of them OBL-started NSGA-II searches that were still finding new subsets but had run only 9–95% of the generations their budget needs; 15 cells (NSGA-II, NSGAII-MIIP and RFE on the longest or widest sets, HSIC Lasso on EOData) have no result.</w:t>
       </w:r>
     </w:p>
     <w:p>
@@ -7334,7 +7458,7 @@
           <wp:inline distT="0" distB="0" distL="0" distR="0">
             <wp:extent cx="5943600" cy="2076450"/>
             <wp:effectExtent t="0" r="0" b="0" l="0"/>
-            <wp:docPr id="8" name="fig8" descr="Decision tree against random forest: each method's mean AUF (K = 10) under both classifiers (left) and its mean rank among the 17 selectors (right; arrow from tree to forest)." title="Figure 8"/>
+            <wp:docPr id="8" name="fig8" descr="The grid under the three classifiers: each method's mean AUF (K = 10) over the datasets all three have (left) and its mean rank among the 17 selectors (right), under the decision tree, the random forest and LightGBM." title="Figure 8"/>
             <wp:cNvGraphicFramePr>
               <a:graphicFrameLocks xmlns:a="http://schemas.openxmlformats.org/drawingml/2006/main" noChangeAspect="1"/>
             </wp:cNvGraphicFramePr>
@@ -7389,24 +7513,7 @@
           <w:sz w:val="18"/>
           <w:szCs w:val="18"/>
         </w:rPr>
-        <w:t xml:space="preserve">Decision tree against random forest: each method's mean AUF (K = 10) under both classifiers (left) and its mean rank among the 17 selectors (right; arrow from tree to forest).</w:t>
-      </w:r>
-    </w:p>
-    <w:p>
-      <w:pPr>
-        <w:pStyle w:val="Heading2"/>
-      </w:pPr>
-      <w:r>
-        <w:t xml:space="preserve">6.6 H5 and H6 under LightGBM (H5H6-E03, running)</w:t>
-      </w:r>
-    </w:p>
-    <w:p>
-      <w:pPr>
-        <w:spacing w:after="120"/>
-        <w:jc w:val="both"/>
-      </w:pPr>
-      <w:r>
-        <w:t xml:space="preserve">A third learner of a different kind, a boosted ensemble, is being tested on the same grid (DEC-44). It uses LightGBM's defaults, except that the smallest leaf scales with the training split: min_child_samples = min(20, max(1, n_train/20)). At the default of 20, the smallest training splits (24–34 rows) barely split at all. The experiment was registered on 28 October 2026 and runs on Vega. At the last check, 810 jobs had finished. One PEMS-SF Boruta run ran out of memory at 8 GB and is being rerun at 128 GB (actual peaks: PEMS-SF 14.5 GB, MotorImagery 19 GB, EigenWorms 9 GB). Several NSGA-II and NSGAII-MIIP runs, and RFE on the widest sets, are projected past the 6-hour cap under LightGBM. They will be reported as timed out, as registered. No result is read before the experiment completes.</w:t>
+        <w:t xml:space="preserve">The grid under the three classifiers: each method's mean AUF (K = 10) over the datasets all three have (left) and its mean rank among the 17 selectors (right), under the decision tree, the random forest and LightGBM.</w:t>
       </w:r>
     </w:p>
     <w:p>
@@ -8443,7 +8550,7 @@
                 <w:sz w:val="18"/>
                 <w:szCs w:val="18"/>
               </w:rPr>
-              <w:t xml:space="preserve">running</w:t>
+              <w:t xml:space="preserve">16 h 59 min (1,032 job-hours × 8 cores, finished runs)</w:t>
             </w:r>
           </w:p>
         </w:tc>
@@ -8558,7 +8665,7 @@
         <w:t xml:space="preserve">The classifier sets the scale.</w:t>
       </w:r>
       <w:r>
-        <w:t xml:space="preserve"> Under the 100-tree forest, all eight searches have medians of 27–35 min per run on 8 cores, about 20× the tree's cost. FASTENER's three arms take about 105 h each over the grid and the other searches 109–143 h. The filters barely change. FASTENER's slowest forest run took 1.7 h, while the slowest sparse NSGA-II run (HandOutlines) took 5.8 h.</w:t>
+        <w:t xml:space="preserve"> Under the 100-tree forest, all eight searches have medians of 27–35 min per run on 8 cores, about 20× the tree's cost. FASTENER's three arms take about 105 h each over the grid and the other searches 109–143 h. The filters barely change. FASTENER's slowest forest run took 1.7 h, while the slowest sparse NSGA-II run (HandOutlines) took 5.8 h. LightGBM halves the cost of a search run (medians 9–15 min, NSGA-II 22 min). With the fit cheaper, FASTENER's own work weighs more: it is now 30–50% slower per run than POSS and FS-SDS at the same fit budget, while under the forest it was level with them.</w:t>
       </w:r>
     </w:p>
     <w:p>
@@ -8580,12 +8687,12 @@
           <w:sz w:val="18"/>
           <w:szCs w:val="18"/>
         </w:rPr>
-        <w:t xml:space="preserve">Wall clock per run, by method. Tree = H5H6-E01, one core per run on the workstation; forest = H5H6-E02, 8 cores per run on HPC Vega. Totals sum all runs of a method (5 seeds × 39 datasets for the stochastic methods, one run per dataset for the deterministic ones); under the tree they exclude the 47 NSGA-II runs that hit the 6-hour cap and the 12 skipped cells.</w:t>
+        <w:t xml:space="preserve">Wall clock per run, by method. Tree = H5H6-E01, one core per run on the workstation; forest = H5H6-E02 and LightGBM = H5H6-E03, 8 cores per run on HPC Vega. Totals sum the finished runs of a method (5 seeds × 39 datasets for the stochastic methods, one run per dataset for the deterministic ones); they leave out the runs that hit the 6-hour cap (47 under the tree, none under the forest, 71 under LightGBM) and the 12 skipped cells.</w:t>
       </w:r>
     </w:p>
     <w:tbl>
       <w:tblPr>
-        <w:tblW w:type="dxa" w:w="9160"/>
+        <w:tblW w:type="dxa" w:w="9360"/>
         <w:tblBorders>
           <w:top w:val="single" w:color="auto" w:sz="4"/>
           <w:left w:val="single" w:color="auto" w:sz="4"/>
@@ -8599,10 +8706,10 @@
         <w:gridCol w:w="2460"/>
         <w:gridCol w:w="1150"/>
         <w:gridCol w:w="1150"/>
-        <w:gridCol w:w="1000"/>
-        <w:gridCol w:w="1200"/>
-        <w:gridCol w:w="1200"/>
-        <w:gridCol w:w="1000"/>
+        <w:gridCol w:w="1150"/>
+        <w:gridCol w:w="1150"/>
+        <w:gridCol w:w="1150"/>
+        <w:gridCol w:w="1150"/>
       </w:tblGrid>
       <w:tr>
         <w:trPr>
@@ -8704,13 +8811,13 @@
                 <w:sz w:val="18"/>
                 <w:szCs w:val="18"/>
               </w:rPr>
-              <w:t xml:space="preserve">tree: longest</w:t>
-            </w:r>
-          </w:p>
-        </w:tc>
-        <w:tc>
-          <w:tcPr>
-            <w:tcW w:type="dxa" w:w="1000"/>
+              <w:t xml:space="preserve">tree: total h</w:t>
+            </w:r>
+          </w:p>
+        </w:tc>
+        <w:tc>
+          <w:tcPr>
+            <w:tcW w:type="dxa" w:w="1150"/>
             <w:tcBorders>
               <w:top w:val="single" w:color="B0B0B0" w:sz="4"/>
               <w:left w:val="single" w:color="B0B0B0" w:sz="4"/>
@@ -8737,13 +8844,13 @@
                 <w:sz w:val="18"/>
                 <w:szCs w:val="18"/>
               </w:rPr>
-              <w:t xml:space="preserve">tree: total h</w:t>
-            </w:r>
-          </w:p>
-        </w:tc>
-        <w:tc>
-          <w:tcPr>
-            <w:tcW w:type="dxa" w:w="1200"/>
+              <w:t xml:space="preserve">forest: median run</w:t>
+            </w:r>
+          </w:p>
+        </w:tc>
+        <w:tc>
+          <w:tcPr>
+            <w:tcW w:type="dxa" w:w="1150"/>
             <w:tcBorders>
               <w:top w:val="single" w:color="B0B0B0" w:sz="4"/>
               <w:left w:val="single" w:color="B0B0B0" w:sz="4"/>
@@ -8770,13 +8877,13 @@
                 <w:sz w:val="18"/>
                 <w:szCs w:val="18"/>
               </w:rPr>
-              <w:t xml:space="preserve">forest: median run</w:t>
-            </w:r>
-          </w:p>
-        </w:tc>
-        <w:tc>
-          <w:tcPr>
-            <w:tcW w:type="dxa" w:w="1200"/>
+              <w:t xml:space="preserve">forest: total h</w:t>
+            </w:r>
+          </w:p>
+        </w:tc>
+        <w:tc>
+          <w:tcPr>
+            <w:tcW w:type="dxa" w:w="1150"/>
             <w:tcBorders>
               <w:top w:val="single" w:color="B0B0B0" w:sz="4"/>
               <w:left w:val="single" w:color="B0B0B0" w:sz="4"/>
@@ -8803,13 +8910,13 @@
                 <w:sz w:val="18"/>
                 <w:szCs w:val="18"/>
               </w:rPr>
-              <w:t xml:space="preserve">forest: longest</w:t>
-            </w:r>
-          </w:p>
-        </w:tc>
-        <w:tc>
-          <w:tcPr>
-            <w:tcW w:type="dxa" w:w="1000"/>
+              <w:t xml:space="preserve">LightGBM: median run</w:t>
+            </w:r>
+          </w:p>
+        </w:tc>
+        <w:tc>
+          <w:tcPr>
+            <w:tcW w:type="dxa" w:w="1150"/>
             <w:tcBorders>
               <w:top w:val="single" w:color="B0B0B0" w:sz="4"/>
               <w:left w:val="single" w:color="B0B0B0" w:sz="4"/>
@@ -8836,7 +8943,7 @@
                 <w:sz w:val="18"/>
                 <w:szCs w:val="18"/>
               </w:rPr>
-              <w:t xml:space="preserve">forest: total h</w:t>
+              <w:t xml:space="preserve">LightGBM: total h</w:t>
             </w:r>
           </w:p>
         </w:tc>
@@ -8931,13 +9038,13 @@
                 <w:sz w:val="18"/>
                 <w:szCs w:val="18"/>
               </w:rPr>
-              <w:t xml:space="preserve">31 min</w:t>
-            </w:r>
-          </w:p>
-        </w:tc>
-        <w:tc>
-          <w:tcPr>
-            <w:tcW w:type="dxa" w:w="1000"/>
+              <w:t xml:space="preserve">14.4</w:t>
+            </w:r>
+          </w:p>
+        </w:tc>
+        <w:tc>
+          <w:tcPr>
+            <w:tcW w:type="dxa" w:w="1150"/>
             <w:tcBorders>
               <w:top w:val="single" w:color="B0B0B0" w:sz="4"/>
               <w:left w:val="single" w:color="B0B0B0" w:sz="4"/>
@@ -8961,13 +9068,13 @@
                 <w:sz w:val="18"/>
                 <w:szCs w:val="18"/>
               </w:rPr>
-              <w:t xml:space="preserve">14.4</w:t>
-            </w:r>
-          </w:p>
-        </w:tc>
-        <w:tc>
-          <w:tcPr>
-            <w:tcW w:type="dxa" w:w="1200"/>
+              <w:t xml:space="preserve">34 min</w:t>
+            </w:r>
+          </w:p>
+        </w:tc>
+        <w:tc>
+          <w:tcPr>
+            <w:tcW w:type="dxa" w:w="1150"/>
             <w:tcBorders>
               <w:top w:val="single" w:color="B0B0B0" w:sz="4"/>
               <w:left w:val="single" w:color="B0B0B0" w:sz="4"/>
@@ -8991,13 +9098,13 @@
                 <w:sz w:val="18"/>
                 <w:szCs w:val="18"/>
               </w:rPr>
-              <w:t xml:space="preserve">34 min</w:t>
-            </w:r>
-          </w:p>
-        </w:tc>
-        <w:tc>
-          <w:tcPr>
-            <w:tcW w:type="dxa" w:w="1200"/>
+              <w:t xml:space="preserve">107.7</w:t>
+            </w:r>
+          </w:p>
+        </w:tc>
+        <w:tc>
+          <w:tcPr>
+            <w:tcW w:type="dxa" w:w="1150"/>
             <w:tcBorders>
               <w:top w:val="single" w:color="B0B0B0" w:sz="4"/>
               <w:left w:val="single" w:color="B0B0B0" w:sz="4"/>
@@ -9021,13 +9128,13 @@
                 <w:sz w:val="18"/>
                 <w:szCs w:val="18"/>
               </w:rPr>
-              <w:t xml:space="preserve">103 min</w:t>
-            </w:r>
-          </w:p>
-        </w:tc>
-        <w:tc>
-          <w:tcPr>
-            <w:tcW w:type="dxa" w:w="1000"/>
+              <w:t xml:space="preserve">14 min</w:t>
+            </w:r>
+          </w:p>
+        </w:tc>
+        <w:tc>
+          <w:tcPr>
+            <w:tcW w:type="dxa" w:w="1150"/>
             <w:tcBorders>
               <w:top w:val="single" w:color="B0B0B0" w:sz="4"/>
               <w:left w:val="single" w:color="B0B0B0" w:sz="4"/>
@@ -9051,7 +9158,7 @@
                 <w:sz w:val="18"/>
                 <w:szCs w:val="18"/>
               </w:rPr>
-              <w:t xml:space="preserve">107.7</w:t>
+              <w:t xml:space="preserve">124.0</w:t>
             </w:r>
           </w:p>
         </w:tc>
@@ -9146,13 +9253,13 @@
                 <w:sz w:val="18"/>
                 <w:szCs w:val="18"/>
               </w:rPr>
-              <w:t xml:space="preserve">27 min</w:t>
-            </w:r>
-          </w:p>
-        </w:tc>
-        <w:tc>
-          <w:tcPr>
-            <w:tcW w:type="dxa" w:w="1000"/>
+              <w:t xml:space="preserve">13.9</w:t>
+            </w:r>
+          </w:p>
+        </w:tc>
+        <w:tc>
+          <w:tcPr>
+            <w:tcW w:type="dxa" w:w="1150"/>
             <w:tcBorders>
               <w:top w:val="single" w:color="B0B0B0" w:sz="4"/>
               <w:left w:val="single" w:color="B0B0B0" w:sz="4"/>
@@ -9176,13 +9283,13 @@
                 <w:sz w:val="18"/>
                 <w:szCs w:val="18"/>
               </w:rPr>
-              <w:t xml:space="preserve">13.9</w:t>
-            </w:r>
-          </w:p>
-        </w:tc>
-        <w:tc>
-          <w:tcPr>
-            <w:tcW w:type="dxa" w:w="1200"/>
+              <w:t xml:space="preserve">33 min</w:t>
+            </w:r>
+          </w:p>
+        </w:tc>
+        <w:tc>
+          <w:tcPr>
+            <w:tcW w:type="dxa" w:w="1150"/>
             <w:tcBorders>
               <w:top w:val="single" w:color="B0B0B0" w:sz="4"/>
               <w:left w:val="single" w:color="B0B0B0" w:sz="4"/>
@@ -9206,13 +9313,13 @@
                 <w:sz w:val="18"/>
                 <w:szCs w:val="18"/>
               </w:rPr>
-              <w:t xml:space="preserve">33 min</w:t>
-            </w:r>
-          </w:p>
-        </w:tc>
-        <w:tc>
-          <w:tcPr>
-            <w:tcW w:type="dxa" w:w="1200"/>
+              <w:t xml:space="preserve">106.1</w:t>
+            </w:r>
+          </w:p>
+        </w:tc>
+        <w:tc>
+          <w:tcPr>
+            <w:tcW w:type="dxa" w:w="1150"/>
             <w:tcBorders>
               <w:top w:val="single" w:color="B0B0B0" w:sz="4"/>
               <w:left w:val="single" w:color="B0B0B0" w:sz="4"/>
@@ -9236,13 +9343,13 @@
                 <w:sz w:val="18"/>
                 <w:szCs w:val="18"/>
               </w:rPr>
-              <w:t xml:space="preserve">90 min</w:t>
-            </w:r>
-          </w:p>
-        </w:tc>
-        <w:tc>
-          <w:tcPr>
-            <w:tcW w:type="dxa" w:w="1000"/>
+              <w:t xml:space="preserve">13 min</w:t>
+            </w:r>
+          </w:p>
+        </w:tc>
+        <w:tc>
+          <w:tcPr>
+            <w:tcW w:type="dxa" w:w="1150"/>
             <w:tcBorders>
               <w:top w:val="single" w:color="B0B0B0" w:sz="4"/>
               <w:left w:val="single" w:color="B0B0B0" w:sz="4"/>
@@ -9266,7 +9373,7 @@
                 <w:sz w:val="18"/>
                 <w:szCs w:val="18"/>
               </w:rPr>
-              <w:t xml:space="preserve">106.1</w:t>
+              <w:t xml:space="preserve">119.1</w:t>
             </w:r>
           </w:p>
         </w:tc>
@@ -9361,13 +9468,13 @@
                 <w:sz w:val="18"/>
                 <w:szCs w:val="18"/>
               </w:rPr>
-              <w:t xml:space="preserve">28 min</w:t>
-            </w:r>
-          </w:p>
-        </w:tc>
-        <w:tc>
-          <w:tcPr>
-            <w:tcW w:type="dxa" w:w="1000"/>
+              <w:t xml:space="preserve">13.7</w:t>
+            </w:r>
+          </w:p>
+        </w:tc>
+        <w:tc>
+          <w:tcPr>
+            <w:tcW w:type="dxa" w:w="1150"/>
             <w:tcBorders>
               <w:top w:val="single" w:color="B0B0B0" w:sz="4"/>
               <w:left w:val="single" w:color="B0B0B0" w:sz="4"/>
@@ -9391,13 +9498,13 @@
                 <w:sz w:val="18"/>
                 <w:szCs w:val="18"/>
               </w:rPr>
-              <w:t xml:space="preserve">13.7</w:t>
-            </w:r>
-          </w:p>
-        </w:tc>
-        <w:tc>
-          <w:tcPr>
-            <w:tcW w:type="dxa" w:w="1200"/>
+              <w:t xml:space="preserve">33 min</w:t>
+            </w:r>
+          </w:p>
+        </w:tc>
+        <w:tc>
+          <w:tcPr>
+            <w:tcW w:type="dxa" w:w="1150"/>
             <w:tcBorders>
               <w:top w:val="single" w:color="B0B0B0" w:sz="4"/>
               <w:left w:val="single" w:color="B0B0B0" w:sz="4"/>
@@ -9421,13 +9528,13 @@
                 <w:sz w:val="18"/>
                 <w:szCs w:val="18"/>
               </w:rPr>
-              <w:t xml:space="preserve">33 min</w:t>
-            </w:r>
-          </w:p>
-        </w:tc>
-        <w:tc>
-          <w:tcPr>
-            <w:tcW w:type="dxa" w:w="1200"/>
+              <w:t xml:space="preserve">103.8</w:t>
+            </w:r>
+          </w:p>
+        </w:tc>
+        <w:tc>
+          <w:tcPr>
+            <w:tcW w:type="dxa" w:w="1150"/>
             <w:tcBorders>
               <w:top w:val="single" w:color="B0B0B0" w:sz="4"/>
               <w:left w:val="single" w:color="B0B0B0" w:sz="4"/>
@@ -9451,13 +9558,13 @@
                 <w:sz w:val="18"/>
                 <w:szCs w:val="18"/>
               </w:rPr>
-              <w:t xml:space="preserve">88 min</w:t>
-            </w:r>
-          </w:p>
-        </w:tc>
-        <w:tc>
-          <w:tcPr>
-            <w:tcW w:type="dxa" w:w="1000"/>
+              <w:t xml:space="preserve">15 min</w:t>
+            </w:r>
+          </w:p>
+        </w:tc>
+        <w:tc>
+          <w:tcPr>
+            <w:tcW w:type="dxa" w:w="1150"/>
             <w:tcBorders>
               <w:top w:val="single" w:color="B0B0B0" w:sz="4"/>
               <w:left w:val="single" w:color="B0B0B0" w:sz="4"/>
@@ -9481,7 +9588,7 @@
                 <w:sz w:val="18"/>
                 <w:szCs w:val="18"/>
               </w:rPr>
-              <w:t xml:space="preserve">103.8</w:t>
+              <w:t xml:space="preserve">117.2</w:t>
             </w:r>
           </w:p>
         </w:tc>
@@ -9576,13 +9683,13 @@
                 <w:sz w:val="18"/>
                 <w:szCs w:val="18"/>
               </w:rPr>
-              <w:t xml:space="preserve">5.1 h</w:t>
-            </w:r>
-          </w:p>
-        </w:tc>
-        <w:tc>
-          <w:tcPr>
-            <w:tcW w:type="dxa" w:w="1000"/>
+              <w:t xml:space="preserve">62.0</w:t>
+            </w:r>
+          </w:p>
+        </w:tc>
+        <w:tc>
+          <w:tcPr>
+            <w:tcW w:type="dxa" w:w="1150"/>
             <w:tcBorders>
               <w:top w:val="single" w:color="B0B0B0" w:sz="4"/>
               <w:left w:val="single" w:color="B0B0B0" w:sz="4"/>
@@ -9606,13 +9713,13 @@
                 <w:sz w:val="18"/>
                 <w:szCs w:val="18"/>
               </w:rPr>
-              <w:t xml:space="preserve">62.0</w:t>
-            </w:r>
-          </w:p>
-        </w:tc>
-        <w:tc>
-          <w:tcPr>
-            <w:tcW w:type="dxa" w:w="1200"/>
+              <w:t xml:space="preserve">27 min</w:t>
+            </w:r>
+          </w:p>
+        </w:tc>
+        <w:tc>
+          <w:tcPr>
+            <w:tcW w:type="dxa" w:w="1150"/>
             <w:tcBorders>
               <w:top w:val="single" w:color="B0B0B0" w:sz="4"/>
               <w:left w:val="single" w:color="B0B0B0" w:sz="4"/>
@@ -9636,13 +9743,13 @@
                 <w:sz w:val="18"/>
                 <w:szCs w:val="18"/>
               </w:rPr>
-              <w:t xml:space="preserve">27 min</w:t>
-            </w:r>
-          </w:p>
-        </w:tc>
-        <w:tc>
-          <w:tcPr>
-            <w:tcW w:type="dxa" w:w="1200"/>
+              <w:t xml:space="preserve">142.9</w:t>
+            </w:r>
+          </w:p>
+        </w:tc>
+        <w:tc>
+          <w:tcPr>
+            <w:tcW w:type="dxa" w:w="1150"/>
             <w:tcBorders>
               <w:top w:val="single" w:color="B0B0B0" w:sz="4"/>
               <w:left w:val="single" w:color="B0B0B0" w:sz="4"/>
@@ -9666,13 +9773,13 @@
                 <w:sz w:val="18"/>
                 <w:szCs w:val="18"/>
               </w:rPr>
-              <w:t xml:space="preserve">5.8 h</w:t>
-            </w:r>
-          </w:p>
-        </w:tc>
-        <w:tc>
-          <w:tcPr>
-            <w:tcW w:type="dxa" w:w="1000"/>
+              <w:t xml:space="preserve">9 min</w:t>
+            </w:r>
+          </w:p>
+        </w:tc>
+        <w:tc>
+          <w:tcPr>
+            <w:tcW w:type="dxa" w:w="1150"/>
             <w:tcBorders>
               <w:top w:val="single" w:color="B0B0B0" w:sz="4"/>
               <w:left w:val="single" w:color="B0B0B0" w:sz="4"/>
@@ -9696,7 +9803,7 @@
                 <w:sz w:val="18"/>
                 <w:szCs w:val="18"/>
               </w:rPr>
-              <w:t xml:space="preserve">142.9</w:t>
+              <w:t xml:space="preserve">107.6</w:t>
             </w:r>
           </w:p>
         </w:tc>
@@ -9791,13 +9898,13 @@
                 <w:sz w:val="18"/>
                 <w:szCs w:val="18"/>
               </w:rPr>
-              <w:t xml:space="preserve">4.5 h</w:t>
-            </w:r>
-          </w:p>
-        </w:tc>
-        <w:tc>
-          <w:tcPr>
-            <w:tcW w:type="dxa" w:w="1000"/>
+              <w:t xml:space="preserve">132.2</w:t>
+            </w:r>
+          </w:p>
+        </w:tc>
+        <w:tc>
+          <w:tcPr>
+            <w:tcW w:type="dxa" w:w="1150"/>
             <w:tcBorders>
               <w:top w:val="single" w:color="B0B0B0" w:sz="4"/>
               <w:left w:val="single" w:color="B0B0B0" w:sz="4"/>
@@ -9821,13 +9928,13 @@
                 <w:sz w:val="18"/>
                 <w:szCs w:val="18"/>
               </w:rPr>
-              <w:t xml:space="preserve">132.2</w:t>
-            </w:r>
-          </w:p>
-        </w:tc>
-        <w:tc>
-          <w:tcPr>
-            <w:tcW w:type="dxa" w:w="1200"/>
+              <w:t xml:space="preserve">35 min</w:t>
+            </w:r>
+          </w:p>
+        </w:tc>
+        <w:tc>
+          <w:tcPr>
+            <w:tcW w:type="dxa" w:w="1150"/>
             <w:tcBorders>
               <w:top w:val="single" w:color="B0B0B0" w:sz="4"/>
               <w:left w:val="single" w:color="B0B0B0" w:sz="4"/>
@@ -9851,13 +9958,13 @@
                 <w:sz w:val="18"/>
                 <w:szCs w:val="18"/>
               </w:rPr>
-              <w:t xml:space="preserve">35 min</w:t>
-            </w:r>
-          </w:p>
-        </w:tc>
-        <w:tc>
-          <w:tcPr>
-            <w:tcW w:type="dxa" w:w="1200"/>
+              <w:t xml:space="preserve">113.8</w:t>
+            </w:r>
+          </w:p>
+        </w:tc>
+        <w:tc>
+          <w:tcPr>
+            <w:tcW w:type="dxa" w:w="1150"/>
             <w:tcBorders>
               <w:top w:val="single" w:color="B0B0B0" w:sz="4"/>
               <w:left w:val="single" w:color="B0B0B0" w:sz="4"/>
@@ -9881,13 +9988,13 @@
                 <w:sz w:val="18"/>
                 <w:szCs w:val="18"/>
               </w:rPr>
-              <w:t xml:space="preserve">2.8 h</w:t>
-            </w:r>
-          </w:p>
-        </w:tc>
-        <w:tc>
-          <w:tcPr>
-            <w:tcW w:type="dxa" w:w="1000"/>
+              <w:t xml:space="preserve">23 min</w:t>
+            </w:r>
+          </w:p>
+        </w:tc>
+        <w:tc>
+          <w:tcPr>
+            <w:tcW w:type="dxa" w:w="1150"/>
             <w:tcBorders>
               <w:top w:val="single" w:color="B0B0B0" w:sz="4"/>
               <w:left w:val="single" w:color="B0B0B0" w:sz="4"/>
@@ -9911,7 +10018,7 @@
                 <w:sz w:val="18"/>
                 <w:szCs w:val="18"/>
               </w:rPr>
-              <w:t xml:space="preserve">113.8</w:t>
+              <w:t xml:space="preserve">142.0</w:t>
             </w:r>
           </w:p>
         </w:tc>
@@ -10006,13 +10113,13 @@
                 <w:sz w:val="18"/>
                 <w:szCs w:val="18"/>
               </w:rPr>
-              <w:t xml:space="preserve">2.7 h</w:t>
-            </w:r>
-          </w:p>
-        </w:tc>
-        <w:tc>
-          <w:tcPr>
-            <w:tcW w:type="dxa" w:w="1000"/>
+              <w:t xml:space="preserve">79.1</w:t>
+            </w:r>
+          </w:p>
+        </w:tc>
+        <w:tc>
+          <w:tcPr>
+            <w:tcW w:type="dxa" w:w="1150"/>
             <w:tcBorders>
               <w:top w:val="single" w:color="B0B0B0" w:sz="4"/>
               <w:left w:val="single" w:color="B0B0B0" w:sz="4"/>
@@ -10036,13 +10143,13 @@
                 <w:sz w:val="18"/>
                 <w:szCs w:val="18"/>
               </w:rPr>
-              <w:t xml:space="preserve">79.1</w:t>
-            </w:r>
-          </w:p>
-        </w:tc>
-        <w:tc>
-          <w:tcPr>
-            <w:tcW w:type="dxa" w:w="1200"/>
+              <w:t xml:space="preserve">33 min</w:t>
+            </w:r>
+          </w:p>
+        </w:tc>
+        <w:tc>
+          <w:tcPr>
+            <w:tcW w:type="dxa" w:w="1150"/>
             <w:tcBorders>
               <w:top w:val="single" w:color="B0B0B0" w:sz="4"/>
               <w:left w:val="single" w:color="B0B0B0" w:sz="4"/>
@@ -10066,13 +10173,13 @@
                 <w:sz w:val="18"/>
                 <w:szCs w:val="18"/>
               </w:rPr>
-              <w:t xml:space="preserve">33 min</w:t>
-            </w:r>
-          </w:p>
-        </w:tc>
-        <w:tc>
-          <w:tcPr>
-            <w:tcW w:type="dxa" w:w="1200"/>
+              <w:t xml:space="preserve">108.6</w:t>
+            </w:r>
+          </w:p>
+        </w:tc>
+        <w:tc>
+          <w:tcPr>
+            <w:tcW w:type="dxa" w:w="1150"/>
             <w:tcBorders>
               <w:top w:val="single" w:color="B0B0B0" w:sz="4"/>
               <w:left w:val="single" w:color="B0B0B0" w:sz="4"/>
@@ -10096,13 +10203,13 @@
                 <w:sz w:val="18"/>
                 <w:szCs w:val="18"/>
               </w:rPr>
-              <w:t xml:space="preserve">2.9 h</w:t>
-            </w:r>
-          </w:p>
-        </w:tc>
-        <w:tc>
-          <w:tcPr>
-            <w:tcW w:type="dxa" w:w="1000"/>
+              <w:t xml:space="preserve">22 min</w:t>
+            </w:r>
+          </w:p>
+        </w:tc>
+        <w:tc>
+          <w:tcPr>
+            <w:tcW w:type="dxa" w:w="1150"/>
             <w:tcBorders>
               <w:top w:val="single" w:color="B0B0B0" w:sz="4"/>
               <w:left w:val="single" w:color="B0B0B0" w:sz="4"/>
@@ -10126,7 +10233,7 @@
                 <w:sz w:val="18"/>
                 <w:szCs w:val="18"/>
               </w:rPr>
-              <w:t xml:space="preserve">108.6</w:t>
+              <w:t xml:space="preserve">135.5</w:t>
             </w:r>
           </w:p>
         </w:tc>
@@ -10221,13 +10328,13 @@
                 <w:sz w:val="18"/>
                 <w:szCs w:val="18"/>
               </w:rPr>
-              <w:t xml:space="preserve">32 min</w:t>
-            </w:r>
-          </w:p>
-        </w:tc>
-        <w:tc>
-          <w:tcPr>
-            <w:tcW w:type="dxa" w:w="1000"/>
+              <w:t xml:space="preserve">10.7</w:t>
+            </w:r>
+          </w:p>
+        </w:tc>
+        <w:tc>
+          <w:tcPr>
+            <w:tcW w:type="dxa" w:w="1150"/>
             <w:tcBorders>
               <w:top w:val="single" w:color="B0B0B0" w:sz="4"/>
               <w:left w:val="single" w:color="B0B0B0" w:sz="4"/>
@@ -10251,13 +10358,13 @@
                 <w:sz w:val="18"/>
                 <w:szCs w:val="18"/>
               </w:rPr>
-              <w:t xml:space="preserve">10.7</w:t>
-            </w:r>
-          </w:p>
-        </w:tc>
-        <w:tc>
-          <w:tcPr>
-            <w:tcW w:type="dxa" w:w="1200"/>
+              <w:t xml:space="preserve">32 min</w:t>
+            </w:r>
+          </w:p>
+        </w:tc>
+        <w:tc>
+          <w:tcPr>
+            <w:tcW w:type="dxa" w:w="1150"/>
             <w:tcBorders>
               <w:top w:val="single" w:color="B0B0B0" w:sz="4"/>
               <w:left w:val="single" w:color="B0B0B0" w:sz="4"/>
@@ -10281,13 +10388,13 @@
                 <w:sz w:val="18"/>
                 <w:szCs w:val="18"/>
               </w:rPr>
-              <w:t xml:space="preserve">32 min</w:t>
-            </w:r>
-          </w:p>
-        </w:tc>
-        <w:tc>
-          <w:tcPr>
-            <w:tcW w:type="dxa" w:w="1200"/>
+              <w:t xml:space="preserve">131.7</w:t>
+            </w:r>
+          </w:p>
+        </w:tc>
+        <w:tc>
+          <w:tcPr>
+            <w:tcW w:type="dxa" w:w="1150"/>
             <w:tcBorders>
               <w:top w:val="single" w:color="B0B0B0" w:sz="4"/>
               <w:left w:val="single" w:color="B0B0B0" w:sz="4"/>
@@ -10311,13 +10418,13 @@
                 <w:sz w:val="18"/>
                 <w:szCs w:val="18"/>
               </w:rPr>
-              <w:t xml:space="preserve">109 min</w:t>
-            </w:r>
-          </w:p>
-        </w:tc>
-        <w:tc>
-          <w:tcPr>
-            <w:tcW w:type="dxa" w:w="1000"/>
+              <w:t xml:space="preserve">10 min</w:t>
+            </w:r>
+          </w:p>
+        </w:tc>
+        <w:tc>
+          <w:tcPr>
+            <w:tcW w:type="dxa" w:w="1150"/>
             <w:tcBorders>
               <w:top w:val="single" w:color="B0B0B0" w:sz="4"/>
               <w:left w:val="single" w:color="B0B0B0" w:sz="4"/>
@@ -10341,7 +10448,7 @@
                 <w:sz w:val="18"/>
                 <w:szCs w:val="18"/>
               </w:rPr>
-              <w:t xml:space="preserve">131.7</w:t>
+              <w:t xml:space="preserve">102.4</w:t>
             </w:r>
           </w:p>
         </w:tc>
@@ -10436,13 +10543,13 @@
                 <w:sz w:val="18"/>
                 <w:szCs w:val="18"/>
               </w:rPr>
-              <w:t xml:space="preserve">24 min</w:t>
-            </w:r>
-          </w:p>
-        </w:tc>
-        <w:tc>
-          <w:tcPr>
-            <w:tcW w:type="dxa" w:w="1000"/>
+              <w:t xml:space="preserve">11.1</w:t>
+            </w:r>
+          </w:p>
+        </w:tc>
+        <w:tc>
+          <w:tcPr>
+            <w:tcW w:type="dxa" w:w="1150"/>
             <w:tcBorders>
               <w:top w:val="single" w:color="B0B0B0" w:sz="4"/>
               <w:left w:val="single" w:color="B0B0B0" w:sz="4"/>
@@ -10466,13 +10573,13 @@
                 <w:sz w:val="18"/>
                 <w:szCs w:val="18"/>
               </w:rPr>
-              <w:t xml:space="preserve">11.1</w:t>
-            </w:r>
-          </w:p>
-        </w:tc>
-        <w:tc>
-          <w:tcPr>
-            <w:tcW w:type="dxa" w:w="1200"/>
+              <w:t xml:space="preserve">31 min</w:t>
+            </w:r>
+          </w:p>
+        </w:tc>
+        <w:tc>
+          <w:tcPr>
+            <w:tcW w:type="dxa" w:w="1150"/>
             <w:tcBorders>
               <w:top w:val="single" w:color="B0B0B0" w:sz="4"/>
               <w:left w:val="single" w:color="B0B0B0" w:sz="4"/>
@@ -10496,13 +10603,13 @@
                 <w:sz w:val="18"/>
                 <w:szCs w:val="18"/>
               </w:rPr>
-              <w:t xml:space="preserve">31 min</w:t>
-            </w:r>
-          </w:p>
-        </w:tc>
-        <w:tc>
-          <w:tcPr>
-            <w:tcW w:type="dxa" w:w="1200"/>
+              <w:t xml:space="preserve">130.5</w:t>
+            </w:r>
+          </w:p>
+        </w:tc>
+        <w:tc>
+          <w:tcPr>
+            <w:tcW w:type="dxa" w:w="1150"/>
             <w:tcBorders>
               <w:top w:val="single" w:color="B0B0B0" w:sz="4"/>
               <w:left w:val="single" w:color="B0B0B0" w:sz="4"/>
@@ -10526,13 +10633,13 @@
                 <w:sz w:val="18"/>
                 <w:szCs w:val="18"/>
               </w:rPr>
-              <w:t xml:space="preserve">2.3 h</w:t>
-            </w:r>
-          </w:p>
-        </w:tc>
-        <w:tc>
-          <w:tcPr>
-            <w:tcW w:type="dxa" w:w="1000"/>
+              <w:t xml:space="preserve">10 min</w:t>
+            </w:r>
+          </w:p>
+        </w:tc>
+        <w:tc>
+          <w:tcPr>
+            <w:tcW w:type="dxa" w:w="1150"/>
             <w:tcBorders>
               <w:top w:val="single" w:color="B0B0B0" w:sz="4"/>
               <w:left w:val="single" w:color="B0B0B0" w:sz="4"/>
@@ -10556,7 +10663,7 @@
                 <w:sz w:val="18"/>
                 <w:szCs w:val="18"/>
               </w:rPr>
-              <w:t xml:space="preserve">130.5</w:t>
+              <w:t xml:space="preserve">109.0</w:t>
             </w:r>
           </w:p>
         </w:tc>
@@ -10651,13 +10758,13 @@
                 <w:sz w:val="18"/>
                 <w:szCs w:val="18"/>
               </w:rPr>
-              <w:t xml:space="preserve">32 min</w:t>
-            </w:r>
-          </w:p>
-        </w:tc>
-        <w:tc>
-          <w:tcPr>
-            <w:tcW w:type="dxa" w:w="1000"/>
+              <w:t xml:space="preserve">8.8</w:t>
+            </w:r>
+          </w:p>
+        </w:tc>
+        <w:tc>
+          <w:tcPr>
+            <w:tcW w:type="dxa" w:w="1150"/>
             <w:tcBorders>
               <w:top w:val="single" w:color="B0B0B0" w:sz="4"/>
               <w:left w:val="single" w:color="B0B0B0" w:sz="4"/>
@@ -10681,13 +10788,13 @@
                 <w:sz w:val="18"/>
                 <w:szCs w:val="18"/>
               </w:rPr>
-              <w:t xml:space="preserve">8.8</w:t>
-            </w:r>
-          </w:p>
-        </w:tc>
-        <w:tc>
-          <w:tcPr>
-            <w:tcW w:type="dxa" w:w="1200"/>
+              <w:t xml:space="preserve">25 s</w:t>
+            </w:r>
+          </w:p>
+        </w:tc>
+        <w:tc>
+          <w:tcPr>
+            <w:tcW w:type="dxa" w:w="1150"/>
             <w:tcBorders>
               <w:top w:val="single" w:color="B0B0B0" w:sz="4"/>
               <w:left w:val="single" w:color="B0B0B0" w:sz="4"/>
@@ -10711,13 +10818,13 @@
                 <w:sz w:val="18"/>
                 <w:szCs w:val="18"/>
               </w:rPr>
-              <w:t xml:space="preserve">25 s</w:t>
-            </w:r>
-          </w:p>
-        </w:tc>
-        <w:tc>
-          <w:tcPr>
-            <w:tcW w:type="dxa" w:w="1200"/>
+              <w:t xml:space="preserve">4.1</w:t>
+            </w:r>
+          </w:p>
+        </w:tc>
+        <w:tc>
+          <w:tcPr>
+            <w:tcW w:type="dxa" w:w="1150"/>
             <w:tcBorders>
               <w:top w:val="single" w:color="B0B0B0" w:sz="4"/>
               <w:left w:val="single" w:color="B0B0B0" w:sz="4"/>
@@ -10741,13 +10848,13 @@
                 <w:sz w:val="18"/>
                 <w:szCs w:val="18"/>
               </w:rPr>
-              <w:t xml:space="preserve">18 min</w:t>
-            </w:r>
-          </w:p>
-        </w:tc>
-        <w:tc>
-          <w:tcPr>
-            <w:tcW w:type="dxa" w:w="1000"/>
+              <w:t xml:space="preserve">90 s</w:t>
+            </w:r>
+          </w:p>
+        </w:tc>
+        <w:tc>
+          <w:tcPr>
+            <w:tcW w:type="dxa" w:w="1150"/>
             <w:tcBorders>
               <w:top w:val="single" w:color="B0B0B0" w:sz="4"/>
               <w:left w:val="single" w:color="B0B0B0" w:sz="4"/>
@@ -10771,7 +10878,7 @@
                 <w:sz w:val="18"/>
                 <w:szCs w:val="18"/>
               </w:rPr>
-              <w:t xml:space="preserve">4.1</w:t>
+              <w:t xml:space="preserve">45.9</w:t>
             </w:r>
           </w:p>
         </w:tc>
@@ -10866,13 +10973,13 @@
                 <w:sz w:val="18"/>
                 <w:szCs w:val="18"/>
               </w:rPr>
-              <w:t xml:space="preserve">2.8 h</w:t>
-            </w:r>
-          </w:p>
-        </w:tc>
-        <w:tc>
-          <w:tcPr>
-            <w:tcW w:type="dxa" w:w="1000"/>
+              <w:t xml:space="preserve">9.2</w:t>
+            </w:r>
+          </w:p>
+        </w:tc>
+        <w:tc>
+          <w:tcPr>
+            <w:tcW w:type="dxa" w:w="1150"/>
             <w:tcBorders>
               <w:top w:val="single" w:color="B0B0B0" w:sz="4"/>
               <w:left w:val="single" w:color="B0B0B0" w:sz="4"/>
@@ -10896,13 +11003,13 @@
                 <w:sz w:val="18"/>
                 <w:szCs w:val="18"/>
               </w:rPr>
-              <w:t xml:space="preserve">9.2</w:t>
-            </w:r>
-          </w:p>
-        </w:tc>
-        <w:tc>
-          <w:tcPr>
-            <w:tcW w:type="dxa" w:w="1200"/>
+              <w:t xml:space="preserve">68 s</w:t>
+            </w:r>
+          </w:p>
+        </w:tc>
+        <w:tc>
+          <w:tcPr>
+            <w:tcW w:type="dxa" w:w="1150"/>
             <w:tcBorders>
               <w:top w:val="single" w:color="B0B0B0" w:sz="4"/>
               <w:left w:val="single" w:color="B0B0B0" w:sz="4"/>
@@ -10926,13 +11033,13 @@
                 <w:sz w:val="18"/>
                 <w:szCs w:val="18"/>
               </w:rPr>
-              <w:t xml:space="preserve">68 s</w:t>
-            </w:r>
-          </w:p>
-        </w:tc>
-        <w:tc>
-          <w:tcPr>
-            <w:tcW w:type="dxa" w:w="1200"/>
+              <w:t xml:space="preserve">2.5</w:t>
+            </w:r>
+          </w:p>
+        </w:tc>
+        <w:tc>
+          <w:tcPr>
+            <w:tcW w:type="dxa" w:w="1150"/>
             <w:tcBorders>
               <w:top w:val="single" w:color="B0B0B0" w:sz="4"/>
               <w:left w:val="single" w:color="B0B0B0" w:sz="4"/>
@@ -10956,13 +11063,13 @@
                 <w:sz w:val="18"/>
                 <w:szCs w:val="18"/>
               </w:rPr>
-              <w:t xml:space="preserve">27 min</w:t>
-            </w:r>
-          </w:p>
-        </w:tc>
-        <w:tc>
-          <w:tcPr>
-            <w:tcW w:type="dxa" w:w="1000"/>
+              <w:t xml:space="preserve">3 min</w:t>
+            </w:r>
+          </w:p>
+        </w:tc>
+        <w:tc>
+          <w:tcPr>
+            <w:tcW w:type="dxa" w:w="1150"/>
             <w:tcBorders>
               <w:top w:val="single" w:color="B0B0B0" w:sz="4"/>
               <w:left w:val="single" w:color="B0B0B0" w:sz="4"/>
@@ -10986,7 +11093,7 @@
                 <w:sz w:val="18"/>
                 <w:szCs w:val="18"/>
               </w:rPr>
-              <w:t xml:space="preserve">2.5</w:t>
+              <w:t xml:space="preserve">9.3</w:t>
             </w:r>
           </w:p>
         </w:tc>
@@ -11081,13 +11188,13 @@
                 <w:sz w:val="18"/>
                 <w:szCs w:val="18"/>
               </w:rPr>
-              <w:t xml:space="preserve">84 s</w:t>
-            </w:r>
-          </w:p>
-        </w:tc>
-        <w:tc>
-          <w:tcPr>
-            <w:tcW w:type="dxa" w:w="1000"/>
+              <w:t xml:space="preserve">0.1</w:t>
+            </w:r>
+          </w:p>
+        </w:tc>
+        <w:tc>
+          <w:tcPr>
+            <w:tcW w:type="dxa" w:w="1150"/>
             <w:tcBorders>
               <w:top w:val="single" w:color="B0B0B0" w:sz="4"/>
               <w:left w:val="single" w:color="B0B0B0" w:sz="4"/>
@@ -11111,13 +11218,13 @@
                 <w:sz w:val="18"/>
                 <w:szCs w:val="18"/>
               </w:rPr>
-              <w:t xml:space="preserve">0.1</w:t>
-            </w:r>
-          </w:p>
-        </w:tc>
-        <w:tc>
-          <w:tcPr>
-            <w:tcW w:type="dxa" w:w="1200"/>
+              <w:t xml:space="preserve">5.8 s</w:t>
+            </w:r>
+          </w:p>
+        </w:tc>
+        <w:tc>
+          <w:tcPr>
+            <w:tcW w:type="dxa" w:w="1150"/>
             <w:tcBorders>
               <w:top w:val="single" w:color="B0B0B0" w:sz="4"/>
               <w:left w:val="single" w:color="B0B0B0" w:sz="4"/>
@@ -11141,13 +11248,13 @@
                 <w:sz w:val="18"/>
                 <w:szCs w:val="18"/>
               </w:rPr>
-              <w:t xml:space="preserve">5.8 s</w:t>
-            </w:r>
-          </w:p>
-        </w:tc>
-        <w:tc>
-          <w:tcPr>
-            <w:tcW w:type="dxa" w:w="1200"/>
+              <w:t xml:space="preserve">0.1</w:t>
+            </w:r>
+          </w:p>
+        </w:tc>
+        <w:tc>
+          <w:tcPr>
+            <w:tcW w:type="dxa" w:w="1150"/>
             <w:tcBorders>
               <w:top w:val="single" w:color="B0B0B0" w:sz="4"/>
               <w:left w:val="single" w:color="B0B0B0" w:sz="4"/>
@@ -11171,13 +11278,13 @@
                 <w:sz w:val="18"/>
                 <w:szCs w:val="18"/>
               </w:rPr>
-              <w:t xml:space="preserve">55 s</w:t>
-            </w:r>
-          </w:p>
-        </w:tc>
-        <w:tc>
-          <w:tcPr>
-            <w:tcW w:type="dxa" w:w="1000"/>
+              <w:t xml:space="preserve">9.6 s</w:t>
+            </w:r>
+          </w:p>
+        </w:tc>
+        <w:tc>
+          <w:tcPr>
+            <w:tcW w:type="dxa" w:w="1150"/>
             <w:tcBorders>
               <w:top w:val="single" w:color="B0B0B0" w:sz="4"/>
               <w:left w:val="single" w:color="B0B0B0" w:sz="4"/>
@@ -11201,7 +11308,7 @@
                 <w:sz w:val="18"/>
                 <w:szCs w:val="18"/>
               </w:rPr>
-              <w:t xml:space="preserve">0.1</w:t>
+              <w:t xml:space="preserve">0.5</w:t>
             </w:r>
           </w:p>
         </w:tc>
@@ -11296,13 +11403,13 @@
                 <w:sz w:val="18"/>
                 <w:szCs w:val="18"/>
               </w:rPr>
-              <w:t xml:space="preserve">82 min</w:t>
-            </w:r>
-          </w:p>
-        </w:tc>
-        <w:tc>
-          <w:tcPr>
-            <w:tcW w:type="dxa" w:w="1000"/>
+              <w:t xml:space="preserve">4.9</w:t>
+            </w:r>
+          </w:p>
+        </w:tc>
+        <w:tc>
+          <w:tcPr>
+            <w:tcW w:type="dxa" w:w="1150"/>
             <w:tcBorders>
               <w:top w:val="single" w:color="B0B0B0" w:sz="4"/>
               <w:left w:val="single" w:color="B0B0B0" w:sz="4"/>
@@ -11326,13 +11433,13 @@
                 <w:sz w:val="18"/>
                 <w:szCs w:val="18"/>
               </w:rPr>
-              <w:t xml:space="preserve">4.9</w:t>
-            </w:r>
-          </w:p>
-        </w:tc>
-        <w:tc>
-          <w:tcPr>
-            <w:tcW w:type="dxa" w:w="1200"/>
+              <w:t xml:space="preserve">16 s</w:t>
+            </w:r>
+          </w:p>
+        </w:tc>
+        <w:tc>
+          <w:tcPr>
+            <w:tcW w:type="dxa" w:w="1150"/>
             <w:tcBorders>
               <w:top w:val="single" w:color="B0B0B0" w:sz="4"/>
               <w:left w:val="single" w:color="B0B0B0" w:sz="4"/>
@@ -11356,13 +11463,13 @@
                 <w:sz w:val="18"/>
                 <w:szCs w:val="18"/>
               </w:rPr>
-              <w:t xml:space="preserve">16 s</w:t>
-            </w:r>
-          </w:p>
-        </w:tc>
-        <w:tc>
-          <w:tcPr>
-            <w:tcW w:type="dxa" w:w="1200"/>
+              <w:t xml:space="preserve">3.9</w:t>
+            </w:r>
+          </w:p>
+        </w:tc>
+        <w:tc>
+          <w:tcPr>
+            <w:tcW w:type="dxa" w:w="1150"/>
             <w:tcBorders>
               <w:top w:val="single" w:color="B0B0B0" w:sz="4"/>
               <w:left w:val="single" w:color="B0B0B0" w:sz="4"/>
@@ -11386,13 +11493,13 @@
                 <w:sz w:val="18"/>
                 <w:szCs w:val="18"/>
               </w:rPr>
-              <w:t xml:space="preserve">72 min</w:t>
-            </w:r>
-          </w:p>
-        </w:tc>
-        <w:tc>
-          <w:tcPr>
-            <w:tcW w:type="dxa" w:w="1000"/>
+              <w:t xml:space="preserve">21 s</w:t>
+            </w:r>
+          </w:p>
+        </w:tc>
+        <w:tc>
+          <w:tcPr>
+            <w:tcW w:type="dxa" w:w="1150"/>
             <w:tcBorders>
               <w:top w:val="single" w:color="B0B0B0" w:sz="4"/>
               <w:left w:val="single" w:color="B0B0B0" w:sz="4"/>
@@ -11416,7 +11523,7 @@
                 <w:sz w:val="18"/>
                 <w:szCs w:val="18"/>
               </w:rPr>
-              <w:t xml:space="preserve">3.9</w:t>
+              <w:t xml:space="preserve">4.1</w:t>
             </w:r>
           </w:p>
         </w:tc>
@@ -11511,13 +11618,13 @@
                 <w:sz w:val="18"/>
                 <w:szCs w:val="18"/>
               </w:rPr>
-              <w:t xml:space="preserve">67 min</w:t>
-            </w:r>
-          </w:p>
-        </w:tc>
-        <w:tc>
-          <w:tcPr>
-            <w:tcW w:type="dxa" w:w="1000"/>
+              <w:t xml:space="preserve">3.7</w:t>
+            </w:r>
+          </w:p>
+        </w:tc>
+        <w:tc>
+          <w:tcPr>
+            <w:tcW w:type="dxa" w:w="1150"/>
             <w:tcBorders>
               <w:top w:val="single" w:color="B0B0B0" w:sz="4"/>
               <w:left w:val="single" w:color="B0B0B0" w:sz="4"/>
@@ -11541,13 +11648,13 @@
                 <w:sz w:val="18"/>
                 <w:szCs w:val="18"/>
               </w:rPr>
-              <w:t xml:space="preserve">3.7</w:t>
-            </w:r>
-          </w:p>
-        </w:tc>
-        <w:tc>
-          <w:tcPr>
-            <w:tcW w:type="dxa" w:w="1200"/>
+              <w:t xml:space="preserve">13 s</w:t>
+            </w:r>
+          </w:p>
+        </w:tc>
+        <w:tc>
+          <w:tcPr>
+            <w:tcW w:type="dxa" w:w="1150"/>
             <w:tcBorders>
               <w:top w:val="single" w:color="B0B0B0" w:sz="4"/>
               <w:left w:val="single" w:color="B0B0B0" w:sz="4"/>
@@ -11571,13 +11678,13 @@
                 <w:sz w:val="18"/>
                 <w:szCs w:val="18"/>
               </w:rPr>
-              <w:t xml:space="preserve">13 s</w:t>
-            </w:r>
-          </w:p>
-        </w:tc>
-        <w:tc>
-          <w:tcPr>
-            <w:tcW w:type="dxa" w:w="1200"/>
+              <w:t xml:space="preserve">2.7</w:t>
+            </w:r>
+          </w:p>
+        </w:tc>
+        <w:tc>
+          <w:tcPr>
+            <w:tcW w:type="dxa" w:w="1150"/>
             <w:tcBorders>
               <w:top w:val="single" w:color="B0B0B0" w:sz="4"/>
               <w:left w:val="single" w:color="B0B0B0" w:sz="4"/>
@@ -11601,13 +11708,13 @@
                 <w:sz w:val="18"/>
                 <w:szCs w:val="18"/>
               </w:rPr>
-              <w:t xml:space="preserve">62 min</w:t>
-            </w:r>
-          </w:p>
-        </w:tc>
-        <w:tc>
-          <w:tcPr>
-            <w:tcW w:type="dxa" w:w="1000"/>
+              <w:t xml:space="preserve">13 s</w:t>
+            </w:r>
+          </w:p>
+        </w:tc>
+        <w:tc>
+          <w:tcPr>
+            <w:tcW w:type="dxa" w:w="1150"/>
             <w:tcBorders>
               <w:top w:val="single" w:color="B0B0B0" w:sz="4"/>
               <w:left w:val="single" w:color="B0B0B0" w:sz="4"/>
@@ -11726,13 +11833,13 @@
                 <w:sz w:val="18"/>
                 <w:szCs w:val="18"/>
               </w:rPr>
-              <w:t xml:space="preserve">76 min</w:t>
-            </w:r>
-          </w:p>
-        </w:tc>
-        <w:tc>
-          <w:tcPr>
-            <w:tcW w:type="dxa" w:w="1000"/>
+              <w:t xml:space="preserve">4.9</w:t>
+            </w:r>
+          </w:p>
+        </w:tc>
+        <w:tc>
+          <w:tcPr>
+            <w:tcW w:type="dxa" w:w="1150"/>
             <w:tcBorders>
               <w:top w:val="single" w:color="B0B0B0" w:sz="4"/>
               <w:left w:val="single" w:color="B0B0B0" w:sz="4"/>
@@ -11756,13 +11863,13 @@
                 <w:sz w:val="18"/>
                 <w:szCs w:val="18"/>
               </w:rPr>
-              <w:t xml:space="preserve">4.9</w:t>
-            </w:r>
-          </w:p>
-        </w:tc>
-        <w:tc>
-          <w:tcPr>
-            <w:tcW w:type="dxa" w:w="1200"/>
+              <w:t xml:space="preserve">44 s</w:t>
+            </w:r>
+          </w:p>
+        </w:tc>
+        <w:tc>
+          <w:tcPr>
+            <w:tcW w:type="dxa" w:w="1150"/>
             <w:tcBorders>
               <w:top w:val="single" w:color="B0B0B0" w:sz="4"/>
               <w:left w:val="single" w:color="B0B0B0" w:sz="4"/>
@@ -11786,13 +11893,13 @@
                 <w:sz w:val="18"/>
                 <w:szCs w:val="18"/>
               </w:rPr>
-              <w:t xml:space="preserve">44 s</w:t>
-            </w:r>
-          </w:p>
-        </w:tc>
-        <w:tc>
-          <w:tcPr>
-            <w:tcW w:type="dxa" w:w="1200"/>
+              <w:t xml:space="preserve">3.6</w:t>
+            </w:r>
+          </w:p>
+        </w:tc>
+        <w:tc>
+          <w:tcPr>
+            <w:tcW w:type="dxa" w:w="1150"/>
             <w:tcBorders>
               <w:top w:val="single" w:color="B0B0B0" w:sz="4"/>
               <w:left w:val="single" w:color="B0B0B0" w:sz="4"/>
@@ -11816,13 +11923,13 @@
                 <w:sz w:val="18"/>
                 <w:szCs w:val="18"/>
               </w:rPr>
-              <w:t xml:space="preserve">45 min</w:t>
-            </w:r>
-          </w:p>
-        </w:tc>
-        <w:tc>
-          <w:tcPr>
-            <w:tcW w:type="dxa" w:w="1000"/>
+              <w:t xml:space="preserve">45 s</w:t>
+            </w:r>
+          </w:p>
+        </w:tc>
+        <w:tc>
+          <w:tcPr>
+            <w:tcW w:type="dxa" w:w="1150"/>
             <w:tcBorders>
               <w:top w:val="single" w:color="B0B0B0" w:sz="4"/>
               <w:left w:val="single" w:color="B0B0B0" w:sz="4"/>
@@ -11846,7 +11953,7 @@
                 <w:sz w:val="18"/>
                 <w:szCs w:val="18"/>
               </w:rPr>
-              <w:t xml:space="preserve">3.6</w:t>
+              <w:t xml:space="preserve">3.7</w:t>
             </w:r>
           </w:p>
         </w:tc>
@@ -11941,13 +12048,13 @@
                 <w:sz w:val="18"/>
                 <w:szCs w:val="18"/>
               </w:rPr>
-              <w:t xml:space="preserve">17 min</w:t>
-            </w:r>
-          </w:p>
-        </w:tc>
-        <w:tc>
-          <w:tcPr>
-            <w:tcW w:type="dxa" w:w="1000"/>
+              <w:t xml:space="preserve">0.8</w:t>
+            </w:r>
+          </w:p>
+        </w:tc>
+        <w:tc>
+          <w:tcPr>
+            <w:tcW w:type="dxa" w:w="1150"/>
             <w:tcBorders>
               <w:top w:val="single" w:color="B0B0B0" w:sz="4"/>
               <w:left w:val="single" w:color="B0B0B0" w:sz="4"/>
@@ -11971,13 +12078,13 @@
                 <w:sz w:val="18"/>
                 <w:szCs w:val="18"/>
               </w:rPr>
-              <w:t xml:space="preserve">0.8</w:t>
-            </w:r>
-          </w:p>
-        </w:tc>
-        <w:tc>
-          <w:tcPr>
-            <w:tcW w:type="dxa" w:w="1200"/>
+              <w:t xml:space="preserve">8.7 s</w:t>
+            </w:r>
+          </w:p>
+        </w:tc>
+        <w:tc>
+          <w:tcPr>
+            <w:tcW w:type="dxa" w:w="1150"/>
             <w:tcBorders>
               <w:top w:val="single" w:color="B0B0B0" w:sz="4"/>
               <w:left w:val="single" w:color="B0B0B0" w:sz="4"/>
@@ -12001,13 +12108,13 @@
                 <w:sz w:val="18"/>
                 <w:szCs w:val="18"/>
               </w:rPr>
-              <w:t xml:space="preserve">8.7 s</w:t>
-            </w:r>
-          </w:p>
-        </w:tc>
-        <w:tc>
-          <w:tcPr>
-            <w:tcW w:type="dxa" w:w="1200"/>
+              <w:t xml:space="preserve">0.7</w:t>
+            </w:r>
+          </w:p>
+        </w:tc>
+        <w:tc>
+          <w:tcPr>
+            <w:tcW w:type="dxa" w:w="1150"/>
             <w:tcBorders>
               <w:top w:val="single" w:color="B0B0B0" w:sz="4"/>
               <w:left w:val="single" w:color="B0B0B0" w:sz="4"/>
@@ -12031,13 +12138,13 @@
                 <w:sz w:val="18"/>
                 <w:szCs w:val="18"/>
               </w:rPr>
-              <w:t xml:space="preserve">10 min</w:t>
-            </w:r>
-          </w:p>
-        </w:tc>
-        <w:tc>
-          <w:tcPr>
-            <w:tcW w:type="dxa" w:w="1000"/>
+              <w:t xml:space="preserve">14 s</w:t>
+            </w:r>
+          </w:p>
+        </w:tc>
+        <w:tc>
+          <w:tcPr>
+            <w:tcW w:type="dxa" w:w="1150"/>
             <w:tcBorders>
               <w:top w:val="single" w:color="B0B0B0" w:sz="4"/>
               <w:left w:val="single" w:color="B0B0B0" w:sz="4"/>
@@ -12156,13 +12263,13 @@
                 <w:sz w:val="18"/>
                 <w:szCs w:val="18"/>
               </w:rPr>
-              <w:t xml:space="preserve">33 s</w:t>
-            </w:r>
-          </w:p>
-        </w:tc>
-        <w:tc>
-          <w:tcPr>
-            <w:tcW w:type="dxa" w:w="1000"/>
+              <w:t xml:space="preserve">0.0</w:t>
+            </w:r>
+          </w:p>
+        </w:tc>
+        <w:tc>
+          <w:tcPr>
+            <w:tcW w:type="dxa" w:w="1150"/>
             <w:tcBorders>
               <w:top w:val="single" w:color="B0B0B0" w:sz="4"/>
               <w:left w:val="single" w:color="B0B0B0" w:sz="4"/>
@@ -12186,13 +12293,13 @@
                 <w:sz w:val="18"/>
                 <w:szCs w:val="18"/>
               </w:rPr>
-              <w:t xml:space="preserve">0.0</w:t>
-            </w:r>
-          </w:p>
-        </w:tc>
-        <w:tc>
-          <w:tcPr>
-            <w:tcW w:type="dxa" w:w="1200"/>
+              <w:t xml:space="preserve">5.1 s</w:t>
+            </w:r>
+          </w:p>
+        </w:tc>
+        <w:tc>
+          <w:tcPr>
+            <w:tcW w:type="dxa" w:w="1150"/>
             <w:tcBorders>
               <w:top w:val="single" w:color="B0B0B0" w:sz="4"/>
               <w:left w:val="single" w:color="B0B0B0" w:sz="4"/>
@@ -12216,13 +12323,13 @@
                 <w:sz w:val="18"/>
                 <w:szCs w:val="18"/>
               </w:rPr>
-              <w:t xml:space="preserve">5.1 s</w:t>
-            </w:r>
-          </w:p>
-        </w:tc>
-        <w:tc>
-          <w:tcPr>
-            <w:tcW w:type="dxa" w:w="1200"/>
+              <w:t xml:space="preserve">0.1</w:t>
+            </w:r>
+          </w:p>
+        </w:tc>
+        <w:tc>
+          <w:tcPr>
+            <w:tcW w:type="dxa" w:w="1150"/>
             <w:tcBorders>
               <w:top w:val="single" w:color="B0B0B0" w:sz="4"/>
               <w:left w:val="single" w:color="B0B0B0" w:sz="4"/>
@@ -12246,13 +12353,13 @@
                 <w:sz w:val="18"/>
                 <w:szCs w:val="18"/>
               </w:rPr>
-              <w:t xml:space="preserve">47 s</w:t>
-            </w:r>
-          </w:p>
-        </w:tc>
-        <w:tc>
-          <w:tcPr>
-            <w:tcW w:type="dxa" w:w="1000"/>
+              <w:t xml:space="preserve">4.3 s</w:t>
+            </w:r>
+          </w:p>
+        </w:tc>
+        <w:tc>
+          <w:tcPr>
+            <w:tcW w:type="dxa" w:w="1150"/>
             <w:tcBorders>
               <w:top w:val="single" w:color="B0B0B0" w:sz="4"/>
               <w:left w:val="single" w:color="B0B0B0" w:sz="4"/>
@@ -12276,7 +12383,7 @@
                 <w:sz w:val="18"/>
                 <w:szCs w:val="18"/>
               </w:rPr>
-              <w:t xml:space="preserve">0.1</w:t>
+              <w:t xml:space="preserve">0.2</w:t>
             </w:r>
           </w:p>
         </w:tc>
@@ -12371,13 +12478,13 @@
                 <w:sz w:val="18"/>
                 <w:szCs w:val="18"/>
               </w:rPr>
-              <w:t xml:space="preserve">5 min</w:t>
-            </w:r>
-          </w:p>
-        </w:tc>
-        <w:tc>
-          <w:tcPr>
-            <w:tcW w:type="dxa" w:w="1000"/>
+              <w:t xml:space="preserve">1.6</w:t>
+            </w:r>
+          </w:p>
+        </w:tc>
+        <w:tc>
+          <w:tcPr>
+            <w:tcW w:type="dxa" w:w="1150"/>
             <w:tcBorders>
               <w:top w:val="single" w:color="B0B0B0" w:sz="4"/>
               <w:left w:val="single" w:color="B0B0B0" w:sz="4"/>
@@ -12401,13 +12508,13 @@
                 <w:sz w:val="18"/>
                 <w:szCs w:val="18"/>
               </w:rPr>
-              <w:t xml:space="preserve">1.6</w:t>
-            </w:r>
-          </w:p>
-        </w:tc>
-        <w:tc>
-          <w:tcPr>
-            <w:tcW w:type="dxa" w:w="1200"/>
+              <w:t xml:space="preserve">55 s</w:t>
+            </w:r>
+          </w:p>
+        </w:tc>
+        <w:tc>
+          <w:tcPr>
+            <w:tcW w:type="dxa" w:w="1150"/>
             <w:tcBorders>
               <w:top w:val="single" w:color="B0B0B0" w:sz="4"/>
               <w:left w:val="single" w:color="B0B0B0" w:sz="4"/>
@@ -12431,13 +12538,13 @@
                 <w:sz w:val="18"/>
                 <w:szCs w:val="18"/>
               </w:rPr>
-              <w:t xml:space="preserve">55 s</w:t>
-            </w:r>
-          </w:p>
-        </w:tc>
-        <w:tc>
-          <w:tcPr>
-            <w:tcW w:type="dxa" w:w="1200"/>
+              <w:t xml:space="preserve">4.6</w:t>
+            </w:r>
+          </w:p>
+        </w:tc>
+        <w:tc>
+          <w:tcPr>
+            <w:tcW w:type="dxa" w:w="1150"/>
             <w:tcBorders>
               <w:top w:val="single" w:color="B0B0B0" w:sz="4"/>
               <w:left w:val="single" w:color="B0B0B0" w:sz="4"/>
@@ -12461,13 +12568,13 @@
                 <w:sz w:val="18"/>
                 <w:szCs w:val="18"/>
               </w:rPr>
-              <w:t xml:space="preserve">11 min</w:t>
-            </w:r>
-          </w:p>
-        </w:tc>
-        <w:tc>
-          <w:tcPr>
-            <w:tcW w:type="dxa" w:w="1000"/>
+              <w:t xml:space="preserve">40 s</w:t>
+            </w:r>
+          </w:p>
+        </w:tc>
+        <w:tc>
+          <w:tcPr>
+            <w:tcW w:type="dxa" w:w="1150"/>
             <w:tcBorders>
               <w:top w:val="single" w:color="B0B0B0" w:sz="4"/>
               <w:left w:val="single" w:color="B0B0B0" w:sz="4"/>
@@ -12491,7 +12598,7 @@
                 <w:sz w:val="18"/>
                 <w:szCs w:val="18"/>
               </w:rPr>
-              <w:t xml:space="preserve">4.6</w:t>
+              <w:t xml:space="preserve">7.4</w:t>
             </w:r>
           </w:p>
         </w:tc>
@@ -12586,13 +12693,13 @@
                 <w:sz w:val="18"/>
                 <w:szCs w:val="18"/>
               </w:rPr>
-              <w:t xml:space="preserve">71 s</w:t>
-            </w:r>
-          </w:p>
-        </w:tc>
-        <w:tc>
-          <w:tcPr>
-            <w:tcW w:type="dxa" w:w="1000"/>
+              <w:t xml:space="preserve">0.1</w:t>
+            </w:r>
+          </w:p>
+        </w:tc>
+        <w:tc>
+          <w:tcPr>
+            <w:tcW w:type="dxa" w:w="1150"/>
             <w:tcBorders>
               <w:top w:val="single" w:color="B0B0B0" w:sz="4"/>
               <w:left w:val="single" w:color="B0B0B0" w:sz="4"/>
@@ -12616,13 +12723,13 @@
                 <w:sz w:val="18"/>
                 <w:szCs w:val="18"/>
               </w:rPr>
-              <w:t xml:space="preserve">0.1</w:t>
-            </w:r>
-          </w:p>
-        </w:tc>
-        <w:tc>
-          <w:tcPr>
-            <w:tcW w:type="dxa" w:w="1200"/>
+              <w:t xml:space="preserve">0.3 s</w:t>
+            </w:r>
+          </w:p>
+        </w:tc>
+        <w:tc>
+          <w:tcPr>
+            <w:tcW w:type="dxa" w:w="1150"/>
             <w:tcBorders>
               <w:top w:val="single" w:color="B0B0B0" w:sz="4"/>
               <w:left w:val="single" w:color="B0B0B0" w:sz="4"/>
@@ -12646,13 +12753,13 @@
                 <w:sz w:val="18"/>
                 <w:szCs w:val="18"/>
               </w:rPr>
-              <w:t xml:space="preserve">0.3 s</w:t>
-            </w:r>
-          </w:p>
-        </w:tc>
-        <w:tc>
-          <w:tcPr>
-            <w:tcW w:type="dxa" w:w="1200"/>
+              <w:t xml:space="preserve">0.0</w:t>
+            </w:r>
+          </w:p>
+        </w:tc>
+        <w:tc>
+          <w:tcPr>
+            <w:tcW w:type="dxa" w:w="1150"/>
             <w:tcBorders>
               <w:top w:val="single" w:color="B0B0B0" w:sz="4"/>
               <w:left w:val="single" w:color="B0B0B0" w:sz="4"/>
@@ -12676,13 +12783,13 @@
                 <w:sz w:val="18"/>
                 <w:szCs w:val="18"/>
               </w:rPr>
-              <w:t xml:space="preserve">8.6 s</w:t>
-            </w:r>
-          </w:p>
-        </w:tc>
-        <w:tc>
-          <w:tcPr>
-            <w:tcW w:type="dxa" w:w="1000"/>
+              <w:t xml:space="preserve">1.6 s</w:t>
+            </w:r>
+          </w:p>
+        </w:tc>
+        <w:tc>
+          <w:tcPr>
+            <w:tcW w:type="dxa" w:w="1150"/>
             <w:tcBorders>
               <w:top w:val="single" w:color="B0B0B0" w:sz="4"/>
               <w:left w:val="single" w:color="B0B0B0" w:sz="4"/>
@@ -12706,7 +12813,7 @@
                 <w:sz w:val="18"/>
                 <w:szCs w:val="18"/>
               </w:rPr>
-              <w:t xml:space="preserve">0.0</w:t>
+              <w:t xml:space="preserve">0.4</w:t>
             </w:r>
           </w:p>
         </w:tc>
@@ -12726,9 +12833,9 @@
       <w:r>
         <w:drawing>
           <wp:inline distT="0" distB="0" distL="0" distR="0">
-            <wp:extent cx="5943600" cy="2286000"/>
+            <wp:extent cx="5943600" cy="1752600"/>
             <wp:effectExtent t="0" r="0" b="0" l="0"/>
-            <wp:docPr id="9" name="fig9" descr="Cost against score. Median wall clock per run (log) against mean AUF (K = 10) over the 39 datasets, per method; left the decision tree (single core), right the random forest (8 cores, Vega). The OBL-started NSGA-II and NSGAII-MIIP (mean AUF 0.17–0.32) are drawn at the lower edge." title="Figure 9"/>
+            <wp:docPr id="9" name="fig9" descr="Cost against score. Median wall clock per run (log) against mean AUF (K = 10) over the datasets, per method; left to right the decision tree (single core), the random forest and LightGBM (8 cores, Vega). The OBL-started NSGA-II and NSGAII-MIIP (mean AUF 0.17–0.39) are drawn at the lower edge." title="Figure 9"/>
             <wp:cNvGraphicFramePr>
               <a:graphicFrameLocks xmlns:a="http://schemas.openxmlformats.org/drawingml/2006/main" noChangeAspect="1"/>
             </wp:cNvGraphicFramePr>
@@ -12751,7 +12858,7 @@
                   <pic:spPr bwMode="auto">
                     <a:xfrm>
                       <a:off x="0" y="0"/>
-                      <a:ext cx="5943600" cy="2286000"/>
+                      <a:ext cx="5943600" cy="1752600"/>
                     </a:xfrm>
                     <a:prstGeom prst="rect">
                       <a:avLst/>
@@ -12783,7 +12890,7 @@
           <w:sz w:val="18"/>
           <w:szCs w:val="18"/>
         </w:rPr>
-        <w:t xml:space="preserve">Cost against score. Median wall clock per run (log) against mean AUF (K = 10) over the 39 datasets, per method; left the decision tree (single core), right the random forest (8 cores, Vega). The OBL-started NSGA-II and NSGAII-MIIP (mean AUF 0.17–0.32) are drawn at the lower edge.</w:t>
+        <w:t xml:space="preserve">Cost against score. Median wall clock per run (log) against mean AUF (K = 10) over the datasets, per method; left to right the decision tree (single core), the random forest and LightGBM (8 cores, Vega). The OBL-started NSGA-II and NSGAII-MIIP (mean AUF 0.17–0.39) are drawn at the lower edge.</w:t>
       </w:r>
     </w:p>
     <w:p>
@@ -12829,7 +12936,7 @@
         <w:jc w:val="both"/>
       </w:pPr>
       <w:r>
-        <w:t xml:space="preserve">No per-cluster test was registered, and with 1–7 datasets per cluster none could carry one, so this section is descriptive. Still, the clusters differ consistently enough to give practical guidance. Tables 8 and 9 give each method's mean AUF per cluster under both classifiers, and Figure 10 compares the best search with the best filter or ranker in each cluster.</w:t>
+        <w:t xml:space="preserve">No per-cluster test was registered, and with 1–7 datasets per cluster none could carry one, so this section is descriptive. Still, the clusters differ consistently enough to give practical guidance. Tables 8–10 give each method's mean AUF per cluster under the three classifiers, and Figure 10 compares the best search with the best filter or ranker in each cluster.</w:t>
       </w:r>
     </w:p>
     <w:p>
@@ -12851,7 +12958,7 @@
           <w:sz w:val="18"/>
           <w:szCs w:val="18"/>
         </w:rPr>
-        <w:t xml:space="preserve">Mean test AUF (K = 10) per cluster, decision tree (H5H6-E01). Each value averages the cluster's datasets (seeds averaged first); the best value per column is shaded. -- = no result in the cluster (skipped or timed out on every seed).</w:t>
+        <w:t xml:space="preserve">Mean test AUF (K = 10) per cluster, decision tree (H5H6-E01). Each value averages the cluster's datasets (seeds averaged first); the best value per column among the methods with a result on every dataset of the cluster is shaded. † = the mean leaves out datasets where the method has no result; -- = no result in the cluster (skipped or timed out on every seed).</w:t>
       </w:r>
     </w:p>
     <w:tbl>
@@ -14256,7 +14363,7 @@
                 <w:sz w:val="16"/>
                 <w:szCs w:val="16"/>
               </w:rPr>
-              <w:t xml:space="preserve">0.648</w:t>
+              <w:t xml:space="preserve">0.648†</w:t>
             </w:r>
           </w:p>
         </w:tc>
@@ -14515,7 +14622,7 @@
                 <w:sz w:val="16"/>
                 <w:szCs w:val="16"/>
               </w:rPr>
-              <w:t xml:space="preserve">0.648</w:t>
+              <w:t xml:space="preserve">0.648†</w:t>
             </w:r>
           </w:p>
         </w:tc>
@@ -14584,7 +14691,39 @@
                 <w:sz w:val="16"/>
                 <w:szCs w:val="16"/>
               </w:rPr>
-              <w:t xml:space="preserve">0.003</w:t>
+              <w:t xml:space="preserve">0.003†</w:t>
+            </w:r>
+          </w:p>
+        </w:tc>
+        <w:tc>
+          <w:tcPr>
+            <w:tcW w:type="dxa" w:w="800"/>
+            <w:tcBorders>
+              <w:top w:val="single" w:color="B0B0B0" w:sz="4"/>
+              <w:left w:val="single" w:color="B0B0B0" w:sz="4"/>
+              <w:bottom w:val="single" w:color="B0B0B0" w:sz="4"/>
+              <w:right w:val="single" w:color="B0B0B0" w:sz="4"/>
+            </w:tcBorders>
+            <w:tcMar>
+              <w:top w:type="dxa" w:w="50"/>
+              <w:left w:type="dxa" w:w="90"/>
+              <w:bottom w:type="dxa" w:w="50"/>
+              <w:right w:type="dxa" w:w="90"/>
+            </w:tcMar>
+          </w:tcPr>
+          <w:p>
+            <w:pPr>
+              <w:keepNext/>
+              <w:jc w:val="right"/>
+            </w:pPr>
+            <w:r>
+              <w:rPr>
+                <w:b w:val="false"/>
+                <w:bCs w:val="false"/>
+                <w:sz w:val="16"/>
+                <w:szCs w:val="16"/>
+              </w:rPr>
+              <w:t xml:space="preserve">0.000†</w:t>
             </w:r>
           </w:p>
         </w:tc>
@@ -14648,6 +14787,134 @@
                 <w:sz w:val="16"/>
                 <w:szCs w:val="16"/>
               </w:rPr>
+              <w:t xml:space="preserve">0.491</w:t>
+            </w:r>
+          </w:p>
+        </w:tc>
+        <w:tc>
+          <w:tcPr>
+            <w:tcW w:type="dxa" w:w="800"/>
+            <w:tcBorders>
+              <w:top w:val="single" w:color="B0B0B0" w:sz="4"/>
+              <w:left w:val="single" w:color="B0B0B0" w:sz="4"/>
+              <w:bottom w:val="single" w:color="B0B0B0" w:sz="4"/>
+              <w:right w:val="single" w:color="B0B0B0" w:sz="4"/>
+            </w:tcBorders>
+            <w:tcMar>
+              <w:top w:type="dxa" w:w="50"/>
+              <w:left w:type="dxa" w:w="90"/>
+              <w:bottom w:type="dxa" w:w="50"/>
+              <w:right w:type="dxa" w:w="90"/>
+            </w:tcMar>
+          </w:tcPr>
+          <w:p>
+            <w:pPr>
+              <w:keepNext/>
+              <w:jc w:val="right"/>
+            </w:pPr>
+            <w:r>
+              <w:rPr>
+                <w:b w:val="false"/>
+                <w:bCs w:val="false"/>
+                <w:sz w:val="16"/>
+                <w:szCs w:val="16"/>
+              </w:rPr>
+              <w:t xml:space="preserve">0.059</w:t>
+            </w:r>
+          </w:p>
+        </w:tc>
+        <w:tc>
+          <w:tcPr>
+            <w:tcW w:type="dxa" w:w="800"/>
+            <w:tcBorders>
+              <w:top w:val="single" w:color="B0B0B0" w:sz="4"/>
+              <w:left w:val="single" w:color="B0B0B0" w:sz="4"/>
+              <w:bottom w:val="single" w:color="B0B0B0" w:sz="4"/>
+              <w:right w:val="single" w:color="B0B0B0" w:sz="4"/>
+            </w:tcBorders>
+            <w:tcMar>
+              <w:top w:type="dxa" w:w="50"/>
+              <w:left w:type="dxa" w:w="90"/>
+              <w:bottom w:type="dxa" w:w="50"/>
+              <w:right w:type="dxa" w:w="90"/>
+            </w:tcMar>
+          </w:tcPr>
+          <w:p>
+            <w:pPr>
+              <w:keepNext/>
+              <w:jc w:val="right"/>
+            </w:pPr>
+            <w:r>
+              <w:rPr>
+                <w:b w:val="false"/>
+                <w:bCs w:val="false"/>
+                <w:sz w:val="16"/>
+                <w:szCs w:val="16"/>
+              </w:rPr>
+              <w:t xml:space="preserve">--</w:t>
+            </w:r>
+          </w:p>
+        </w:tc>
+        <w:tc>
+          <w:tcPr>
+            <w:tcW w:type="dxa" w:w="800"/>
+            <w:tcBorders>
+              <w:top w:val="single" w:color="B0B0B0" w:sz="4"/>
+              <w:left w:val="single" w:color="B0B0B0" w:sz="4"/>
+              <w:bottom w:val="single" w:color="B0B0B0" w:sz="4"/>
+              <w:right w:val="single" w:color="B0B0B0" w:sz="4"/>
+            </w:tcBorders>
+            <w:tcMar>
+              <w:top w:type="dxa" w:w="50"/>
+              <w:left w:type="dxa" w:w="90"/>
+              <w:bottom w:type="dxa" w:w="50"/>
+              <w:right w:type="dxa" w:w="90"/>
+            </w:tcMar>
+          </w:tcPr>
+          <w:p>
+            <w:pPr>
+              <w:keepNext/>
+              <w:jc w:val="right"/>
+            </w:pPr>
+            <w:r>
+              <w:rPr>
+                <w:b w:val="false"/>
+                <w:bCs w:val="false"/>
+                <w:sz w:val="16"/>
+                <w:szCs w:val="16"/>
+              </w:rPr>
+              <w:t xml:space="preserve">0.598</w:t>
+            </w:r>
+          </w:p>
+        </w:tc>
+        <w:tc>
+          <w:tcPr>
+            <w:tcW w:type="dxa" w:w="800"/>
+            <w:tcBorders>
+              <w:top w:val="single" w:color="B0B0B0" w:sz="4"/>
+              <w:left w:val="single" w:color="B0B0B0" w:sz="4"/>
+              <w:bottom w:val="single" w:color="B0B0B0" w:sz="4"/>
+              <w:right w:val="single" w:color="B0B0B0" w:sz="4"/>
+            </w:tcBorders>
+            <w:tcMar>
+              <w:top w:type="dxa" w:w="50"/>
+              <w:left w:type="dxa" w:w="90"/>
+              <w:bottom w:type="dxa" w:w="50"/>
+              <w:right w:type="dxa" w:w="90"/>
+            </w:tcMar>
+          </w:tcPr>
+          <w:p>
+            <w:pPr>
+              <w:keepNext/>
+              <w:jc w:val="right"/>
+            </w:pPr>
+            <w:r>
+              <w:rPr>
+                <w:b w:val="false"/>
+                <w:bCs w:val="false"/>
+                <w:sz w:val="16"/>
+                <w:szCs w:val="16"/>
+              </w:rPr>
               <w:t xml:space="preserve">0.000</w:t>
             </w:r>
           </w:p>
@@ -14680,167 +14947,7 @@
                 <w:sz w:val="16"/>
                 <w:szCs w:val="16"/>
               </w:rPr>
-              <w:t xml:space="preserve">0.491</w:t>
-            </w:r>
-          </w:p>
-        </w:tc>
-        <w:tc>
-          <w:tcPr>
-            <w:tcW w:type="dxa" w:w="800"/>
-            <w:tcBorders>
-              <w:top w:val="single" w:color="B0B0B0" w:sz="4"/>
-              <w:left w:val="single" w:color="B0B0B0" w:sz="4"/>
-              <w:bottom w:val="single" w:color="B0B0B0" w:sz="4"/>
-              <w:right w:val="single" w:color="B0B0B0" w:sz="4"/>
-            </w:tcBorders>
-            <w:tcMar>
-              <w:top w:type="dxa" w:w="50"/>
-              <w:left w:type="dxa" w:w="90"/>
-              <w:bottom w:type="dxa" w:w="50"/>
-              <w:right w:type="dxa" w:w="90"/>
-            </w:tcMar>
-          </w:tcPr>
-          <w:p>
-            <w:pPr>
-              <w:keepNext/>
-              <w:jc w:val="right"/>
-            </w:pPr>
-            <w:r>
-              <w:rPr>
-                <w:b w:val="false"/>
-                <w:bCs w:val="false"/>
-                <w:sz w:val="16"/>
-                <w:szCs w:val="16"/>
-              </w:rPr>
-              <w:t xml:space="preserve">0.059</w:t>
-            </w:r>
-          </w:p>
-        </w:tc>
-        <w:tc>
-          <w:tcPr>
-            <w:tcW w:type="dxa" w:w="800"/>
-            <w:tcBorders>
-              <w:top w:val="single" w:color="B0B0B0" w:sz="4"/>
-              <w:left w:val="single" w:color="B0B0B0" w:sz="4"/>
-              <w:bottom w:val="single" w:color="B0B0B0" w:sz="4"/>
-              <w:right w:val="single" w:color="B0B0B0" w:sz="4"/>
-            </w:tcBorders>
-            <w:tcMar>
-              <w:top w:type="dxa" w:w="50"/>
-              <w:left w:type="dxa" w:w="90"/>
-              <w:bottom w:type="dxa" w:w="50"/>
-              <w:right w:type="dxa" w:w="90"/>
-            </w:tcMar>
-          </w:tcPr>
-          <w:p>
-            <w:pPr>
-              <w:keepNext/>
-              <w:jc w:val="right"/>
-            </w:pPr>
-            <w:r>
-              <w:rPr>
-                <w:b w:val="false"/>
-                <w:bCs w:val="false"/>
-                <w:sz w:val="16"/>
-                <w:szCs w:val="16"/>
-              </w:rPr>
-              <w:t xml:space="preserve">--</w:t>
-            </w:r>
-          </w:p>
-        </w:tc>
-        <w:tc>
-          <w:tcPr>
-            <w:tcW w:type="dxa" w:w="800"/>
-            <w:tcBorders>
-              <w:top w:val="single" w:color="B0B0B0" w:sz="4"/>
-              <w:left w:val="single" w:color="B0B0B0" w:sz="4"/>
-              <w:bottom w:val="single" w:color="B0B0B0" w:sz="4"/>
-              <w:right w:val="single" w:color="B0B0B0" w:sz="4"/>
-            </w:tcBorders>
-            <w:tcMar>
-              <w:top w:type="dxa" w:w="50"/>
-              <w:left w:type="dxa" w:w="90"/>
-              <w:bottom w:type="dxa" w:w="50"/>
-              <w:right w:type="dxa" w:w="90"/>
-            </w:tcMar>
-          </w:tcPr>
-          <w:p>
-            <w:pPr>
-              <w:keepNext/>
-              <w:jc w:val="right"/>
-            </w:pPr>
-            <w:r>
-              <w:rPr>
-                <w:b w:val="false"/>
-                <w:bCs w:val="false"/>
-                <w:sz w:val="16"/>
-                <w:szCs w:val="16"/>
-              </w:rPr>
-              <w:t xml:space="preserve">0.598</w:t>
-            </w:r>
-          </w:p>
-        </w:tc>
-        <w:tc>
-          <w:tcPr>
-            <w:tcW w:type="dxa" w:w="800"/>
-            <w:tcBorders>
-              <w:top w:val="single" w:color="B0B0B0" w:sz="4"/>
-              <w:left w:val="single" w:color="B0B0B0" w:sz="4"/>
-              <w:bottom w:val="single" w:color="B0B0B0" w:sz="4"/>
-              <w:right w:val="single" w:color="B0B0B0" w:sz="4"/>
-            </w:tcBorders>
-            <w:tcMar>
-              <w:top w:type="dxa" w:w="50"/>
-              <w:left w:type="dxa" w:w="90"/>
-              <w:bottom w:type="dxa" w:w="50"/>
-              <w:right w:type="dxa" w:w="90"/>
-            </w:tcMar>
-          </w:tcPr>
-          <w:p>
-            <w:pPr>
-              <w:keepNext/>
-              <w:jc w:val="right"/>
-            </w:pPr>
-            <w:r>
-              <w:rPr>
-                <w:b w:val="false"/>
-                <w:bCs w:val="false"/>
-                <w:sz w:val="16"/>
-                <w:szCs w:val="16"/>
-              </w:rPr>
-              <w:t xml:space="preserve">0.000</w:t>
-            </w:r>
-          </w:p>
-        </w:tc>
-        <w:tc>
-          <w:tcPr>
-            <w:tcW w:type="dxa" w:w="800"/>
-            <w:tcBorders>
-              <w:top w:val="single" w:color="B0B0B0" w:sz="4"/>
-              <w:left w:val="single" w:color="B0B0B0" w:sz="4"/>
-              <w:bottom w:val="single" w:color="B0B0B0" w:sz="4"/>
-              <w:right w:val="single" w:color="B0B0B0" w:sz="4"/>
-            </w:tcBorders>
-            <w:tcMar>
-              <w:top w:type="dxa" w:w="50"/>
-              <w:left w:type="dxa" w:w="90"/>
-              <w:bottom w:type="dxa" w:w="50"/>
-              <w:right w:type="dxa" w:w="90"/>
-            </w:tcMar>
-          </w:tcPr>
-          <w:p>
-            <w:pPr>
-              <w:keepNext/>
-              <w:jc w:val="right"/>
-            </w:pPr>
-            <w:r>
-              <w:rPr>
-                <w:b w:val="false"/>
-                <w:bCs w:val="false"/>
-                <w:sz w:val="16"/>
-                <w:szCs w:val="16"/>
-              </w:rPr>
-              <w:t xml:space="preserve">0.171</w:t>
+              <w:t xml:space="preserve">0.171†</w:t>
             </w:r>
           </w:p>
         </w:tc>
@@ -14909,7 +15016,7 @@
                 <w:sz w:val="16"/>
                 <w:szCs w:val="16"/>
               </w:rPr>
-              <w:t xml:space="preserve">0.084</w:t>
+              <w:t xml:space="preserve">0.084†</w:t>
             </w:r>
           </w:p>
         </w:tc>
@@ -14973,6 +15080,166 @@
                 <w:sz w:val="16"/>
                 <w:szCs w:val="16"/>
               </w:rPr>
+              <w:t xml:space="preserve">0.000†</w:t>
+            </w:r>
+          </w:p>
+        </w:tc>
+        <w:tc>
+          <w:tcPr>
+            <w:tcW w:type="dxa" w:w="800"/>
+            <w:tcBorders>
+              <w:top w:val="single" w:color="B0B0B0" w:sz="4"/>
+              <w:left w:val="single" w:color="B0B0B0" w:sz="4"/>
+              <w:bottom w:val="single" w:color="B0B0B0" w:sz="4"/>
+              <w:right w:val="single" w:color="B0B0B0" w:sz="4"/>
+            </w:tcBorders>
+            <w:tcMar>
+              <w:top w:type="dxa" w:w="50"/>
+              <w:left w:type="dxa" w:w="90"/>
+              <w:bottom w:type="dxa" w:w="50"/>
+              <w:right w:type="dxa" w:w="90"/>
+            </w:tcMar>
+          </w:tcPr>
+          <w:p>
+            <w:pPr>
+              <w:keepNext/>
+              <w:jc w:val="right"/>
+            </w:pPr>
+            <w:r>
+              <w:rPr>
+                <w:b w:val="false"/>
+                <w:bCs w:val="false"/>
+                <w:sz w:val="16"/>
+                <w:szCs w:val="16"/>
+              </w:rPr>
+              <w:t xml:space="preserve">0.569</w:t>
+            </w:r>
+          </w:p>
+        </w:tc>
+        <w:tc>
+          <w:tcPr>
+            <w:tcW w:type="dxa" w:w="800"/>
+            <w:tcBorders>
+              <w:top w:val="single" w:color="B0B0B0" w:sz="4"/>
+              <w:left w:val="single" w:color="B0B0B0" w:sz="4"/>
+              <w:bottom w:val="single" w:color="B0B0B0" w:sz="4"/>
+              <w:right w:val="single" w:color="B0B0B0" w:sz="4"/>
+            </w:tcBorders>
+            <w:tcMar>
+              <w:top w:type="dxa" w:w="50"/>
+              <w:left w:type="dxa" w:w="90"/>
+              <w:bottom w:type="dxa" w:w="50"/>
+              <w:right w:type="dxa" w:w="90"/>
+            </w:tcMar>
+          </w:tcPr>
+          <w:p>
+            <w:pPr>
+              <w:keepNext/>
+              <w:jc w:val="right"/>
+            </w:pPr>
+            <w:r>
+              <w:rPr>
+                <w:b w:val="false"/>
+                <w:bCs w:val="false"/>
+                <w:sz w:val="16"/>
+                <w:szCs w:val="16"/>
+              </w:rPr>
+              <w:t xml:space="preserve">0.138</w:t>
+            </w:r>
+          </w:p>
+        </w:tc>
+        <w:tc>
+          <w:tcPr>
+            <w:tcW w:type="dxa" w:w="800"/>
+            <w:tcBorders>
+              <w:top w:val="single" w:color="B0B0B0" w:sz="4"/>
+              <w:left w:val="single" w:color="B0B0B0" w:sz="4"/>
+              <w:bottom w:val="single" w:color="B0B0B0" w:sz="4"/>
+              <w:right w:val="single" w:color="B0B0B0" w:sz="4"/>
+            </w:tcBorders>
+            <w:tcMar>
+              <w:top w:type="dxa" w:w="50"/>
+              <w:left w:type="dxa" w:w="90"/>
+              <w:bottom w:type="dxa" w:w="50"/>
+              <w:right w:type="dxa" w:w="90"/>
+            </w:tcMar>
+          </w:tcPr>
+          <w:p>
+            <w:pPr>
+              <w:keepNext/>
+              <w:jc w:val="right"/>
+            </w:pPr>
+            <w:r>
+              <w:rPr>
+                <w:b w:val="false"/>
+                <w:bCs w:val="false"/>
+                <w:sz w:val="16"/>
+                <w:szCs w:val="16"/>
+              </w:rPr>
+              <w:t xml:space="preserve">--</w:t>
+            </w:r>
+          </w:p>
+        </w:tc>
+        <w:tc>
+          <w:tcPr>
+            <w:tcW w:type="dxa" w:w="800"/>
+            <w:tcBorders>
+              <w:top w:val="single" w:color="B0B0B0" w:sz="4"/>
+              <w:left w:val="single" w:color="B0B0B0" w:sz="4"/>
+              <w:bottom w:val="single" w:color="B0B0B0" w:sz="4"/>
+              <w:right w:val="single" w:color="B0B0B0" w:sz="4"/>
+            </w:tcBorders>
+            <w:tcMar>
+              <w:top w:type="dxa" w:w="50"/>
+              <w:left w:type="dxa" w:w="90"/>
+              <w:bottom w:type="dxa" w:w="50"/>
+              <w:right w:type="dxa" w:w="90"/>
+            </w:tcMar>
+          </w:tcPr>
+          <w:p>
+            <w:pPr>
+              <w:keepNext/>
+              <w:jc w:val="right"/>
+            </w:pPr>
+            <w:r>
+              <w:rPr>
+                <w:b w:val="false"/>
+                <w:bCs w:val="false"/>
+                <w:sz w:val="16"/>
+                <w:szCs w:val="16"/>
+              </w:rPr>
+              <w:t xml:space="preserve">0.645</w:t>
+            </w:r>
+          </w:p>
+        </w:tc>
+        <w:tc>
+          <w:tcPr>
+            <w:tcW w:type="dxa" w:w="800"/>
+            <w:tcBorders>
+              <w:top w:val="single" w:color="B0B0B0" w:sz="4"/>
+              <w:left w:val="single" w:color="B0B0B0" w:sz="4"/>
+              <w:bottom w:val="single" w:color="B0B0B0" w:sz="4"/>
+              <w:right w:val="single" w:color="B0B0B0" w:sz="4"/>
+            </w:tcBorders>
+            <w:tcMar>
+              <w:top w:type="dxa" w:w="50"/>
+              <w:left w:type="dxa" w:w="90"/>
+              <w:bottom w:type="dxa" w:w="50"/>
+              <w:right w:type="dxa" w:w="90"/>
+            </w:tcMar>
+          </w:tcPr>
+          <w:p>
+            <w:pPr>
+              <w:keepNext/>
+              <w:jc w:val="right"/>
+            </w:pPr>
+            <w:r>
+              <w:rPr>
+                <w:b w:val="false"/>
+                <w:bCs w:val="false"/>
+                <w:sz w:val="16"/>
+                <w:szCs w:val="16"/>
+              </w:rPr>
               <w:t xml:space="preserve">0.000</w:t>
             </w:r>
           </w:p>
@@ -15005,167 +15272,7 @@
                 <w:sz w:val="16"/>
                 <w:szCs w:val="16"/>
               </w:rPr>
-              <w:t xml:space="preserve">0.569</w:t>
-            </w:r>
-          </w:p>
-        </w:tc>
-        <w:tc>
-          <w:tcPr>
-            <w:tcW w:type="dxa" w:w="800"/>
-            <w:tcBorders>
-              <w:top w:val="single" w:color="B0B0B0" w:sz="4"/>
-              <w:left w:val="single" w:color="B0B0B0" w:sz="4"/>
-              <w:bottom w:val="single" w:color="B0B0B0" w:sz="4"/>
-              <w:right w:val="single" w:color="B0B0B0" w:sz="4"/>
-            </w:tcBorders>
-            <w:tcMar>
-              <w:top w:type="dxa" w:w="50"/>
-              <w:left w:type="dxa" w:w="90"/>
-              <w:bottom w:type="dxa" w:w="50"/>
-              <w:right w:type="dxa" w:w="90"/>
-            </w:tcMar>
-          </w:tcPr>
-          <w:p>
-            <w:pPr>
-              <w:keepNext/>
-              <w:jc w:val="right"/>
-            </w:pPr>
-            <w:r>
-              <w:rPr>
-                <w:b w:val="false"/>
-                <w:bCs w:val="false"/>
-                <w:sz w:val="16"/>
-                <w:szCs w:val="16"/>
-              </w:rPr>
-              <w:t xml:space="preserve">0.138</w:t>
-            </w:r>
-          </w:p>
-        </w:tc>
-        <w:tc>
-          <w:tcPr>
-            <w:tcW w:type="dxa" w:w="800"/>
-            <w:tcBorders>
-              <w:top w:val="single" w:color="B0B0B0" w:sz="4"/>
-              <w:left w:val="single" w:color="B0B0B0" w:sz="4"/>
-              <w:bottom w:val="single" w:color="B0B0B0" w:sz="4"/>
-              <w:right w:val="single" w:color="B0B0B0" w:sz="4"/>
-            </w:tcBorders>
-            <w:tcMar>
-              <w:top w:type="dxa" w:w="50"/>
-              <w:left w:type="dxa" w:w="90"/>
-              <w:bottom w:type="dxa" w:w="50"/>
-              <w:right w:type="dxa" w:w="90"/>
-            </w:tcMar>
-          </w:tcPr>
-          <w:p>
-            <w:pPr>
-              <w:keepNext/>
-              <w:jc w:val="right"/>
-            </w:pPr>
-            <w:r>
-              <w:rPr>
-                <w:b w:val="false"/>
-                <w:bCs w:val="false"/>
-                <w:sz w:val="16"/>
-                <w:szCs w:val="16"/>
-              </w:rPr>
-              <w:t xml:space="preserve">--</w:t>
-            </w:r>
-          </w:p>
-        </w:tc>
-        <w:tc>
-          <w:tcPr>
-            <w:tcW w:type="dxa" w:w="800"/>
-            <w:tcBorders>
-              <w:top w:val="single" w:color="B0B0B0" w:sz="4"/>
-              <w:left w:val="single" w:color="B0B0B0" w:sz="4"/>
-              <w:bottom w:val="single" w:color="B0B0B0" w:sz="4"/>
-              <w:right w:val="single" w:color="B0B0B0" w:sz="4"/>
-            </w:tcBorders>
-            <w:tcMar>
-              <w:top w:type="dxa" w:w="50"/>
-              <w:left w:type="dxa" w:w="90"/>
-              <w:bottom w:type="dxa" w:w="50"/>
-              <w:right w:type="dxa" w:w="90"/>
-            </w:tcMar>
-          </w:tcPr>
-          <w:p>
-            <w:pPr>
-              <w:keepNext/>
-              <w:jc w:val="right"/>
-            </w:pPr>
-            <w:r>
-              <w:rPr>
-                <w:b w:val="false"/>
-                <w:bCs w:val="false"/>
-                <w:sz w:val="16"/>
-                <w:szCs w:val="16"/>
-              </w:rPr>
-              <w:t xml:space="preserve">0.645</w:t>
-            </w:r>
-          </w:p>
-        </w:tc>
-        <w:tc>
-          <w:tcPr>
-            <w:tcW w:type="dxa" w:w="800"/>
-            <w:tcBorders>
-              <w:top w:val="single" w:color="B0B0B0" w:sz="4"/>
-              <w:left w:val="single" w:color="B0B0B0" w:sz="4"/>
-              <w:bottom w:val="single" w:color="B0B0B0" w:sz="4"/>
-              <w:right w:val="single" w:color="B0B0B0" w:sz="4"/>
-            </w:tcBorders>
-            <w:tcMar>
-              <w:top w:type="dxa" w:w="50"/>
-              <w:left w:type="dxa" w:w="90"/>
-              <w:bottom w:type="dxa" w:w="50"/>
-              <w:right w:type="dxa" w:w="90"/>
-            </w:tcMar>
-          </w:tcPr>
-          <w:p>
-            <w:pPr>
-              <w:keepNext/>
-              <w:jc w:val="right"/>
-            </w:pPr>
-            <w:r>
-              <w:rPr>
-                <w:b w:val="false"/>
-                <w:bCs w:val="false"/>
-                <w:sz w:val="16"/>
-                <w:szCs w:val="16"/>
-              </w:rPr>
-              <w:t xml:space="preserve">0.000</w:t>
-            </w:r>
-          </w:p>
-        </w:tc>
-        <w:tc>
-          <w:tcPr>
-            <w:tcW w:type="dxa" w:w="800"/>
-            <w:tcBorders>
-              <w:top w:val="single" w:color="B0B0B0" w:sz="4"/>
-              <w:left w:val="single" w:color="B0B0B0" w:sz="4"/>
-              <w:bottom w:val="single" w:color="B0B0B0" w:sz="4"/>
-              <w:right w:val="single" w:color="B0B0B0" w:sz="4"/>
-            </w:tcBorders>
-            <w:tcMar>
-              <w:top w:type="dxa" w:w="50"/>
-              <w:left w:type="dxa" w:w="90"/>
-              <w:bottom w:type="dxa" w:w="50"/>
-              <w:right w:type="dxa" w:w="90"/>
-            </w:tcMar>
-          </w:tcPr>
-          <w:p>
-            <w:pPr>
-              <w:keepNext/>
-              <w:jc w:val="right"/>
-            </w:pPr>
-            <w:r>
-              <w:rPr>
-                <w:b w:val="false"/>
-                <w:bCs w:val="false"/>
-                <w:sz w:val="16"/>
-                <w:szCs w:val="16"/>
-              </w:rPr>
-              <w:t xml:space="preserve">0.246</w:t>
+              <w:t xml:space="preserve">0.246†</w:t>
             </w:r>
           </w:p>
         </w:tc>
@@ -18773,7 +18880,7 @@
           <w:sz w:val="18"/>
           <w:szCs w:val="18"/>
         </w:rPr>
-        <w:t xml:space="preserve">Mean test AUF (K = 10) per cluster, random forest (H5H6-E02). Each value averages the cluster's datasets (seeds averaged first); the best value per column is shaded. -- = no result in the cluster (skipped or timed out on every seed).</w:t>
+        <w:t xml:space="preserve">Mean test AUF (K = 10) per cluster, random forest (H5H6-E02). Each value averages the cluster's datasets (seeds averaged first); the best value per column among the methods with a result on every dataset of the cluster is shaded. † = the mean leaves out datasets where the method has no result; -- = no result in the cluster (skipped or timed out on every seed).</w:t>
       </w:r>
     </w:p>
     <w:tbl>
@@ -20539,6 +20646,38 @@
                 <w:sz w:val="16"/>
                 <w:szCs w:val="16"/>
               </w:rPr>
+              <w:t xml:space="preserve">0.000†</w:t>
+            </w:r>
+          </w:p>
+        </w:tc>
+        <w:tc>
+          <w:tcPr>
+            <w:tcW w:type="dxa" w:w="800"/>
+            <w:tcBorders>
+              <w:top w:val="single" w:color="B0B0B0" w:sz="4"/>
+              <w:left w:val="single" w:color="B0B0B0" w:sz="4"/>
+              <w:bottom w:val="single" w:color="B0B0B0" w:sz="4"/>
+              <w:right w:val="single" w:color="B0B0B0" w:sz="4"/>
+            </w:tcBorders>
+            <w:tcMar>
+              <w:top w:type="dxa" w:w="50"/>
+              <w:left w:type="dxa" w:w="90"/>
+              <w:bottom w:type="dxa" w:w="50"/>
+              <w:right w:type="dxa" w:w="90"/>
+            </w:tcMar>
+          </w:tcPr>
+          <w:p>
+            <w:pPr>
+              <w:keepNext/>
+              <w:jc w:val="right"/>
+            </w:pPr>
+            <w:r>
+              <w:rPr>
+                <w:b w:val="false"/>
+                <w:bCs w:val="false"/>
+                <w:sz w:val="16"/>
+                <w:szCs w:val="16"/>
+              </w:rPr>
               <w:t xml:space="preserve">0.000</w:t>
             </w:r>
           </w:p>
@@ -20571,6 +20710,134 @@
                 <w:sz w:val="16"/>
                 <w:szCs w:val="16"/>
               </w:rPr>
+              <w:t xml:space="preserve">0.667</w:t>
+            </w:r>
+          </w:p>
+        </w:tc>
+        <w:tc>
+          <w:tcPr>
+            <w:tcW w:type="dxa" w:w="800"/>
+            <w:tcBorders>
+              <w:top w:val="single" w:color="B0B0B0" w:sz="4"/>
+              <w:left w:val="single" w:color="B0B0B0" w:sz="4"/>
+              <w:bottom w:val="single" w:color="B0B0B0" w:sz="4"/>
+              <w:right w:val="single" w:color="B0B0B0" w:sz="4"/>
+            </w:tcBorders>
+            <w:tcMar>
+              <w:top w:type="dxa" w:w="50"/>
+              <w:left w:type="dxa" w:w="90"/>
+              <w:bottom w:type="dxa" w:w="50"/>
+              <w:right w:type="dxa" w:w="90"/>
+            </w:tcMar>
+          </w:tcPr>
+          <w:p>
+            <w:pPr>
+              <w:keepNext/>
+              <w:jc w:val="right"/>
+            </w:pPr>
+            <w:r>
+              <w:rPr>
+                <w:b w:val="false"/>
+                <w:bCs w:val="false"/>
+                <w:sz w:val="16"/>
+                <w:szCs w:val="16"/>
+              </w:rPr>
+              <w:t xml:space="preserve">0.061</w:t>
+            </w:r>
+          </w:p>
+        </w:tc>
+        <w:tc>
+          <w:tcPr>
+            <w:tcW w:type="dxa" w:w="800"/>
+            <w:tcBorders>
+              <w:top w:val="single" w:color="B0B0B0" w:sz="4"/>
+              <w:left w:val="single" w:color="B0B0B0" w:sz="4"/>
+              <w:bottom w:val="single" w:color="B0B0B0" w:sz="4"/>
+              <w:right w:val="single" w:color="B0B0B0" w:sz="4"/>
+            </w:tcBorders>
+            <w:tcMar>
+              <w:top w:type="dxa" w:w="50"/>
+              <w:left w:type="dxa" w:w="90"/>
+              <w:bottom w:type="dxa" w:w="50"/>
+              <w:right w:type="dxa" w:w="90"/>
+            </w:tcMar>
+          </w:tcPr>
+          <w:p>
+            <w:pPr>
+              <w:keepNext/>
+              <w:jc w:val="right"/>
+            </w:pPr>
+            <w:r>
+              <w:rPr>
+                <w:b w:val="false"/>
+                <w:bCs w:val="false"/>
+                <w:sz w:val="16"/>
+                <w:szCs w:val="16"/>
+              </w:rPr>
+              <w:t xml:space="preserve">--</w:t>
+            </w:r>
+          </w:p>
+        </w:tc>
+        <w:tc>
+          <w:tcPr>
+            <w:tcW w:type="dxa" w:w="800"/>
+            <w:tcBorders>
+              <w:top w:val="single" w:color="B0B0B0" w:sz="4"/>
+              <w:left w:val="single" w:color="B0B0B0" w:sz="4"/>
+              <w:bottom w:val="single" w:color="B0B0B0" w:sz="4"/>
+              <w:right w:val="single" w:color="B0B0B0" w:sz="4"/>
+            </w:tcBorders>
+            <w:tcMar>
+              <w:top w:type="dxa" w:w="50"/>
+              <w:left w:type="dxa" w:w="90"/>
+              <w:bottom w:type="dxa" w:w="50"/>
+              <w:right w:type="dxa" w:w="90"/>
+            </w:tcMar>
+          </w:tcPr>
+          <w:p>
+            <w:pPr>
+              <w:keepNext/>
+              <w:jc w:val="right"/>
+            </w:pPr>
+            <w:r>
+              <w:rPr>
+                <w:b w:val="false"/>
+                <w:bCs w:val="false"/>
+                <w:sz w:val="16"/>
+                <w:szCs w:val="16"/>
+              </w:rPr>
+              <w:t xml:space="preserve">0.570</w:t>
+            </w:r>
+          </w:p>
+        </w:tc>
+        <w:tc>
+          <w:tcPr>
+            <w:tcW w:type="dxa" w:w="800"/>
+            <w:tcBorders>
+              <w:top w:val="single" w:color="B0B0B0" w:sz="4"/>
+              <w:left w:val="single" w:color="B0B0B0" w:sz="4"/>
+              <w:bottom w:val="single" w:color="B0B0B0" w:sz="4"/>
+              <w:right w:val="single" w:color="B0B0B0" w:sz="4"/>
+            </w:tcBorders>
+            <w:tcMar>
+              <w:top w:type="dxa" w:w="50"/>
+              <w:left w:type="dxa" w:w="90"/>
+              <w:bottom w:type="dxa" w:w="50"/>
+              <w:right w:type="dxa" w:w="90"/>
+            </w:tcMar>
+          </w:tcPr>
+          <w:p>
+            <w:pPr>
+              <w:keepNext/>
+              <w:jc w:val="right"/>
+            </w:pPr>
+            <w:r>
+              <w:rPr>
+                <w:b w:val="false"/>
+                <w:bCs w:val="false"/>
+                <w:sz w:val="16"/>
+                <w:szCs w:val="16"/>
+              </w:rPr>
               <w:t xml:space="preserve">0.000</w:t>
             </w:r>
           </w:p>
@@ -20603,167 +20870,7 @@
                 <w:sz w:val="16"/>
                 <w:szCs w:val="16"/>
               </w:rPr>
-              <w:t xml:space="preserve">0.667</w:t>
-            </w:r>
-          </w:p>
-        </w:tc>
-        <w:tc>
-          <w:tcPr>
-            <w:tcW w:type="dxa" w:w="800"/>
-            <w:tcBorders>
-              <w:top w:val="single" w:color="B0B0B0" w:sz="4"/>
-              <w:left w:val="single" w:color="B0B0B0" w:sz="4"/>
-              <w:bottom w:val="single" w:color="B0B0B0" w:sz="4"/>
-              <w:right w:val="single" w:color="B0B0B0" w:sz="4"/>
-            </w:tcBorders>
-            <w:tcMar>
-              <w:top w:type="dxa" w:w="50"/>
-              <w:left w:type="dxa" w:w="90"/>
-              <w:bottom w:type="dxa" w:w="50"/>
-              <w:right w:type="dxa" w:w="90"/>
-            </w:tcMar>
-          </w:tcPr>
-          <w:p>
-            <w:pPr>
-              <w:keepNext/>
-              <w:jc w:val="right"/>
-            </w:pPr>
-            <w:r>
-              <w:rPr>
-                <w:b w:val="false"/>
-                <w:bCs w:val="false"/>
-                <w:sz w:val="16"/>
-                <w:szCs w:val="16"/>
-              </w:rPr>
-              <w:t xml:space="preserve">0.061</w:t>
-            </w:r>
-          </w:p>
-        </w:tc>
-        <w:tc>
-          <w:tcPr>
-            <w:tcW w:type="dxa" w:w="800"/>
-            <w:tcBorders>
-              <w:top w:val="single" w:color="B0B0B0" w:sz="4"/>
-              <w:left w:val="single" w:color="B0B0B0" w:sz="4"/>
-              <w:bottom w:val="single" w:color="B0B0B0" w:sz="4"/>
-              <w:right w:val="single" w:color="B0B0B0" w:sz="4"/>
-            </w:tcBorders>
-            <w:tcMar>
-              <w:top w:type="dxa" w:w="50"/>
-              <w:left w:type="dxa" w:w="90"/>
-              <w:bottom w:type="dxa" w:w="50"/>
-              <w:right w:type="dxa" w:w="90"/>
-            </w:tcMar>
-          </w:tcPr>
-          <w:p>
-            <w:pPr>
-              <w:keepNext/>
-              <w:jc w:val="right"/>
-            </w:pPr>
-            <w:r>
-              <w:rPr>
-                <w:b w:val="false"/>
-                <w:bCs w:val="false"/>
-                <w:sz w:val="16"/>
-                <w:szCs w:val="16"/>
-              </w:rPr>
-              <w:t xml:space="preserve">--</w:t>
-            </w:r>
-          </w:p>
-        </w:tc>
-        <w:tc>
-          <w:tcPr>
-            <w:tcW w:type="dxa" w:w="800"/>
-            <w:tcBorders>
-              <w:top w:val="single" w:color="B0B0B0" w:sz="4"/>
-              <w:left w:val="single" w:color="B0B0B0" w:sz="4"/>
-              <w:bottom w:val="single" w:color="B0B0B0" w:sz="4"/>
-              <w:right w:val="single" w:color="B0B0B0" w:sz="4"/>
-            </w:tcBorders>
-            <w:tcMar>
-              <w:top w:type="dxa" w:w="50"/>
-              <w:left w:type="dxa" w:w="90"/>
-              <w:bottom w:type="dxa" w:w="50"/>
-              <w:right w:type="dxa" w:w="90"/>
-            </w:tcMar>
-          </w:tcPr>
-          <w:p>
-            <w:pPr>
-              <w:keepNext/>
-              <w:jc w:val="right"/>
-            </w:pPr>
-            <w:r>
-              <w:rPr>
-                <w:b w:val="false"/>
-                <w:bCs w:val="false"/>
-                <w:sz w:val="16"/>
-                <w:szCs w:val="16"/>
-              </w:rPr>
-              <w:t xml:space="preserve">0.570</w:t>
-            </w:r>
-          </w:p>
-        </w:tc>
-        <w:tc>
-          <w:tcPr>
-            <w:tcW w:type="dxa" w:w="800"/>
-            <w:tcBorders>
-              <w:top w:val="single" w:color="B0B0B0" w:sz="4"/>
-              <w:left w:val="single" w:color="B0B0B0" w:sz="4"/>
-              <w:bottom w:val="single" w:color="B0B0B0" w:sz="4"/>
-              <w:right w:val="single" w:color="B0B0B0" w:sz="4"/>
-            </w:tcBorders>
-            <w:tcMar>
-              <w:top w:type="dxa" w:w="50"/>
-              <w:left w:type="dxa" w:w="90"/>
-              <w:bottom w:type="dxa" w:w="50"/>
-              <w:right w:type="dxa" w:w="90"/>
-            </w:tcMar>
-          </w:tcPr>
-          <w:p>
-            <w:pPr>
-              <w:keepNext/>
-              <w:jc w:val="right"/>
-            </w:pPr>
-            <w:r>
-              <w:rPr>
-                <w:b w:val="false"/>
-                <w:bCs w:val="false"/>
-                <w:sz w:val="16"/>
-                <w:szCs w:val="16"/>
-              </w:rPr>
-              <w:t xml:space="preserve">0.000</w:t>
-            </w:r>
-          </w:p>
-        </w:tc>
-        <w:tc>
-          <w:tcPr>
-            <w:tcW w:type="dxa" w:w="800"/>
-            <w:tcBorders>
-              <w:top w:val="single" w:color="B0B0B0" w:sz="4"/>
-              <w:left w:val="single" w:color="B0B0B0" w:sz="4"/>
-              <w:bottom w:val="single" w:color="B0B0B0" w:sz="4"/>
-              <w:right w:val="single" w:color="B0B0B0" w:sz="4"/>
-            </w:tcBorders>
-            <w:tcMar>
-              <w:top w:type="dxa" w:w="50"/>
-              <w:left w:type="dxa" w:w="90"/>
-              <w:bottom w:type="dxa" w:w="50"/>
-              <w:right w:type="dxa" w:w="90"/>
-            </w:tcMar>
-          </w:tcPr>
-          <w:p>
-            <w:pPr>
-              <w:keepNext/>
-              <w:jc w:val="right"/>
-            </w:pPr>
-            <w:r>
-              <w:rPr>
-                <w:b w:val="false"/>
-                <w:bCs w:val="false"/>
-                <w:sz w:val="16"/>
-                <w:szCs w:val="16"/>
-              </w:rPr>
-              <w:t xml:space="preserve">0.250</w:t>
+              <w:t xml:space="preserve">0.250†</w:t>
             </w:r>
           </w:p>
         </w:tc>
@@ -20864,6 +20971,198 @@
                 <w:sz w:val="16"/>
                 <w:szCs w:val="16"/>
               </w:rPr>
+              <w:t xml:space="preserve">0.000†</w:t>
+            </w:r>
+          </w:p>
+        </w:tc>
+        <w:tc>
+          <w:tcPr>
+            <w:tcW w:type="dxa" w:w="800"/>
+            <w:tcBorders>
+              <w:top w:val="single" w:color="B0B0B0" w:sz="4"/>
+              <w:left w:val="single" w:color="B0B0B0" w:sz="4"/>
+              <w:bottom w:val="single" w:color="B0B0B0" w:sz="4"/>
+              <w:right w:val="single" w:color="B0B0B0" w:sz="4"/>
+            </w:tcBorders>
+            <w:tcMar>
+              <w:top w:type="dxa" w:w="50"/>
+              <w:left w:type="dxa" w:w="90"/>
+              <w:bottom w:type="dxa" w:w="50"/>
+              <w:right w:type="dxa" w:w="90"/>
+            </w:tcMar>
+          </w:tcPr>
+          <w:p>
+            <w:pPr>
+              <w:keepNext/>
+              <w:jc w:val="right"/>
+            </w:pPr>
+            <w:r>
+              <w:rPr>
+                <w:b w:val="false"/>
+                <w:bCs w:val="false"/>
+                <w:sz w:val="16"/>
+                <w:szCs w:val="16"/>
+              </w:rPr>
+              <w:t xml:space="preserve">0.000†</w:t>
+            </w:r>
+          </w:p>
+        </w:tc>
+        <w:tc>
+          <w:tcPr>
+            <w:tcW w:type="dxa" w:w="800"/>
+            <w:tcBorders>
+              <w:top w:val="single" w:color="B0B0B0" w:sz="4"/>
+              <w:left w:val="single" w:color="B0B0B0" w:sz="4"/>
+              <w:bottom w:val="single" w:color="B0B0B0" w:sz="4"/>
+              <w:right w:val="single" w:color="B0B0B0" w:sz="4"/>
+            </w:tcBorders>
+            <w:tcMar>
+              <w:top w:type="dxa" w:w="50"/>
+              <w:left w:type="dxa" w:w="90"/>
+              <w:bottom w:type="dxa" w:w="50"/>
+              <w:right w:type="dxa" w:w="90"/>
+            </w:tcMar>
+          </w:tcPr>
+          <w:p>
+            <w:pPr>
+              <w:keepNext/>
+              <w:jc w:val="right"/>
+            </w:pPr>
+            <w:r>
+              <w:rPr>
+                <w:b w:val="false"/>
+                <w:bCs w:val="false"/>
+                <w:sz w:val="16"/>
+                <w:szCs w:val="16"/>
+              </w:rPr>
+              <w:t xml:space="preserve">0.771</w:t>
+            </w:r>
+          </w:p>
+        </w:tc>
+        <w:tc>
+          <w:tcPr>
+            <w:tcW w:type="dxa" w:w="800"/>
+            <w:tcBorders>
+              <w:top w:val="single" w:color="B0B0B0" w:sz="4"/>
+              <w:left w:val="single" w:color="B0B0B0" w:sz="4"/>
+              <w:bottom w:val="single" w:color="B0B0B0" w:sz="4"/>
+              <w:right w:val="single" w:color="B0B0B0" w:sz="4"/>
+            </w:tcBorders>
+            <w:tcMar>
+              <w:top w:type="dxa" w:w="50"/>
+              <w:left w:type="dxa" w:w="90"/>
+              <w:bottom w:type="dxa" w:w="50"/>
+              <w:right w:type="dxa" w:w="90"/>
+            </w:tcMar>
+          </w:tcPr>
+          <w:p>
+            <w:pPr>
+              <w:keepNext/>
+              <w:jc w:val="right"/>
+            </w:pPr>
+            <w:r>
+              <w:rPr>
+                <w:b w:val="false"/>
+                <w:bCs w:val="false"/>
+                <w:sz w:val="16"/>
+                <w:szCs w:val="16"/>
+              </w:rPr>
+              <w:t xml:space="preserve">0.177</w:t>
+            </w:r>
+          </w:p>
+        </w:tc>
+        <w:tc>
+          <w:tcPr>
+            <w:tcW w:type="dxa" w:w="800"/>
+            <w:tcBorders>
+              <w:top w:val="single" w:color="B0B0B0" w:sz="4"/>
+              <w:left w:val="single" w:color="B0B0B0" w:sz="4"/>
+              <w:bottom w:val="single" w:color="B0B0B0" w:sz="4"/>
+              <w:right w:val="single" w:color="B0B0B0" w:sz="4"/>
+            </w:tcBorders>
+            <w:tcMar>
+              <w:top w:type="dxa" w:w="50"/>
+              <w:left w:type="dxa" w:w="90"/>
+              <w:bottom w:type="dxa" w:w="50"/>
+              <w:right w:type="dxa" w:w="90"/>
+            </w:tcMar>
+          </w:tcPr>
+          <w:p>
+            <w:pPr>
+              <w:keepNext/>
+              <w:jc w:val="right"/>
+            </w:pPr>
+            <w:r>
+              <w:rPr>
+                <w:b w:val="false"/>
+                <w:bCs w:val="false"/>
+                <w:sz w:val="16"/>
+                <w:szCs w:val="16"/>
+              </w:rPr>
+              <w:t xml:space="preserve">--</w:t>
+            </w:r>
+          </w:p>
+        </w:tc>
+        <w:tc>
+          <w:tcPr>
+            <w:tcW w:type="dxa" w:w="800"/>
+            <w:tcBorders>
+              <w:top w:val="single" w:color="B0B0B0" w:sz="4"/>
+              <w:left w:val="single" w:color="B0B0B0" w:sz="4"/>
+              <w:bottom w:val="single" w:color="B0B0B0" w:sz="4"/>
+              <w:right w:val="single" w:color="B0B0B0" w:sz="4"/>
+            </w:tcBorders>
+            <w:tcMar>
+              <w:top w:type="dxa" w:w="50"/>
+              <w:left w:type="dxa" w:w="90"/>
+              <w:bottom w:type="dxa" w:w="50"/>
+              <w:right w:type="dxa" w:w="90"/>
+            </w:tcMar>
+          </w:tcPr>
+          <w:p>
+            <w:pPr>
+              <w:keepNext/>
+              <w:jc w:val="right"/>
+            </w:pPr>
+            <w:r>
+              <w:rPr>
+                <w:b w:val="false"/>
+                <w:bCs w:val="false"/>
+                <w:sz w:val="16"/>
+                <w:szCs w:val="16"/>
+              </w:rPr>
+              <w:t xml:space="preserve">0.693</w:t>
+            </w:r>
+          </w:p>
+        </w:tc>
+        <w:tc>
+          <w:tcPr>
+            <w:tcW w:type="dxa" w:w="800"/>
+            <w:tcBorders>
+              <w:top w:val="single" w:color="B0B0B0" w:sz="4"/>
+              <w:left w:val="single" w:color="B0B0B0" w:sz="4"/>
+              <w:bottom w:val="single" w:color="B0B0B0" w:sz="4"/>
+              <w:right w:val="single" w:color="B0B0B0" w:sz="4"/>
+            </w:tcBorders>
+            <w:tcMar>
+              <w:top w:type="dxa" w:w="50"/>
+              <w:left w:type="dxa" w:w="90"/>
+              <w:bottom w:type="dxa" w:w="50"/>
+              <w:right w:type="dxa" w:w="90"/>
+            </w:tcMar>
+          </w:tcPr>
+          <w:p>
+            <w:pPr>
+              <w:keepNext/>
+              <w:jc w:val="right"/>
+            </w:pPr>
+            <w:r>
+              <w:rPr>
+                <w:b w:val="false"/>
+                <w:bCs w:val="false"/>
+                <w:sz w:val="16"/>
+                <w:szCs w:val="16"/>
+              </w:rPr>
               <w:t xml:space="preserve">0.000</w:t>
             </w:r>
           </w:p>
@@ -20896,199 +21195,7 @@
                 <w:sz w:val="16"/>
                 <w:szCs w:val="16"/>
               </w:rPr>
-              <w:t xml:space="preserve">0.000</w:t>
-            </w:r>
-          </w:p>
-        </w:tc>
-        <w:tc>
-          <w:tcPr>
-            <w:tcW w:type="dxa" w:w="800"/>
-            <w:tcBorders>
-              <w:top w:val="single" w:color="B0B0B0" w:sz="4"/>
-              <w:left w:val="single" w:color="B0B0B0" w:sz="4"/>
-              <w:bottom w:val="single" w:color="B0B0B0" w:sz="4"/>
-              <w:right w:val="single" w:color="B0B0B0" w:sz="4"/>
-            </w:tcBorders>
-            <w:tcMar>
-              <w:top w:type="dxa" w:w="50"/>
-              <w:left w:type="dxa" w:w="90"/>
-              <w:bottom w:type="dxa" w:w="50"/>
-              <w:right w:type="dxa" w:w="90"/>
-            </w:tcMar>
-          </w:tcPr>
-          <w:p>
-            <w:pPr>
-              <w:keepNext/>
-              <w:jc w:val="right"/>
-            </w:pPr>
-            <w:r>
-              <w:rPr>
-                <w:b w:val="false"/>
-                <w:bCs w:val="false"/>
-                <w:sz w:val="16"/>
-                <w:szCs w:val="16"/>
-              </w:rPr>
-              <w:t xml:space="preserve">0.771</w:t>
-            </w:r>
-          </w:p>
-        </w:tc>
-        <w:tc>
-          <w:tcPr>
-            <w:tcW w:type="dxa" w:w="800"/>
-            <w:tcBorders>
-              <w:top w:val="single" w:color="B0B0B0" w:sz="4"/>
-              <w:left w:val="single" w:color="B0B0B0" w:sz="4"/>
-              <w:bottom w:val="single" w:color="B0B0B0" w:sz="4"/>
-              <w:right w:val="single" w:color="B0B0B0" w:sz="4"/>
-            </w:tcBorders>
-            <w:tcMar>
-              <w:top w:type="dxa" w:w="50"/>
-              <w:left w:type="dxa" w:w="90"/>
-              <w:bottom w:type="dxa" w:w="50"/>
-              <w:right w:type="dxa" w:w="90"/>
-            </w:tcMar>
-          </w:tcPr>
-          <w:p>
-            <w:pPr>
-              <w:keepNext/>
-              <w:jc w:val="right"/>
-            </w:pPr>
-            <w:r>
-              <w:rPr>
-                <w:b w:val="false"/>
-                <w:bCs w:val="false"/>
-                <w:sz w:val="16"/>
-                <w:szCs w:val="16"/>
-              </w:rPr>
-              <w:t xml:space="preserve">0.177</w:t>
-            </w:r>
-          </w:p>
-        </w:tc>
-        <w:tc>
-          <w:tcPr>
-            <w:tcW w:type="dxa" w:w="800"/>
-            <w:tcBorders>
-              <w:top w:val="single" w:color="B0B0B0" w:sz="4"/>
-              <w:left w:val="single" w:color="B0B0B0" w:sz="4"/>
-              <w:bottom w:val="single" w:color="B0B0B0" w:sz="4"/>
-              <w:right w:val="single" w:color="B0B0B0" w:sz="4"/>
-            </w:tcBorders>
-            <w:tcMar>
-              <w:top w:type="dxa" w:w="50"/>
-              <w:left w:type="dxa" w:w="90"/>
-              <w:bottom w:type="dxa" w:w="50"/>
-              <w:right w:type="dxa" w:w="90"/>
-            </w:tcMar>
-          </w:tcPr>
-          <w:p>
-            <w:pPr>
-              <w:keepNext/>
-              <w:jc w:val="right"/>
-            </w:pPr>
-            <w:r>
-              <w:rPr>
-                <w:b w:val="false"/>
-                <w:bCs w:val="false"/>
-                <w:sz w:val="16"/>
-                <w:szCs w:val="16"/>
-              </w:rPr>
-              <w:t xml:space="preserve">--</w:t>
-            </w:r>
-          </w:p>
-        </w:tc>
-        <w:tc>
-          <w:tcPr>
-            <w:tcW w:type="dxa" w:w="800"/>
-            <w:tcBorders>
-              <w:top w:val="single" w:color="B0B0B0" w:sz="4"/>
-              <w:left w:val="single" w:color="B0B0B0" w:sz="4"/>
-              <w:bottom w:val="single" w:color="B0B0B0" w:sz="4"/>
-              <w:right w:val="single" w:color="B0B0B0" w:sz="4"/>
-            </w:tcBorders>
-            <w:tcMar>
-              <w:top w:type="dxa" w:w="50"/>
-              <w:left w:type="dxa" w:w="90"/>
-              <w:bottom w:type="dxa" w:w="50"/>
-              <w:right w:type="dxa" w:w="90"/>
-            </w:tcMar>
-          </w:tcPr>
-          <w:p>
-            <w:pPr>
-              <w:keepNext/>
-              <w:jc w:val="right"/>
-            </w:pPr>
-            <w:r>
-              <w:rPr>
-                <w:b w:val="false"/>
-                <w:bCs w:val="false"/>
-                <w:sz w:val="16"/>
-                <w:szCs w:val="16"/>
-              </w:rPr>
-              <w:t xml:space="preserve">0.693</w:t>
-            </w:r>
-          </w:p>
-        </w:tc>
-        <w:tc>
-          <w:tcPr>
-            <w:tcW w:type="dxa" w:w="800"/>
-            <w:tcBorders>
-              <w:top w:val="single" w:color="B0B0B0" w:sz="4"/>
-              <w:left w:val="single" w:color="B0B0B0" w:sz="4"/>
-              <w:bottom w:val="single" w:color="B0B0B0" w:sz="4"/>
-              <w:right w:val="single" w:color="B0B0B0" w:sz="4"/>
-            </w:tcBorders>
-            <w:tcMar>
-              <w:top w:type="dxa" w:w="50"/>
-              <w:left w:type="dxa" w:w="90"/>
-              <w:bottom w:type="dxa" w:w="50"/>
-              <w:right w:type="dxa" w:w="90"/>
-            </w:tcMar>
-          </w:tcPr>
-          <w:p>
-            <w:pPr>
-              <w:keepNext/>
-              <w:jc w:val="right"/>
-            </w:pPr>
-            <w:r>
-              <w:rPr>
-                <w:b w:val="false"/>
-                <w:bCs w:val="false"/>
-                <w:sz w:val="16"/>
-                <w:szCs w:val="16"/>
-              </w:rPr>
-              <w:t xml:space="preserve">0.000</w:t>
-            </w:r>
-          </w:p>
-        </w:tc>
-        <w:tc>
-          <w:tcPr>
-            <w:tcW w:type="dxa" w:w="800"/>
-            <w:tcBorders>
-              <w:top w:val="single" w:color="B0B0B0" w:sz="4"/>
-              <w:left w:val="single" w:color="B0B0B0" w:sz="4"/>
-              <w:bottom w:val="single" w:color="B0B0B0" w:sz="4"/>
-              <w:right w:val="single" w:color="B0B0B0" w:sz="4"/>
-            </w:tcBorders>
-            <w:tcMar>
-              <w:top w:type="dxa" w:w="50"/>
-              <w:left w:type="dxa" w:w="90"/>
-              <w:bottom w:type="dxa" w:w="50"/>
-              <w:right w:type="dxa" w:w="90"/>
-            </w:tcMar>
-          </w:tcPr>
-          <w:p>
-            <w:pPr>
-              <w:keepNext/>
-              <w:jc w:val="right"/>
-            </w:pPr>
-            <w:r>
-              <w:rPr>
-                <w:b w:val="false"/>
-                <w:bCs w:val="false"/>
-                <w:sz w:val="16"/>
-                <w:szCs w:val="16"/>
-              </w:rPr>
-              <w:t xml:space="preserve">0.322</w:t>
+              <w:t xml:space="preserve">0.322†</w:t>
             </w:r>
           </w:p>
         </w:tc>
@@ -24634,6 +24741,5928 @@
                 <w:szCs w:val="16"/>
               </w:rPr>
               <w:t xml:space="preserve">0.469</w:t>
+            </w:r>
+          </w:p>
+        </w:tc>
+        <w:tc>
+          <w:tcPr>
+            <w:tcW w:type="dxa" w:w="800"/>
+            <w:tcBorders>
+              <w:top w:val="single" w:color="B0B0B0" w:sz="4"/>
+              <w:left w:val="single" w:color="B0B0B0" w:sz="4"/>
+              <w:bottom w:val="single" w:color="B0B0B0" w:sz="4"/>
+              <w:right w:val="single" w:color="B0B0B0" w:sz="4"/>
+            </w:tcBorders>
+            <w:tcMar>
+              <w:top w:type="dxa" w:w="50"/>
+              <w:left w:type="dxa" w:w="90"/>
+              <w:bottom w:type="dxa" w:w="50"/>
+              <w:right w:type="dxa" w:w="90"/>
+            </w:tcMar>
+          </w:tcPr>
+          <w:p>
+            <w:pPr>
+              <w:keepNext w:val="false"/>
+              <w:jc w:val="right"/>
+            </w:pPr>
+            <w:r>
+              <w:rPr>
+                <w:b w:val="false"/>
+                <w:bCs w:val="false"/>
+                <w:sz w:val="16"/>
+                <w:szCs w:val="16"/>
+              </w:rPr>
+              <w:t xml:space="preserve">0.663</w:t>
+            </w:r>
+          </w:p>
+        </w:tc>
+      </w:tr>
+    </w:tbl>
+    <w:p>
+      <w:pPr>
+        <w:spacing w:after="120"/>
+      </w:pPr>
+    </w:p>
+    <w:p>
+      <w:pPr>
+        <w:keepNext/>
+        <w:spacing w:after="60" w:before="120"/>
+      </w:pPr>
+      <w:r>
+        <w:rPr>
+          <w:b/>
+          <w:bCs/>
+          <w:sz w:val="18"/>
+          <w:szCs w:val="18"/>
+        </w:rPr>
+        <w:t xml:space="preserve">Table 10. </w:t>
+      </w:r>
+      <w:r>
+        <w:rPr>
+          <w:sz w:val="18"/>
+          <w:szCs w:val="18"/>
+        </w:rPr>
+        <w:t xml:space="preserve">Mean test AUF (K = 10) per cluster, LightGBM (H5H6-E03). Each value averages the cluster's datasets (seeds averaged first); the best value per column among the methods with a result on every dataset of the cluster is shaded. † = the mean leaves out datasets where the method has no result; -- = no result in the cluster (skipped or timed out on every seed).</w:t>
+      </w:r>
+    </w:p>
+    <w:tbl>
+      <w:tblPr>
+        <w:tblW w:type="dxa" w:w="9360"/>
+        <w:tblBorders>
+          <w:top w:val="single" w:color="auto" w:sz="4"/>
+          <w:left w:val="single" w:color="auto" w:sz="4"/>
+          <w:bottom w:val="single" w:color="auto" w:sz="4"/>
+          <w:right w:val="single" w:color="auto" w:sz="4"/>
+          <w:insideH w:val="single" w:color="auto" w:sz="4"/>
+          <w:insideV w:val="single" w:color="auto" w:sz="4"/>
+        </w:tblBorders>
+      </w:tblPr>
+      <w:tblGrid>
+        <w:gridCol w:w="2160"/>
+        <w:gridCol w:w="800"/>
+        <w:gridCol w:w="800"/>
+        <w:gridCol w:w="800"/>
+        <w:gridCol w:w="800"/>
+        <w:gridCol w:w="800"/>
+        <w:gridCol w:w="800"/>
+        <w:gridCol w:w="800"/>
+        <w:gridCol w:w="800"/>
+        <w:gridCol w:w="800"/>
+      </w:tblGrid>
+      <w:tr>
+        <w:trPr>
+          <w:cantSplit/>
+          <w:tblHeader/>
+        </w:trPr>
+        <w:tc>
+          <w:tcPr>
+            <w:tcW w:type="dxa" w:w="2160"/>
+            <w:tcBorders>
+              <w:top w:val="single" w:color="B0B0B0" w:sz="4"/>
+              <w:left w:val="single" w:color="B0B0B0" w:sz="4"/>
+              <w:bottom w:val="single" w:color="B0B0B0" w:sz="4"/>
+              <w:right w:val="single" w:color="B0B0B0" w:sz="4"/>
+            </w:tcBorders>
+            <w:shd w:fill="DCE6F0" w:color="auto" w:val="clear"/>
+            <w:tcMar>
+              <w:top w:type="dxa" w:w="50"/>
+              <w:left w:type="dxa" w:w="90"/>
+              <w:bottom w:type="dxa" w:w="50"/>
+              <w:right w:type="dxa" w:w="90"/>
+            </w:tcMar>
+          </w:tcPr>
+          <w:p>
+            <w:pPr>
+              <w:keepNext/>
+              <w:jc w:val="left"/>
+            </w:pPr>
+            <w:r>
+              <w:rPr>
+                <w:b/>
+                <w:bCs/>
+                <w:sz w:val="16"/>
+                <w:szCs w:val="16"/>
+              </w:rPr>
+              <w:t xml:space="preserve">method</w:t>
+            </w:r>
+          </w:p>
+        </w:tc>
+        <w:tc>
+          <w:tcPr>
+            <w:tcW w:type="dxa" w:w="800"/>
+            <w:tcBorders>
+              <w:top w:val="single" w:color="B0B0B0" w:sz="4"/>
+              <w:left w:val="single" w:color="B0B0B0" w:sz="4"/>
+              <w:bottom w:val="single" w:color="B0B0B0" w:sz="4"/>
+              <w:right w:val="single" w:color="B0B0B0" w:sz="4"/>
+            </w:tcBorders>
+            <w:shd w:fill="DCE6F0" w:color="auto" w:val="clear"/>
+            <w:tcMar>
+              <w:top w:type="dxa" w:w="50"/>
+              <w:left w:type="dxa" w:w="90"/>
+              <w:bottom w:type="dxa" w:w="50"/>
+              <w:right w:type="dxa" w:w="90"/>
+            </w:tcMar>
+          </w:tcPr>
+          <w:p>
+            <w:pPr>
+              <w:keepNext/>
+              <w:jc w:val="right"/>
+            </w:pPr>
+            <w:r>
+              <w:rPr>
+                <w:b/>
+                <w:bCs/>
+                <w:sz w:val="16"/>
+                <w:szCs w:val="16"/>
+              </w:rPr>
+              <w:t xml:space="preserve">C1</w:t>
+            </w:r>
+          </w:p>
+        </w:tc>
+        <w:tc>
+          <w:tcPr>
+            <w:tcW w:type="dxa" w:w="800"/>
+            <w:tcBorders>
+              <w:top w:val="single" w:color="B0B0B0" w:sz="4"/>
+              <w:left w:val="single" w:color="B0B0B0" w:sz="4"/>
+              <w:bottom w:val="single" w:color="B0B0B0" w:sz="4"/>
+              <w:right w:val="single" w:color="B0B0B0" w:sz="4"/>
+            </w:tcBorders>
+            <w:shd w:fill="DCE6F0" w:color="auto" w:val="clear"/>
+            <w:tcMar>
+              <w:top w:type="dxa" w:w="50"/>
+              <w:left w:type="dxa" w:w="90"/>
+              <w:bottom w:type="dxa" w:w="50"/>
+              <w:right w:type="dxa" w:w="90"/>
+            </w:tcMar>
+          </w:tcPr>
+          <w:p>
+            <w:pPr>
+              <w:keepNext/>
+              <w:jc w:val="right"/>
+            </w:pPr>
+            <w:r>
+              <w:rPr>
+                <w:b/>
+                <w:bCs/>
+                <w:sz w:val="16"/>
+                <w:szCs w:val="16"/>
+              </w:rPr>
+              <w:t xml:space="preserve">C2</w:t>
+            </w:r>
+          </w:p>
+        </w:tc>
+        <w:tc>
+          <w:tcPr>
+            <w:tcW w:type="dxa" w:w="800"/>
+            <w:tcBorders>
+              <w:top w:val="single" w:color="B0B0B0" w:sz="4"/>
+              <w:left w:val="single" w:color="B0B0B0" w:sz="4"/>
+              <w:bottom w:val="single" w:color="B0B0B0" w:sz="4"/>
+              <w:right w:val="single" w:color="B0B0B0" w:sz="4"/>
+            </w:tcBorders>
+            <w:shd w:fill="DCE6F0" w:color="auto" w:val="clear"/>
+            <w:tcMar>
+              <w:top w:type="dxa" w:w="50"/>
+              <w:left w:type="dxa" w:w="90"/>
+              <w:bottom w:type="dxa" w:w="50"/>
+              <w:right w:type="dxa" w:w="90"/>
+            </w:tcMar>
+          </w:tcPr>
+          <w:p>
+            <w:pPr>
+              <w:keepNext/>
+              <w:jc w:val="right"/>
+            </w:pPr>
+            <w:r>
+              <w:rPr>
+                <w:b/>
+                <w:bCs/>
+                <w:sz w:val="16"/>
+                <w:szCs w:val="16"/>
+              </w:rPr>
+              <w:t xml:space="preserve">C3</w:t>
+            </w:r>
+          </w:p>
+        </w:tc>
+        <w:tc>
+          <w:tcPr>
+            <w:tcW w:type="dxa" w:w="800"/>
+            <w:tcBorders>
+              <w:top w:val="single" w:color="B0B0B0" w:sz="4"/>
+              <w:left w:val="single" w:color="B0B0B0" w:sz="4"/>
+              <w:bottom w:val="single" w:color="B0B0B0" w:sz="4"/>
+              <w:right w:val="single" w:color="B0B0B0" w:sz="4"/>
+            </w:tcBorders>
+            <w:shd w:fill="DCE6F0" w:color="auto" w:val="clear"/>
+            <w:tcMar>
+              <w:top w:type="dxa" w:w="50"/>
+              <w:left w:type="dxa" w:w="90"/>
+              <w:bottom w:type="dxa" w:w="50"/>
+              <w:right w:type="dxa" w:w="90"/>
+            </w:tcMar>
+          </w:tcPr>
+          <w:p>
+            <w:pPr>
+              <w:keepNext/>
+              <w:jc w:val="right"/>
+            </w:pPr>
+            <w:r>
+              <w:rPr>
+                <w:b/>
+                <w:bCs/>
+                <w:sz w:val="16"/>
+                <w:szCs w:val="16"/>
+              </w:rPr>
+              <w:t xml:space="preserve">C4</w:t>
+            </w:r>
+          </w:p>
+        </w:tc>
+        <w:tc>
+          <w:tcPr>
+            <w:tcW w:type="dxa" w:w="800"/>
+            <w:tcBorders>
+              <w:top w:val="single" w:color="B0B0B0" w:sz="4"/>
+              <w:left w:val="single" w:color="B0B0B0" w:sz="4"/>
+              <w:bottom w:val="single" w:color="B0B0B0" w:sz="4"/>
+              <w:right w:val="single" w:color="B0B0B0" w:sz="4"/>
+            </w:tcBorders>
+            <w:shd w:fill="DCE6F0" w:color="auto" w:val="clear"/>
+            <w:tcMar>
+              <w:top w:type="dxa" w:w="50"/>
+              <w:left w:type="dxa" w:w="90"/>
+              <w:bottom w:type="dxa" w:w="50"/>
+              <w:right w:type="dxa" w:w="90"/>
+            </w:tcMar>
+          </w:tcPr>
+          <w:p>
+            <w:pPr>
+              <w:keepNext/>
+              <w:jc w:val="right"/>
+            </w:pPr>
+            <w:r>
+              <w:rPr>
+                <w:b/>
+                <w:bCs/>
+                <w:sz w:val="16"/>
+                <w:szCs w:val="16"/>
+              </w:rPr>
+              <w:t xml:space="preserve">C5</w:t>
+            </w:r>
+          </w:p>
+        </w:tc>
+        <w:tc>
+          <w:tcPr>
+            <w:tcW w:type="dxa" w:w="800"/>
+            <w:tcBorders>
+              <w:top w:val="single" w:color="B0B0B0" w:sz="4"/>
+              <w:left w:val="single" w:color="B0B0B0" w:sz="4"/>
+              <w:bottom w:val="single" w:color="B0B0B0" w:sz="4"/>
+              <w:right w:val="single" w:color="B0B0B0" w:sz="4"/>
+            </w:tcBorders>
+            <w:shd w:fill="DCE6F0" w:color="auto" w:val="clear"/>
+            <w:tcMar>
+              <w:top w:type="dxa" w:w="50"/>
+              <w:left w:type="dxa" w:w="90"/>
+              <w:bottom w:type="dxa" w:w="50"/>
+              <w:right w:type="dxa" w:w="90"/>
+            </w:tcMar>
+          </w:tcPr>
+          <w:p>
+            <w:pPr>
+              <w:keepNext/>
+              <w:jc w:val="right"/>
+            </w:pPr>
+            <w:r>
+              <w:rPr>
+                <w:b/>
+                <w:bCs/>
+                <w:sz w:val="16"/>
+                <w:szCs w:val="16"/>
+              </w:rPr>
+              <w:t xml:space="preserve">C6</w:t>
+            </w:r>
+          </w:p>
+        </w:tc>
+        <w:tc>
+          <w:tcPr>
+            <w:tcW w:type="dxa" w:w="800"/>
+            <w:tcBorders>
+              <w:top w:val="single" w:color="B0B0B0" w:sz="4"/>
+              <w:left w:val="single" w:color="B0B0B0" w:sz="4"/>
+              <w:bottom w:val="single" w:color="B0B0B0" w:sz="4"/>
+              <w:right w:val="single" w:color="B0B0B0" w:sz="4"/>
+            </w:tcBorders>
+            <w:shd w:fill="DCE6F0" w:color="auto" w:val="clear"/>
+            <w:tcMar>
+              <w:top w:type="dxa" w:w="50"/>
+              <w:left w:type="dxa" w:w="90"/>
+              <w:bottom w:type="dxa" w:w="50"/>
+              <w:right w:type="dxa" w:w="90"/>
+            </w:tcMar>
+          </w:tcPr>
+          <w:p>
+            <w:pPr>
+              <w:keepNext/>
+              <w:jc w:val="right"/>
+            </w:pPr>
+            <w:r>
+              <w:rPr>
+                <w:b/>
+                <w:bCs/>
+                <w:sz w:val="16"/>
+                <w:szCs w:val="16"/>
+              </w:rPr>
+              <w:t xml:space="preserve">C7</w:t>
+            </w:r>
+          </w:p>
+        </w:tc>
+        <w:tc>
+          <w:tcPr>
+            <w:tcW w:type="dxa" w:w="800"/>
+            <w:tcBorders>
+              <w:top w:val="single" w:color="B0B0B0" w:sz="4"/>
+              <w:left w:val="single" w:color="B0B0B0" w:sz="4"/>
+              <w:bottom w:val="single" w:color="B0B0B0" w:sz="4"/>
+              <w:right w:val="single" w:color="B0B0B0" w:sz="4"/>
+            </w:tcBorders>
+            <w:shd w:fill="DCE6F0" w:color="auto" w:val="clear"/>
+            <w:tcMar>
+              <w:top w:type="dxa" w:w="50"/>
+              <w:left w:type="dxa" w:w="90"/>
+              <w:bottom w:type="dxa" w:w="50"/>
+              <w:right w:type="dxa" w:w="90"/>
+            </w:tcMar>
+          </w:tcPr>
+          <w:p>
+            <w:pPr>
+              <w:keepNext/>
+              <w:jc w:val="right"/>
+            </w:pPr>
+            <w:r>
+              <w:rPr>
+                <w:b/>
+                <w:bCs/>
+                <w:sz w:val="16"/>
+                <w:szCs w:val="16"/>
+              </w:rPr>
+              <w:t xml:space="preserve">EOData</w:t>
+            </w:r>
+          </w:p>
+        </w:tc>
+        <w:tc>
+          <w:tcPr>
+            <w:tcW w:type="dxa" w:w="800"/>
+            <w:tcBorders>
+              <w:top w:val="single" w:color="B0B0B0" w:sz="4"/>
+              <w:left w:val="single" w:color="B0B0B0" w:sz="4"/>
+              <w:bottom w:val="single" w:color="B0B0B0" w:sz="4"/>
+              <w:right w:val="single" w:color="B0B0B0" w:sz="4"/>
+            </w:tcBorders>
+            <w:shd w:fill="DCE6F0" w:color="auto" w:val="clear"/>
+            <w:tcMar>
+              <w:top w:type="dxa" w:w="50"/>
+              <w:left w:type="dxa" w:w="90"/>
+              <w:bottom w:type="dxa" w:w="50"/>
+              <w:right w:type="dxa" w:w="90"/>
+            </w:tcMar>
+          </w:tcPr>
+          <w:p>
+            <w:pPr>
+              <w:keepNext/>
+              <w:jc w:val="right"/>
+            </w:pPr>
+            <w:r>
+              <w:rPr>
+                <w:b/>
+                <w:bCs/>
+                <w:sz w:val="16"/>
+                <w:szCs w:val="16"/>
+              </w:rPr>
+              <w:t xml:space="preserve">all</w:t>
+            </w:r>
+          </w:p>
+        </w:tc>
+      </w:tr>
+      <w:tr>
+        <w:trPr>
+          <w:cantSplit/>
+        </w:trPr>
+        <w:tc>
+          <w:tcPr>
+            <w:tcW w:type="dxa" w:w="2160"/>
+            <w:tcBorders>
+              <w:top w:val="single" w:color="B0B0B0" w:sz="4"/>
+              <w:left w:val="single" w:color="B0B0B0" w:sz="4"/>
+              <w:bottom w:val="single" w:color="B0B0B0" w:sz="4"/>
+              <w:right w:val="single" w:color="B0B0B0" w:sz="4"/>
+            </w:tcBorders>
+            <w:tcMar>
+              <w:top w:type="dxa" w:w="50"/>
+              <w:left w:type="dxa" w:w="90"/>
+              <w:bottom w:type="dxa" w:w="50"/>
+              <w:right w:type="dxa" w:w="90"/>
+            </w:tcMar>
+          </w:tcPr>
+          <w:p>
+            <w:pPr>
+              <w:keepNext/>
+              <w:jc w:val="left"/>
+            </w:pPr>
+            <w:r>
+              <w:rPr>
+                <w:b w:val="false"/>
+                <w:bCs w:val="false"/>
+                <w:sz w:val="16"/>
+                <w:szCs w:val="16"/>
+              </w:rPr>
+              <w:t xml:space="preserve">FASTENER (stock)</w:t>
+            </w:r>
+          </w:p>
+        </w:tc>
+        <w:tc>
+          <w:tcPr>
+            <w:tcW w:type="dxa" w:w="800"/>
+            <w:tcBorders>
+              <w:top w:val="single" w:color="B0B0B0" w:sz="4"/>
+              <w:left w:val="single" w:color="B0B0B0" w:sz="4"/>
+              <w:bottom w:val="single" w:color="B0B0B0" w:sz="4"/>
+              <w:right w:val="single" w:color="B0B0B0" w:sz="4"/>
+            </w:tcBorders>
+            <w:tcMar>
+              <w:top w:type="dxa" w:w="50"/>
+              <w:left w:type="dxa" w:w="90"/>
+              <w:bottom w:type="dxa" w:w="50"/>
+              <w:right w:type="dxa" w:w="90"/>
+            </w:tcMar>
+          </w:tcPr>
+          <w:p>
+            <w:pPr>
+              <w:keepNext/>
+              <w:jc w:val="right"/>
+            </w:pPr>
+            <w:r>
+              <w:rPr>
+                <w:b w:val="false"/>
+                <w:bCs w:val="false"/>
+                <w:sz w:val="16"/>
+                <w:szCs w:val="16"/>
+              </w:rPr>
+              <w:t xml:space="preserve">0.727</w:t>
+            </w:r>
+          </w:p>
+        </w:tc>
+        <w:tc>
+          <w:tcPr>
+            <w:tcW w:type="dxa" w:w="800"/>
+            <w:tcBorders>
+              <w:top w:val="single" w:color="B0B0B0" w:sz="4"/>
+              <w:left w:val="single" w:color="B0B0B0" w:sz="4"/>
+              <w:bottom w:val="single" w:color="B0B0B0" w:sz="4"/>
+              <w:right w:val="single" w:color="B0B0B0" w:sz="4"/>
+            </w:tcBorders>
+            <w:tcMar>
+              <w:top w:type="dxa" w:w="50"/>
+              <w:left w:type="dxa" w:w="90"/>
+              <w:bottom w:type="dxa" w:w="50"/>
+              <w:right w:type="dxa" w:w="90"/>
+            </w:tcMar>
+          </w:tcPr>
+          <w:p>
+            <w:pPr>
+              <w:keepNext/>
+              <w:jc w:val="right"/>
+            </w:pPr>
+            <w:r>
+              <w:rPr>
+                <w:b w:val="false"/>
+                <w:bCs w:val="false"/>
+                <w:sz w:val="16"/>
+                <w:szCs w:val="16"/>
+              </w:rPr>
+              <w:t xml:space="preserve">0.653</w:t>
+            </w:r>
+          </w:p>
+        </w:tc>
+        <w:tc>
+          <w:tcPr>
+            <w:tcW w:type="dxa" w:w="800"/>
+            <w:tcBorders>
+              <w:top w:val="single" w:color="B0B0B0" w:sz="4"/>
+              <w:left w:val="single" w:color="B0B0B0" w:sz="4"/>
+              <w:bottom w:val="single" w:color="B0B0B0" w:sz="4"/>
+              <w:right w:val="single" w:color="B0B0B0" w:sz="4"/>
+            </w:tcBorders>
+            <w:shd w:fill="E8F3E0" w:color="auto" w:val="clear"/>
+            <w:tcMar>
+              <w:top w:type="dxa" w:w="50"/>
+              <w:left w:type="dxa" w:w="90"/>
+              <w:bottom w:type="dxa" w:w="50"/>
+              <w:right w:type="dxa" w:w="90"/>
+            </w:tcMar>
+          </w:tcPr>
+          <w:p>
+            <w:pPr>
+              <w:keepNext/>
+              <w:jc w:val="right"/>
+            </w:pPr>
+            <w:r>
+              <w:rPr>
+                <w:b/>
+                <w:bCs/>
+                <w:sz w:val="16"/>
+                <w:szCs w:val="16"/>
+              </w:rPr>
+              <w:t xml:space="preserve">0.687</w:t>
+            </w:r>
+          </w:p>
+        </w:tc>
+        <w:tc>
+          <w:tcPr>
+            <w:tcW w:type="dxa" w:w="800"/>
+            <w:tcBorders>
+              <w:top w:val="single" w:color="B0B0B0" w:sz="4"/>
+              <w:left w:val="single" w:color="B0B0B0" w:sz="4"/>
+              <w:bottom w:val="single" w:color="B0B0B0" w:sz="4"/>
+              <w:right w:val="single" w:color="B0B0B0" w:sz="4"/>
+            </w:tcBorders>
+            <w:tcMar>
+              <w:top w:type="dxa" w:w="50"/>
+              <w:left w:type="dxa" w:w="90"/>
+              <w:bottom w:type="dxa" w:w="50"/>
+              <w:right w:type="dxa" w:w="90"/>
+            </w:tcMar>
+          </w:tcPr>
+          <w:p>
+            <w:pPr>
+              <w:keepNext/>
+              <w:jc w:val="right"/>
+            </w:pPr>
+            <w:r>
+              <w:rPr>
+                <w:b w:val="false"/>
+                <w:bCs w:val="false"/>
+                <w:sz w:val="16"/>
+                <w:szCs w:val="16"/>
+              </w:rPr>
+              <w:t xml:space="preserve">0.769</w:t>
+            </w:r>
+          </w:p>
+        </w:tc>
+        <w:tc>
+          <w:tcPr>
+            <w:tcW w:type="dxa" w:w="800"/>
+            <w:tcBorders>
+              <w:top w:val="single" w:color="B0B0B0" w:sz="4"/>
+              <w:left w:val="single" w:color="B0B0B0" w:sz="4"/>
+              <w:bottom w:val="single" w:color="B0B0B0" w:sz="4"/>
+              <w:right w:val="single" w:color="B0B0B0" w:sz="4"/>
+            </w:tcBorders>
+            <w:tcMar>
+              <w:top w:type="dxa" w:w="50"/>
+              <w:left w:type="dxa" w:w="90"/>
+              <w:bottom w:type="dxa" w:w="50"/>
+              <w:right w:type="dxa" w:w="90"/>
+            </w:tcMar>
+          </w:tcPr>
+          <w:p>
+            <w:pPr>
+              <w:keepNext/>
+              <w:jc w:val="right"/>
+            </w:pPr>
+            <w:r>
+              <w:rPr>
+                <w:b w:val="false"/>
+                <w:bCs w:val="false"/>
+                <w:sz w:val="16"/>
+                <w:szCs w:val="16"/>
+              </w:rPr>
+              <w:t xml:space="preserve">0.768</w:t>
+            </w:r>
+          </w:p>
+        </w:tc>
+        <w:tc>
+          <w:tcPr>
+            <w:tcW w:type="dxa" w:w="800"/>
+            <w:tcBorders>
+              <w:top w:val="single" w:color="B0B0B0" w:sz="4"/>
+              <w:left w:val="single" w:color="B0B0B0" w:sz="4"/>
+              <w:bottom w:val="single" w:color="B0B0B0" w:sz="4"/>
+              <w:right w:val="single" w:color="B0B0B0" w:sz="4"/>
+            </w:tcBorders>
+            <w:tcMar>
+              <w:top w:type="dxa" w:w="50"/>
+              <w:left w:type="dxa" w:w="90"/>
+              <w:bottom w:type="dxa" w:w="50"/>
+              <w:right w:type="dxa" w:w="90"/>
+            </w:tcMar>
+          </w:tcPr>
+          <w:p>
+            <w:pPr>
+              <w:keepNext/>
+              <w:jc w:val="right"/>
+            </w:pPr>
+            <w:r>
+              <w:rPr>
+                <w:b w:val="false"/>
+                <w:bCs w:val="false"/>
+                <w:sz w:val="16"/>
+                <w:szCs w:val="16"/>
+              </w:rPr>
+              <w:t xml:space="preserve">0.382</w:t>
+            </w:r>
+          </w:p>
+        </w:tc>
+        <w:tc>
+          <w:tcPr>
+            <w:tcW w:type="dxa" w:w="800"/>
+            <w:tcBorders>
+              <w:top w:val="single" w:color="B0B0B0" w:sz="4"/>
+              <w:left w:val="single" w:color="B0B0B0" w:sz="4"/>
+              <w:bottom w:val="single" w:color="B0B0B0" w:sz="4"/>
+              <w:right w:val="single" w:color="B0B0B0" w:sz="4"/>
+            </w:tcBorders>
+            <w:tcMar>
+              <w:top w:type="dxa" w:w="50"/>
+              <w:left w:type="dxa" w:w="90"/>
+              <w:bottom w:type="dxa" w:w="50"/>
+              <w:right w:type="dxa" w:w="90"/>
+            </w:tcMar>
+          </w:tcPr>
+          <w:p>
+            <w:pPr>
+              <w:keepNext/>
+              <w:jc w:val="right"/>
+            </w:pPr>
+            <w:r>
+              <w:rPr>
+                <w:b w:val="false"/>
+                <w:bCs w:val="false"/>
+                <w:sz w:val="16"/>
+                <w:szCs w:val="16"/>
+              </w:rPr>
+              <w:t xml:space="preserve">0.699</w:t>
+            </w:r>
+          </w:p>
+        </w:tc>
+        <w:tc>
+          <w:tcPr>
+            <w:tcW w:type="dxa" w:w="800"/>
+            <w:tcBorders>
+              <w:top w:val="single" w:color="B0B0B0" w:sz="4"/>
+              <w:left w:val="single" w:color="B0B0B0" w:sz="4"/>
+              <w:bottom w:val="single" w:color="B0B0B0" w:sz="4"/>
+              <w:right w:val="single" w:color="B0B0B0" w:sz="4"/>
+            </w:tcBorders>
+            <w:tcMar>
+              <w:top w:type="dxa" w:w="50"/>
+              <w:left w:type="dxa" w:w="90"/>
+              <w:bottom w:type="dxa" w:w="50"/>
+              <w:right w:type="dxa" w:w="90"/>
+            </w:tcMar>
+          </w:tcPr>
+          <w:p>
+            <w:pPr>
+              <w:keepNext/>
+              <w:jc w:val="right"/>
+            </w:pPr>
+            <w:r>
+              <w:rPr>
+                <w:b w:val="false"/>
+                <w:bCs w:val="false"/>
+                <w:sz w:val="16"/>
+                <w:szCs w:val="16"/>
+              </w:rPr>
+              <w:t xml:space="preserve">0.563</w:t>
+            </w:r>
+          </w:p>
+        </w:tc>
+        <w:tc>
+          <w:tcPr>
+            <w:tcW w:type="dxa" w:w="800"/>
+            <w:tcBorders>
+              <w:top w:val="single" w:color="B0B0B0" w:sz="4"/>
+              <w:left w:val="single" w:color="B0B0B0" w:sz="4"/>
+              <w:bottom w:val="single" w:color="B0B0B0" w:sz="4"/>
+              <w:right w:val="single" w:color="B0B0B0" w:sz="4"/>
+            </w:tcBorders>
+            <w:tcMar>
+              <w:top w:type="dxa" w:w="50"/>
+              <w:left w:type="dxa" w:w="90"/>
+              <w:bottom w:type="dxa" w:w="50"/>
+              <w:right w:type="dxa" w:w="90"/>
+            </w:tcMar>
+          </w:tcPr>
+          <w:p>
+            <w:pPr>
+              <w:keepNext/>
+              <w:jc w:val="right"/>
+            </w:pPr>
+            <w:r>
+              <w:rPr>
+                <w:b w:val="false"/>
+                <w:bCs w:val="false"/>
+                <w:sz w:val="16"/>
+                <w:szCs w:val="16"/>
+              </w:rPr>
+              <w:t xml:space="preserve">0.694</w:t>
+            </w:r>
+          </w:p>
+        </w:tc>
+      </w:tr>
+      <w:tr>
+        <w:trPr>
+          <w:cantSplit/>
+        </w:trPr>
+        <w:tc>
+          <w:tcPr>
+            <w:tcW w:type="dxa" w:w="2160"/>
+            <w:tcBorders>
+              <w:top w:val="single" w:color="B0B0B0" w:sz="4"/>
+              <w:left w:val="single" w:color="B0B0B0" w:sz="4"/>
+              <w:bottom w:val="single" w:color="B0B0B0" w:sz="4"/>
+              <w:right w:val="single" w:color="B0B0B0" w:sz="4"/>
+            </w:tcBorders>
+            <w:tcMar>
+              <w:top w:type="dxa" w:w="50"/>
+              <w:left w:type="dxa" w:w="90"/>
+              <w:bottom w:type="dxa" w:w="50"/>
+              <w:right w:type="dxa" w:w="90"/>
+            </w:tcMar>
+          </w:tcPr>
+          <w:p>
+            <w:pPr>
+              <w:keepNext/>
+              <w:jc w:val="left"/>
+            </w:pPr>
+            <w:r>
+              <w:rPr>
+                <w:b w:val="false"/>
+                <w:bCs w:val="false"/>
+                <w:sz w:val="16"/>
+                <w:szCs w:val="16"/>
+              </w:rPr>
+              <w:t xml:space="preserve">FASTENER, guided swap</w:t>
+            </w:r>
+          </w:p>
+        </w:tc>
+        <w:tc>
+          <w:tcPr>
+            <w:tcW w:type="dxa" w:w="800"/>
+            <w:tcBorders>
+              <w:top w:val="single" w:color="B0B0B0" w:sz="4"/>
+              <w:left w:val="single" w:color="B0B0B0" w:sz="4"/>
+              <w:bottom w:val="single" w:color="B0B0B0" w:sz="4"/>
+              <w:right w:val="single" w:color="B0B0B0" w:sz="4"/>
+            </w:tcBorders>
+            <w:tcMar>
+              <w:top w:type="dxa" w:w="50"/>
+              <w:left w:type="dxa" w:w="90"/>
+              <w:bottom w:type="dxa" w:w="50"/>
+              <w:right w:type="dxa" w:w="90"/>
+            </w:tcMar>
+          </w:tcPr>
+          <w:p>
+            <w:pPr>
+              <w:keepNext/>
+              <w:jc w:val="right"/>
+            </w:pPr>
+            <w:r>
+              <w:rPr>
+                <w:b w:val="false"/>
+                <w:bCs w:val="false"/>
+                <w:sz w:val="16"/>
+                <w:szCs w:val="16"/>
+              </w:rPr>
+              <w:t xml:space="preserve">0.724</w:t>
+            </w:r>
+          </w:p>
+        </w:tc>
+        <w:tc>
+          <w:tcPr>
+            <w:tcW w:type="dxa" w:w="800"/>
+            <w:tcBorders>
+              <w:top w:val="single" w:color="B0B0B0" w:sz="4"/>
+              <w:left w:val="single" w:color="B0B0B0" w:sz="4"/>
+              <w:bottom w:val="single" w:color="B0B0B0" w:sz="4"/>
+              <w:right w:val="single" w:color="B0B0B0" w:sz="4"/>
+            </w:tcBorders>
+            <w:tcMar>
+              <w:top w:type="dxa" w:w="50"/>
+              <w:left w:type="dxa" w:w="90"/>
+              <w:bottom w:type="dxa" w:w="50"/>
+              <w:right w:type="dxa" w:w="90"/>
+            </w:tcMar>
+          </w:tcPr>
+          <w:p>
+            <w:pPr>
+              <w:keepNext/>
+              <w:jc w:val="right"/>
+            </w:pPr>
+            <w:r>
+              <w:rPr>
+                <w:b w:val="false"/>
+                <w:bCs w:val="false"/>
+                <w:sz w:val="16"/>
+                <w:szCs w:val="16"/>
+              </w:rPr>
+              <w:t xml:space="preserve">0.656</w:t>
+            </w:r>
+          </w:p>
+        </w:tc>
+        <w:tc>
+          <w:tcPr>
+            <w:tcW w:type="dxa" w:w="800"/>
+            <w:tcBorders>
+              <w:top w:val="single" w:color="B0B0B0" w:sz="4"/>
+              <w:left w:val="single" w:color="B0B0B0" w:sz="4"/>
+              <w:bottom w:val="single" w:color="B0B0B0" w:sz="4"/>
+              <w:right w:val="single" w:color="B0B0B0" w:sz="4"/>
+            </w:tcBorders>
+            <w:tcMar>
+              <w:top w:type="dxa" w:w="50"/>
+              <w:left w:type="dxa" w:w="90"/>
+              <w:bottom w:type="dxa" w:w="50"/>
+              <w:right w:type="dxa" w:w="90"/>
+            </w:tcMar>
+          </w:tcPr>
+          <w:p>
+            <w:pPr>
+              <w:keepNext/>
+              <w:jc w:val="right"/>
+            </w:pPr>
+            <w:r>
+              <w:rPr>
+                <w:b w:val="false"/>
+                <w:bCs w:val="false"/>
+                <w:sz w:val="16"/>
+                <w:szCs w:val="16"/>
+              </w:rPr>
+              <w:t xml:space="preserve">0.679</w:t>
+            </w:r>
+          </w:p>
+        </w:tc>
+        <w:tc>
+          <w:tcPr>
+            <w:tcW w:type="dxa" w:w="800"/>
+            <w:tcBorders>
+              <w:top w:val="single" w:color="B0B0B0" w:sz="4"/>
+              <w:left w:val="single" w:color="B0B0B0" w:sz="4"/>
+              <w:bottom w:val="single" w:color="B0B0B0" w:sz="4"/>
+              <w:right w:val="single" w:color="B0B0B0" w:sz="4"/>
+            </w:tcBorders>
+            <w:tcMar>
+              <w:top w:type="dxa" w:w="50"/>
+              <w:left w:type="dxa" w:w="90"/>
+              <w:bottom w:type="dxa" w:w="50"/>
+              <w:right w:type="dxa" w:w="90"/>
+            </w:tcMar>
+          </w:tcPr>
+          <w:p>
+            <w:pPr>
+              <w:keepNext/>
+              <w:jc w:val="right"/>
+            </w:pPr>
+            <w:r>
+              <w:rPr>
+                <w:b w:val="false"/>
+                <w:bCs w:val="false"/>
+                <w:sz w:val="16"/>
+                <w:szCs w:val="16"/>
+              </w:rPr>
+              <w:t xml:space="preserve">0.773</w:t>
+            </w:r>
+          </w:p>
+        </w:tc>
+        <w:tc>
+          <w:tcPr>
+            <w:tcW w:type="dxa" w:w="800"/>
+            <w:tcBorders>
+              <w:top w:val="single" w:color="B0B0B0" w:sz="4"/>
+              <w:left w:val="single" w:color="B0B0B0" w:sz="4"/>
+              <w:bottom w:val="single" w:color="B0B0B0" w:sz="4"/>
+              <w:right w:val="single" w:color="B0B0B0" w:sz="4"/>
+            </w:tcBorders>
+            <w:tcMar>
+              <w:top w:type="dxa" w:w="50"/>
+              <w:left w:type="dxa" w:w="90"/>
+              <w:bottom w:type="dxa" w:w="50"/>
+              <w:right w:type="dxa" w:w="90"/>
+            </w:tcMar>
+          </w:tcPr>
+          <w:p>
+            <w:pPr>
+              <w:keepNext/>
+              <w:jc w:val="right"/>
+            </w:pPr>
+            <w:r>
+              <w:rPr>
+                <w:b w:val="false"/>
+                <w:bCs w:val="false"/>
+                <w:sz w:val="16"/>
+                <w:szCs w:val="16"/>
+              </w:rPr>
+              <w:t xml:space="preserve">0.768</w:t>
+            </w:r>
+          </w:p>
+        </w:tc>
+        <w:tc>
+          <w:tcPr>
+            <w:tcW w:type="dxa" w:w="800"/>
+            <w:tcBorders>
+              <w:top w:val="single" w:color="B0B0B0" w:sz="4"/>
+              <w:left w:val="single" w:color="B0B0B0" w:sz="4"/>
+              <w:bottom w:val="single" w:color="B0B0B0" w:sz="4"/>
+              <w:right w:val="single" w:color="B0B0B0" w:sz="4"/>
+            </w:tcBorders>
+            <w:tcMar>
+              <w:top w:type="dxa" w:w="50"/>
+              <w:left w:type="dxa" w:w="90"/>
+              <w:bottom w:type="dxa" w:w="50"/>
+              <w:right w:type="dxa" w:w="90"/>
+            </w:tcMar>
+          </w:tcPr>
+          <w:p>
+            <w:pPr>
+              <w:keepNext/>
+              <w:jc w:val="right"/>
+            </w:pPr>
+            <w:r>
+              <w:rPr>
+                <w:b w:val="false"/>
+                <w:bCs w:val="false"/>
+                <w:sz w:val="16"/>
+                <w:szCs w:val="16"/>
+              </w:rPr>
+              <w:t xml:space="preserve">0.385</w:t>
+            </w:r>
+          </w:p>
+        </w:tc>
+        <w:tc>
+          <w:tcPr>
+            <w:tcW w:type="dxa" w:w="800"/>
+            <w:tcBorders>
+              <w:top w:val="single" w:color="B0B0B0" w:sz="4"/>
+              <w:left w:val="single" w:color="B0B0B0" w:sz="4"/>
+              <w:bottom w:val="single" w:color="B0B0B0" w:sz="4"/>
+              <w:right w:val="single" w:color="B0B0B0" w:sz="4"/>
+            </w:tcBorders>
+            <w:tcMar>
+              <w:top w:type="dxa" w:w="50"/>
+              <w:left w:type="dxa" w:w="90"/>
+              <w:bottom w:type="dxa" w:w="50"/>
+              <w:right w:type="dxa" w:w="90"/>
+            </w:tcMar>
+          </w:tcPr>
+          <w:p>
+            <w:pPr>
+              <w:keepNext/>
+              <w:jc w:val="right"/>
+            </w:pPr>
+            <w:r>
+              <w:rPr>
+                <w:b w:val="false"/>
+                <w:bCs w:val="false"/>
+                <w:sz w:val="16"/>
+                <w:szCs w:val="16"/>
+              </w:rPr>
+              <w:t xml:space="preserve">0.701</w:t>
+            </w:r>
+          </w:p>
+        </w:tc>
+        <w:tc>
+          <w:tcPr>
+            <w:tcW w:type="dxa" w:w="800"/>
+            <w:tcBorders>
+              <w:top w:val="single" w:color="B0B0B0" w:sz="4"/>
+              <w:left w:val="single" w:color="B0B0B0" w:sz="4"/>
+              <w:bottom w:val="single" w:color="B0B0B0" w:sz="4"/>
+              <w:right w:val="single" w:color="B0B0B0" w:sz="4"/>
+            </w:tcBorders>
+            <w:tcMar>
+              <w:top w:type="dxa" w:w="50"/>
+              <w:left w:type="dxa" w:w="90"/>
+              <w:bottom w:type="dxa" w:w="50"/>
+              <w:right w:type="dxa" w:w="90"/>
+            </w:tcMar>
+          </w:tcPr>
+          <w:p>
+            <w:pPr>
+              <w:keepNext/>
+              <w:jc w:val="right"/>
+            </w:pPr>
+            <w:r>
+              <w:rPr>
+                <w:b w:val="false"/>
+                <w:bCs w:val="false"/>
+                <w:sz w:val="16"/>
+                <w:szCs w:val="16"/>
+              </w:rPr>
+              <w:t xml:space="preserve">0.561</w:t>
+            </w:r>
+          </w:p>
+        </w:tc>
+        <w:tc>
+          <w:tcPr>
+            <w:tcW w:type="dxa" w:w="800"/>
+            <w:tcBorders>
+              <w:top w:val="single" w:color="B0B0B0" w:sz="4"/>
+              <w:left w:val="single" w:color="B0B0B0" w:sz="4"/>
+              <w:bottom w:val="single" w:color="B0B0B0" w:sz="4"/>
+              <w:right w:val="single" w:color="B0B0B0" w:sz="4"/>
+            </w:tcBorders>
+            <w:tcMar>
+              <w:top w:type="dxa" w:w="50"/>
+              <w:left w:type="dxa" w:w="90"/>
+              <w:bottom w:type="dxa" w:w="50"/>
+              <w:right w:type="dxa" w:w="90"/>
+            </w:tcMar>
+          </w:tcPr>
+          <w:p>
+            <w:pPr>
+              <w:keepNext/>
+              <w:jc w:val="right"/>
+            </w:pPr>
+            <w:r>
+              <w:rPr>
+                <w:b w:val="false"/>
+                <w:bCs w:val="false"/>
+                <w:sz w:val="16"/>
+                <w:szCs w:val="16"/>
+              </w:rPr>
+              <w:t xml:space="preserve">0.694</w:t>
+            </w:r>
+          </w:p>
+        </w:tc>
+      </w:tr>
+      <w:tr>
+        <w:trPr>
+          <w:cantSplit/>
+        </w:trPr>
+        <w:tc>
+          <w:tcPr>
+            <w:tcW w:type="dxa" w:w="2160"/>
+            <w:tcBorders>
+              <w:top w:val="single" w:color="B0B0B0" w:sz="4"/>
+              <w:left w:val="single" w:color="B0B0B0" w:sz="4"/>
+              <w:bottom w:val="single" w:color="B0B0B0" w:sz="4"/>
+              <w:right w:val="single" w:color="B0B0B0" w:sz="4"/>
+            </w:tcBorders>
+            <w:tcMar>
+              <w:top w:type="dxa" w:w="50"/>
+              <w:left w:type="dxa" w:w="90"/>
+              <w:bottom w:type="dxa" w:w="50"/>
+              <w:right w:type="dxa" w:w="90"/>
+            </w:tcMar>
+          </w:tcPr>
+          <w:p>
+            <w:pPr>
+              <w:keepNext/>
+              <w:jc w:val="left"/>
+            </w:pPr>
+            <w:r>
+              <w:rPr>
+                <w:b w:val="false"/>
+                <w:bCs w:val="false"/>
+                <w:sz w:val="16"/>
+                <w:szCs w:val="16"/>
+              </w:rPr>
+              <w:t xml:space="preserve">FASTENER, random swap</w:t>
+            </w:r>
+          </w:p>
+        </w:tc>
+        <w:tc>
+          <w:tcPr>
+            <w:tcW w:type="dxa" w:w="800"/>
+            <w:tcBorders>
+              <w:top w:val="single" w:color="B0B0B0" w:sz="4"/>
+              <w:left w:val="single" w:color="B0B0B0" w:sz="4"/>
+              <w:bottom w:val="single" w:color="B0B0B0" w:sz="4"/>
+              <w:right w:val="single" w:color="B0B0B0" w:sz="4"/>
+            </w:tcBorders>
+            <w:shd w:fill="E8F3E0" w:color="auto" w:val="clear"/>
+            <w:tcMar>
+              <w:top w:type="dxa" w:w="50"/>
+              <w:left w:type="dxa" w:w="90"/>
+              <w:bottom w:type="dxa" w:w="50"/>
+              <w:right w:type="dxa" w:w="90"/>
+            </w:tcMar>
+          </w:tcPr>
+          <w:p>
+            <w:pPr>
+              <w:keepNext/>
+              <w:jc w:val="right"/>
+            </w:pPr>
+            <w:r>
+              <w:rPr>
+                <w:b/>
+                <w:bCs/>
+                <w:sz w:val="16"/>
+                <w:szCs w:val="16"/>
+              </w:rPr>
+              <w:t xml:space="preserve">0.734</w:t>
+            </w:r>
+          </w:p>
+        </w:tc>
+        <w:tc>
+          <w:tcPr>
+            <w:tcW w:type="dxa" w:w="800"/>
+            <w:tcBorders>
+              <w:top w:val="single" w:color="B0B0B0" w:sz="4"/>
+              <w:left w:val="single" w:color="B0B0B0" w:sz="4"/>
+              <w:bottom w:val="single" w:color="B0B0B0" w:sz="4"/>
+              <w:right w:val="single" w:color="B0B0B0" w:sz="4"/>
+            </w:tcBorders>
+            <w:tcMar>
+              <w:top w:type="dxa" w:w="50"/>
+              <w:left w:type="dxa" w:w="90"/>
+              <w:bottom w:type="dxa" w:w="50"/>
+              <w:right w:type="dxa" w:w="90"/>
+            </w:tcMar>
+          </w:tcPr>
+          <w:p>
+            <w:pPr>
+              <w:keepNext/>
+              <w:jc w:val="right"/>
+            </w:pPr>
+            <w:r>
+              <w:rPr>
+                <w:b w:val="false"/>
+                <w:bCs w:val="false"/>
+                <w:sz w:val="16"/>
+                <w:szCs w:val="16"/>
+              </w:rPr>
+              <w:t xml:space="preserve">0.658</w:t>
+            </w:r>
+          </w:p>
+        </w:tc>
+        <w:tc>
+          <w:tcPr>
+            <w:tcW w:type="dxa" w:w="800"/>
+            <w:tcBorders>
+              <w:top w:val="single" w:color="B0B0B0" w:sz="4"/>
+              <w:left w:val="single" w:color="B0B0B0" w:sz="4"/>
+              <w:bottom w:val="single" w:color="B0B0B0" w:sz="4"/>
+              <w:right w:val="single" w:color="B0B0B0" w:sz="4"/>
+            </w:tcBorders>
+            <w:tcMar>
+              <w:top w:type="dxa" w:w="50"/>
+              <w:left w:type="dxa" w:w="90"/>
+              <w:bottom w:type="dxa" w:w="50"/>
+              <w:right w:type="dxa" w:w="90"/>
+            </w:tcMar>
+          </w:tcPr>
+          <w:p>
+            <w:pPr>
+              <w:keepNext/>
+              <w:jc w:val="right"/>
+            </w:pPr>
+            <w:r>
+              <w:rPr>
+                <w:b w:val="false"/>
+                <w:bCs w:val="false"/>
+                <w:sz w:val="16"/>
+                <w:szCs w:val="16"/>
+              </w:rPr>
+              <w:t xml:space="preserve">0.680</w:t>
+            </w:r>
+          </w:p>
+        </w:tc>
+        <w:tc>
+          <w:tcPr>
+            <w:tcW w:type="dxa" w:w="800"/>
+            <w:tcBorders>
+              <w:top w:val="single" w:color="B0B0B0" w:sz="4"/>
+              <w:left w:val="single" w:color="B0B0B0" w:sz="4"/>
+              <w:bottom w:val="single" w:color="B0B0B0" w:sz="4"/>
+              <w:right w:val="single" w:color="B0B0B0" w:sz="4"/>
+            </w:tcBorders>
+            <w:tcMar>
+              <w:top w:type="dxa" w:w="50"/>
+              <w:left w:type="dxa" w:w="90"/>
+              <w:bottom w:type="dxa" w:w="50"/>
+              <w:right w:type="dxa" w:w="90"/>
+            </w:tcMar>
+          </w:tcPr>
+          <w:p>
+            <w:pPr>
+              <w:keepNext/>
+              <w:jc w:val="right"/>
+            </w:pPr>
+            <w:r>
+              <w:rPr>
+                <w:b w:val="false"/>
+                <w:bCs w:val="false"/>
+                <w:sz w:val="16"/>
+                <w:szCs w:val="16"/>
+              </w:rPr>
+              <w:t xml:space="preserve">0.774</w:t>
+            </w:r>
+          </w:p>
+        </w:tc>
+        <w:tc>
+          <w:tcPr>
+            <w:tcW w:type="dxa" w:w="800"/>
+            <w:tcBorders>
+              <w:top w:val="single" w:color="B0B0B0" w:sz="4"/>
+              <w:left w:val="single" w:color="B0B0B0" w:sz="4"/>
+              <w:bottom w:val="single" w:color="B0B0B0" w:sz="4"/>
+              <w:right w:val="single" w:color="B0B0B0" w:sz="4"/>
+            </w:tcBorders>
+            <w:tcMar>
+              <w:top w:type="dxa" w:w="50"/>
+              <w:left w:type="dxa" w:w="90"/>
+              <w:bottom w:type="dxa" w:w="50"/>
+              <w:right w:type="dxa" w:w="90"/>
+            </w:tcMar>
+          </w:tcPr>
+          <w:p>
+            <w:pPr>
+              <w:keepNext/>
+              <w:jc w:val="right"/>
+            </w:pPr>
+            <w:r>
+              <w:rPr>
+                <w:b w:val="false"/>
+                <w:bCs w:val="false"/>
+                <w:sz w:val="16"/>
+                <w:szCs w:val="16"/>
+              </w:rPr>
+              <w:t xml:space="preserve">0.766</w:t>
+            </w:r>
+          </w:p>
+        </w:tc>
+        <w:tc>
+          <w:tcPr>
+            <w:tcW w:type="dxa" w:w="800"/>
+            <w:tcBorders>
+              <w:top w:val="single" w:color="B0B0B0" w:sz="4"/>
+              <w:left w:val="single" w:color="B0B0B0" w:sz="4"/>
+              <w:bottom w:val="single" w:color="B0B0B0" w:sz="4"/>
+              <w:right w:val="single" w:color="B0B0B0" w:sz="4"/>
+            </w:tcBorders>
+            <w:tcMar>
+              <w:top w:type="dxa" w:w="50"/>
+              <w:left w:type="dxa" w:w="90"/>
+              <w:bottom w:type="dxa" w:w="50"/>
+              <w:right w:type="dxa" w:w="90"/>
+            </w:tcMar>
+          </w:tcPr>
+          <w:p>
+            <w:pPr>
+              <w:keepNext/>
+              <w:jc w:val="right"/>
+            </w:pPr>
+            <w:r>
+              <w:rPr>
+                <w:b w:val="false"/>
+                <w:bCs w:val="false"/>
+                <w:sz w:val="16"/>
+                <w:szCs w:val="16"/>
+              </w:rPr>
+              <w:t xml:space="preserve">0.381</w:t>
+            </w:r>
+          </w:p>
+        </w:tc>
+        <w:tc>
+          <w:tcPr>
+            <w:tcW w:type="dxa" w:w="800"/>
+            <w:tcBorders>
+              <w:top w:val="single" w:color="B0B0B0" w:sz="4"/>
+              <w:left w:val="single" w:color="B0B0B0" w:sz="4"/>
+              <w:bottom w:val="single" w:color="B0B0B0" w:sz="4"/>
+              <w:right w:val="single" w:color="B0B0B0" w:sz="4"/>
+            </w:tcBorders>
+            <w:tcMar>
+              <w:top w:type="dxa" w:w="50"/>
+              <w:left w:type="dxa" w:w="90"/>
+              <w:bottom w:type="dxa" w:w="50"/>
+              <w:right w:type="dxa" w:w="90"/>
+            </w:tcMar>
+          </w:tcPr>
+          <w:p>
+            <w:pPr>
+              <w:keepNext/>
+              <w:jc w:val="right"/>
+            </w:pPr>
+            <w:r>
+              <w:rPr>
+                <w:b w:val="false"/>
+                <w:bCs w:val="false"/>
+                <w:sz w:val="16"/>
+                <w:szCs w:val="16"/>
+              </w:rPr>
+              <w:t xml:space="preserve">0.700</w:t>
+            </w:r>
+          </w:p>
+        </w:tc>
+        <w:tc>
+          <w:tcPr>
+            <w:tcW w:type="dxa" w:w="800"/>
+            <w:tcBorders>
+              <w:top w:val="single" w:color="B0B0B0" w:sz="4"/>
+              <w:left w:val="single" w:color="B0B0B0" w:sz="4"/>
+              <w:bottom w:val="single" w:color="B0B0B0" w:sz="4"/>
+              <w:right w:val="single" w:color="B0B0B0" w:sz="4"/>
+            </w:tcBorders>
+            <w:tcMar>
+              <w:top w:type="dxa" w:w="50"/>
+              <w:left w:type="dxa" w:w="90"/>
+              <w:bottom w:type="dxa" w:w="50"/>
+              <w:right w:type="dxa" w:w="90"/>
+            </w:tcMar>
+          </w:tcPr>
+          <w:p>
+            <w:pPr>
+              <w:keepNext/>
+              <w:jc w:val="right"/>
+            </w:pPr>
+            <w:r>
+              <w:rPr>
+                <w:b w:val="false"/>
+                <w:bCs w:val="false"/>
+                <w:sz w:val="16"/>
+                <w:szCs w:val="16"/>
+              </w:rPr>
+              <w:t xml:space="preserve">0.559</w:t>
+            </w:r>
+          </w:p>
+        </w:tc>
+        <w:tc>
+          <w:tcPr>
+            <w:tcW w:type="dxa" w:w="800"/>
+            <w:tcBorders>
+              <w:top w:val="single" w:color="B0B0B0" w:sz="4"/>
+              <w:left w:val="single" w:color="B0B0B0" w:sz="4"/>
+              <w:bottom w:val="single" w:color="B0B0B0" w:sz="4"/>
+              <w:right w:val="single" w:color="B0B0B0" w:sz="4"/>
+            </w:tcBorders>
+            <w:shd w:fill="E8F3E0" w:color="auto" w:val="clear"/>
+            <w:tcMar>
+              <w:top w:type="dxa" w:w="50"/>
+              <w:left w:type="dxa" w:w="90"/>
+              <w:bottom w:type="dxa" w:w="50"/>
+              <w:right w:type="dxa" w:w="90"/>
+            </w:tcMar>
+          </w:tcPr>
+          <w:p>
+            <w:pPr>
+              <w:keepNext/>
+              <w:jc w:val="right"/>
+            </w:pPr>
+            <w:r>
+              <w:rPr>
+                <w:b/>
+                <w:bCs/>
+                <w:sz w:val="16"/>
+                <w:szCs w:val="16"/>
+              </w:rPr>
+              <w:t xml:space="preserve">0.695</w:t>
+            </w:r>
+          </w:p>
+        </w:tc>
+      </w:tr>
+      <w:tr>
+        <w:trPr>
+          <w:cantSplit/>
+        </w:trPr>
+        <w:tc>
+          <w:tcPr>
+            <w:tcW w:type="dxa" w:w="2160"/>
+            <w:tcBorders>
+              <w:top w:val="single" w:color="B0B0B0" w:sz="4"/>
+              <w:left w:val="single" w:color="B0B0B0" w:sz="4"/>
+              <w:bottom w:val="single" w:color="B0B0B0" w:sz="4"/>
+              <w:right w:val="single" w:color="B0B0B0" w:sz="4"/>
+            </w:tcBorders>
+            <w:tcMar>
+              <w:top w:type="dxa" w:w="50"/>
+              <w:left w:type="dxa" w:w="90"/>
+              <w:bottom w:type="dxa" w:w="50"/>
+              <w:right w:type="dxa" w:w="90"/>
+            </w:tcMar>
+          </w:tcPr>
+          <w:p>
+            <w:pPr>
+              <w:keepNext/>
+              <w:jc w:val="left"/>
+            </w:pPr>
+            <w:r>
+              <w:rPr>
+                <w:b w:val="false"/>
+                <w:bCs w:val="false"/>
+                <w:sz w:val="16"/>
+                <w:szCs w:val="16"/>
+              </w:rPr>
+              <w:t xml:space="preserve">NSGA-II, sparse start</w:t>
+            </w:r>
+          </w:p>
+        </w:tc>
+        <w:tc>
+          <w:tcPr>
+            <w:tcW w:type="dxa" w:w="800"/>
+            <w:tcBorders>
+              <w:top w:val="single" w:color="B0B0B0" w:sz="4"/>
+              <w:left w:val="single" w:color="B0B0B0" w:sz="4"/>
+              <w:bottom w:val="single" w:color="B0B0B0" w:sz="4"/>
+              <w:right w:val="single" w:color="B0B0B0" w:sz="4"/>
+            </w:tcBorders>
+            <w:tcMar>
+              <w:top w:type="dxa" w:w="50"/>
+              <w:left w:type="dxa" w:w="90"/>
+              <w:bottom w:type="dxa" w:w="50"/>
+              <w:right w:type="dxa" w:w="90"/>
+            </w:tcMar>
+          </w:tcPr>
+          <w:p>
+            <w:pPr>
+              <w:keepNext/>
+              <w:jc w:val="right"/>
+            </w:pPr>
+            <w:r>
+              <w:rPr>
+                <w:b w:val="false"/>
+                <w:bCs w:val="false"/>
+                <w:sz w:val="16"/>
+                <w:szCs w:val="16"/>
+              </w:rPr>
+              <w:t xml:space="preserve">0.710</w:t>
+            </w:r>
+          </w:p>
+        </w:tc>
+        <w:tc>
+          <w:tcPr>
+            <w:tcW w:type="dxa" w:w="800"/>
+            <w:tcBorders>
+              <w:top w:val="single" w:color="B0B0B0" w:sz="4"/>
+              <w:left w:val="single" w:color="B0B0B0" w:sz="4"/>
+              <w:bottom w:val="single" w:color="B0B0B0" w:sz="4"/>
+              <w:right w:val="single" w:color="B0B0B0" w:sz="4"/>
+            </w:tcBorders>
+            <w:tcMar>
+              <w:top w:type="dxa" w:w="50"/>
+              <w:left w:type="dxa" w:w="90"/>
+              <w:bottom w:type="dxa" w:w="50"/>
+              <w:right w:type="dxa" w:w="90"/>
+            </w:tcMar>
+          </w:tcPr>
+          <w:p>
+            <w:pPr>
+              <w:keepNext/>
+              <w:jc w:val="right"/>
+            </w:pPr>
+            <w:r>
+              <w:rPr>
+                <w:b w:val="false"/>
+                <w:bCs w:val="false"/>
+                <w:sz w:val="16"/>
+                <w:szCs w:val="16"/>
+              </w:rPr>
+              <w:t xml:space="preserve">0.662</w:t>
+            </w:r>
+          </w:p>
+        </w:tc>
+        <w:tc>
+          <w:tcPr>
+            <w:tcW w:type="dxa" w:w="800"/>
+            <w:tcBorders>
+              <w:top w:val="single" w:color="B0B0B0" w:sz="4"/>
+              <w:left w:val="single" w:color="B0B0B0" w:sz="4"/>
+              <w:bottom w:val="single" w:color="B0B0B0" w:sz="4"/>
+              <w:right w:val="single" w:color="B0B0B0" w:sz="4"/>
+            </w:tcBorders>
+            <w:tcMar>
+              <w:top w:type="dxa" w:w="50"/>
+              <w:left w:type="dxa" w:w="90"/>
+              <w:bottom w:type="dxa" w:w="50"/>
+              <w:right w:type="dxa" w:w="90"/>
+            </w:tcMar>
+          </w:tcPr>
+          <w:p>
+            <w:pPr>
+              <w:keepNext/>
+              <w:jc w:val="right"/>
+            </w:pPr>
+            <w:r>
+              <w:rPr>
+                <w:b w:val="false"/>
+                <w:bCs w:val="false"/>
+                <w:sz w:val="16"/>
+                <w:szCs w:val="16"/>
+              </w:rPr>
+              <w:t xml:space="preserve">0.683</w:t>
+            </w:r>
+          </w:p>
+        </w:tc>
+        <w:tc>
+          <w:tcPr>
+            <w:tcW w:type="dxa" w:w="800"/>
+            <w:tcBorders>
+              <w:top w:val="single" w:color="B0B0B0" w:sz="4"/>
+              <w:left w:val="single" w:color="B0B0B0" w:sz="4"/>
+              <w:bottom w:val="single" w:color="B0B0B0" w:sz="4"/>
+              <w:right w:val="single" w:color="B0B0B0" w:sz="4"/>
+            </w:tcBorders>
+            <w:tcMar>
+              <w:top w:type="dxa" w:w="50"/>
+              <w:left w:type="dxa" w:w="90"/>
+              <w:bottom w:type="dxa" w:w="50"/>
+              <w:right w:type="dxa" w:w="90"/>
+            </w:tcMar>
+          </w:tcPr>
+          <w:p>
+            <w:pPr>
+              <w:keepNext/>
+              <w:jc w:val="right"/>
+            </w:pPr>
+            <w:r>
+              <w:rPr>
+                <w:b w:val="false"/>
+                <w:bCs w:val="false"/>
+                <w:sz w:val="16"/>
+                <w:szCs w:val="16"/>
+              </w:rPr>
+              <w:t xml:space="preserve">0.772</w:t>
+            </w:r>
+          </w:p>
+        </w:tc>
+        <w:tc>
+          <w:tcPr>
+            <w:tcW w:type="dxa" w:w="800"/>
+            <w:tcBorders>
+              <w:top w:val="single" w:color="B0B0B0" w:sz="4"/>
+              <w:left w:val="single" w:color="B0B0B0" w:sz="4"/>
+              <w:bottom w:val="single" w:color="B0B0B0" w:sz="4"/>
+              <w:right w:val="single" w:color="B0B0B0" w:sz="4"/>
+            </w:tcBorders>
+            <w:shd w:fill="E8F3E0" w:color="auto" w:val="clear"/>
+            <w:tcMar>
+              <w:top w:type="dxa" w:w="50"/>
+              <w:left w:type="dxa" w:w="90"/>
+              <w:bottom w:type="dxa" w:w="50"/>
+              <w:right w:type="dxa" w:w="90"/>
+            </w:tcMar>
+          </w:tcPr>
+          <w:p>
+            <w:pPr>
+              <w:keepNext/>
+              <w:jc w:val="right"/>
+            </w:pPr>
+            <w:r>
+              <w:rPr>
+                <w:b/>
+                <w:bCs/>
+                <w:sz w:val="16"/>
+                <w:szCs w:val="16"/>
+              </w:rPr>
+              <w:t xml:space="preserve">0.771</w:t>
+            </w:r>
+          </w:p>
+        </w:tc>
+        <w:tc>
+          <w:tcPr>
+            <w:tcW w:type="dxa" w:w="800"/>
+            <w:tcBorders>
+              <w:top w:val="single" w:color="B0B0B0" w:sz="4"/>
+              <w:left w:val="single" w:color="B0B0B0" w:sz="4"/>
+              <w:bottom w:val="single" w:color="B0B0B0" w:sz="4"/>
+              <w:right w:val="single" w:color="B0B0B0" w:sz="4"/>
+            </w:tcBorders>
+            <w:tcMar>
+              <w:top w:type="dxa" w:w="50"/>
+              <w:left w:type="dxa" w:w="90"/>
+              <w:bottom w:type="dxa" w:w="50"/>
+              <w:right w:type="dxa" w:w="90"/>
+            </w:tcMar>
+          </w:tcPr>
+          <w:p>
+            <w:pPr>
+              <w:keepNext/>
+              <w:jc w:val="right"/>
+            </w:pPr>
+            <w:r>
+              <w:rPr>
+                <w:b w:val="false"/>
+                <w:bCs w:val="false"/>
+                <w:sz w:val="16"/>
+                <w:szCs w:val="16"/>
+              </w:rPr>
+              <w:t xml:space="preserve">0.379</w:t>
+            </w:r>
+          </w:p>
+        </w:tc>
+        <w:tc>
+          <w:tcPr>
+            <w:tcW w:type="dxa" w:w="800"/>
+            <w:tcBorders>
+              <w:top w:val="single" w:color="B0B0B0" w:sz="4"/>
+              <w:left w:val="single" w:color="B0B0B0" w:sz="4"/>
+              <w:bottom w:val="single" w:color="B0B0B0" w:sz="4"/>
+              <w:right w:val="single" w:color="B0B0B0" w:sz="4"/>
+            </w:tcBorders>
+            <w:shd w:fill="E8F3E0" w:color="auto" w:val="clear"/>
+            <w:tcMar>
+              <w:top w:type="dxa" w:w="50"/>
+              <w:left w:type="dxa" w:w="90"/>
+              <w:bottom w:type="dxa" w:w="50"/>
+              <w:right w:type="dxa" w:w="90"/>
+            </w:tcMar>
+          </w:tcPr>
+          <w:p>
+            <w:pPr>
+              <w:keepNext/>
+              <w:jc w:val="right"/>
+            </w:pPr>
+            <w:r>
+              <w:rPr>
+                <w:b/>
+                <w:bCs/>
+                <w:sz w:val="16"/>
+                <w:szCs w:val="16"/>
+              </w:rPr>
+              <w:t xml:space="preserve">0.702</w:t>
+            </w:r>
+          </w:p>
+        </w:tc>
+        <w:tc>
+          <w:tcPr>
+            <w:tcW w:type="dxa" w:w="800"/>
+            <w:tcBorders>
+              <w:top w:val="single" w:color="B0B0B0" w:sz="4"/>
+              <w:left w:val="single" w:color="B0B0B0" w:sz="4"/>
+              <w:bottom w:val="single" w:color="B0B0B0" w:sz="4"/>
+              <w:right w:val="single" w:color="B0B0B0" w:sz="4"/>
+            </w:tcBorders>
+            <w:shd w:fill="E8F3E0" w:color="auto" w:val="clear"/>
+            <w:tcMar>
+              <w:top w:type="dxa" w:w="50"/>
+              <w:left w:type="dxa" w:w="90"/>
+              <w:bottom w:type="dxa" w:w="50"/>
+              <w:right w:type="dxa" w:w="90"/>
+            </w:tcMar>
+          </w:tcPr>
+          <w:p>
+            <w:pPr>
+              <w:keepNext/>
+              <w:jc w:val="right"/>
+            </w:pPr>
+            <w:r>
+              <w:rPr>
+                <w:b/>
+                <w:bCs/>
+                <w:sz w:val="16"/>
+                <w:szCs w:val="16"/>
+              </w:rPr>
+              <w:t xml:space="preserve">0.566</w:t>
+            </w:r>
+          </w:p>
+        </w:tc>
+        <w:tc>
+          <w:tcPr>
+            <w:tcW w:type="dxa" w:w="800"/>
+            <w:tcBorders>
+              <w:top w:val="single" w:color="B0B0B0" w:sz="4"/>
+              <w:left w:val="single" w:color="B0B0B0" w:sz="4"/>
+              <w:bottom w:val="single" w:color="B0B0B0" w:sz="4"/>
+              <w:right w:val="single" w:color="B0B0B0" w:sz="4"/>
+            </w:tcBorders>
+            <w:tcMar>
+              <w:top w:type="dxa" w:w="50"/>
+              <w:left w:type="dxa" w:w="90"/>
+              <w:bottom w:type="dxa" w:w="50"/>
+              <w:right w:type="dxa" w:w="90"/>
+            </w:tcMar>
+          </w:tcPr>
+          <w:p>
+            <w:pPr>
+              <w:keepNext/>
+              <w:jc w:val="right"/>
+            </w:pPr>
+            <w:r>
+              <w:rPr>
+                <w:b w:val="false"/>
+                <w:bCs w:val="false"/>
+                <w:sz w:val="16"/>
+                <w:szCs w:val="16"/>
+              </w:rPr>
+              <w:t xml:space="preserve">0.692</w:t>
+            </w:r>
+          </w:p>
+        </w:tc>
+      </w:tr>
+      <w:tr>
+        <w:trPr>
+          <w:cantSplit/>
+        </w:trPr>
+        <w:tc>
+          <w:tcPr>
+            <w:tcW w:type="dxa" w:w="2160"/>
+            <w:tcBorders>
+              <w:top w:val="single" w:color="B0B0B0" w:sz="4"/>
+              <w:left w:val="single" w:color="B0B0B0" w:sz="4"/>
+              <w:bottom w:val="single" w:color="B0B0B0" w:sz="4"/>
+              <w:right w:val="single" w:color="B0B0B0" w:sz="4"/>
+            </w:tcBorders>
+            <w:tcMar>
+              <w:top w:type="dxa" w:w="50"/>
+              <w:left w:type="dxa" w:w="90"/>
+              <w:bottom w:type="dxa" w:w="50"/>
+              <w:right w:type="dxa" w:w="90"/>
+            </w:tcMar>
+          </w:tcPr>
+          <w:p>
+            <w:pPr>
+              <w:keepNext/>
+              <w:jc w:val="left"/>
+            </w:pPr>
+            <w:r>
+              <w:rPr>
+                <w:b w:val="false"/>
+                <w:bCs w:val="false"/>
+                <w:sz w:val="16"/>
+                <w:szCs w:val="16"/>
+              </w:rPr>
+              <w:t xml:space="preserve">NSGA-II, OBL start</w:t>
+            </w:r>
+          </w:p>
+        </w:tc>
+        <w:tc>
+          <w:tcPr>
+            <w:tcW w:type="dxa" w:w="800"/>
+            <w:tcBorders>
+              <w:top w:val="single" w:color="B0B0B0" w:sz="4"/>
+              <w:left w:val="single" w:color="B0B0B0" w:sz="4"/>
+              <w:bottom w:val="single" w:color="B0B0B0" w:sz="4"/>
+              <w:right w:val="single" w:color="B0B0B0" w:sz="4"/>
+            </w:tcBorders>
+            <w:tcMar>
+              <w:top w:type="dxa" w:w="50"/>
+              <w:left w:type="dxa" w:w="90"/>
+              <w:bottom w:type="dxa" w:w="50"/>
+              <w:right w:type="dxa" w:w="90"/>
+            </w:tcMar>
+          </w:tcPr>
+          <w:p>
+            <w:pPr>
+              <w:keepNext/>
+              <w:jc w:val="right"/>
+            </w:pPr>
+            <w:r>
+              <w:rPr>
+                <w:b w:val="false"/>
+                <w:bCs w:val="false"/>
+                <w:sz w:val="16"/>
+                <w:szCs w:val="16"/>
+              </w:rPr>
+              <w:t xml:space="preserve">0.256</w:t>
+            </w:r>
+          </w:p>
+        </w:tc>
+        <w:tc>
+          <w:tcPr>
+            <w:tcW w:type="dxa" w:w="800"/>
+            <w:tcBorders>
+              <w:top w:val="single" w:color="B0B0B0" w:sz="4"/>
+              <w:left w:val="single" w:color="B0B0B0" w:sz="4"/>
+              <w:bottom w:val="single" w:color="B0B0B0" w:sz="4"/>
+              <w:right w:val="single" w:color="B0B0B0" w:sz="4"/>
+            </w:tcBorders>
+            <w:tcMar>
+              <w:top w:type="dxa" w:w="50"/>
+              <w:left w:type="dxa" w:w="90"/>
+              <w:bottom w:type="dxa" w:w="50"/>
+              <w:right w:type="dxa" w:w="90"/>
+            </w:tcMar>
+          </w:tcPr>
+          <w:p>
+            <w:pPr>
+              <w:keepNext/>
+              <w:jc w:val="right"/>
+            </w:pPr>
+            <w:r>
+              <w:rPr>
+                <w:b w:val="false"/>
+                <w:bCs w:val="false"/>
+                <w:sz w:val="16"/>
+                <w:szCs w:val="16"/>
+              </w:rPr>
+              <w:t xml:space="preserve">--</w:t>
+            </w:r>
+          </w:p>
+        </w:tc>
+        <w:tc>
+          <w:tcPr>
+            <w:tcW w:type="dxa" w:w="800"/>
+            <w:tcBorders>
+              <w:top w:val="single" w:color="B0B0B0" w:sz="4"/>
+              <w:left w:val="single" w:color="B0B0B0" w:sz="4"/>
+              <w:bottom w:val="single" w:color="B0B0B0" w:sz="4"/>
+              <w:right w:val="single" w:color="B0B0B0" w:sz="4"/>
+            </w:tcBorders>
+            <w:tcMar>
+              <w:top w:type="dxa" w:w="50"/>
+              <w:left w:type="dxa" w:w="90"/>
+              <w:bottom w:type="dxa" w:w="50"/>
+              <w:right w:type="dxa" w:w="90"/>
+            </w:tcMar>
+          </w:tcPr>
+          <w:p>
+            <w:pPr>
+              <w:keepNext/>
+              <w:jc w:val="right"/>
+            </w:pPr>
+            <w:r>
+              <w:rPr>
+                <w:b w:val="false"/>
+                <w:bCs w:val="false"/>
+                <w:sz w:val="16"/>
+                <w:szCs w:val="16"/>
+              </w:rPr>
+              <w:t xml:space="preserve">0.000†</w:t>
+            </w:r>
+          </w:p>
+        </w:tc>
+        <w:tc>
+          <w:tcPr>
+            <w:tcW w:type="dxa" w:w="800"/>
+            <w:tcBorders>
+              <w:top w:val="single" w:color="B0B0B0" w:sz="4"/>
+              <w:left w:val="single" w:color="B0B0B0" w:sz="4"/>
+              <w:bottom w:val="single" w:color="B0B0B0" w:sz="4"/>
+              <w:right w:val="single" w:color="B0B0B0" w:sz="4"/>
+            </w:tcBorders>
+            <w:tcMar>
+              <w:top w:type="dxa" w:w="50"/>
+              <w:left w:type="dxa" w:w="90"/>
+              <w:bottom w:type="dxa" w:w="50"/>
+              <w:right w:type="dxa" w:w="90"/>
+            </w:tcMar>
+          </w:tcPr>
+          <w:p>
+            <w:pPr>
+              <w:keepNext/>
+              <w:jc w:val="right"/>
+            </w:pPr>
+            <w:r>
+              <w:rPr>
+                <w:b w:val="false"/>
+                <w:bCs w:val="false"/>
+                <w:sz w:val="16"/>
+                <w:szCs w:val="16"/>
+              </w:rPr>
+              <w:t xml:space="preserve">0.671</w:t>
+            </w:r>
+          </w:p>
+        </w:tc>
+        <w:tc>
+          <w:tcPr>
+            <w:tcW w:type="dxa" w:w="800"/>
+            <w:tcBorders>
+              <w:top w:val="single" w:color="B0B0B0" w:sz="4"/>
+              <w:left w:val="single" w:color="B0B0B0" w:sz="4"/>
+              <w:bottom w:val="single" w:color="B0B0B0" w:sz="4"/>
+              <w:right w:val="single" w:color="B0B0B0" w:sz="4"/>
+            </w:tcBorders>
+            <w:tcMar>
+              <w:top w:type="dxa" w:w="50"/>
+              <w:left w:type="dxa" w:w="90"/>
+              <w:bottom w:type="dxa" w:w="50"/>
+              <w:right w:type="dxa" w:w="90"/>
+            </w:tcMar>
+          </w:tcPr>
+          <w:p>
+            <w:pPr>
+              <w:keepNext/>
+              <w:jc w:val="right"/>
+            </w:pPr>
+            <w:r>
+              <w:rPr>
+                <w:b w:val="false"/>
+                <w:bCs w:val="false"/>
+                <w:sz w:val="16"/>
+                <w:szCs w:val="16"/>
+              </w:rPr>
+              <w:t xml:space="preserve">0.078†</w:t>
+            </w:r>
+          </w:p>
+        </w:tc>
+        <w:tc>
+          <w:tcPr>
+            <w:tcW w:type="dxa" w:w="800"/>
+            <w:tcBorders>
+              <w:top w:val="single" w:color="B0B0B0" w:sz="4"/>
+              <w:left w:val="single" w:color="B0B0B0" w:sz="4"/>
+              <w:bottom w:val="single" w:color="B0B0B0" w:sz="4"/>
+              <w:right w:val="single" w:color="B0B0B0" w:sz="4"/>
+            </w:tcBorders>
+            <w:tcMar>
+              <w:top w:type="dxa" w:w="50"/>
+              <w:left w:type="dxa" w:w="90"/>
+              <w:bottom w:type="dxa" w:w="50"/>
+              <w:right w:type="dxa" w:w="90"/>
+            </w:tcMar>
+          </w:tcPr>
+          <w:p>
+            <w:pPr>
+              <w:keepNext/>
+              <w:jc w:val="right"/>
+            </w:pPr>
+            <w:r>
+              <w:rPr>
+                <w:b w:val="false"/>
+                <w:bCs w:val="false"/>
+                <w:sz w:val="16"/>
+                <w:szCs w:val="16"/>
+              </w:rPr>
+              <w:t xml:space="preserve">--</w:t>
+            </w:r>
+          </w:p>
+        </w:tc>
+        <w:tc>
+          <w:tcPr>
+            <w:tcW w:type="dxa" w:w="800"/>
+            <w:tcBorders>
+              <w:top w:val="single" w:color="B0B0B0" w:sz="4"/>
+              <w:left w:val="single" w:color="B0B0B0" w:sz="4"/>
+              <w:bottom w:val="single" w:color="B0B0B0" w:sz="4"/>
+              <w:right w:val="single" w:color="B0B0B0" w:sz="4"/>
+            </w:tcBorders>
+            <w:tcMar>
+              <w:top w:type="dxa" w:w="50"/>
+              <w:left w:type="dxa" w:w="90"/>
+              <w:bottom w:type="dxa" w:w="50"/>
+              <w:right w:type="dxa" w:w="90"/>
+            </w:tcMar>
+          </w:tcPr>
+          <w:p>
+            <w:pPr>
+              <w:keepNext/>
+              <w:jc w:val="right"/>
+            </w:pPr>
+            <w:r>
+              <w:rPr>
+                <w:b w:val="false"/>
+                <w:bCs w:val="false"/>
+                <w:sz w:val="16"/>
+                <w:szCs w:val="16"/>
+              </w:rPr>
+              <w:t xml:space="preserve">0.608</w:t>
+            </w:r>
+          </w:p>
+        </w:tc>
+        <w:tc>
+          <w:tcPr>
+            <w:tcW w:type="dxa" w:w="800"/>
+            <w:tcBorders>
+              <w:top w:val="single" w:color="B0B0B0" w:sz="4"/>
+              <w:left w:val="single" w:color="B0B0B0" w:sz="4"/>
+              <w:bottom w:val="single" w:color="B0B0B0" w:sz="4"/>
+              <w:right w:val="single" w:color="B0B0B0" w:sz="4"/>
+            </w:tcBorders>
+            <w:tcMar>
+              <w:top w:type="dxa" w:w="50"/>
+              <w:left w:type="dxa" w:w="90"/>
+              <w:bottom w:type="dxa" w:w="50"/>
+              <w:right w:type="dxa" w:w="90"/>
+            </w:tcMar>
+          </w:tcPr>
+          <w:p>
+            <w:pPr>
+              <w:keepNext/>
+              <w:jc w:val="right"/>
+            </w:pPr>
+            <w:r>
+              <w:rPr>
+                <w:b w:val="false"/>
+                <w:bCs w:val="false"/>
+                <w:sz w:val="16"/>
+                <w:szCs w:val="16"/>
+              </w:rPr>
+              <w:t xml:space="preserve">0.000</w:t>
+            </w:r>
+          </w:p>
+        </w:tc>
+        <w:tc>
+          <w:tcPr>
+            <w:tcW w:type="dxa" w:w="800"/>
+            <w:tcBorders>
+              <w:top w:val="single" w:color="B0B0B0" w:sz="4"/>
+              <w:left w:val="single" w:color="B0B0B0" w:sz="4"/>
+              <w:bottom w:val="single" w:color="B0B0B0" w:sz="4"/>
+              <w:right w:val="single" w:color="B0B0B0" w:sz="4"/>
+            </w:tcBorders>
+            <w:tcMar>
+              <w:top w:type="dxa" w:w="50"/>
+              <w:left w:type="dxa" w:w="90"/>
+              <w:bottom w:type="dxa" w:w="50"/>
+              <w:right w:type="dxa" w:w="90"/>
+            </w:tcMar>
+          </w:tcPr>
+          <w:p>
+            <w:pPr>
+              <w:keepNext/>
+              <w:jc w:val="right"/>
+            </w:pPr>
+            <w:r>
+              <w:rPr>
+                <w:b w:val="false"/>
+                <w:bCs w:val="false"/>
+                <w:sz w:val="16"/>
+                <w:szCs w:val="16"/>
+              </w:rPr>
+              <w:t xml:space="preserve">0.313†</w:t>
+            </w:r>
+          </w:p>
+        </w:tc>
+      </w:tr>
+      <w:tr>
+        <w:trPr>
+          <w:cantSplit/>
+        </w:trPr>
+        <w:tc>
+          <w:tcPr>
+            <w:tcW w:type="dxa" w:w="2160"/>
+            <w:tcBorders>
+              <w:top w:val="single" w:color="B0B0B0" w:sz="4"/>
+              <w:left w:val="single" w:color="B0B0B0" w:sz="4"/>
+              <w:bottom w:val="single" w:color="B0B0B0" w:sz="4"/>
+              <w:right w:val="single" w:color="B0B0B0" w:sz="4"/>
+            </w:tcBorders>
+            <w:tcMar>
+              <w:top w:type="dxa" w:w="50"/>
+              <w:left w:type="dxa" w:w="90"/>
+              <w:bottom w:type="dxa" w:w="50"/>
+              <w:right w:type="dxa" w:w="90"/>
+            </w:tcMar>
+          </w:tcPr>
+          <w:p>
+            <w:pPr>
+              <w:keepNext/>
+              <w:jc w:val="left"/>
+            </w:pPr>
+            <w:r>
+              <w:rPr>
+                <w:b w:val="false"/>
+                <w:bCs w:val="false"/>
+                <w:sz w:val="16"/>
+                <w:szCs w:val="16"/>
+              </w:rPr>
+              <w:t xml:space="preserve">NSGAII-MIIP</w:t>
+            </w:r>
+          </w:p>
+        </w:tc>
+        <w:tc>
+          <w:tcPr>
+            <w:tcW w:type="dxa" w:w="800"/>
+            <w:tcBorders>
+              <w:top w:val="single" w:color="B0B0B0" w:sz="4"/>
+              <w:left w:val="single" w:color="B0B0B0" w:sz="4"/>
+              <w:bottom w:val="single" w:color="B0B0B0" w:sz="4"/>
+              <w:right w:val="single" w:color="B0B0B0" w:sz="4"/>
+            </w:tcBorders>
+            <w:tcMar>
+              <w:top w:type="dxa" w:w="50"/>
+              <w:left w:type="dxa" w:w="90"/>
+              <w:bottom w:type="dxa" w:w="50"/>
+              <w:right w:type="dxa" w:w="90"/>
+            </w:tcMar>
+          </w:tcPr>
+          <w:p>
+            <w:pPr>
+              <w:keepNext/>
+              <w:jc w:val="right"/>
+            </w:pPr>
+            <w:r>
+              <w:rPr>
+                <w:b w:val="false"/>
+                <w:bCs w:val="false"/>
+                <w:sz w:val="16"/>
+                <w:szCs w:val="16"/>
+              </w:rPr>
+              <w:t xml:space="preserve">0.330</w:t>
+            </w:r>
+          </w:p>
+        </w:tc>
+        <w:tc>
+          <w:tcPr>
+            <w:tcW w:type="dxa" w:w="800"/>
+            <w:tcBorders>
+              <w:top w:val="single" w:color="B0B0B0" w:sz="4"/>
+              <w:left w:val="single" w:color="B0B0B0" w:sz="4"/>
+              <w:bottom w:val="single" w:color="B0B0B0" w:sz="4"/>
+              <w:right w:val="single" w:color="B0B0B0" w:sz="4"/>
+            </w:tcBorders>
+            <w:tcMar>
+              <w:top w:type="dxa" w:w="50"/>
+              <w:left w:type="dxa" w:w="90"/>
+              <w:bottom w:type="dxa" w:w="50"/>
+              <w:right w:type="dxa" w:w="90"/>
+            </w:tcMar>
+          </w:tcPr>
+          <w:p>
+            <w:pPr>
+              <w:keepNext/>
+              <w:jc w:val="right"/>
+            </w:pPr>
+            <w:r>
+              <w:rPr>
+                <w:b w:val="false"/>
+                <w:bCs w:val="false"/>
+                <w:sz w:val="16"/>
+                <w:szCs w:val="16"/>
+              </w:rPr>
+              <w:t xml:space="preserve">--</w:t>
+            </w:r>
+          </w:p>
+        </w:tc>
+        <w:tc>
+          <w:tcPr>
+            <w:tcW w:type="dxa" w:w="800"/>
+            <w:tcBorders>
+              <w:top w:val="single" w:color="B0B0B0" w:sz="4"/>
+              <w:left w:val="single" w:color="B0B0B0" w:sz="4"/>
+              <w:bottom w:val="single" w:color="B0B0B0" w:sz="4"/>
+              <w:right w:val="single" w:color="B0B0B0" w:sz="4"/>
+            </w:tcBorders>
+            <w:tcMar>
+              <w:top w:type="dxa" w:w="50"/>
+              <w:left w:type="dxa" w:w="90"/>
+              <w:bottom w:type="dxa" w:w="50"/>
+              <w:right w:type="dxa" w:w="90"/>
+            </w:tcMar>
+          </w:tcPr>
+          <w:p>
+            <w:pPr>
+              <w:keepNext/>
+              <w:jc w:val="right"/>
+            </w:pPr>
+            <w:r>
+              <w:rPr>
+                <w:b w:val="false"/>
+                <w:bCs w:val="false"/>
+                <w:sz w:val="16"/>
+                <w:szCs w:val="16"/>
+              </w:rPr>
+              <w:t xml:space="preserve">0.000†</w:t>
+            </w:r>
+          </w:p>
+        </w:tc>
+        <w:tc>
+          <w:tcPr>
+            <w:tcW w:type="dxa" w:w="800"/>
+            <w:tcBorders>
+              <w:top w:val="single" w:color="B0B0B0" w:sz="4"/>
+              <w:left w:val="single" w:color="B0B0B0" w:sz="4"/>
+              <w:bottom w:val="single" w:color="B0B0B0" w:sz="4"/>
+              <w:right w:val="single" w:color="B0B0B0" w:sz="4"/>
+            </w:tcBorders>
+            <w:shd w:fill="E8F3E0" w:color="auto" w:val="clear"/>
+            <w:tcMar>
+              <w:top w:type="dxa" w:w="50"/>
+              <w:left w:type="dxa" w:w="90"/>
+              <w:bottom w:type="dxa" w:w="50"/>
+              <w:right w:type="dxa" w:w="90"/>
+            </w:tcMar>
+          </w:tcPr>
+          <w:p>
+            <w:pPr>
+              <w:keepNext/>
+              <w:jc w:val="right"/>
+            </w:pPr>
+            <w:r>
+              <w:rPr>
+                <w:b/>
+                <w:bCs/>
+                <w:sz w:val="16"/>
+                <w:szCs w:val="16"/>
+              </w:rPr>
+              <w:t xml:space="preserve">0.776</w:t>
+            </w:r>
+          </w:p>
+        </w:tc>
+        <w:tc>
+          <w:tcPr>
+            <w:tcW w:type="dxa" w:w="800"/>
+            <w:tcBorders>
+              <w:top w:val="single" w:color="B0B0B0" w:sz="4"/>
+              <w:left w:val="single" w:color="B0B0B0" w:sz="4"/>
+              <w:bottom w:val="single" w:color="B0B0B0" w:sz="4"/>
+              <w:right w:val="single" w:color="B0B0B0" w:sz="4"/>
+            </w:tcBorders>
+            <w:tcMar>
+              <w:top w:type="dxa" w:w="50"/>
+              <w:left w:type="dxa" w:w="90"/>
+              <w:bottom w:type="dxa" w:w="50"/>
+              <w:right w:type="dxa" w:w="90"/>
+            </w:tcMar>
+          </w:tcPr>
+          <w:p>
+            <w:pPr>
+              <w:keepNext/>
+              <w:jc w:val="right"/>
+            </w:pPr>
+            <w:r>
+              <w:rPr>
+                <w:b w:val="false"/>
+                <w:bCs w:val="false"/>
+                <w:sz w:val="16"/>
+                <w:szCs w:val="16"/>
+              </w:rPr>
+              <w:t xml:space="preserve">0.194†</w:t>
+            </w:r>
+          </w:p>
+        </w:tc>
+        <w:tc>
+          <w:tcPr>
+            <w:tcW w:type="dxa" w:w="800"/>
+            <w:tcBorders>
+              <w:top w:val="single" w:color="B0B0B0" w:sz="4"/>
+              <w:left w:val="single" w:color="B0B0B0" w:sz="4"/>
+              <w:bottom w:val="single" w:color="B0B0B0" w:sz="4"/>
+              <w:right w:val="single" w:color="B0B0B0" w:sz="4"/>
+            </w:tcBorders>
+            <w:tcMar>
+              <w:top w:type="dxa" w:w="50"/>
+              <w:left w:type="dxa" w:w="90"/>
+              <w:bottom w:type="dxa" w:w="50"/>
+              <w:right w:type="dxa" w:w="90"/>
+            </w:tcMar>
+          </w:tcPr>
+          <w:p>
+            <w:pPr>
+              <w:keepNext/>
+              <w:jc w:val="right"/>
+            </w:pPr>
+            <w:r>
+              <w:rPr>
+                <w:b w:val="false"/>
+                <w:bCs w:val="false"/>
+                <w:sz w:val="16"/>
+                <w:szCs w:val="16"/>
+              </w:rPr>
+              <w:t xml:space="preserve">--</w:t>
+            </w:r>
+          </w:p>
+        </w:tc>
+        <w:tc>
+          <w:tcPr>
+            <w:tcW w:type="dxa" w:w="800"/>
+            <w:tcBorders>
+              <w:top w:val="single" w:color="B0B0B0" w:sz="4"/>
+              <w:left w:val="single" w:color="B0B0B0" w:sz="4"/>
+              <w:bottom w:val="single" w:color="B0B0B0" w:sz="4"/>
+              <w:right w:val="single" w:color="B0B0B0" w:sz="4"/>
+            </w:tcBorders>
+            <w:tcMar>
+              <w:top w:type="dxa" w:w="50"/>
+              <w:left w:type="dxa" w:w="90"/>
+              <w:bottom w:type="dxa" w:w="50"/>
+              <w:right w:type="dxa" w:w="90"/>
+            </w:tcMar>
+          </w:tcPr>
+          <w:p>
+            <w:pPr>
+              <w:keepNext/>
+              <w:jc w:val="right"/>
+            </w:pPr>
+            <w:r>
+              <w:rPr>
+                <w:b w:val="false"/>
+                <w:bCs w:val="false"/>
+                <w:sz w:val="16"/>
+                <w:szCs w:val="16"/>
+              </w:rPr>
+              <w:t xml:space="preserve">0.702</w:t>
+            </w:r>
+          </w:p>
+        </w:tc>
+        <w:tc>
+          <w:tcPr>
+            <w:tcW w:type="dxa" w:w="800"/>
+            <w:tcBorders>
+              <w:top w:val="single" w:color="B0B0B0" w:sz="4"/>
+              <w:left w:val="single" w:color="B0B0B0" w:sz="4"/>
+              <w:bottom w:val="single" w:color="B0B0B0" w:sz="4"/>
+              <w:right w:val="single" w:color="B0B0B0" w:sz="4"/>
+            </w:tcBorders>
+            <w:tcMar>
+              <w:top w:type="dxa" w:w="50"/>
+              <w:left w:type="dxa" w:w="90"/>
+              <w:bottom w:type="dxa" w:w="50"/>
+              <w:right w:type="dxa" w:w="90"/>
+            </w:tcMar>
+          </w:tcPr>
+          <w:p>
+            <w:pPr>
+              <w:keepNext/>
+              <w:jc w:val="right"/>
+            </w:pPr>
+            <w:r>
+              <w:rPr>
+                <w:b w:val="false"/>
+                <w:bCs w:val="false"/>
+                <w:sz w:val="16"/>
+                <w:szCs w:val="16"/>
+              </w:rPr>
+              <w:t xml:space="preserve">0.000</w:t>
+            </w:r>
+          </w:p>
+        </w:tc>
+        <w:tc>
+          <w:tcPr>
+            <w:tcW w:type="dxa" w:w="800"/>
+            <w:tcBorders>
+              <w:top w:val="single" w:color="B0B0B0" w:sz="4"/>
+              <w:left w:val="single" w:color="B0B0B0" w:sz="4"/>
+              <w:bottom w:val="single" w:color="B0B0B0" w:sz="4"/>
+              <w:right w:val="single" w:color="B0B0B0" w:sz="4"/>
+            </w:tcBorders>
+            <w:tcMar>
+              <w:top w:type="dxa" w:w="50"/>
+              <w:left w:type="dxa" w:w="90"/>
+              <w:bottom w:type="dxa" w:w="50"/>
+              <w:right w:type="dxa" w:w="90"/>
+            </w:tcMar>
+          </w:tcPr>
+          <w:p>
+            <w:pPr>
+              <w:keepNext/>
+              <w:jc w:val="right"/>
+            </w:pPr>
+            <w:r>
+              <w:rPr>
+                <w:b w:val="false"/>
+                <w:bCs w:val="false"/>
+                <w:sz w:val="16"/>
+                <w:szCs w:val="16"/>
+              </w:rPr>
+              <w:t xml:space="preserve">0.393†</w:t>
+            </w:r>
+          </w:p>
+        </w:tc>
+      </w:tr>
+      <w:tr>
+        <w:trPr>
+          <w:cantSplit/>
+        </w:trPr>
+        <w:tc>
+          <w:tcPr>
+            <w:tcW w:type="dxa" w:w="2160"/>
+            <w:tcBorders>
+              <w:top w:val="single" w:color="B0B0B0" w:sz="4"/>
+              <w:left w:val="single" w:color="B0B0B0" w:sz="4"/>
+              <w:bottom w:val="single" w:color="B0B0B0" w:sz="4"/>
+              <w:right w:val="single" w:color="B0B0B0" w:sz="4"/>
+            </w:tcBorders>
+            <w:tcMar>
+              <w:top w:type="dxa" w:w="50"/>
+              <w:left w:type="dxa" w:w="90"/>
+              <w:bottom w:type="dxa" w:w="50"/>
+              <w:right w:type="dxa" w:w="90"/>
+            </w:tcMar>
+          </w:tcPr>
+          <w:p>
+            <w:pPr>
+              <w:keepNext/>
+              <w:jc w:val="left"/>
+            </w:pPr>
+            <w:r>
+              <w:rPr>
+                <w:b w:val="false"/>
+                <w:bCs w:val="false"/>
+                <w:sz w:val="16"/>
+                <w:szCs w:val="16"/>
+              </w:rPr>
+              <w:t xml:space="preserve">POSS</w:t>
+            </w:r>
+          </w:p>
+        </w:tc>
+        <w:tc>
+          <w:tcPr>
+            <w:tcW w:type="dxa" w:w="800"/>
+            <w:tcBorders>
+              <w:top w:val="single" w:color="B0B0B0" w:sz="4"/>
+              <w:left w:val="single" w:color="B0B0B0" w:sz="4"/>
+              <w:bottom w:val="single" w:color="B0B0B0" w:sz="4"/>
+              <w:right w:val="single" w:color="B0B0B0" w:sz="4"/>
+            </w:tcBorders>
+            <w:tcMar>
+              <w:top w:type="dxa" w:w="50"/>
+              <w:left w:type="dxa" w:w="90"/>
+              <w:bottom w:type="dxa" w:w="50"/>
+              <w:right w:type="dxa" w:w="90"/>
+            </w:tcMar>
+          </w:tcPr>
+          <w:p>
+            <w:pPr>
+              <w:keepNext/>
+              <w:jc w:val="right"/>
+            </w:pPr>
+            <w:r>
+              <w:rPr>
+                <w:b w:val="false"/>
+                <w:bCs w:val="false"/>
+                <w:sz w:val="16"/>
+                <w:szCs w:val="16"/>
+              </w:rPr>
+              <w:t xml:space="preserve">0.714</w:t>
+            </w:r>
+          </w:p>
+        </w:tc>
+        <w:tc>
+          <w:tcPr>
+            <w:tcW w:type="dxa" w:w="800"/>
+            <w:tcBorders>
+              <w:top w:val="single" w:color="B0B0B0" w:sz="4"/>
+              <w:left w:val="single" w:color="B0B0B0" w:sz="4"/>
+              <w:bottom w:val="single" w:color="B0B0B0" w:sz="4"/>
+              <w:right w:val="single" w:color="B0B0B0" w:sz="4"/>
+            </w:tcBorders>
+            <w:shd w:fill="E8F3E0" w:color="auto" w:val="clear"/>
+            <w:tcMar>
+              <w:top w:type="dxa" w:w="50"/>
+              <w:left w:type="dxa" w:w="90"/>
+              <w:bottom w:type="dxa" w:w="50"/>
+              <w:right w:type="dxa" w:w="90"/>
+            </w:tcMar>
+          </w:tcPr>
+          <w:p>
+            <w:pPr>
+              <w:keepNext/>
+              <w:jc w:val="right"/>
+            </w:pPr>
+            <w:r>
+              <w:rPr>
+                <w:b/>
+                <w:bCs/>
+                <w:sz w:val="16"/>
+                <w:szCs w:val="16"/>
+              </w:rPr>
+              <w:t xml:space="preserve">0.668</w:t>
+            </w:r>
+          </w:p>
+        </w:tc>
+        <w:tc>
+          <w:tcPr>
+            <w:tcW w:type="dxa" w:w="800"/>
+            <w:tcBorders>
+              <w:top w:val="single" w:color="B0B0B0" w:sz="4"/>
+              <w:left w:val="single" w:color="B0B0B0" w:sz="4"/>
+              <w:bottom w:val="single" w:color="B0B0B0" w:sz="4"/>
+              <w:right w:val="single" w:color="B0B0B0" w:sz="4"/>
+            </w:tcBorders>
+            <w:tcMar>
+              <w:top w:type="dxa" w:w="50"/>
+              <w:left w:type="dxa" w:w="90"/>
+              <w:bottom w:type="dxa" w:w="50"/>
+              <w:right w:type="dxa" w:w="90"/>
+            </w:tcMar>
+          </w:tcPr>
+          <w:p>
+            <w:pPr>
+              <w:keepNext/>
+              <w:jc w:val="right"/>
+            </w:pPr>
+            <w:r>
+              <w:rPr>
+                <w:b w:val="false"/>
+                <w:bCs w:val="false"/>
+                <w:sz w:val="16"/>
+                <w:szCs w:val="16"/>
+              </w:rPr>
+              <w:t xml:space="preserve">0.668</w:t>
+            </w:r>
+          </w:p>
+        </w:tc>
+        <w:tc>
+          <w:tcPr>
+            <w:tcW w:type="dxa" w:w="800"/>
+            <w:tcBorders>
+              <w:top w:val="single" w:color="B0B0B0" w:sz="4"/>
+              <w:left w:val="single" w:color="B0B0B0" w:sz="4"/>
+              <w:bottom w:val="single" w:color="B0B0B0" w:sz="4"/>
+              <w:right w:val="single" w:color="B0B0B0" w:sz="4"/>
+            </w:tcBorders>
+            <w:tcMar>
+              <w:top w:type="dxa" w:w="50"/>
+              <w:left w:type="dxa" w:w="90"/>
+              <w:bottom w:type="dxa" w:w="50"/>
+              <w:right w:type="dxa" w:w="90"/>
+            </w:tcMar>
+          </w:tcPr>
+          <w:p>
+            <w:pPr>
+              <w:keepNext/>
+              <w:jc w:val="right"/>
+            </w:pPr>
+            <w:r>
+              <w:rPr>
+                <w:b w:val="false"/>
+                <w:bCs w:val="false"/>
+                <w:sz w:val="16"/>
+                <w:szCs w:val="16"/>
+              </w:rPr>
+              <w:t xml:space="preserve">0.771</w:t>
+            </w:r>
+          </w:p>
+        </w:tc>
+        <w:tc>
+          <w:tcPr>
+            <w:tcW w:type="dxa" w:w="800"/>
+            <w:tcBorders>
+              <w:top w:val="single" w:color="B0B0B0" w:sz="4"/>
+              <w:left w:val="single" w:color="B0B0B0" w:sz="4"/>
+              <w:bottom w:val="single" w:color="B0B0B0" w:sz="4"/>
+              <w:right w:val="single" w:color="B0B0B0" w:sz="4"/>
+            </w:tcBorders>
+            <w:tcMar>
+              <w:top w:type="dxa" w:w="50"/>
+              <w:left w:type="dxa" w:w="90"/>
+              <w:bottom w:type="dxa" w:w="50"/>
+              <w:right w:type="dxa" w:w="90"/>
+            </w:tcMar>
+          </w:tcPr>
+          <w:p>
+            <w:pPr>
+              <w:keepNext/>
+              <w:jc w:val="right"/>
+            </w:pPr>
+            <w:r>
+              <w:rPr>
+                <w:b w:val="false"/>
+                <w:bCs w:val="false"/>
+                <w:sz w:val="16"/>
+                <w:szCs w:val="16"/>
+              </w:rPr>
+              <w:t xml:space="preserve">0.768</w:t>
+            </w:r>
+          </w:p>
+        </w:tc>
+        <w:tc>
+          <w:tcPr>
+            <w:tcW w:type="dxa" w:w="800"/>
+            <w:tcBorders>
+              <w:top w:val="single" w:color="B0B0B0" w:sz="4"/>
+              <w:left w:val="single" w:color="B0B0B0" w:sz="4"/>
+              <w:bottom w:val="single" w:color="B0B0B0" w:sz="4"/>
+              <w:right w:val="single" w:color="B0B0B0" w:sz="4"/>
+            </w:tcBorders>
+            <w:tcMar>
+              <w:top w:type="dxa" w:w="50"/>
+              <w:left w:type="dxa" w:w="90"/>
+              <w:bottom w:type="dxa" w:w="50"/>
+              <w:right w:type="dxa" w:w="90"/>
+            </w:tcMar>
+          </w:tcPr>
+          <w:p>
+            <w:pPr>
+              <w:keepNext/>
+              <w:jc w:val="right"/>
+            </w:pPr>
+            <w:r>
+              <w:rPr>
+                <w:b w:val="false"/>
+                <w:bCs w:val="false"/>
+                <w:sz w:val="16"/>
+                <w:szCs w:val="16"/>
+              </w:rPr>
+              <w:t xml:space="preserve">0.379</w:t>
+            </w:r>
+          </w:p>
+        </w:tc>
+        <w:tc>
+          <w:tcPr>
+            <w:tcW w:type="dxa" w:w="800"/>
+            <w:tcBorders>
+              <w:top w:val="single" w:color="B0B0B0" w:sz="4"/>
+              <w:left w:val="single" w:color="B0B0B0" w:sz="4"/>
+              <w:bottom w:val="single" w:color="B0B0B0" w:sz="4"/>
+              <w:right w:val="single" w:color="B0B0B0" w:sz="4"/>
+            </w:tcBorders>
+            <w:tcMar>
+              <w:top w:type="dxa" w:w="50"/>
+              <w:left w:type="dxa" w:w="90"/>
+              <w:bottom w:type="dxa" w:w="50"/>
+              <w:right w:type="dxa" w:w="90"/>
+            </w:tcMar>
+          </w:tcPr>
+          <w:p>
+            <w:pPr>
+              <w:keepNext/>
+              <w:jc w:val="right"/>
+            </w:pPr>
+            <w:r>
+              <w:rPr>
+                <w:b w:val="false"/>
+                <w:bCs w:val="false"/>
+                <w:sz w:val="16"/>
+                <w:szCs w:val="16"/>
+              </w:rPr>
+              <w:t xml:space="preserve">0.699</w:t>
+            </w:r>
+          </w:p>
+        </w:tc>
+        <w:tc>
+          <w:tcPr>
+            <w:tcW w:type="dxa" w:w="800"/>
+            <w:tcBorders>
+              <w:top w:val="single" w:color="B0B0B0" w:sz="4"/>
+              <w:left w:val="single" w:color="B0B0B0" w:sz="4"/>
+              <w:bottom w:val="single" w:color="B0B0B0" w:sz="4"/>
+              <w:right w:val="single" w:color="B0B0B0" w:sz="4"/>
+            </w:tcBorders>
+            <w:tcMar>
+              <w:top w:type="dxa" w:w="50"/>
+              <w:left w:type="dxa" w:w="90"/>
+              <w:bottom w:type="dxa" w:w="50"/>
+              <w:right w:type="dxa" w:w="90"/>
+            </w:tcMar>
+          </w:tcPr>
+          <w:p>
+            <w:pPr>
+              <w:keepNext/>
+              <w:jc w:val="right"/>
+            </w:pPr>
+            <w:r>
+              <w:rPr>
+                <w:b w:val="false"/>
+                <w:bCs w:val="false"/>
+                <w:sz w:val="16"/>
+                <w:szCs w:val="16"/>
+              </w:rPr>
+              <w:t xml:space="preserve">0.544</w:t>
+            </w:r>
+          </w:p>
+        </w:tc>
+        <w:tc>
+          <w:tcPr>
+            <w:tcW w:type="dxa" w:w="800"/>
+            <w:tcBorders>
+              <w:top w:val="single" w:color="B0B0B0" w:sz="4"/>
+              <w:left w:val="single" w:color="B0B0B0" w:sz="4"/>
+              <w:bottom w:val="single" w:color="B0B0B0" w:sz="4"/>
+              <w:right w:val="single" w:color="B0B0B0" w:sz="4"/>
+            </w:tcBorders>
+            <w:tcMar>
+              <w:top w:type="dxa" w:w="50"/>
+              <w:left w:type="dxa" w:w="90"/>
+              <w:bottom w:type="dxa" w:w="50"/>
+              <w:right w:type="dxa" w:w="90"/>
+            </w:tcMar>
+          </w:tcPr>
+          <w:p>
+            <w:pPr>
+              <w:keepNext/>
+              <w:jc w:val="right"/>
+            </w:pPr>
+            <w:r>
+              <w:rPr>
+                <w:b w:val="false"/>
+                <w:bCs w:val="false"/>
+                <w:sz w:val="16"/>
+                <w:szCs w:val="16"/>
+              </w:rPr>
+              <w:t xml:space="preserve">0.690</w:t>
+            </w:r>
+          </w:p>
+        </w:tc>
+      </w:tr>
+      <w:tr>
+        <w:trPr>
+          <w:cantSplit/>
+        </w:trPr>
+        <w:tc>
+          <w:tcPr>
+            <w:tcW w:type="dxa" w:w="2160"/>
+            <w:tcBorders>
+              <w:top w:val="single" w:color="B0B0B0" w:sz="4"/>
+              <w:left w:val="single" w:color="B0B0B0" w:sz="4"/>
+              <w:bottom w:val="single" w:color="B0B0B0" w:sz="4"/>
+              <w:right w:val="single" w:color="B0B0B0" w:sz="4"/>
+            </w:tcBorders>
+            <w:tcMar>
+              <w:top w:type="dxa" w:w="50"/>
+              <w:left w:type="dxa" w:w="90"/>
+              <w:bottom w:type="dxa" w:w="50"/>
+              <w:right w:type="dxa" w:w="90"/>
+            </w:tcMar>
+          </w:tcPr>
+          <w:p>
+            <w:pPr>
+              <w:keepNext/>
+              <w:jc w:val="left"/>
+            </w:pPr>
+            <w:r>
+              <w:rPr>
+                <w:b w:val="false"/>
+                <w:bCs w:val="false"/>
+                <w:sz w:val="16"/>
+                <w:szCs w:val="16"/>
+              </w:rPr>
+              <w:t xml:space="preserve">FS-SDS</w:t>
+            </w:r>
+          </w:p>
+        </w:tc>
+        <w:tc>
+          <w:tcPr>
+            <w:tcW w:type="dxa" w:w="800"/>
+            <w:tcBorders>
+              <w:top w:val="single" w:color="B0B0B0" w:sz="4"/>
+              <w:left w:val="single" w:color="B0B0B0" w:sz="4"/>
+              <w:bottom w:val="single" w:color="B0B0B0" w:sz="4"/>
+              <w:right w:val="single" w:color="B0B0B0" w:sz="4"/>
+            </w:tcBorders>
+            <w:tcMar>
+              <w:top w:type="dxa" w:w="50"/>
+              <w:left w:type="dxa" w:w="90"/>
+              <w:bottom w:type="dxa" w:w="50"/>
+              <w:right w:type="dxa" w:w="90"/>
+            </w:tcMar>
+          </w:tcPr>
+          <w:p>
+            <w:pPr>
+              <w:keepNext/>
+              <w:jc w:val="right"/>
+            </w:pPr>
+            <w:r>
+              <w:rPr>
+                <w:b w:val="false"/>
+                <w:bCs w:val="false"/>
+                <w:sz w:val="16"/>
+                <w:szCs w:val="16"/>
+              </w:rPr>
+              <w:t xml:space="preserve">0.717</w:t>
+            </w:r>
+          </w:p>
+        </w:tc>
+        <w:tc>
+          <w:tcPr>
+            <w:tcW w:type="dxa" w:w="800"/>
+            <w:tcBorders>
+              <w:top w:val="single" w:color="B0B0B0" w:sz="4"/>
+              <w:left w:val="single" w:color="B0B0B0" w:sz="4"/>
+              <w:bottom w:val="single" w:color="B0B0B0" w:sz="4"/>
+              <w:right w:val="single" w:color="B0B0B0" w:sz="4"/>
+            </w:tcBorders>
+            <w:tcMar>
+              <w:top w:type="dxa" w:w="50"/>
+              <w:left w:type="dxa" w:w="90"/>
+              <w:bottom w:type="dxa" w:w="50"/>
+              <w:right w:type="dxa" w:w="90"/>
+            </w:tcMar>
+          </w:tcPr>
+          <w:p>
+            <w:pPr>
+              <w:keepNext/>
+              <w:jc w:val="right"/>
+            </w:pPr>
+            <w:r>
+              <w:rPr>
+                <w:b w:val="false"/>
+                <w:bCs w:val="false"/>
+                <w:sz w:val="16"/>
+                <w:szCs w:val="16"/>
+              </w:rPr>
+              <w:t xml:space="preserve">0.642</w:t>
+            </w:r>
+          </w:p>
+        </w:tc>
+        <w:tc>
+          <w:tcPr>
+            <w:tcW w:type="dxa" w:w="800"/>
+            <w:tcBorders>
+              <w:top w:val="single" w:color="B0B0B0" w:sz="4"/>
+              <w:left w:val="single" w:color="B0B0B0" w:sz="4"/>
+              <w:bottom w:val="single" w:color="B0B0B0" w:sz="4"/>
+              <w:right w:val="single" w:color="B0B0B0" w:sz="4"/>
+            </w:tcBorders>
+            <w:tcMar>
+              <w:top w:type="dxa" w:w="50"/>
+              <w:left w:type="dxa" w:w="90"/>
+              <w:bottom w:type="dxa" w:w="50"/>
+              <w:right w:type="dxa" w:w="90"/>
+            </w:tcMar>
+          </w:tcPr>
+          <w:p>
+            <w:pPr>
+              <w:keepNext/>
+              <w:jc w:val="right"/>
+            </w:pPr>
+            <w:r>
+              <w:rPr>
+                <w:b w:val="false"/>
+                <w:bCs w:val="false"/>
+                <w:sz w:val="16"/>
+                <w:szCs w:val="16"/>
+              </w:rPr>
+              <w:t xml:space="preserve">0.679</w:t>
+            </w:r>
+          </w:p>
+        </w:tc>
+        <w:tc>
+          <w:tcPr>
+            <w:tcW w:type="dxa" w:w="800"/>
+            <w:tcBorders>
+              <w:top w:val="single" w:color="B0B0B0" w:sz="4"/>
+              <w:left w:val="single" w:color="B0B0B0" w:sz="4"/>
+              <w:bottom w:val="single" w:color="B0B0B0" w:sz="4"/>
+              <w:right w:val="single" w:color="B0B0B0" w:sz="4"/>
+            </w:tcBorders>
+            <w:tcMar>
+              <w:top w:type="dxa" w:w="50"/>
+              <w:left w:type="dxa" w:w="90"/>
+              <w:bottom w:type="dxa" w:w="50"/>
+              <w:right w:type="dxa" w:w="90"/>
+            </w:tcMar>
+          </w:tcPr>
+          <w:p>
+            <w:pPr>
+              <w:keepNext/>
+              <w:jc w:val="right"/>
+            </w:pPr>
+            <w:r>
+              <w:rPr>
+                <w:b w:val="false"/>
+                <w:bCs w:val="false"/>
+                <w:sz w:val="16"/>
+                <w:szCs w:val="16"/>
+              </w:rPr>
+              <w:t xml:space="preserve">0.767</w:t>
+            </w:r>
+          </w:p>
+        </w:tc>
+        <w:tc>
+          <w:tcPr>
+            <w:tcW w:type="dxa" w:w="800"/>
+            <w:tcBorders>
+              <w:top w:val="single" w:color="B0B0B0" w:sz="4"/>
+              <w:left w:val="single" w:color="B0B0B0" w:sz="4"/>
+              <w:bottom w:val="single" w:color="B0B0B0" w:sz="4"/>
+              <w:right w:val="single" w:color="B0B0B0" w:sz="4"/>
+            </w:tcBorders>
+            <w:tcMar>
+              <w:top w:type="dxa" w:w="50"/>
+              <w:left w:type="dxa" w:w="90"/>
+              <w:bottom w:type="dxa" w:w="50"/>
+              <w:right w:type="dxa" w:w="90"/>
+            </w:tcMar>
+          </w:tcPr>
+          <w:p>
+            <w:pPr>
+              <w:keepNext/>
+              <w:jc w:val="right"/>
+            </w:pPr>
+            <w:r>
+              <w:rPr>
+                <w:b w:val="false"/>
+                <w:bCs w:val="false"/>
+                <w:sz w:val="16"/>
+                <w:szCs w:val="16"/>
+              </w:rPr>
+              <w:t xml:space="preserve">0.754</w:t>
+            </w:r>
+          </w:p>
+        </w:tc>
+        <w:tc>
+          <w:tcPr>
+            <w:tcW w:type="dxa" w:w="800"/>
+            <w:tcBorders>
+              <w:top w:val="single" w:color="B0B0B0" w:sz="4"/>
+              <w:left w:val="single" w:color="B0B0B0" w:sz="4"/>
+              <w:bottom w:val="single" w:color="B0B0B0" w:sz="4"/>
+              <w:right w:val="single" w:color="B0B0B0" w:sz="4"/>
+            </w:tcBorders>
+            <w:tcMar>
+              <w:top w:type="dxa" w:w="50"/>
+              <w:left w:type="dxa" w:w="90"/>
+              <w:bottom w:type="dxa" w:w="50"/>
+              <w:right w:type="dxa" w:w="90"/>
+            </w:tcMar>
+          </w:tcPr>
+          <w:p>
+            <w:pPr>
+              <w:keepNext/>
+              <w:jc w:val="right"/>
+            </w:pPr>
+            <w:r>
+              <w:rPr>
+                <w:b w:val="false"/>
+                <w:bCs w:val="false"/>
+                <w:sz w:val="16"/>
+                <w:szCs w:val="16"/>
+              </w:rPr>
+              <w:t xml:space="preserve">0.376</w:t>
+            </w:r>
+          </w:p>
+        </w:tc>
+        <w:tc>
+          <w:tcPr>
+            <w:tcW w:type="dxa" w:w="800"/>
+            <w:tcBorders>
+              <w:top w:val="single" w:color="B0B0B0" w:sz="4"/>
+              <w:left w:val="single" w:color="B0B0B0" w:sz="4"/>
+              <w:bottom w:val="single" w:color="B0B0B0" w:sz="4"/>
+              <w:right w:val="single" w:color="B0B0B0" w:sz="4"/>
+            </w:tcBorders>
+            <w:tcMar>
+              <w:top w:type="dxa" w:w="50"/>
+              <w:left w:type="dxa" w:w="90"/>
+              <w:bottom w:type="dxa" w:w="50"/>
+              <w:right w:type="dxa" w:w="90"/>
+            </w:tcMar>
+          </w:tcPr>
+          <w:p>
+            <w:pPr>
+              <w:keepNext/>
+              <w:jc w:val="right"/>
+            </w:pPr>
+            <w:r>
+              <w:rPr>
+                <w:b w:val="false"/>
+                <w:bCs w:val="false"/>
+                <w:sz w:val="16"/>
+                <w:szCs w:val="16"/>
+              </w:rPr>
+              <w:t xml:space="preserve">0.692</w:t>
+            </w:r>
+          </w:p>
+        </w:tc>
+        <w:tc>
+          <w:tcPr>
+            <w:tcW w:type="dxa" w:w="800"/>
+            <w:tcBorders>
+              <w:top w:val="single" w:color="B0B0B0" w:sz="4"/>
+              <w:left w:val="single" w:color="B0B0B0" w:sz="4"/>
+              <w:bottom w:val="single" w:color="B0B0B0" w:sz="4"/>
+              <w:right w:val="single" w:color="B0B0B0" w:sz="4"/>
+            </w:tcBorders>
+            <w:tcMar>
+              <w:top w:type="dxa" w:w="50"/>
+              <w:left w:type="dxa" w:w="90"/>
+              <w:bottom w:type="dxa" w:w="50"/>
+              <w:right w:type="dxa" w:w="90"/>
+            </w:tcMar>
+          </w:tcPr>
+          <w:p>
+            <w:pPr>
+              <w:keepNext/>
+              <w:jc w:val="right"/>
+            </w:pPr>
+            <w:r>
+              <w:rPr>
+                <w:b w:val="false"/>
+                <w:bCs w:val="false"/>
+                <w:sz w:val="16"/>
+                <w:szCs w:val="16"/>
+              </w:rPr>
+              <w:t xml:space="preserve">0.496</w:t>
+            </w:r>
+          </w:p>
+        </w:tc>
+        <w:tc>
+          <w:tcPr>
+            <w:tcW w:type="dxa" w:w="800"/>
+            <w:tcBorders>
+              <w:top w:val="single" w:color="B0B0B0" w:sz="4"/>
+              <w:left w:val="single" w:color="B0B0B0" w:sz="4"/>
+              <w:bottom w:val="single" w:color="B0B0B0" w:sz="4"/>
+              <w:right w:val="single" w:color="B0B0B0" w:sz="4"/>
+            </w:tcBorders>
+            <w:tcMar>
+              <w:top w:type="dxa" w:w="50"/>
+              <w:left w:type="dxa" w:w="90"/>
+              <w:bottom w:type="dxa" w:w="50"/>
+              <w:right w:type="dxa" w:w="90"/>
+            </w:tcMar>
+          </w:tcPr>
+          <w:p>
+            <w:pPr>
+              <w:keepNext/>
+              <w:jc w:val="right"/>
+            </w:pPr>
+            <w:r>
+              <w:rPr>
+                <w:b w:val="false"/>
+                <w:bCs w:val="false"/>
+                <w:sz w:val="16"/>
+                <w:szCs w:val="16"/>
+              </w:rPr>
+              <w:t xml:space="preserve">0.684</w:t>
+            </w:r>
+          </w:p>
+        </w:tc>
+      </w:tr>
+      <w:tr>
+        <w:trPr>
+          <w:cantSplit/>
+        </w:trPr>
+        <w:tc>
+          <w:tcPr>
+            <w:tcW w:type="dxa" w:w="2160"/>
+            <w:tcBorders>
+              <w:top w:val="single" w:color="B0B0B0" w:sz="4"/>
+              <w:left w:val="single" w:color="B0B0B0" w:sz="4"/>
+              <w:bottom w:val="single" w:color="B0B0B0" w:sz="4"/>
+              <w:right w:val="single" w:color="B0B0B0" w:sz="4"/>
+            </w:tcBorders>
+            <w:tcMar>
+              <w:top w:type="dxa" w:w="50"/>
+              <w:left w:type="dxa" w:w="90"/>
+              <w:bottom w:type="dxa" w:w="50"/>
+              <w:right w:type="dxa" w:w="90"/>
+            </w:tcMar>
+          </w:tcPr>
+          <w:p>
+            <w:pPr>
+              <w:keepNext/>
+              <w:jc w:val="left"/>
+            </w:pPr>
+            <w:r>
+              <w:rPr>
+                <w:b w:val="false"/>
+                <w:bCs w:val="false"/>
+                <w:sz w:val="16"/>
+                <w:szCs w:val="16"/>
+              </w:rPr>
+              <w:t xml:space="preserve">Boruta</w:t>
+            </w:r>
+          </w:p>
+        </w:tc>
+        <w:tc>
+          <w:tcPr>
+            <w:tcW w:type="dxa" w:w="800"/>
+            <w:tcBorders>
+              <w:top w:val="single" w:color="B0B0B0" w:sz="4"/>
+              <w:left w:val="single" w:color="B0B0B0" w:sz="4"/>
+              <w:bottom w:val="single" w:color="B0B0B0" w:sz="4"/>
+              <w:right w:val="single" w:color="B0B0B0" w:sz="4"/>
+            </w:tcBorders>
+            <w:tcMar>
+              <w:top w:type="dxa" w:w="50"/>
+              <w:left w:type="dxa" w:w="90"/>
+              <w:bottom w:type="dxa" w:w="50"/>
+              <w:right w:type="dxa" w:w="90"/>
+            </w:tcMar>
+          </w:tcPr>
+          <w:p>
+            <w:pPr>
+              <w:keepNext/>
+              <w:jc w:val="right"/>
+            </w:pPr>
+            <w:r>
+              <w:rPr>
+                <w:b w:val="false"/>
+                <w:bCs w:val="false"/>
+                <w:sz w:val="16"/>
+                <w:szCs w:val="16"/>
+              </w:rPr>
+              <w:t xml:space="preserve">0.635</w:t>
+            </w:r>
+          </w:p>
+        </w:tc>
+        <w:tc>
+          <w:tcPr>
+            <w:tcW w:type="dxa" w:w="800"/>
+            <w:tcBorders>
+              <w:top w:val="single" w:color="B0B0B0" w:sz="4"/>
+              <w:left w:val="single" w:color="B0B0B0" w:sz="4"/>
+              <w:bottom w:val="single" w:color="B0B0B0" w:sz="4"/>
+              <w:right w:val="single" w:color="B0B0B0" w:sz="4"/>
+            </w:tcBorders>
+            <w:tcMar>
+              <w:top w:type="dxa" w:w="50"/>
+              <w:left w:type="dxa" w:w="90"/>
+              <w:bottom w:type="dxa" w:w="50"/>
+              <w:right w:type="dxa" w:w="90"/>
+            </w:tcMar>
+          </w:tcPr>
+          <w:p>
+            <w:pPr>
+              <w:keepNext/>
+              <w:jc w:val="right"/>
+            </w:pPr>
+            <w:r>
+              <w:rPr>
+                <w:b w:val="false"/>
+                <w:bCs w:val="false"/>
+                <w:sz w:val="16"/>
+                <w:szCs w:val="16"/>
+              </w:rPr>
+              <w:t xml:space="preserve">0.648</w:t>
+            </w:r>
+          </w:p>
+        </w:tc>
+        <w:tc>
+          <w:tcPr>
+            <w:tcW w:type="dxa" w:w="800"/>
+            <w:tcBorders>
+              <w:top w:val="single" w:color="B0B0B0" w:sz="4"/>
+              <w:left w:val="single" w:color="B0B0B0" w:sz="4"/>
+              <w:bottom w:val="single" w:color="B0B0B0" w:sz="4"/>
+              <w:right w:val="single" w:color="B0B0B0" w:sz="4"/>
+            </w:tcBorders>
+            <w:tcMar>
+              <w:top w:type="dxa" w:w="50"/>
+              <w:left w:type="dxa" w:w="90"/>
+              <w:bottom w:type="dxa" w:w="50"/>
+              <w:right w:type="dxa" w:w="90"/>
+            </w:tcMar>
+          </w:tcPr>
+          <w:p>
+            <w:pPr>
+              <w:keepNext/>
+              <w:jc w:val="right"/>
+            </w:pPr>
+            <w:r>
+              <w:rPr>
+                <w:b w:val="false"/>
+                <w:bCs w:val="false"/>
+                <w:sz w:val="16"/>
+                <w:szCs w:val="16"/>
+              </w:rPr>
+              <w:t xml:space="preserve">0.655</w:t>
+            </w:r>
+          </w:p>
+        </w:tc>
+        <w:tc>
+          <w:tcPr>
+            <w:tcW w:type="dxa" w:w="800"/>
+            <w:tcBorders>
+              <w:top w:val="single" w:color="B0B0B0" w:sz="4"/>
+              <w:left w:val="single" w:color="B0B0B0" w:sz="4"/>
+              <w:bottom w:val="single" w:color="B0B0B0" w:sz="4"/>
+              <w:right w:val="single" w:color="B0B0B0" w:sz="4"/>
+            </w:tcBorders>
+            <w:tcMar>
+              <w:top w:type="dxa" w:w="50"/>
+              <w:left w:type="dxa" w:w="90"/>
+              <w:bottom w:type="dxa" w:w="50"/>
+              <w:right w:type="dxa" w:w="90"/>
+            </w:tcMar>
+          </w:tcPr>
+          <w:p>
+            <w:pPr>
+              <w:keepNext/>
+              <w:jc w:val="right"/>
+            </w:pPr>
+            <w:r>
+              <w:rPr>
+                <w:b w:val="false"/>
+                <w:bCs w:val="false"/>
+                <w:sz w:val="16"/>
+                <w:szCs w:val="16"/>
+              </w:rPr>
+              <w:t xml:space="preserve">0.760</w:t>
+            </w:r>
+          </w:p>
+        </w:tc>
+        <w:tc>
+          <w:tcPr>
+            <w:tcW w:type="dxa" w:w="800"/>
+            <w:tcBorders>
+              <w:top w:val="single" w:color="B0B0B0" w:sz="4"/>
+              <w:left w:val="single" w:color="B0B0B0" w:sz="4"/>
+              <w:bottom w:val="single" w:color="B0B0B0" w:sz="4"/>
+              <w:right w:val="single" w:color="B0B0B0" w:sz="4"/>
+            </w:tcBorders>
+            <w:tcMar>
+              <w:top w:type="dxa" w:w="50"/>
+              <w:left w:type="dxa" w:w="90"/>
+              <w:bottom w:type="dxa" w:w="50"/>
+              <w:right w:type="dxa" w:w="90"/>
+            </w:tcMar>
+          </w:tcPr>
+          <w:p>
+            <w:pPr>
+              <w:keepNext/>
+              <w:jc w:val="right"/>
+            </w:pPr>
+            <w:r>
+              <w:rPr>
+                <w:b w:val="false"/>
+                <w:bCs w:val="false"/>
+                <w:sz w:val="16"/>
+                <w:szCs w:val="16"/>
+              </w:rPr>
+              <w:t xml:space="preserve">0.734</w:t>
+            </w:r>
+          </w:p>
+        </w:tc>
+        <w:tc>
+          <w:tcPr>
+            <w:tcW w:type="dxa" w:w="800"/>
+            <w:tcBorders>
+              <w:top w:val="single" w:color="B0B0B0" w:sz="4"/>
+              <w:left w:val="single" w:color="B0B0B0" w:sz="4"/>
+              <w:bottom w:val="single" w:color="B0B0B0" w:sz="4"/>
+              <w:right w:val="single" w:color="B0B0B0" w:sz="4"/>
+            </w:tcBorders>
+            <w:tcMar>
+              <w:top w:type="dxa" w:w="50"/>
+              <w:left w:type="dxa" w:w="90"/>
+              <w:bottom w:type="dxa" w:w="50"/>
+              <w:right w:type="dxa" w:w="90"/>
+            </w:tcMar>
+          </w:tcPr>
+          <w:p>
+            <w:pPr>
+              <w:keepNext/>
+              <w:jc w:val="right"/>
+            </w:pPr>
+            <w:r>
+              <w:rPr>
+                <w:b w:val="false"/>
+                <w:bCs w:val="false"/>
+                <w:sz w:val="16"/>
+                <w:szCs w:val="16"/>
+              </w:rPr>
+              <w:t xml:space="preserve">0.386</w:t>
+            </w:r>
+          </w:p>
+        </w:tc>
+        <w:tc>
+          <w:tcPr>
+            <w:tcW w:type="dxa" w:w="800"/>
+            <w:tcBorders>
+              <w:top w:val="single" w:color="B0B0B0" w:sz="4"/>
+              <w:left w:val="single" w:color="B0B0B0" w:sz="4"/>
+              <w:bottom w:val="single" w:color="B0B0B0" w:sz="4"/>
+              <w:right w:val="single" w:color="B0B0B0" w:sz="4"/>
+            </w:tcBorders>
+            <w:tcMar>
+              <w:top w:type="dxa" w:w="50"/>
+              <w:left w:type="dxa" w:w="90"/>
+              <w:bottom w:type="dxa" w:w="50"/>
+              <w:right w:type="dxa" w:w="90"/>
+            </w:tcMar>
+          </w:tcPr>
+          <w:p>
+            <w:pPr>
+              <w:keepNext/>
+              <w:jc w:val="right"/>
+            </w:pPr>
+            <w:r>
+              <w:rPr>
+                <w:b w:val="false"/>
+                <w:bCs w:val="false"/>
+                <w:sz w:val="16"/>
+                <w:szCs w:val="16"/>
+              </w:rPr>
+              <w:t xml:space="preserve">0.659</w:t>
+            </w:r>
+          </w:p>
+        </w:tc>
+        <w:tc>
+          <w:tcPr>
+            <w:tcW w:type="dxa" w:w="800"/>
+            <w:tcBorders>
+              <w:top w:val="single" w:color="B0B0B0" w:sz="4"/>
+              <w:left w:val="single" w:color="B0B0B0" w:sz="4"/>
+              <w:bottom w:val="single" w:color="B0B0B0" w:sz="4"/>
+              <w:right w:val="single" w:color="B0B0B0" w:sz="4"/>
+            </w:tcBorders>
+            <w:tcMar>
+              <w:top w:type="dxa" w:w="50"/>
+              <w:left w:type="dxa" w:w="90"/>
+              <w:bottom w:type="dxa" w:w="50"/>
+              <w:right w:type="dxa" w:w="90"/>
+            </w:tcMar>
+          </w:tcPr>
+          <w:p>
+            <w:pPr>
+              <w:keepNext/>
+              <w:jc w:val="right"/>
+            </w:pPr>
+            <w:r>
+              <w:rPr>
+                <w:b w:val="false"/>
+                <w:bCs w:val="false"/>
+                <w:sz w:val="16"/>
+                <w:szCs w:val="16"/>
+              </w:rPr>
+              <w:t xml:space="preserve">0.514</w:t>
+            </w:r>
+          </w:p>
+        </w:tc>
+        <w:tc>
+          <w:tcPr>
+            <w:tcW w:type="dxa" w:w="800"/>
+            <w:tcBorders>
+              <w:top w:val="single" w:color="B0B0B0" w:sz="4"/>
+              <w:left w:val="single" w:color="B0B0B0" w:sz="4"/>
+              <w:bottom w:val="single" w:color="B0B0B0" w:sz="4"/>
+              <w:right w:val="single" w:color="B0B0B0" w:sz="4"/>
+            </w:tcBorders>
+            <w:tcMar>
+              <w:top w:type="dxa" w:w="50"/>
+              <w:left w:type="dxa" w:w="90"/>
+              <w:bottom w:type="dxa" w:w="50"/>
+              <w:right w:type="dxa" w:w="90"/>
+            </w:tcMar>
+          </w:tcPr>
+          <w:p>
+            <w:pPr>
+              <w:keepNext/>
+              <w:jc w:val="right"/>
+            </w:pPr>
+            <w:r>
+              <w:rPr>
+                <w:b w:val="false"/>
+                <w:bCs w:val="false"/>
+                <w:sz w:val="16"/>
+                <w:szCs w:val="16"/>
+              </w:rPr>
+              <w:t xml:space="preserve">0.660</w:t>
+            </w:r>
+          </w:p>
+        </w:tc>
+      </w:tr>
+      <w:tr>
+        <w:trPr>
+          <w:cantSplit/>
+        </w:trPr>
+        <w:tc>
+          <w:tcPr>
+            <w:tcW w:type="dxa" w:w="2160"/>
+            <w:tcBorders>
+              <w:top w:val="single" w:color="B0B0B0" w:sz="4"/>
+              <w:left w:val="single" w:color="B0B0B0" w:sz="4"/>
+              <w:bottom w:val="single" w:color="B0B0B0" w:sz="4"/>
+              <w:right w:val="single" w:color="B0B0B0" w:sz="4"/>
+            </w:tcBorders>
+            <w:tcMar>
+              <w:top w:type="dxa" w:w="50"/>
+              <w:left w:type="dxa" w:w="90"/>
+              <w:bottom w:type="dxa" w:w="50"/>
+              <w:right w:type="dxa" w:w="90"/>
+            </w:tcMar>
+          </w:tcPr>
+          <w:p>
+            <w:pPr>
+              <w:keepNext/>
+              <w:jc w:val="left"/>
+            </w:pPr>
+            <w:r>
+              <w:rPr>
+                <w:b w:val="false"/>
+                <w:bCs w:val="false"/>
+                <w:sz w:val="16"/>
+                <w:szCs w:val="16"/>
+              </w:rPr>
+              <w:t xml:space="preserve">RFE</w:t>
+            </w:r>
+          </w:p>
+        </w:tc>
+        <w:tc>
+          <w:tcPr>
+            <w:tcW w:type="dxa" w:w="800"/>
+            <w:tcBorders>
+              <w:top w:val="single" w:color="B0B0B0" w:sz="4"/>
+              <w:left w:val="single" w:color="B0B0B0" w:sz="4"/>
+              <w:bottom w:val="single" w:color="B0B0B0" w:sz="4"/>
+              <w:right w:val="single" w:color="B0B0B0" w:sz="4"/>
+            </w:tcBorders>
+            <w:tcMar>
+              <w:top w:type="dxa" w:w="50"/>
+              <w:left w:type="dxa" w:w="90"/>
+              <w:bottom w:type="dxa" w:w="50"/>
+              <w:right w:type="dxa" w:w="90"/>
+            </w:tcMar>
+          </w:tcPr>
+          <w:p>
+            <w:pPr>
+              <w:keepNext/>
+              <w:jc w:val="right"/>
+            </w:pPr>
+            <w:r>
+              <w:rPr>
+                <w:b w:val="false"/>
+                <w:bCs w:val="false"/>
+                <w:sz w:val="16"/>
+                <w:szCs w:val="16"/>
+              </w:rPr>
+              <w:t xml:space="preserve">0.616</w:t>
+            </w:r>
+          </w:p>
+        </w:tc>
+        <w:tc>
+          <w:tcPr>
+            <w:tcW w:type="dxa" w:w="800"/>
+            <w:tcBorders>
+              <w:top w:val="single" w:color="B0B0B0" w:sz="4"/>
+              <w:left w:val="single" w:color="B0B0B0" w:sz="4"/>
+              <w:bottom w:val="single" w:color="B0B0B0" w:sz="4"/>
+              <w:right w:val="single" w:color="B0B0B0" w:sz="4"/>
+            </w:tcBorders>
+            <w:tcMar>
+              <w:top w:type="dxa" w:w="50"/>
+              <w:left w:type="dxa" w:w="90"/>
+              <w:bottom w:type="dxa" w:w="50"/>
+              <w:right w:type="dxa" w:w="90"/>
+            </w:tcMar>
+          </w:tcPr>
+          <w:p>
+            <w:pPr>
+              <w:keepNext/>
+              <w:jc w:val="right"/>
+            </w:pPr>
+            <w:r>
+              <w:rPr>
+                <w:b w:val="false"/>
+                <w:bCs w:val="false"/>
+                <w:sz w:val="16"/>
+                <w:szCs w:val="16"/>
+              </w:rPr>
+              <w:t xml:space="preserve">0.697†</w:t>
+            </w:r>
+          </w:p>
+        </w:tc>
+        <w:tc>
+          <w:tcPr>
+            <w:tcW w:type="dxa" w:w="800"/>
+            <w:tcBorders>
+              <w:top w:val="single" w:color="B0B0B0" w:sz="4"/>
+              <w:left w:val="single" w:color="B0B0B0" w:sz="4"/>
+              <w:bottom w:val="single" w:color="B0B0B0" w:sz="4"/>
+              <w:right w:val="single" w:color="B0B0B0" w:sz="4"/>
+            </w:tcBorders>
+            <w:tcMar>
+              <w:top w:type="dxa" w:w="50"/>
+              <w:left w:type="dxa" w:w="90"/>
+              <w:bottom w:type="dxa" w:w="50"/>
+              <w:right w:type="dxa" w:w="90"/>
+            </w:tcMar>
+          </w:tcPr>
+          <w:p>
+            <w:pPr>
+              <w:keepNext/>
+              <w:jc w:val="right"/>
+            </w:pPr>
+            <w:r>
+              <w:rPr>
+                <w:b w:val="false"/>
+                <w:bCs w:val="false"/>
+                <w:sz w:val="16"/>
+                <w:szCs w:val="16"/>
+              </w:rPr>
+              <w:t xml:space="preserve">0.642</w:t>
+            </w:r>
+          </w:p>
+        </w:tc>
+        <w:tc>
+          <w:tcPr>
+            <w:tcW w:type="dxa" w:w="800"/>
+            <w:tcBorders>
+              <w:top w:val="single" w:color="B0B0B0" w:sz="4"/>
+              <w:left w:val="single" w:color="B0B0B0" w:sz="4"/>
+              <w:bottom w:val="single" w:color="B0B0B0" w:sz="4"/>
+              <w:right w:val="single" w:color="B0B0B0" w:sz="4"/>
+            </w:tcBorders>
+            <w:tcMar>
+              <w:top w:type="dxa" w:w="50"/>
+              <w:left w:type="dxa" w:w="90"/>
+              <w:bottom w:type="dxa" w:w="50"/>
+              <w:right w:type="dxa" w:w="90"/>
+            </w:tcMar>
+          </w:tcPr>
+          <w:p>
+            <w:pPr>
+              <w:keepNext/>
+              <w:jc w:val="right"/>
+            </w:pPr>
+            <w:r>
+              <w:rPr>
+                <w:b w:val="false"/>
+                <w:bCs w:val="false"/>
+                <w:sz w:val="16"/>
+                <w:szCs w:val="16"/>
+              </w:rPr>
+              <w:t xml:space="preserve">0.766</w:t>
+            </w:r>
+          </w:p>
+        </w:tc>
+        <w:tc>
+          <w:tcPr>
+            <w:tcW w:type="dxa" w:w="800"/>
+            <w:tcBorders>
+              <w:top w:val="single" w:color="B0B0B0" w:sz="4"/>
+              <w:left w:val="single" w:color="B0B0B0" w:sz="4"/>
+              <w:bottom w:val="single" w:color="B0B0B0" w:sz="4"/>
+              <w:right w:val="single" w:color="B0B0B0" w:sz="4"/>
+            </w:tcBorders>
+            <w:tcMar>
+              <w:top w:type="dxa" w:w="50"/>
+              <w:left w:type="dxa" w:w="90"/>
+              <w:bottom w:type="dxa" w:w="50"/>
+              <w:right w:type="dxa" w:w="90"/>
+            </w:tcMar>
+          </w:tcPr>
+          <w:p>
+            <w:pPr>
+              <w:keepNext/>
+              <w:jc w:val="right"/>
+            </w:pPr>
+            <w:r>
+              <w:rPr>
+                <w:b w:val="false"/>
+                <w:bCs w:val="false"/>
+                <w:sz w:val="16"/>
+                <w:szCs w:val="16"/>
+              </w:rPr>
+              <w:t xml:space="preserve">0.739</w:t>
+            </w:r>
+          </w:p>
+        </w:tc>
+        <w:tc>
+          <w:tcPr>
+            <w:tcW w:type="dxa" w:w="800"/>
+            <w:tcBorders>
+              <w:top w:val="single" w:color="B0B0B0" w:sz="4"/>
+              <w:left w:val="single" w:color="B0B0B0" w:sz="4"/>
+              <w:bottom w:val="single" w:color="B0B0B0" w:sz="4"/>
+              <w:right w:val="single" w:color="B0B0B0" w:sz="4"/>
+            </w:tcBorders>
+            <w:tcMar>
+              <w:top w:type="dxa" w:w="50"/>
+              <w:left w:type="dxa" w:w="90"/>
+              <w:bottom w:type="dxa" w:w="50"/>
+              <w:right w:type="dxa" w:w="90"/>
+            </w:tcMar>
+          </w:tcPr>
+          <w:p>
+            <w:pPr>
+              <w:keepNext/>
+              <w:jc w:val="right"/>
+            </w:pPr>
+            <w:r>
+              <w:rPr>
+                <w:b w:val="false"/>
+                <w:bCs w:val="false"/>
+                <w:sz w:val="16"/>
+                <w:szCs w:val="16"/>
+              </w:rPr>
+              <w:t xml:space="preserve">0.558†</w:t>
+            </w:r>
+          </w:p>
+        </w:tc>
+        <w:tc>
+          <w:tcPr>
+            <w:tcW w:type="dxa" w:w="800"/>
+            <w:tcBorders>
+              <w:top w:val="single" w:color="B0B0B0" w:sz="4"/>
+              <w:left w:val="single" w:color="B0B0B0" w:sz="4"/>
+              <w:bottom w:val="single" w:color="B0B0B0" w:sz="4"/>
+              <w:right w:val="single" w:color="B0B0B0" w:sz="4"/>
+            </w:tcBorders>
+            <w:tcMar>
+              <w:top w:type="dxa" w:w="50"/>
+              <w:left w:type="dxa" w:w="90"/>
+              <w:bottom w:type="dxa" w:w="50"/>
+              <w:right w:type="dxa" w:w="90"/>
+            </w:tcMar>
+          </w:tcPr>
+          <w:p>
+            <w:pPr>
+              <w:keepNext/>
+              <w:jc w:val="right"/>
+            </w:pPr>
+            <w:r>
+              <w:rPr>
+                <w:b w:val="false"/>
+                <w:bCs w:val="false"/>
+                <w:sz w:val="16"/>
+                <w:szCs w:val="16"/>
+              </w:rPr>
+              <w:t xml:space="preserve">0.667</w:t>
+            </w:r>
+          </w:p>
+        </w:tc>
+        <w:tc>
+          <w:tcPr>
+            <w:tcW w:type="dxa" w:w="800"/>
+            <w:tcBorders>
+              <w:top w:val="single" w:color="B0B0B0" w:sz="4"/>
+              <w:left w:val="single" w:color="B0B0B0" w:sz="4"/>
+              <w:bottom w:val="single" w:color="B0B0B0" w:sz="4"/>
+              <w:right w:val="single" w:color="B0B0B0" w:sz="4"/>
+            </w:tcBorders>
+            <w:tcMar>
+              <w:top w:type="dxa" w:w="50"/>
+              <w:left w:type="dxa" w:w="90"/>
+              <w:bottom w:type="dxa" w:w="50"/>
+              <w:right w:type="dxa" w:w="90"/>
+            </w:tcMar>
+          </w:tcPr>
+          <w:p>
+            <w:pPr>
+              <w:keepNext/>
+              <w:jc w:val="right"/>
+            </w:pPr>
+            <w:r>
+              <w:rPr>
+                <w:b w:val="false"/>
+                <w:bCs w:val="false"/>
+                <w:sz w:val="16"/>
+                <w:szCs w:val="16"/>
+              </w:rPr>
+              <w:t xml:space="preserve">0.538</w:t>
+            </w:r>
+          </w:p>
+        </w:tc>
+        <w:tc>
+          <w:tcPr>
+            <w:tcW w:type="dxa" w:w="800"/>
+            <w:tcBorders>
+              <w:top w:val="single" w:color="B0B0B0" w:sz="4"/>
+              <w:left w:val="single" w:color="B0B0B0" w:sz="4"/>
+              <w:bottom w:val="single" w:color="B0B0B0" w:sz="4"/>
+              <w:right w:val="single" w:color="B0B0B0" w:sz="4"/>
+            </w:tcBorders>
+            <w:tcMar>
+              <w:top w:type="dxa" w:w="50"/>
+              <w:left w:type="dxa" w:w="90"/>
+              <w:bottom w:type="dxa" w:w="50"/>
+              <w:right w:type="dxa" w:w="90"/>
+            </w:tcMar>
+          </w:tcPr>
+          <w:p>
+            <w:pPr>
+              <w:keepNext/>
+              <w:jc w:val="right"/>
+            </w:pPr>
+            <w:r>
+              <w:rPr>
+                <w:b w:val="false"/>
+                <w:bCs w:val="false"/>
+                <w:sz w:val="16"/>
+                <w:szCs w:val="16"/>
+              </w:rPr>
+              <w:t xml:space="preserve">0.677†</w:t>
+            </w:r>
+          </w:p>
+        </w:tc>
+      </w:tr>
+      <w:tr>
+        <w:trPr>
+          <w:cantSplit/>
+        </w:trPr>
+        <w:tc>
+          <w:tcPr>
+            <w:tcW w:type="dxa" w:w="2160"/>
+            <w:tcBorders>
+              <w:top w:val="single" w:color="B0B0B0" w:sz="4"/>
+              <w:left w:val="single" w:color="B0B0B0" w:sz="4"/>
+              <w:bottom w:val="single" w:color="B0B0B0" w:sz="4"/>
+              <w:right w:val="single" w:color="B0B0B0" w:sz="4"/>
+            </w:tcBorders>
+            <w:tcMar>
+              <w:top w:type="dxa" w:w="50"/>
+              <w:left w:type="dxa" w:w="90"/>
+              <w:bottom w:type="dxa" w:w="50"/>
+              <w:right w:type="dxa" w:w="90"/>
+            </w:tcMar>
+          </w:tcPr>
+          <w:p>
+            <w:pPr>
+              <w:keepNext/>
+              <w:jc w:val="left"/>
+            </w:pPr>
+            <w:r>
+              <w:rPr>
+                <w:b w:val="false"/>
+                <w:bCs w:val="false"/>
+                <w:sz w:val="16"/>
+                <w:szCs w:val="16"/>
+              </w:rPr>
+              <w:t xml:space="preserve">tree-importance ranker</w:t>
+            </w:r>
+          </w:p>
+        </w:tc>
+        <w:tc>
+          <w:tcPr>
+            <w:tcW w:type="dxa" w:w="800"/>
+            <w:tcBorders>
+              <w:top w:val="single" w:color="B0B0B0" w:sz="4"/>
+              <w:left w:val="single" w:color="B0B0B0" w:sz="4"/>
+              <w:bottom w:val="single" w:color="B0B0B0" w:sz="4"/>
+              <w:right w:val="single" w:color="B0B0B0" w:sz="4"/>
+            </w:tcBorders>
+            <w:tcMar>
+              <w:top w:type="dxa" w:w="50"/>
+              <w:left w:type="dxa" w:w="90"/>
+              <w:bottom w:type="dxa" w:w="50"/>
+              <w:right w:type="dxa" w:w="90"/>
+            </w:tcMar>
+          </w:tcPr>
+          <w:p>
+            <w:pPr>
+              <w:keepNext/>
+              <w:jc w:val="right"/>
+            </w:pPr>
+            <w:r>
+              <w:rPr>
+                <w:b w:val="false"/>
+                <w:bCs w:val="false"/>
+                <w:sz w:val="16"/>
+                <w:szCs w:val="16"/>
+              </w:rPr>
+              <w:t xml:space="preserve">0.617</w:t>
+            </w:r>
+          </w:p>
+        </w:tc>
+        <w:tc>
+          <w:tcPr>
+            <w:tcW w:type="dxa" w:w="800"/>
+            <w:tcBorders>
+              <w:top w:val="single" w:color="B0B0B0" w:sz="4"/>
+              <w:left w:val="single" w:color="B0B0B0" w:sz="4"/>
+              <w:bottom w:val="single" w:color="B0B0B0" w:sz="4"/>
+              <w:right w:val="single" w:color="B0B0B0" w:sz="4"/>
+            </w:tcBorders>
+            <w:tcMar>
+              <w:top w:type="dxa" w:w="50"/>
+              <w:left w:type="dxa" w:w="90"/>
+              <w:bottom w:type="dxa" w:w="50"/>
+              <w:right w:type="dxa" w:w="90"/>
+            </w:tcMar>
+          </w:tcPr>
+          <w:p>
+            <w:pPr>
+              <w:keepNext/>
+              <w:jc w:val="right"/>
+            </w:pPr>
+            <w:r>
+              <w:rPr>
+                <w:b w:val="false"/>
+                <w:bCs w:val="false"/>
+                <w:sz w:val="16"/>
+                <w:szCs w:val="16"/>
+              </w:rPr>
+              <w:t xml:space="preserve">0.646</w:t>
+            </w:r>
+          </w:p>
+        </w:tc>
+        <w:tc>
+          <w:tcPr>
+            <w:tcW w:type="dxa" w:w="800"/>
+            <w:tcBorders>
+              <w:top w:val="single" w:color="B0B0B0" w:sz="4"/>
+              <w:left w:val="single" w:color="B0B0B0" w:sz="4"/>
+              <w:bottom w:val="single" w:color="B0B0B0" w:sz="4"/>
+              <w:right w:val="single" w:color="B0B0B0" w:sz="4"/>
+            </w:tcBorders>
+            <w:tcMar>
+              <w:top w:type="dxa" w:w="50"/>
+              <w:left w:type="dxa" w:w="90"/>
+              <w:bottom w:type="dxa" w:w="50"/>
+              <w:right w:type="dxa" w:w="90"/>
+            </w:tcMar>
+          </w:tcPr>
+          <w:p>
+            <w:pPr>
+              <w:keepNext/>
+              <w:jc w:val="right"/>
+            </w:pPr>
+            <w:r>
+              <w:rPr>
+                <w:b w:val="false"/>
+                <w:bCs w:val="false"/>
+                <w:sz w:val="16"/>
+                <w:szCs w:val="16"/>
+              </w:rPr>
+              <w:t xml:space="preserve">0.627</w:t>
+            </w:r>
+          </w:p>
+        </w:tc>
+        <w:tc>
+          <w:tcPr>
+            <w:tcW w:type="dxa" w:w="800"/>
+            <w:tcBorders>
+              <w:top w:val="single" w:color="B0B0B0" w:sz="4"/>
+              <w:left w:val="single" w:color="B0B0B0" w:sz="4"/>
+              <w:bottom w:val="single" w:color="B0B0B0" w:sz="4"/>
+              <w:right w:val="single" w:color="B0B0B0" w:sz="4"/>
+            </w:tcBorders>
+            <w:tcMar>
+              <w:top w:type="dxa" w:w="50"/>
+              <w:left w:type="dxa" w:w="90"/>
+              <w:bottom w:type="dxa" w:w="50"/>
+              <w:right w:type="dxa" w:w="90"/>
+            </w:tcMar>
+          </w:tcPr>
+          <w:p>
+            <w:pPr>
+              <w:keepNext/>
+              <w:jc w:val="right"/>
+            </w:pPr>
+            <w:r>
+              <w:rPr>
+                <w:b w:val="false"/>
+                <w:bCs w:val="false"/>
+                <w:sz w:val="16"/>
+                <w:szCs w:val="16"/>
+              </w:rPr>
+              <w:t xml:space="preserve">0.741</w:t>
+            </w:r>
+          </w:p>
+        </w:tc>
+        <w:tc>
+          <w:tcPr>
+            <w:tcW w:type="dxa" w:w="800"/>
+            <w:tcBorders>
+              <w:top w:val="single" w:color="B0B0B0" w:sz="4"/>
+              <w:left w:val="single" w:color="B0B0B0" w:sz="4"/>
+              <w:bottom w:val="single" w:color="B0B0B0" w:sz="4"/>
+              <w:right w:val="single" w:color="B0B0B0" w:sz="4"/>
+            </w:tcBorders>
+            <w:tcMar>
+              <w:top w:type="dxa" w:w="50"/>
+              <w:left w:type="dxa" w:w="90"/>
+              <w:bottom w:type="dxa" w:w="50"/>
+              <w:right w:type="dxa" w:w="90"/>
+            </w:tcMar>
+          </w:tcPr>
+          <w:p>
+            <w:pPr>
+              <w:keepNext/>
+              <w:jc w:val="right"/>
+            </w:pPr>
+            <w:r>
+              <w:rPr>
+                <w:b w:val="false"/>
+                <w:bCs w:val="false"/>
+                <w:sz w:val="16"/>
+                <w:szCs w:val="16"/>
+              </w:rPr>
+              <w:t xml:space="preserve">0.735</w:t>
+            </w:r>
+          </w:p>
+        </w:tc>
+        <w:tc>
+          <w:tcPr>
+            <w:tcW w:type="dxa" w:w="800"/>
+            <w:tcBorders>
+              <w:top w:val="single" w:color="B0B0B0" w:sz="4"/>
+              <w:left w:val="single" w:color="B0B0B0" w:sz="4"/>
+              <w:bottom w:val="single" w:color="B0B0B0" w:sz="4"/>
+              <w:right w:val="single" w:color="B0B0B0" w:sz="4"/>
+            </w:tcBorders>
+            <w:shd w:fill="E8F3E0" w:color="auto" w:val="clear"/>
+            <w:tcMar>
+              <w:top w:type="dxa" w:w="50"/>
+              <w:left w:type="dxa" w:w="90"/>
+              <w:bottom w:type="dxa" w:w="50"/>
+              <w:right w:type="dxa" w:w="90"/>
+            </w:tcMar>
+          </w:tcPr>
+          <w:p>
+            <w:pPr>
+              <w:keepNext/>
+              <w:jc w:val="right"/>
+            </w:pPr>
+            <w:r>
+              <w:rPr>
+                <w:b/>
+                <w:bCs/>
+                <w:sz w:val="16"/>
+                <w:szCs w:val="16"/>
+              </w:rPr>
+              <w:t xml:space="preserve">0.389</w:t>
+            </w:r>
+          </w:p>
+        </w:tc>
+        <w:tc>
+          <w:tcPr>
+            <w:tcW w:type="dxa" w:w="800"/>
+            <w:tcBorders>
+              <w:top w:val="single" w:color="B0B0B0" w:sz="4"/>
+              <w:left w:val="single" w:color="B0B0B0" w:sz="4"/>
+              <w:bottom w:val="single" w:color="B0B0B0" w:sz="4"/>
+              <w:right w:val="single" w:color="B0B0B0" w:sz="4"/>
+            </w:tcBorders>
+            <w:tcMar>
+              <w:top w:type="dxa" w:w="50"/>
+              <w:left w:type="dxa" w:w="90"/>
+              <w:bottom w:type="dxa" w:w="50"/>
+              <w:right w:type="dxa" w:w="90"/>
+            </w:tcMar>
+          </w:tcPr>
+          <w:p>
+            <w:pPr>
+              <w:keepNext/>
+              <w:jc w:val="right"/>
+            </w:pPr>
+            <w:r>
+              <w:rPr>
+                <w:b w:val="false"/>
+                <w:bCs w:val="false"/>
+                <w:sz w:val="16"/>
+                <w:szCs w:val="16"/>
+              </w:rPr>
+              <w:t xml:space="preserve">0.649</w:t>
+            </w:r>
+          </w:p>
+        </w:tc>
+        <w:tc>
+          <w:tcPr>
+            <w:tcW w:type="dxa" w:w="800"/>
+            <w:tcBorders>
+              <w:top w:val="single" w:color="B0B0B0" w:sz="4"/>
+              <w:left w:val="single" w:color="B0B0B0" w:sz="4"/>
+              <w:bottom w:val="single" w:color="B0B0B0" w:sz="4"/>
+              <w:right w:val="single" w:color="B0B0B0" w:sz="4"/>
+            </w:tcBorders>
+            <w:tcMar>
+              <w:top w:type="dxa" w:w="50"/>
+              <w:left w:type="dxa" w:w="90"/>
+              <w:bottom w:type="dxa" w:w="50"/>
+              <w:right w:type="dxa" w:w="90"/>
+            </w:tcMar>
+          </w:tcPr>
+          <w:p>
+            <w:pPr>
+              <w:keepNext/>
+              <w:jc w:val="right"/>
+            </w:pPr>
+            <w:r>
+              <w:rPr>
+                <w:b w:val="false"/>
+                <w:bCs w:val="false"/>
+                <w:sz w:val="16"/>
+                <w:szCs w:val="16"/>
+              </w:rPr>
+              <w:t xml:space="preserve">0.505</w:t>
+            </w:r>
+          </w:p>
+        </w:tc>
+        <w:tc>
+          <w:tcPr>
+            <w:tcW w:type="dxa" w:w="800"/>
+            <w:tcBorders>
+              <w:top w:val="single" w:color="B0B0B0" w:sz="4"/>
+              <w:left w:val="single" w:color="B0B0B0" w:sz="4"/>
+              <w:bottom w:val="single" w:color="B0B0B0" w:sz="4"/>
+              <w:right w:val="single" w:color="B0B0B0" w:sz="4"/>
+            </w:tcBorders>
+            <w:tcMar>
+              <w:top w:type="dxa" w:w="50"/>
+              <w:left w:type="dxa" w:w="90"/>
+              <w:bottom w:type="dxa" w:w="50"/>
+              <w:right w:type="dxa" w:w="90"/>
+            </w:tcMar>
+          </w:tcPr>
+          <w:p>
+            <w:pPr>
+              <w:keepNext/>
+              <w:jc w:val="right"/>
+            </w:pPr>
+            <w:r>
+              <w:rPr>
+                <w:b w:val="false"/>
+                <w:bCs w:val="false"/>
+                <w:sz w:val="16"/>
+                <w:szCs w:val="16"/>
+              </w:rPr>
+              <w:t xml:space="preserve">0.647</w:t>
+            </w:r>
+          </w:p>
+        </w:tc>
+      </w:tr>
+      <w:tr>
+        <w:trPr>
+          <w:cantSplit/>
+        </w:trPr>
+        <w:tc>
+          <w:tcPr>
+            <w:tcW w:type="dxa" w:w="2160"/>
+            <w:tcBorders>
+              <w:top w:val="single" w:color="B0B0B0" w:sz="4"/>
+              <w:left w:val="single" w:color="B0B0B0" w:sz="4"/>
+              <w:bottom w:val="single" w:color="B0B0B0" w:sz="4"/>
+              <w:right w:val="single" w:color="B0B0B0" w:sz="4"/>
+            </w:tcBorders>
+            <w:tcMar>
+              <w:top w:type="dxa" w:w="50"/>
+              <w:left w:type="dxa" w:w="90"/>
+              <w:bottom w:type="dxa" w:w="50"/>
+              <w:right w:type="dxa" w:w="90"/>
+            </w:tcMar>
+          </w:tcPr>
+          <w:p>
+            <w:pPr>
+              <w:keepNext/>
+              <w:jc w:val="left"/>
+            </w:pPr>
+            <w:r>
+              <w:rPr>
+                <w:b w:val="false"/>
+                <w:bCs w:val="false"/>
+                <w:sz w:val="16"/>
+                <w:szCs w:val="16"/>
+              </w:rPr>
+              <w:t xml:space="preserve">mRMR</w:t>
+            </w:r>
+          </w:p>
+        </w:tc>
+        <w:tc>
+          <w:tcPr>
+            <w:tcW w:type="dxa" w:w="800"/>
+            <w:tcBorders>
+              <w:top w:val="single" w:color="B0B0B0" w:sz="4"/>
+              <w:left w:val="single" w:color="B0B0B0" w:sz="4"/>
+              <w:bottom w:val="single" w:color="B0B0B0" w:sz="4"/>
+              <w:right w:val="single" w:color="B0B0B0" w:sz="4"/>
+            </w:tcBorders>
+            <w:tcMar>
+              <w:top w:type="dxa" w:w="50"/>
+              <w:left w:type="dxa" w:w="90"/>
+              <w:bottom w:type="dxa" w:w="50"/>
+              <w:right w:type="dxa" w:w="90"/>
+            </w:tcMar>
+          </w:tcPr>
+          <w:p>
+            <w:pPr>
+              <w:keepNext/>
+              <w:jc w:val="right"/>
+            </w:pPr>
+            <w:r>
+              <w:rPr>
+                <w:b w:val="false"/>
+                <w:bCs w:val="false"/>
+                <w:sz w:val="16"/>
+                <w:szCs w:val="16"/>
+              </w:rPr>
+              <w:t xml:space="preserve">0.691</w:t>
+            </w:r>
+          </w:p>
+        </w:tc>
+        <w:tc>
+          <w:tcPr>
+            <w:tcW w:type="dxa" w:w="800"/>
+            <w:tcBorders>
+              <w:top w:val="single" w:color="B0B0B0" w:sz="4"/>
+              <w:left w:val="single" w:color="B0B0B0" w:sz="4"/>
+              <w:bottom w:val="single" w:color="B0B0B0" w:sz="4"/>
+              <w:right w:val="single" w:color="B0B0B0" w:sz="4"/>
+            </w:tcBorders>
+            <w:tcMar>
+              <w:top w:type="dxa" w:w="50"/>
+              <w:left w:type="dxa" w:w="90"/>
+              <w:bottom w:type="dxa" w:w="50"/>
+              <w:right w:type="dxa" w:w="90"/>
+            </w:tcMar>
+          </w:tcPr>
+          <w:p>
+            <w:pPr>
+              <w:keepNext/>
+              <w:jc w:val="right"/>
+            </w:pPr>
+            <w:r>
+              <w:rPr>
+                <w:b w:val="false"/>
+                <w:bCs w:val="false"/>
+                <w:sz w:val="16"/>
+                <w:szCs w:val="16"/>
+              </w:rPr>
+              <w:t xml:space="preserve">0.630</w:t>
+            </w:r>
+          </w:p>
+        </w:tc>
+        <w:tc>
+          <w:tcPr>
+            <w:tcW w:type="dxa" w:w="800"/>
+            <w:tcBorders>
+              <w:top w:val="single" w:color="B0B0B0" w:sz="4"/>
+              <w:left w:val="single" w:color="B0B0B0" w:sz="4"/>
+              <w:bottom w:val="single" w:color="B0B0B0" w:sz="4"/>
+              <w:right w:val="single" w:color="B0B0B0" w:sz="4"/>
+            </w:tcBorders>
+            <w:tcMar>
+              <w:top w:type="dxa" w:w="50"/>
+              <w:left w:type="dxa" w:w="90"/>
+              <w:bottom w:type="dxa" w:w="50"/>
+              <w:right w:type="dxa" w:w="90"/>
+            </w:tcMar>
+          </w:tcPr>
+          <w:p>
+            <w:pPr>
+              <w:keepNext/>
+              <w:jc w:val="right"/>
+            </w:pPr>
+            <w:r>
+              <w:rPr>
+                <w:b w:val="false"/>
+                <w:bCs w:val="false"/>
+                <w:sz w:val="16"/>
+                <w:szCs w:val="16"/>
+              </w:rPr>
+              <w:t xml:space="preserve">0.661</w:t>
+            </w:r>
+          </w:p>
+        </w:tc>
+        <w:tc>
+          <w:tcPr>
+            <w:tcW w:type="dxa" w:w="800"/>
+            <w:tcBorders>
+              <w:top w:val="single" w:color="B0B0B0" w:sz="4"/>
+              <w:left w:val="single" w:color="B0B0B0" w:sz="4"/>
+              <w:bottom w:val="single" w:color="B0B0B0" w:sz="4"/>
+              <w:right w:val="single" w:color="B0B0B0" w:sz="4"/>
+            </w:tcBorders>
+            <w:tcMar>
+              <w:top w:type="dxa" w:w="50"/>
+              <w:left w:type="dxa" w:w="90"/>
+              <w:bottom w:type="dxa" w:w="50"/>
+              <w:right w:type="dxa" w:w="90"/>
+            </w:tcMar>
+          </w:tcPr>
+          <w:p>
+            <w:pPr>
+              <w:keepNext/>
+              <w:jc w:val="right"/>
+            </w:pPr>
+            <w:r>
+              <w:rPr>
+                <w:b w:val="false"/>
+                <w:bCs w:val="false"/>
+                <w:sz w:val="16"/>
+                <w:szCs w:val="16"/>
+              </w:rPr>
+              <w:t xml:space="preserve">0.763</w:t>
+            </w:r>
+          </w:p>
+        </w:tc>
+        <w:tc>
+          <w:tcPr>
+            <w:tcW w:type="dxa" w:w="800"/>
+            <w:tcBorders>
+              <w:top w:val="single" w:color="B0B0B0" w:sz="4"/>
+              <w:left w:val="single" w:color="B0B0B0" w:sz="4"/>
+              <w:bottom w:val="single" w:color="B0B0B0" w:sz="4"/>
+              <w:right w:val="single" w:color="B0B0B0" w:sz="4"/>
+            </w:tcBorders>
+            <w:tcMar>
+              <w:top w:type="dxa" w:w="50"/>
+              <w:left w:type="dxa" w:w="90"/>
+              <w:bottom w:type="dxa" w:w="50"/>
+              <w:right w:type="dxa" w:w="90"/>
+            </w:tcMar>
+          </w:tcPr>
+          <w:p>
+            <w:pPr>
+              <w:keepNext/>
+              <w:jc w:val="right"/>
+            </w:pPr>
+            <w:r>
+              <w:rPr>
+                <w:b w:val="false"/>
+                <w:bCs w:val="false"/>
+                <w:sz w:val="16"/>
+                <w:szCs w:val="16"/>
+              </w:rPr>
+              <w:t xml:space="preserve">0.746</w:t>
+            </w:r>
+          </w:p>
+        </w:tc>
+        <w:tc>
+          <w:tcPr>
+            <w:tcW w:type="dxa" w:w="800"/>
+            <w:tcBorders>
+              <w:top w:val="single" w:color="B0B0B0" w:sz="4"/>
+              <w:left w:val="single" w:color="B0B0B0" w:sz="4"/>
+              <w:bottom w:val="single" w:color="B0B0B0" w:sz="4"/>
+              <w:right w:val="single" w:color="B0B0B0" w:sz="4"/>
+            </w:tcBorders>
+            <w:tcMar>
+              <w:top w:type="dxa" w:w="50"/>
+              <w:left w:type="dxa" w:w="90"/>
+              <w:bottom w:type="dxa" w:w="50"/>
+              <w:right w:type="dxa" w:w="90"/>
+            </w:tcMar>
+          </w:tcPr>
+          <w:p>
+            <w:pPr>
+              <w:keepNext/>
+              <w:jc w:val="right"/>
+            </w:pPr>
+            <w:r>
+              <w:rPr>
+                <w:b w:val="false"/>
+                <w:bCs w:val="false"/>
+                <w:sz w:val="16"/>
+                <w:szCs w:val="16"/>
+              </w:rPr>
+              <w:t xml:space="preserve">0.385</w:t>
+            </w:r>
+          </w:p>
+        </w:tc>
+        <w:tc>
+          <w:tcPr>
+            <w:tcW w:type="dxa" w:w="800"/>
+            <w:tcBorders>
+              <w:top w:val="single" w:color="B0B0B0" w:sz="4"/>
+              <w:left w:val="single" w:color="B0B0B0" w:sz="4"/>
+              <w:bottom w:val="single" w:color="B0B0B0" w:sz="4"/>
+              <w:right w:val="single" w:color="B0B0B0" w:sz="4"/>
+            </w:tcBorders>
+            <w:tcMar>
+              <w:top w:type="dxa" w:w="50"/>
+              <w:left w:type="dxa" w:w="90"/>
+              <w:bottom w:type="dxa" w:w="50"/>
+              <w:right w:type="dxa" w:w="90"/>
+            </w:tcMar>
+          </w:tcPr>
+          <w:p>
+            <w:pPr>
+              <w:keepNext/>
+              <w:jc w:val="right"/>
+            </w:pPr>
+            <w:r>
+              <w:rPr>
+                <w:b w:val="false"/>
+                <w:bCs w:val="false"/>
+                <w:sz w:val="16"/>
+                <w:szCs w:val="16"/>
+              </w:rPr>
+              <w:t xml:space="preserve">0.668</w:t>
+            </w:r>
+          </w:p>
+        </w:tc>
+        <w:tc>
+          <w:tcPr>
+            <w:tcW w:type="dxa" w:w="800"/>
+            <w:tcBorders>
+              <w:top w:val="single" w:color="B0B0B0" w:sz="4"/>
+              <w:left w:val="single" w:color="B0B0B0" w:sz="4"/>
+              <w:bottom w:val="single" w:color="B0B0B0" w:sz="4"/>
+              <w:right w:val="single" w:color="B0B0B0" w:sz="4"/>
+            </w:tcBorders>
+            <w:tcMar>
+              <w:top w:type="dxa" w:w="50"/>
+              <w:left w:type="dxa" w:w="90"/>
+              <w:bottom w:type="dxa" w:w="50"/>
+              <w:right w:type="dxa" w:w="90"/>
+            </w:tcMar>
+          </w:tcPr>
+          <w:p>
+            <w:pPr>
+              <w:keepNext/>
+              <w:jc w:val="right"/>
+            </w:pPr>
+            <w:r>
+              <w:rPr>
+                <w:b w:val="false"/>
+                <w:bCs w:val="false"/>
+                <w:sz w:val="16"/>
+                <w:szCs w:val="16"/>
+              </w:rPr>
+              <w:t xml:space="preserve">0.540</w:t>
+            </w:r>
+          </w:p>
+        </w:tc>
+        <w:tc>
+          <w:tcPr>
+            <w:tcW w:type="dxa" w:w="800"/>
+            <w:tcBorders>
+              <w:top w:val="single" w:color="B0B0B0" w:sz="4"/>
+              <w:left w:val="single" w:color="B0B0B0" w:sz="4"/>
+              <w:bottom w:val="single" w:color="B0B0B0" w:sz="4"/>
+              <w:right w:val="single" w:color="B0B0B0" w:sz="4"/>
+            </w:tcBorders>
+            <w:tcMar>
+              <w:top w:type="dxa" w:w="50"/>
+              <w:left w:type="dxa" w:w="90"/>
+              <w:bottom w:type="dxa" w:w="50"/>
+              <w:right w:type="dxa" w:w="90"/>
+            </w:tcMar>
+          </w:tcPr>
+          <w:p>
+            <w:pPr>
+              <w:keepNext/>
+              <w:jc w:val="right"/>
+            </w:pPr>
+            <w:r>
+              <w:rPr>
+                <w:b w:val="false"/>
+                <w:bCs w:val="false"/>
+                <w:sz w:val="16"/>
+                <w:szCs w:val="16"/>
+              </w:rPr>
+              <w:t xml:space="preserve">0.673</w:t>
+            </w:r>
+          </w:p>
+        </w:tc>
+      </w:tr>
+      <w:tr>
+        <w:trPr>
+          <w:cantSplit/>
+        </w:trPr>
+        <w:tc>
+          <w:tcPr>
+            <w:tcW w:type="dxa" w:w="2160"/>
+            <w:tcBorders>
+              <w:top w:val="single" w:color="B0B0B0" w:sz="4"/>
+              <w:left w:val="single" w:color="B0B0B0" w:sz="4"/>
+              <w:bottom w:val="single" w:color="B0B0B0" w:sz="4"/>
+              <w:right w:val="single" w:color="B0B0B0" w:sz="4"/>
+            </w:tcBorders>
+            <w:tcMar>
+              <w:top w:type="dxa" w:w="50"/>
+              <w:left w:type="dxa" w:w="90"/>
+              <w:bottom w:type="dxa" w:w="50"/>
+              <w:right w:type="dxa" w:w="90"/>
+            </w:tcMar>
+          </w:tcPr>
+          <w:p>
+            <w:pPr>
+              <w:keepNext/>
+              <w:jc w:val="left"/>
+            </w:pPr>
+            <w:r>
+              <w:rPr>
+                <w:b w:val="false"/>
+                <w:bCs w:val="false"/>
+                <w:sz w:val="16"/>
+                <w:szCs w:val="16"/>
+              </w:rPr>
+              <w:t xml:space="preserve">HSIC Lasso</w:t>
+            </w:r>
+          </w:p>
+        </w:tc>
+        <w:tc>
+          <w:tcPr>
+            <w:tcW w:type="dxa" w:w="800"/>
+            <w:tcBorders>
+              <w:top w:val="single" w:color="B0B0B0" w:sz="4"/>
+              <w:left w:val="single" w:color="B0B0B0" w:sz="4"/>
+              <w:bottom w:val="single" w:color="B0B0B0" w:sz="4"/>
+              <w:right w:val="single" w:color="B0B0B0" w:sz="4"/>
+            </w:tcBorders>
+            <w:tcMar>
+              <w:top w:type="dxa" w:w="50"/>
+              <w:left w:type="dxa" w:w="90"/>
+              <w:bottom w:type="dxa" w:w="50"/>
+              <w:right w:type="dxa" w:w="90"/>
+            </w:tcMar>
+          </w:tcPr>
+          <w:p>
+            <w:pPr>
+              <w:keepNext/>
+              <w:jc w:val="right"/>
+            </w:pPr>
+            <w:r>
+              <w:rPr>
+                <w:b w:val="false"/>
+                <w:bCs w:val="false"/>
+                <w:sz w:val="16"/>
+                <w:szCs w:val="16"/>
+              </w:rPr>
+              <w:t xml:space="preserve">0.729</w:t>
+            </w:r>
+          </w:p>
+        </w:tc>
+        <w:tc>
+          <w:tcPr>
+            <w:tcW w:type="dxa" w:w="800"/>
+            <w:tcBorders>
+              <w:top w:val="single" w:color="B0B0B0" w:sz="4"/>
+              <w:left w:val="single" w:color="B0B0B0" w:sz="4"/>
+              <w:bottom w:val="single" w:color="B0B0B0" w:sz="4"/>
+              <w:right w:val="single" w:color="B0B0B0" w:sz="4"/>
+            </w:tcBorders>
+            <w:tcMar>
+              <w:top w:type="dxa" w:w="50"/>
+              <w:left w:type="dxa" w:w="90"/>
+              <w:bottom w:type="dxa" w:w="50"/>
+              <w:right w:type="dxa" w:w="90"/>
+            </w:tcMar>
+          </w:tcPr>
+          <w:p>
+            <w:pPr>
+              <w:keepNext/>
+              <w:jc w:val="right"/>
+            </w:pPr>
+            <w:r>
+              <w:rPr>
+                <w:b w:val="false"/>
+                <w:bCs w:val="false"/>
+                <w:sz w:val="16"/>
+                <w:szCs w:val="16"/>
+              </w:rPr>
+              <w:t xml:space="preserve">0.628</w:t>
+            </w:r>
+          </w:p>
+        </w:tc>
+        <w:tc>
+          <w:tcPr>
+            <w:tcW w:type="dxa" w:w="800"/>
+            <w:tcBorders>
+              <w:top w:val="single" w:color="B0B0B0" w:sz="4"/>
+              <w:left w:val="single" w:color="B0B0B0" w:sz="4"/>
+              <w:bottom w:val="single" w:color="B0B0B0" w:sz="4"/>
+              <w:right w:val="single" w:color="B0B0B0" w:sz="4"/>
+            </w:tcBorders>
+            <w:tcMar>
+              <w:top w:type="dxa" w:w="50"/>
+              <w:left w:type="dxa" w:w="90"/>
+              <w:bottom w:type="dxa" w:w="50"/>
+              <w:right w:type="dxa" w:w="90"/>
+            </w:tcMar>
+          </w:tcPr>
+          <w:p>
+            <w:pPr>
+              <w:keepNext/>
+              <w:jc w:val="right"/>
+            </w:pPr>
+            <w:r>
+              <w:rPr>
+                <w:b w:val="false"/>
+                <w:bCs w:val="false"/>
+                <w:sz w:val="16"/>
+                <w:szCs w:val="16"/>
+              </w:rPr>
+              <w:t xml:space="preserve">0.662</w:t>
+            </w:r>
+          </w:p>
+        </w:tc>
+        <w:tc>
+          <w:tcPr>
+            <w:tcW w:type="dxa" w:w="800"/>
+            <w:tcBorders>
+              <w:top w:val="single" w:color="B0B0B0" w:sz="4"/>
+              <w:left w:val="single" w:color="B0B0B0" w:sz="4"/>
+              <w:bottom w:val="single" w:color="B0B0B0" w:sz="4"/>
+              <w:right w:val="single" w:color="B0B0B0" w:sz="4"/>
+            </w:tcBorders>
+            <w:tcMar>
+              <w:top w:type="dxa" w:w="50"/>
+              <w:left w:type="dxa" w:w="90"/>
+              <w:bottom w:type="dxa" w:w="50"/>
+              <w:right w:type="dxa" w:w="90"/>
+            </w:tcMar>
+          </w:tcPr>
+          <w:p>
+            <w:pPr>
+              <w:keepNext/>
+              <w:jc w:val="right"/>
+            </w:pPr>
+            <w:r>
+              <w:rPr>
+                <w:b w:val="false"/>
+                <w:bCs w:val="false"/>
+                <w:sz w:val="16"/>
+                <w:szCs w:val="16"/>
+              </w:rPr>
+              <w:t xml:space="preserve">0.758</w:t>
+            </w:r>
+          </w:p>
+        </w:tc>
+        <w:tc>
+          <w:tcPr>
+            <w:tcW w:type="dxa" w:w="800"/>
+            <w:tcBorders>
+              <w:top w:val="single" w:color="B0B0B0" w:sz="4"/>
+              <w:left w:val="single" w:color="B0B0B0" w:sz="4"/>
+              <w:bottom w:val="single" w:color="B0B0B0" w:sz="4"/>
+              <w:right w:val="single" w:color="B0B0B0" w:sz="4"/>
+            </w:tcBorders>
+            <w:tcMar>
+              <w:top w:type="dxa" w:w="50"/>
+              <w:left w:type="dxa" w:w="90"/>
+              <w:bottom w:type="dxa" w:w="50"/>
+              <w:right w:type="dxa" w:w="90"/>
+            </w:tcMar>
+          </w:tcPr>
+          <w:p>
+            <w:pPr>
+              <w:keepNext/>
+              <w:jc w:val="right"/>
+            </w:pPr>
+            <w:r>
+              <w:rPr>
+                <w:b w:val="false"/>
+                <w:bCs w:val="false"/>
+                <w:sz w:val="16"/>
+                <w:szCs w:val="16"/>
+              </w:rPr>
+              <w:t xml:space="preserve">0.737</w:t>
+            </w:r>
+          </w:p>
+        </w:tc>
+        <w:tc>
+          <w:tcPr>
+            <w:tcW w:type="dxa" w:w="800"/>
+            <w:tcBorders>
+              <w:top w:val="single" w:color="B0B0B0" w:sz="4"/>
+              <w:left w:val="single" w:color="B0B0B0" w:sz="4"/>
+              <w:bottom w:val="single" w:color="B0B0B0" w:sz="4"/>
+              <w:right w:val="single" w:color="B0B0B0" w:sz="4"/>
+            </w:tcBorders>
+            <w:tcMar>
+              <w:top w:type="dxa" w:w="50"/>
+              <w:left w:type="dxa" w:w="90"/>
+              <w:bottom w:type="dxa" w:w="50"/>
+              <w:right w:type="dxa" w:w="90"/>
+            </w:tcMar>
+          </w:tcPr>
+          <w:p>
+            <w:pPr>
+              <w:keepNext/>
+              <w:jc w:val="right"/>
+            </w:pPr>
+            <w:r>
+              <w:rPr>
+                <w:b w:val="false"/>
+                <w:bCs w:val="false"/>
+                <w:sz w:val="16"/>
+                <w:szCs w:val="16"/>
+              </w:rPr>
+              <w:t xml:space="preserve">0.389</w:t>
+            </w:r>
+          </w:p>
+        </w:tc>
+        <w:tc>
+          <w:tcPr>
+            <w:tcW w:type="dxa" w:w="800"/>
+            <w:tcBorders>
+              <w:top w:val="single" w:color="B0B0B0" w:sz="4"/>
+              <w:left w:val="single" w:color="B0B0B0" w:sz="4"/>
+              <w:bottom w:val="single" w:color="B0B0B0" w:sz="4"/>
+              <w:right w:val="single" w:color="B0B0B0" w:sz="4"/>
+            </w:tcBorders>
+            <w:tcMar>
+              <w:top w:type="dxa" w:w="50"/>
+              <w:left w:type="dxa" w:w="90"/>
+              <w:bottom w:type="dxa" w:w="50"/>
+              <w:right w:type="dxa" w:w="90"/>
+            </w:tcMar>
+          </w:tcPr>
+          <w:p>
+            <w:pPr>
+              <w:keepNext/>
+              <w:jc w:val="right"/>
+            </w:pPr>
+            <w:r>
+              <w:rPr>
+                <w:b w:val="false"/>
+                <w:bCs w:val="false"/>
+                <w:sz w:val="16"/>
+                <w:szCs w:val="16"/>
+              </w:rPr>
+              <w:t xml:space="preserve">0.658</w:t>
+            </w:r>
+          </w:p>
+        </w:tc>
+        <w:tc>
+          <w:tcPr>
+            <w:tcW w:type="dxa" w:w="800"/>
+            <w:tcBorders>
+              <w:top w:val="single" w:color="B0B0B0" w:sz="4"/>
+              <w:left w:val="single" w:color="B0B0B0" w:sz="4"/>
+              <w:bottom w:val="single" w:color="B0B0B0" w:sz="4"/>
+              <w:right w:val="single" w:color="B0B0B0" w:sz="4"/>
+            </w:tcBorders>
+            <w:tcMar>
+              <w:top w:type="dxa" w:w="50"/>
+              <w:left w:type="dxa" w:w="90"/>
+              <w:bottom w:type="dxa" w:w="50"/>
+              <w:right w:type="dxa" w:w="90"/>
+            </w:tcMar>
+          </w:tcPr>
+          <w:p>
+            <w:pPr>
+              <w:keepNext/>
+              <w:jc w:val="right"/>
+            </w:pPr>
+            <w:r>
+              <w:rPr>
+                <w:b w:val="false"/>
+                <w:bCs w:val="false"/>
+                <w:sz w:val="16"/>
+                <w:szCs w:val="16"/>
+              </w:rPr>
+              <w:t xml:space="preserve">--</w:t>
+            </w:r>
+          </w:p>
+        </w:tc>
+        <w:tc>
+          <w:tcPr>
+            <w:tcW w:type="dxa" w:w="800"/>
+            <w:tcBorders>
+              <w:top w:val="single" w:color="B0B0B0" w:sz="4"/>
+              <w:left w:val="single" w:color="B0B0B0" w:sz="4"/>
+              <w:bottom w:val="single" w:color="B0B0B0" w:sz="4"/>
+              <w:right w:val="single" w:color="B0B0B0" w:sz="4"/>
+            </w:tcBorders>
+            <w:tcMar>
+              <w:top w:type="dxa" w:w="50"/>
+              <w:left w:type="dxa" w:w="90"/>
+              <w:bottom w:type="dxa" w:w="50"/>
+              <w:right w:type="dxa" w:w="90"/>
+            </w:tcMar>
+          </w:tcPr>
+          <w:p>
+            <w:pPr>
+              <w:keepNext/>
+              <w:jc w:val="right"/>
+            </w:pPr>
+            <w:r>
+              <w:rPr>
+                <w:b w:val="false"/>
+                <w:bCs w:val="false"/>
+                <w:sz w:val="16"/>
+                <w:szCs w:val="16"/>
+              </w:rPr>
+              <w:t xml:space="preserve">0.680†</w:t>
+            </w:r>
+          </w:p>
+        </w:tc>
+      </w:tr>
+      <w:tr>
+        <w:trPr>
+          <w:cantSplit/>
+        </w:trPr>
+        <w:tc>
+          <w:tcPr>
+            <w:tcW w:type="dxa" w:w="2160"/>
+            <w:tcBorders>
+              <w:top w:val="single" w:color="B0B0B0" w:sz="4"/>
+              <w:left w:val="single" w:color="B0B0B0" w:sz="4"/>
+              <w:bottom w:val="single" w:color="B0B0B0" w:sz="4"/>
+              <w:right w:val="single" w:color="B0B0B0" w:sz="4"/>
+            </w:tcBorders>
+            <w:tcMar>
+              <w:top w:type="dxa" w:w="50"/>
+              <w:left w:type="dxa" w:w="90"/>
+              <w:bottom w:type="dxa" w:w="50"/>
+              <w:right w:type="dxa" w:w="90"/>
+            </w:tcMar>
+          </w:tcPr>
+          <w:p>
+            <w:pPr>
+              <w:keepNext/>
+              <w:jc w:val="left"/>
+            </w:pPr>
+            <w:r>
+              <w:rPr>
+                <w:b w:val="false"/>
+                <w:bCs w:val="false"/>
+                <w:sz w:val="16"/>
+                <w:szCs w:val="16"/>
+              </w:rPr>
+              <w:t xml:space="preserve">ReliefF</w:t>
+            </w:r>
+          </w:p>
+        </w:tc>
+        <w:tc>
+          <w:tcPr>
+            <w:tcW w:type="dxa" w:w="800"/>
+            <w:tcBorders>
+              <w:top w:val="single" w:color="B0B0B0" w:sz="4"/>
+              <w:left w:val="single" w:color="B0B0B0" w:sz="4"/>
+              <w:bottom w:val="single" w:color="B0B0B0" w:sz="4"/>
+              <w:right w:val="single" w:color="B0B0B0" w:sz="4"/>
+            </w:tcBorders>
+            <w:tcMar>
+              <w:top w:type="dxa" w:w="50"/>
+              <w:left w:type="dxa" w:w="90"/>
+              <w:bottom w:type="dxa" w:w="50"/>
+              <w:right w:type="dxa" w:w="90"/>
+            </w:tcMar>
+          </w:tcPr>
+          <w:p>
+            <w:pPr>
+              <w:keepNext/>
+              <w:jc w:val="right"/>
+            </w:pPr>
+            <w:r>
+              <w:rPr>
+                <w:b w:val="false"/>
+                <w:bCs w:val="false"/>
+                <w:sz w:val="16"/>
+                <w:szCs w:val="16"/>
+              </w:rPr>
+              <w:t xml:space="preserve">0.731</w:t>
+            </w:r>
+          </w:p>
+        </w:tc>
+        <w:tc>
+          <w:tcPr>
+            <w:tcW w:type="dxa" w:w="800"/>
+            <w:tcBorders>
+              <w:top w:val="single" w:color="B0B0B0" w:sz="4"/>
+              <w:left w:val="single" w:color="B0B0B0" w:sz="4"/>
+              <w:bottom w:val="single" w:color="B0B0B0" w:sz="4"/>
+              <w:right w:val="single" w:color="B0B0B0" w:sz="4"/>
+            </w:tcBorders>
+            <w:tcMar>
+              <w:top w:type="dxa" w:w="50"/>
+              <w:left w:type="dxa" w:w="90"/>
+              <w:bottom w:type="dxa" w:w="50"/>
+              <w:right w:type="dxa" w:w="90"/>
+            </w:tcMar>
+          </w:tcPr>
+          <w:p>
+            <w:pPr>
+              <w:keepNext/>
+              <w:jc w:val="right"/>
+            </w:pPr>
+            <w:r>
+              <w:rPr>
+                <w:b w:val="false"/>
+                <w:bCs w:val="false"/>
+                <w:sz w:val="16"/>
+                <w:szCs w:val="16"/>
+              </w:rPr>
+              <w:t xml:space="preserve">0.592</w:t>
+            </w:r>
+          </w:p>
+        </w:tc>
+        <w:tc>
+          <w:tcPr>
+            <w:tcW w:type="dxa" w:w="800"/>
+            <w:tcBorders>
+              <w:top w:val="single" w:color="B0B0B0" w:sz="4"/>
+              <w:left w:val="single" w:color="B0B0B0" w:sz="4"/>
+              <w:bottom w:val="single" w:color="B0B0B0" w:sz="4"/>
+              <w:right w:val="single" w:color="B0B0B0" w:sz="4"/>
+            </w:tcBorders>
+            <w:tcMar>
+              <w:top w:type="dxa" w:w="50"/>
+              <w:left w:type="dxa" w:w="90"/>
+              <w:bottom w:type="dxa" w:w="50"/>
+              <w:right w:type="dxa" w:w="90"/>
+            </w:tcMar>
+          </w:tcPr>
+          <w:p>
+            <w:pPr>
+              <w:keepNext/>
+              <w:jc w:val="right"/>
+            </w:pPr>
+            <w:r>
+              <w:rPr>
+                <w:b w:val="false"/>
+                <w:bCs w:val="false"/>
+                <w:sz w:val="16"/>
+                <w:szCs w:val="16"/>
+              </w:rPr>
+              <w:t xml:space="preserve">0.593</w:t>
+            </w:r>
+          </w:p>
+        </w:tc>
+        <w:tc>
+          <w:tcPr>
+            <w:tcW w:type="dxa" w:w="800"/>
+            <w:tcBorders>
+              <w:top w:val="single" w:color="B0B0B0" w:sz="4"/>
+              <w:left w:val="single" w:color="B0B0B0" w:sz="4"/>
+              <w:bottom w:val="single" w:color="B0B0B0" w:sz="4"/>
+              <w:right w:val="single" w:color="B0B0B0" w:sz="4"/>
+            </w:tcBorders>
+            <w:tcMar>
+              <w:top w:type="dxa" w:w="50"/>
+              <w:left w:type="dxa" w:w="90"/>
+              <w:bottom w:type="dxa" w:w="50"/>
+              <w:right w:type="dxa" w:w="90"/>
+            </w:tcMar>
+          </w:tcPr>
+          <w:p>
+            <w:pPr>
+              <w:keepNext/>
+              <w:jc w:val="right"/>
+            </w:pPr>
+            <w:r>
+              <w:rPr>
+                <w:b w:val="false"/>
+                <w:bCs w:val="false"/>
+                <w:sz w:val="16"/>
+                <w:szCs w:val="16"/>
+              </w:rPr>
+              <w:t xml:space="preserve">0.707</w:t>
+            </w:r>
+          </w:p>
+        </w:tc>
+        <w:tc>
+          <w:tcPr>
+            <w:tcW w:type="dxa" w:w="800"/>
+            <w:tcBorders>
+              <w:top w:val="single" w:color="B0B0B0" w:sz="4"/>
+              <w:left w:val="single" w:color="B0B0B0" w:sz="4"/>
+              <w:bottom w:val="single" w:color="B0B0B0" w:sz="4"/>
+              <w:right w:val="single" w:color="B0B0B0" w:sz="4"/>
+            </w:tcBorders>
+            <w:tcMar>
+              <w:top w:type="dxa" w:w="50"/>
+              <w:left w:type="dxa" w:w="90"/>
+              <w:bottom w:type="dxa" w:w="50"/>
+              <w:right w:type="dxa" w:w="90"/>
+            </w:tcMar>
+          </w:tcPr>
+          <w:p>
+            <w:pPr>
+              <w:keepNext/>
+              <w:jc w:val="right"/>
+            </w:pPr>
+            <w:r>
+              <w:rPr>
+                <w:b w:val="false"/>
+                <w:bCs w:val="false"/>
+                <w:sz w:val="16"/>
+                <w:szCs w:val="16"/>
+              </w:rPr>
+              <w:t xml:space="preserve">0.670</w:t>
+            </w:r>
+          </w:p>
+        </w:tc>
+        <w:tc>
+          <w:tcPr>
+            <w:tcW w:type="dxa" w:w="800"/>
+            <w:tcBorders>
+              <w:top w:val="single" w:color="B0B0B0" w:sz="4"/>
+              <w:left w:val="single" w:color="B0B0B0" w:sz="4"/>
+              <w:bottom w:val="single" w:color="B0B0B0" w:sz="4"/>
+              <w:right w:val="single" w:color="B0B0B0" w:sz="4"/>
+            </w:tcBorders>
+            <w:tcMar>
+              <w:top w:type="dxa" w:w="50"/>
+              <w:left w:type="dxa" w:w="90"/>
+              <w:bottom w:type="dxa" w:w="50"/>
+              <w:right w:type="dxa" w:w="90"/>
+            </w:tcMar>
+          </w:tcPr>
+          <w:p>
+            <w:pPr>
+              <w:keepNext/>
+              <w:jc w:val="right"/>
+            </w:pPr>
+            <w:r>
+              <w:rPr>
+                <w:b w:val="false"/>
+                <w:bCs w:val="false"/>
+                <w:sz w:val="16"/>
+                <w:szCs w:val="16"/>
+              </w:rPr>
+              <w:t xml:space="preserve">0.372</w:t>
+            </w:r>
+          </w:p>
+        </w:tc>
+        <w:tc>
+          <w:tcPr>
+            <w:tcW w:type="dxa" w:w="800"/>
+            <w:tcBorders>
+              <w:top w:val="single" w:color="B0B0B0" w:sz="4"/>
+              <w:left w:val="single" w:color="B0B0B0" w:sz="4"/>
+              <w:bottom w:val="single" w:color="B0B0B0" w:sz="4"/>
+              <w:right w:val="single" w:color="B0B0B0" w:sz="4"/>
+            </w:tcBorders>
+            <w:tcMar>
+              <w:top w:type="dxa" w:w="50"/>
+              <w:left w:type="dxa" w:w="90"/>
+              <w:bottom w:type="dxa" w:w="50"/>
+              <w:right w:type="dxa" w:w="90"/>
+            </w:tcMar>
+          </w:tcPr>
+          <w:p>
+            <w:pPr>
+              <w:keepNext/>
+              <w:jc w:val="right"/>
+            </w:pPr>
+            <w:r>
+              <w:rPr>
+                <w:b w:val="false"/>
+                <w:bCs w:val="false"/>
+                <w:sz w:val="16"/>
+                <w:szCs w:val="16"/>
+              </w:rPr>
+              <w:t xml:space="preserve">0.640</w:t>
+            </w:r>
+          </w:p>
+        </w:tc>
+        <w:tc>
+          <w:tcPr>
+            <w:tcW w:type="dxa" w:w="800"/>
+            <w:tcBorders>
+              <w:top w:val="single" w:color="B0B0B0" w:sz="4"/>
+              <w:left w:val="single" w:color="B0B0B0" w:sz="4"/>
+              <w:bottom w:val="single" w:color="B0B0B0" w:sz="4"/>
+              <w:right w:val="single" w:color="B0B0B0" w:sz="4"/>
+            </w:tcBorders>
+            <w:tcMar>
+              <w:top w:type="dxa" w:w="50"/>
+              <w:left w:type="dxa" w:w="90"/>
+              <w:bottom w:type="dxa" w:w="50"/>
+              <w:right w:type="dxa" w:w="90"/>
+            </w:tcMar>
+          </w:tcPr>
+          <w:p>
+            <w:pPr>
+              <w:keepNext/>
+              <w:jc w:val="right"/>
+            </w:pPr>
+            <w:r>
+              <w:rPr>
+                <w:b w:val="false"/>
+                <w:bCs w:val="false"/>
+                <w:sz w:val="16"/>
+                <w:szCs w:val="16"/>
+              </w:rPr>
+              <w:t xml:space="preserve">0.465</w:t>
+            </w:r>
+          </w:p>
+        </w:tc>
+        <w:tc>
+          <w:tcPr>
+            <w:tcW w:type="dxa" w:w="800"/>
+            <w:tcBorders>
+              <w:top w:val="single" w:color="B0B0B0" w:sz="4"/>
+              <w:left w:val="single" w:color="B0B0B0" w:sz="4"/>
+              <w:bottom w:val="single" w:color="B0B0B0" w:sz="4"/>
+              <w:right w:val="single" w:color="B0B0B0" w:sz="4"/>
+            </w:tcBorders>
+            <w:tcMar>
+              <w:top w:type="dxa" w:w="50"/>
+              <w:left w:type="dxa" w:w="90"/>
+              <w:bottom w:type="dxa" w:w="50"/>
+              <w:right w:type="dxa" w:w="90"/>
+            </w:tcMar>
+          </w:tcPr>
+          <w:p>
+            <w:pPr>
+              <w:keepNext/>
+              <w:jc w:val="right"/>
+            </w:pPr>
+            <w:r>
+              <w:rPr>
+                <w:b w:val="false"/>
+                <w:bCs w:val="false"/>
+                <w:sz w:val="16"/>
+                <w:szCs w:val="16"/>
+              </w:rPr>
+              <w:t xml:space="preserve">0.635</w:t>
+            </w:r>
+          </w:p>
+        </w:tc>
+      </w:tr>
+      <w:tr>
+        <w:trPr>
+          <w:cantSplit/>
+        </w:trPr>
+        <w:tc>
+          <w:tcPr>
+            <w:tcW w:type="dxa" w:w="2160"/>
+            <w:tcBorders>
+              <w:top w:val="single" w:color="B0B0B0" w:sz="4"/>
+              <w:left w:val="single" w:color="B0B0B0" w:sz="4"/>
+              <w:bottom w:val="single" w:color="B0B0B0" w:sz="4"/>
+              <w:right w:val="single" w:color="B0B0B0" w:sz="4"/>
+            </w:tcBorders>
+            <w:tcMar>
+              <w:top w:type="dxa" w:w="50"/>
+              <w:left w:type="dxa" w:w="90"/>
+              <w:bottom w:type="dxa" w:w="50"/>
+              <w:right w:type="dxa" w:w="90"/>
+            </w:tcMar>
+          </w:tcPr>
+          <w:p>
+            <w:pPr>
+              <w:keepNext/>
+              <w:jc w:val="left"/>
+            </w:pPr>
+            <w:r>
+              <w:rPr>
+                <w:b w:val="false"/>
+                <w:bCs w:val="false"/>
+                <w:sz w:val="16"/>
+                <w:szCs w:val="16"/>
+              </w:rPr>
+              <w:t xml:space="preserve">MI ranker</w:t>
+            </w:r>
+          </w:p>
+        </w:tc>
+        <w:tc>
+          <w:tcPr>
+            <w:tcW w:type="dxa" w:w="800"/>
+            <w:tcBorders>
+              <w:top w:val="single" w:color="B0B0B0" w:sz="4"/>
+              <w:left w:val="single" w:color="B0B0B0" w:sz="4"/>
+              <w:bottom w:val="single" w:color="B0B0B0" w:sz="4"/>
+              <w:right w:val="single" w:color="B0B0B0" w:sz="4"/>
+            </w:tcBorders>
+            <w:tcMar>
+              <w:top w:type="dxa" w:w="50"/>
+              <w:left w:type="dxa" w:w="90"/>
+              <w:bottom w:type="dxa" w:w="50"/>
+              <w:right w:type="dxa" w:w="90"/>
+            </w:tcMar>
+          </w:tcPr>
+          <w:p>
+            <w:pPr>
+              <w:keepNext/>
+              <w:jc w:val="right"/>
+            </w:pPr>
+            <w:r>
+              <w:rPr>
+                <w:b w:val="false"/>
+                <w:bCs w:val="false"/>
+                <w:sz w:val="16"/>
+                <w:szCs w:val="16"/>
+              </w:rPr>
+              <w:t xml:space="preserve">0.669</w:t>
+            </w:r>
+          </w:p>
+        </w:tc>
+        <w:tc>
+          <w:tcPr>
+            <w:tcW w:type="dxa" w:w="800"/>
+            <w:tcBorders>
+              <w:top w:val="single" w:color="B0B0B0" w:sz="4"/>
+              <w:left w:val="single" w:color="B0B0B0" w:sz="4"/>
+              <w:bottom w:val="single" w:color="B0B0B0" w:sz="4"/>
+              <w:right w:val="single" w:color="B0B0B0" w:sz="4"/>
+            </w:tcBorders>
+            <w:tcMar>
+              <w:top w:type="dxa" w:w="50"/>
+              <w:left w:type="dxa" w:w="90"/>
+              <w:bottom w:type="dxa" w:w="50"/>
+              <w:right w:type="dxa" w:w="90"/>
+            </w:tcMar>
+          </w:tcPr>
+          <w:p>
+            <w:pPr>
+              <w:keepNext/>
+              <w:jc w:val="right"/>
+            </w:pPr>
+            <w:r>
+              <w:rPr>
+                <w:b w:val="false"/>
+                <w:bCs w:val="false"/>
+                <w:sz w:val="16"/>
+                <w:szCs w:val="16"/>
+              </w:rPr>
+              <w:t xml:space="preserve">0.634</w:t>
+            </w:r>
+          </w:p>
+        </w:tc>
+        <w:tc>
+          <w:tcPr>
+            <w:tcW w:type="dxa" w:w="800"/>
+            <w:tcBorders>
+              <w:top w:val="single" w:color="B0B0B0" w:sz="4"/>
+              <w:left w:val="single" w:color="B0B0B0" w:sz="4"/>
+              <w:bottom w:val="single" w:color="B0B0B0" w:sz="4"/>
+              <w:right w:val="single" w:color="B0B0B0" w:sz="4"/>
+            </w:tcBorders>
+            <w:tcMar>
+              <w:top w:type="dxa" w:w="50"/>
+              <w:left w:type="dxa" w:w="90"/>
+              <w:bottom w:type="dxa" w:w="50"/>
+              <w:right w:type="dxa" w:w="90"/>
+            </w:tcMar>
+          </w:tcPr>
+          <w:p>
+            <w:pPr>
+              <w:keepNext/>
+              <w:jc w:val="right"/>
+            </w:pPr>
+            <w:r>
+              <w:rPr>
+                <w:b w:val="false"/>
+                <w:bCs w:val="false"/>
+                <w:sz w:val="16"/>
+                <w:szCs w:val="16"/>
+              </w:rPr>
+              <w:t xml:space="preserve">0.622</w:t>
+            </w:r>
+          </w:p>
+        </w:tc>
+        <w:tc>
+          <w:tcPr>
+            <w:tcW w:type="dxa" w:w="800"/>
+            <w:tcBorders>
+              <w:top w:val="single" w:color="B0B0B0" w:sz="4"/>
+              <w:left w:val="single" w:color="B0B0B0" w:sz="4"/>
+              <w:bottom w:val="single" w:color="B0B0B0" w:sz="4"/>
+              <w:right w:val="single" w:color="B0B0B0" w:sz="4"/>
+            </w:tcBorders>
+            <w:tcMar>
+              <w:top w:type="dxa" w:w="50"/>
+              <w:left w:type="dxa" w:w="90"/>
+              <w:bottom w:type="dxa" w:w="50"/>
+              <w:right w:type="dxa" w:w="90"/>
+            </w:tcMar>
+          </w:tcPr>
+          <w:p>
+            <w:pPr>
+              <w:keepNext/>
+              <w:jc w:val="right"/>
+            </w:pPr>
+            <w:r>
+              <w:rPr>
+                <w:b w:val="false"/>
+                <w:bCs w:val="false"/>
+                <w:sz w:val="16"/>
+                <w:szCs w:val="16"/>
+              </w:rPr>
+              <w:t xml:space="preserve">0.700</w:t>
+            </w:r>
+          </w:p>
+        </w:tc>
+        <w:tc>
+          <w:tcPr>
+            <w:tcW w:type="dxa" w:w="800"/>
+            <w:tcBorders>
+              <w:top w:val="single" w:color="B0B0B0" w:sz="4"/>
+              <w:left w:val="single" w:color="B0B0B0" w:sz="4"/>
+              <w:bottom w:val="single" w:color="B0B0B0" w:sz="4"/>
+              <w:right w:val="single" w:color="B0B0B0" w:sz="4"/>
+            </w:tcBorders>
+            <w:tcMar>
+              <w:top w:type="dxa" w:w="50"/>
+              <w:left w:type="dxa" w:w="90"/>
+              <w:bottom w:type="dxa" w:w="50"/>
+              <w:right w:type="dxa" w:w="90"/>
+            </w:tcMar>
+          </w:tcPr>
+          <w:p>
+            <w:pPr>
+              <w:keepNext/>
+              <w:jc w:val="right"/>
+            </w:pPr>
+            <w:r>
+              <w:rPr>
+                <w:b w:val="false"/>
+                <w:bCs w:val="false"/>
+                <w:sz w:val="16"/>
+                <w:szCs w:val="16"/>
+              </w:rPr>
+              <w:t xml:space="preserve">0.674</w:t>
+            </w:r>
+          </w:p>
+        </w:tc>
+        <w:tc>
+          <w:tcPr>
+            <w:tcW w:type="dxa" w:w="800"/>
+            <w:tcBorders>
+              <w:top w:val="single" w:color="B0B0B0" w:sz="4"/>
+              <w:left w:val="single" w:color="B0B0B0" w:sz="4"/>
+              <w:bottom w:val="single" w:color="B0B0B0" w:sz="4"/>
+              <w:right w:val="single" w:color="B0B0B0" w:sz="4"/>
+            </w:tcBorders>
+            <w:tcMar>
+              <w:top w:type="dxa" w:w="50"/>
+              <w:left w:type="dxa" w:w="90"/>
+              <w:bottom w:type="dxa" w:w="50"/>
+              <w:right w:type="dxa" w:w="90"/>
+            </w:tcMar>
+          </w:tcPr>
+          <w:p>
+            <w:pPr>
+              <w:keepNext/>
+              <w:jc w:val="right"/>
+            </w:pPr>
+            <w:r>
+              <w:rPr>
+                <w:b w:val="false"/>
+                <w:bCs w:val="false"/>
+                <w:sz w:val="16"/>
+                <w:szCs w:val="16"/>
+              </w:rPr>
+              <w:t xml:space="preserve">0.377</w:t>
+            </w:r>
+          </w:p>
+        </w:tc>
+        <w:tc>
+          <w:tcPr>
+            <w:tcW w:type="dxa" w:w="800"/>
+            <w:tcBorders>
+              <w:top w:val="single" w:color="B0B0B0" w:sz="4"/>
+              <w:left w:val="single" w:color="B0B0B0" w:sz="4"/>
+              <w:bottom w:val="single" w:color="B0B0B0" w:sz="4"/>
+              <w:right w:val="single" w:color="B0B0B0" w:sz="4"/>
+            </w:tcBorders>
+            <w:tcMar>
+              <w:top w:type="dxa" w:w="50"/>
+              <w:left w:type="dxa" w:w="90"/>
+              <w:bottom w:type="dxa" w:w="50"/>
+              <w:right w:type="dxa" w:w="90"/>
+            </w:tcMar>
+          </w:tcPr>
+          <w:p>
+            <w:pPr>
+              <w:keepNext/>
+              <w:jc w:val="right"/>
+            </w:pPr>
+            <w:r>
+              <w:rPr>
+                <w:b w:val="false"/>
+                <w:bCs w:val="false"/>
+                <w:sz w:val="16"/>
+                <w:szCs w:val="16"/>
+              </w:rPr>
+              <w:t xml:space="preserve">0.608</w:t>
+            </w:r>
+          </w:p>
+        </w:tc>
+        <w:tc>
+          <w:tcPr>
+            <w:tcW w:type="dxa" w:w="800"/>
+            <w:tcBorders>
+              <w:top w:val="single" w:color="B0B0B0" w:sz="4"/>
+              <w:left w:val="single" w:color="B0B0B0" w:sz="4"/>
+              <w:bottom w:val="single" w:color="B0B0B0" w:sz="4"/>
+              <w:right w:val="single" w:color="B0B0B0" w:sz="4"/>
+            </w:tcBorders>
+            <w:tcMar>
+              <w:top w:type="dxa" w:w="50"/>
+              <w:left w:type="dxa" w:w="90"/>
+              <w:bottom w:type="dxa" w:w="50"/>
+              <w:right w:type="dxa" w:w="90"/>
+            </w:tcMar>
+          </w:tcPr>
+          <w:p>
+            <w:pPr>
+              <w:keepNext/>
+              <w:jc w:val="right"/>
+            </w:pPr>
+            <w:r>
+              <w:rPr>
+                <w:b w:val="false"/>
+                <w:bCs w:val="false"/>
+                <w:sz w:val="16"/>
+                <w:szCs w:val="16"/>
+              </w:rPr>
+              <w:t xml:space="preserve">0.542</w:t>
+            </w:r>
+          </w:p>
+        </w:tc>
+        <w:tc>
+          <w:tcPr>
+            <w:tcW w:type="dxa" w:w="800"/>
+            <w:tcBorders>
+              <w:top w:val="single" w:color="B0B0B0" w:sz="4"/>
+              <w:left w:val="single" w:color="B0B0B0" w:sz="4"/>
+              <w:bottom w:val="single" w:color="B0B0B0" w:sz="4"/>
+              <w:right w:val="single" w:color="B0B0B0" w:sz="4"/>
+            </w:tcBorders>
+            <w:tcMar>
+              <w:top w:type="dxa" w:w="50"/>
+              <w:left w:type="dxa" w:w="90"/>
+              <w:bottom w:type="dxa" w:w="50"/>
+              <w:right w:type="dxa" w:w="90"/>
+            </w:tcMar>
+          </w:tcPr>
+          <w:p>
+            <w:pPr>
+              <w:keepNext/>
+              <w:jc w:val="right"/>
+            </w:pPr>
+            <w:r>
+              <w:rPr>
+                <w:b w:val="false"/>
+                <w:bCs w:val="false"/>
+                <w:sz w:val="16"/>
+                <w:szCs w:val="16"/>
+              </w:rPr>
+              <w:t xml:space="preserve">0.633</w:t>
+            </w:r>
+          </w:p>
+        </w:tc>
+      </w:tr>
+      <w:tr>
+        <w:trPr>
+          <w:cantSplit/>
+        </w:trPr>
+        <w:tc>
+          <w:tcPr>
+            <w:tcW w:type="dxa" w:w="2160"/>
+            <w:tcBorders>
+              <w:top w:val="single" w:color="B0B0B0" w:sz="4"/>
+              <w:left w:val="single" w:color="B0B0B0" w:sz="4"/>
+              <w:bottom w:val="single" w:color="B0B0B0" w:sz="4"/>
+              <w:right w:val="single" w:color="B0B0B0" w:sz="4"/>
+            </w:tcBorders>
+            <w:tcMar>
+              <w:top w:type="dxa" w:w="50"/>
+              <w:left w:type="dxa" w:w="90"/>
+              <w:bottom w:type="dxa" w:w="50"/>
+              <w:right w:type="dxa" w:w="90"/>
+            </w:tcMar>
+          </w:tcPr>
+          <w:p>
+            <w:pPr>
+              <w:keepNext/>
+              <w:jc w:val="left"/>
+            </w:pPr>
+            <w:r>
+              <w:rPr>
+                <w:b w:val="false"/>
+                <w:bCs w:val="false"/>
+                <w:sz w:val="16"/>
+                <w:szCs w:val="16"/>
+              </w:rPr>
+              <w:t xml:space="preserve">ANOVA-F ranker</w:t>
+            </w:r>
+          </w:p>
+        </w:tc>
+        <w:tc>
+          <w:tcPr>
+            <w:tcW w:type="dxa" w:w="800"/>
+            <w:tcBorders>
+              <w:top w:val="single" w:color="B0B0B0" w:sz="4"/>
+              <w:left w:val="single" w:color="B0B0B0" w:sz="4"/>
+              <w:bottom w:val="single" w:color="B0B0B0" w:sz="4"/>
+              <w:right w:val="single" w:color="B0B0B0" w:sz="4"/>
+            </w:tcBorders>
+            <w:tcMar>
+              <w:top w:type="dxa" w:w="50"/>
+              <w:left w:type="dxa" w:w="90"/>
+              <w:bottom w:type="dxa" w:w="50"/>
+              <w:right w:type="dxa" w:w="90"/>
+            </w:tcMar>
+          </w:tcPr>
+          <w:p>
+            <w:pPr>
+              <w:keepNext/>
+              <w:jc w:val="right"/>
+            </w:pPr>
+            <w:r>
+              <w:rPr>
+                <w:b w:val="false"/>
+                <w:bCs w:val="false"/>
+                <w:sz w:val="16"/>
+                <w:szCs w:val="16"/>
+              </w:rPr>
+              <w:t xml:space="preserve">0.705</w:t>
+            </w:r>
+          </w:p>
+        </w:tc>
+        <w:tc>
+          <w:tcPr>
+            <w:tcW w:type="dxa" w:w="800"/>
+            <w:tcBorders>
+              <w:top w:val="single" w:color="B0B0B0" w:sz="4"/>
+              <w:left w:val="single" w:color="B0B0B0" w:sz="4"/>
+              <w:bottom w:val="single" w:color="B0B0B0" w:sz="4"/>
+              <w:right w:val="single" w:color="B0B0B0" w:sz="4"/>
+            </w:tcBorders>
+            <w:tcMar>
+              <w:top w:type="dxa" w:w="50"/>
+              <w:left w:type="dxa" w:w="90"/>
+              <w:bottom w:type="dxa" w:w="50"/>
+              <w:right w:type="dxa" w:w="90"/>
+            </w:tcMar>
+          </w:tcPr>
+          <w:p>
+            <w:pPr>
+              <w:keepNext/>
+              <w:jc w:val="right"/>
+            </w:pPr>
+            <w:r>
+              <w:rPr>
+                <w:b w:val="false"/>
+                <w:bCs w:val="false"/>
+                <w:sz w:val="16"/>
+                <w:szCs w:val="16"/>
+              </w:rPr>
+              <w:t xml:space="preserve">0.523</w:t>
+            </w:r>
+          </w:p>
+        </w:tc>
+        <w:tc>
+          <w:tcPr>
+            <w:tcW w:type="dxa" w:w="800"/>
+            <w:tcBorders>
+              <w:top w:val="single" w:color="B0B0B0" w:sz="4"/>
+              <w:left w:val="single" w:color="B0B0B0" w:sz="4"/>
+              <w:bottom w:val="single" w:color="B0B0B0" w:sz="4"/>
+              <w:right w:val="single" w:color="B0B0B0" w:sz="4"/>
+            </w:tcBorders>
+            <w:tcMar>
+              <w:top w:type="dxa" w:w="50"/>
+              <w:left w:type="dxa" w:w="90"/>
+              <w:bottom w:type="dxa" w:w="50"/>
+              <w:right w:type="dxa" w:w="90"/>
+            </w:tcMar>
+          </w:tcPr>
+          <w:p>
+            <w:pPr>
+              <w:keepNext/>
+              <w:jc w:val="right"/>
+            </w:pPr>
+            <w:r>
+              <w:rPr>
+                <w:b w:val="false"/>
+                <w:bCs w:val="false"/>
+                <w:sz w:val="16"/>
+                <w:szCs w:val="16"/>
+              </w:rPr>
+              <w:t xml:space="preserve">0.576</w:t>
+            </w:r>
+          </w:p>
+        </w:tc>
+        <w:tc>
+          <w:tcPr>
+            <w:tcW w:type="dxa" w:w="800"/>
+            <w:tcBorders>
+              <w:top w:val="single" w:color="B0B0B0" w:sz="4"/>
+              <w:left w:val="single" w:color="B0B0B0" w:sz="4"/>
+              <w:bottom w:val="single" w:color="B0B0B0" w:sz="4"/>
+              <w:right w:val="single" w:color="B0B0B0" w:sz="4"/>
+            </w:tcBorders>
+            <w:tcMar>
+              <w:top w:type="dxa" w:w="50"/>
+              <w:left w:type="dxa" w:w="90"/>
+              <w:bottom w:type="dxa" w:w="50"/>
+              <w:right w:type="dxa" w:w="90"/>
+            </w:tcMar>
+          </w:tcPr>
+          <w:p>
+            <w:pPr>
+              <w:keepNext/>
+              <w:jc w:val="right"/>
+            </w:pPr>
+            <w:r>
+              <w:rPr>
+                <w:b w:val="false"/>
+                <w:bCs w:val="false"/>
+                <w:sz w:val="16"/>
+                <w:szCs w:val="16"/>
+              </w:rPr>
+              <w:t xml:space="preserve">0.687</w:t>
+            </w:r>
+          </w:p>
+        </w:tc>
+        <w:tc>
+          <w:tcPr>
+            <w:tcW w:type="dxa" w:w="800"/>
+            <w:tcBorders>
+              <w:top w:val="single" w:color="B0B0B0" w:sz="4"/>
+              <w:left w:val="single" w:color="B0B0B0" w:sz="4"/>
+              <w:bottom w:val="single" w:color="B0B0B0" w:sz="4"/>
+              <w:right w:val="single" w:color="B0B0B0" w:sz="4"/>
+            </w:tcBorders>
+            <w:tcMar>
+              <w:top w:type="dxa" w:w="50"/>
+              <w:left w:type="dxa" w:w="90"/>
+              <w:bottom w:type="dxa" w:w="50"/>
+              <w:right w:type="dxa" w:w="90"/>
+            </w:tcMar>
+          </w:tcPr>
+          <w:p>
+            <w:pPr>
+              <w:keepNext/>
+              <w:jc w:val="right"/>
+            </w:pPr>
+            <w:r>
+              <w:rPr>
+                <w:b w:val="false"/>
+                <w:bCs w:val="false"/>
+                <w:sz w:val="16"/>
+                <w:szCs w:val="16"/>
+              </w:rPr>
+              <w:t xml:space="preserve">0.655</w:t>
+            </w:r>
+          </w:p>
+        </w:tc>
+        <w:tc>
+          <w:tcPr>
+            <w:tcW w:type="dxa" w:w="800"/>
+            <w:tcBorders>
+              <w:top w:val="single" w:color="B0B0B0" w:sz="4"/>
+              <w:left w:val="single" w:color="B0B0B0" w:sz="4"/>
+              <w:bottom w:val="single" w:color="B0B0B0" w:sz="4"/>
+              <w:right w:val="single" w:color="B0B0B0" w:sz="4"/>
+            </w:tcBorders>
+            <w:tcMar>
+              <w:top w:type="dxa" w:w="50"/>
+              <w:left w:type="dxa" w:w="90"/>
+              <w:bottom w:type="dxa" w:w="50"/>
+              <w:right w:type="dxa" w:w="90"/>
+            </w:tcMar>
+          </w:tcPr>
+          <w:p>
+            <w:pPr>
+              <w:keepNext/>
+              <w:jc w:val="right"/>
+            </w:pPr>
+            <w:r>
+              <w:rPr>
+                <w:b w:val="false"/>
+                <w:bCs w:val="false"/>
+                <w:sz w:val="16"/>
+                <w:szCs w:val="16"/>
+              </w:rPr>
+              <w:t xml:space="preserve">0.380</w:t>
+            </w:r>
+          </w:p>
+        </w:tc>
+        <w:tc>
+          <w:tcPr>
+            <w:tcW w:type="dxa" w:w="800"/>
+            <w:tcBorders>
+              <w:top w:val="single" w:color="B0B0B0" w:sz="4"/>
+              <w:left w:val="single" w:color="B0B0B0" w:sz="4"/>
+              <w:bottom w:val="single" w:color="B0B0B0" w:sz="4"/>
+              <w:right w:val="single" w:color="B0B0B0" w:sz="4"/>
+            </w:tcBorders>
+            <w:tcMar>
+              <w:top w:type="dxa" w:w="50"/>
+              <w:left w:type="dxa" w:w="90"/>
+              <w:bottom w:type="dxa" w:w="50"/>
+              <w:right w:type="dxa" w:w="90"/>
+            </w:tcMar>
+          </w:tcPr>
+          <w:p>
+            <w:pPr>
+              <w:keepNext/>
+              <w:jc w:val="right"/>
+            </w:pPr>
+            <w:r>
+              <w:rPr>
+                <w:b w:val="false"/>
+                <w:bCs w:val="false"/>
+                <w:sz w:val="16"/>
+                <w:szCs w:val="16"/>
+              </w:rPr>
+              <w:t xml:space="preserve">0.640</w:t>
+            </w:r>
+          </w:p>
+        </w:tc>
+        <w:tc>
+          <w:tcPr>
+            <w:tcW w:type="dxa" w:w="800"/>
+            <w:tcBorders>
+              <w:top w:val="single" w:color="B0B0B0" w:sz="4"/>
+              <w:left w:val="single" w:color="B0B0B0" w:sz="4"/>
+              <w:bottom w:val="single" w:color="B0B0B0" w:sz="4"/>
+              <w:right w:val="single" w:color="B0B0B0" w:sz="4"/>
+            </w:tcBorders>
+            <w:tcMar>
+              <w:top w:type="dxa" w:w="50"/>
+              <w:left w:type="dxa" w:w="90"/>
+              <w:bottom w:type="dxa" w:w="50"/>
+              <w:right w:type="dxa" w:w="90"/>
+            </w:tcMar>
+          </w:tcPr>
+          <w:p>
+            <w:pPr>
+              <w:keepNext/>
+              <w:jc w:val="right"/>
+            </w:pPr>
+            <w:r>
+              <w:rPr>
+                <w:b w:val="false"/>
+                <w:bCs w:val="false"/>
+                <w:sz w:val="16"/>
+                <w:szCs w:val="16"/>
+              </w:rPr>
+              <w:t xml:space="preserve">0.493</w:t>
+            </w:r>
+          </w:p>
+        </w:tc>
+        <w:tc>
+          <w:tcPr>
+            <w:tcW w:type="dxa" w:w="800"/>
+            <w:tcBorders>
+              <w:top w:val="single" w:color="B0B0B0" w:sz="4"/>
+              <w:left w:val="single" w:color="B0B0B0" w:sz="4"/>
+              <w:bottom w:val="single" w:color="B0B0B0" w:sz="4"/>
+              <w:right w:val="single" w:color="B0B0B0" w:sz="4"/>
+            </w:tcBorders>
+            <w:tcMar>
+              <w:top w:type="dxa" w:w="50"/>
+              <w:left w:type="dxa" w:w="90"/>
+              <w:bottom w:type="dxa" w:w="50"/>
+              <w:right w:type="dxa" w:w="90"/>
+            </w:tcMar>
+          </w:tcPr>
+          <w:p>
+            <w:pPr>
+              <w:keepNext/>
+              <w:jc w:val="right"/>
+            </w:pPr>
+            <w:r>
+              <w:rPr>
+                <w:b w:val="false"/>
+                <w:bCs w:val="false"/>
+                <w:sz w:val="16"/>
+                <w:szCs w:val="16"/>
+              </w:rPr>
+              <w:t xml:space="preserve">0.616</w:t>
+            </w:r>
+          </w:p>
+        </w:tc>
+      </w:tr>
+      <w:tr>
+        <w:trPr>
+          <w:cantSplit/>
+        </w:trPr>
+        <w:tc>
+          <w:tcPr>
+            <w:tcW w:type="dxa" w:w="2160"/>
+            <w:tcBorders>
+              <w:top w:val="single" w:color="B0B0B0" w:sz="4"/>
+              <w:left w:val="single" w:color="B0B0B0" w:sz="4"/>
+              <w:bottom w:val="single" w:color="B0B0B0" w:sz="4"/>
+              <w:right w:val="single" w:color="B0B0B0" w:sz="4"/>
+            </w:tcBorders>
+            <w:tcMar>
+              <w:top w:type="dxa" w:w="50"/>
+              <w:left w:type="dxa" w:w="90"/>
+              <w:bottom w:type="dxa" w:w="50"/>
+              <w:right w:type="dxa" w:w="90"/>
+            </w:tcMar>
+          </w:tcPr>
+          <w:p>
+            <w:pPr>
+              <w:keepNext w:val="false"/>
+              <w:jc w:val="left"/>
+            </w:pPr>
+            <w:r>
+              <w:rPr>
+                <w:b w:val="false"/>
+                <w:bCs w:val="false"/>
+                <w:sz w:val="16"/>
+                <w:szCs w:val="16"/>
+              </w:rPr>
+              <w:t xml:space="preserve">random subsets</w:t>
+            </w:r>
+          </w:p>
+        </w:tc>
+        <w:tc>
+          <w:tcPr>
+            <w:tcW w:type="dxa" w:w="800"/>
+            <w:tcBorders>
+              <w:top w:val="single" w:color="B0B0B0" w:sz="4"/>
+              <w:left w:val="single" w:color="B0B0B0" w:sz="4"/>
+              <w:bottom w:val="single" w:color="B0B0B0" w:sz="4"/>
+              <w:right w:val="single" w:color="B0B0B0" w:sz="4"/>
+            </w:tcBorders>
+            <w:tcMar>
+              <w:top w:type="dxa" w:w="50"/>
+              <w:left w:type="dxa" w:w="90"/>
+              <w:bottom w:type="dxa" w:w="50"/>
+              <w:right w:type="dxa" w:w="90"/>
+            </w:tcMar>
+          </w:tcPr>
+          <w:p>
+            <w:pPr>
+              <w:keepNext w:val="false"/>
+              <w:jc w:val="right"/>
+            </w:pPr>
+            <w:r>
+              <w:rPr>
+                <w:b w:val="false"/>
+                <w:bCs w:val="false"/>
+                <w:sz w:val="16"/>
+                <w:szCs w:val="16"/>
+              </w:rPr>
+              <w:t xml:space="preserve">0.691</w:t>
+            </w:r>
+          </w:p>
+        </w:tc>
+        <w:tc>
+          <w:tcPr>
+            <w:tcW w:type="dxa" w:w="800"/>
+            <w:tcBorders>
+              <w:top w:val="single" w:color="B0B0B0" w:sz="4"/>
+              <w:left w:val="single" w:color="B0B0B0" w:sz="4"/>
+              <w:bottom w:val="single" w:color="B0B0B0" w:sz="4"/>
+              <w:right w:val="single" w:color="B0B0B0" w:sz="4"/>
+            </w:tcBorders>
+            <w:tcMar>
+              <w:top w:type="dxa" w:w="50"/>
+              <w:left w:type="dxa" w:w="90"/>
+              <w:bottom w:type="dxa" w:w="50"/>
+              <w:right w:type="dxa" w:w="90"/>
+            </w:tcMar>
+          </w:tcPr>
+          <w:p>
+            <w:pPr>
+              <w:keepNext w:val="false"/>
+              <w:jc w:val="right"/>
+            </w:pPr>
+            <w:r>
+              <w:rPr>
+                <w:b w:val="false"/>
+                <w:bCs w:val="false"/>
+                <w:sz w:val="16"/>
+                <w:szCs w:val="16"/>
+              </w:rPr>
+              <w:t xml:space="preserve">0.631</w:t>
+            </w:r>
+          </w:p>
+        </w:tc>
+        <w:tc>
+          <w:tcPr>
+            <w:tcW w:type="dxa" w:w="800"/>
+            <w:tcBorders>
+              <w:top w:val="single" w:color="B0B0B0" w:sz="4"/>
+              <w:left w:val="single" w:color="B0B0B0" w:sz="4"/>
+              <w:bottom w:val="single" w:color="B0B0B0" w:sz="4"/>
+              <w:right w:val="single" w:color="B0B0B0" w:sz="4"/>
+            </w:tcBorders>
+            <w:tcMar>
+              <w:top w:type="dxa" w:w="50"/>
+              <w:left w:type="dxa" w:w="90"/>
+              <w:bottom w:type="dxa" w:w="50"/>
+              <w:right w:type="dxa" w:w="90"/>
+            </w:tcMar>
+          </w:tcPr>
+          <w:p>
+            <w:pPr>
+              <w:keepNext w:val="false"/>
+              <w:jc w:val="right"/>
+            </w:pPr>
+            <w:r>
+              <w:rPr>
+                <w:b w:val="false"/>
+                <w:bCs w:val="false"/>
+                <w:sz w:val="16"/>
+                <w:szCs w:val="16"/>
+              </w:rPr>
+              <w:t xml:space="preserve">0.651</w:t>
+            </w:r>
+          </w:p>
+        </w:tc>
+        <w:tc>
+          <w:tcPr>
+            <w:tcW w:type="dxa" w:w="800"/>
+            <w:tcBorders>
+              <w:top w:val="single" w:color="B0B0B0" w:sz="4"/>
+              <w:left w:val="single" w:color="B0B0B0" w:sz="4"/>
+              <w:bottom w:val="single" w:color="B0B0B0" w:sz="4"/>
+              <w:right w:val="single" w:color="B0B0B0" w:sz="4"/>
+            </w:tcBorders>
+            <w:tcMar>
+              <w:top w:type="dxa" w:w="50"/>
+              <w:left w:type="dxa" w:w="90"/>
+              <w:bottom w:type="dxa" w:w="50"/>
+              <w:right w:type="dxa" w:w="90"/>
+            </w:tcMar>
+          </w:tcPr>
+          <w:p>
+            <w:pPr>
+              <w:keepNext w:val="false"/>
+              <w:jc w:val="right"/>
+            </w:pPr>
+            <w:r>
+              <w:rPr>
+                <w:b w:val="false"/>
+                <w:bCs w:val="false"/>
+                <w:sz w:val="16"/>
+                <w:szCs w:val="16"/>
+              </w:rPr>
+              <w:t xml:space="preserve">0.739</w:t>
+            </w:r>
+          </w:p>
+        </w:tc>
+        <w:tc>
+          <w:tcPr>
+            <w:tcW w:type="dxa" w:w="800"/>
+            <w:tcBorders>
+              <w:top w:val="single" w:color="B0B0B0" w:sz="4"/>
+              <w:left w:val="single" w:color="B0B0B0" w:sz="4"/>
+              <w:bottom w:val="single" w:color="B0B0B0" w:sz="4"/>
+              <w:right w:val="single" w:color="B0B0B0" w:sz="4"/>
+            </w:tcBorders>
+            <w:tcMar>
+              <w:top w:type="dxa" w:w="50"/>
+              <w:left w:type="dxa" w:w="90"/>
+              <w:bottom w:type="dxa" w:w="50"/>
+              <w:right w:type="dxa" w:w="90"/>
+            </w:tcMar>
+          </w:tcPr>
+          <w:p>
+            <w:pPr>
+              <w:keepNext w:val="false"/>
+              <w:jc w:val="right"/>
+            </w:pPr>
+            <w:r>
+              <w:rPr>
+                <w:b w:val="false"/>
+                <w:bCs w:val="false"/>
+                <w:sz w:val="16"/>
+                <w:szCs w:val="16"/>
+              </w:rPr>
+              <w:t xml:space="preserve">0.739</w:t>
+            </w:r>
+          </w:p>
+        </w:tc>
+        <w:tc>
+          <w:tcPr>
+            <w:tcW w:type="dxa" w:w="800"/>
+            <w:tcBorders>
+              <w:top w:val="single" w:color="B0B0B0" w:sz="4"/>
+              <w:left w:val="single" w:color="B0B0B0" w:sz="4"/>
+              <w:bottom w:val="single" w:color="B0B0B0" w:sz="4"/>
+              <w:right w:val="single" w:color="B0B0B0" w:sz="4"/>
+            </w:tcBorders>
+            <w:tcMar>
+              <w:top w:type="dxa" w:w="50"/>
+              <w:left w:type="dxa" w:w="90"/>
+              <w:bottom w:type="dxa" w:w="50"/>
+              <w:right w:type="dxa" w:w="90"/>
+            </w:tcMar>
+          </w:tcPr>
+          <w:p>
+            <w:pPr>
+              <w:keepNext w:val="false"/>
+              <w:jc w:val="right"/>
+            </w:pPr>
+            <w:r>
+              <w:rPr>
+                <w:b w:val="false"/>
+                <w:bCs w:val="false"/>
+                <w:sz w:val="16"/>
+                <w:szCs w:val="16"/>
+              </w:rPr>
+              <w:t xml:space="preserve">0.371</w:t>
+            </w:r>
+          </w:p>
+        </w:tc>
+        <w:tc>
+          <w:tcPr>
+            <w:tcW w:type="dxa" w:w="800"/>
+            <w:tcBorders>
+              <w:top w:val="single" w:color="B0B0B0" w:sz="4"/>
+              <w:left w:val="single" w:color="B0B0B0" w:sz="4"/>
+              <w:bottom w:val="single" w:color="B0B0B0" w:sz="4"/>
+              <w:right w:val="single" w:color="B0B0B0" w:sz="4"/>
+            </w:tcBorders>
+            <w:tcMar>
+              <w:top w:type="dxa" w:w="50"/>
+              <w:left w:type="dxa" w:w="90"/>
+              <w:bottom w:type="dxa" w:w="50"/>
+              <w:right w:type="dxa" w:w="90"/>
+            </w:tcMar>
+          </w:tcPr>
+          <w:p>
+            <w:pPr>
+              <w:keepNext w:val="false"/>
+              <w:jc w:val="right"/>
+            </w:pPr>
+            <w:r>
+              <w:rPr>
+                <w:b w:val="false"/>
+                <w:bCs w:val="false"/>
+                <w:sz w:val="16"/>
+                <w:szCs w:val="16"/>
+              </w:rPr>
+              <w:t xml:space="preserve">0.680</w:t>
+            </w:r>
+          </w:p>
+        </w:tc>
+        <w:tc>
+          <w:tcPr>
+            <w:tcW w:type="dxa" w:w="800"/>
+            <w:tcBorders>
+              <w:top w:val="single" w:color="B0B0B0" w:sz="4"/>
+              <w:left w:val="single" w:color="B0B0B0" w:sz="4"/>
+              <w:bottom w:val="single" w:color="B0B0B0" w:sz="4"/>
+              <w:right w:val="single" w:color="B0B0B0" w:sz="4"/>
+            </w:tcBorders>
+            <w:tcMar>
+              <w:top w:type="dxa" w:w="50"/>
+              <w:left w:type="dxa" w:w="90"/>
+              <w:bottom w:type="dxa" w:w="50"/>
+              <w:right w:type="dxa" w:w="90"/>
+            </w:tcMar>
+          </w:tcPr>
+          <w:p>
+            <w:pPr>
+              <w:keepNext w:val="false"/>
+              <w:jc w:val="right"/>
+            </w:pPr>
+            <w:r>
+              <w:rPr>
+                <w:b w:val="false"/>
+                <w:bCs w:val="false"/>
+                <w:sz w:val="16"/>
+                <w:szCs w:val="16"/>
+              </w:rPr>
+              <w:t xml:space="preserve">0.452</w:t>
             </w:r>
           </w:p>
         </w:tc>
@@ -24685,9 +30714,9 @@
       <w:r>
         <w:drawing>
           <wp:inline distT="0" distB="0" distL="0" distR="0">
-            <wp:extent cx="5943600" cy="2076450"/>
+            <wp:extent cx="5943600" cy="2009775"/>
             <wp:effectExtent t="0" r="0" b="0" l="0"/>
-            <wp:docPr id="10" name="fig10" descr="Best search method minus best filter/ranker (Boruta, RFE, tree importance, mRMR, HSIC Lasso, ReliefF, MI and ANOVA-F rankers), mean AUF (K = 10) per cluster, under the tree and the forest; labels name the winning method of each bar." title="Figure 10"/>
+            <wp:docPr id="10" name="fig10" descr="Best search method minus best filter/ranker (Boruta, RFE, tree importance, mRMR, HSIC Lasso, ReliefF, MI and ANOVA-F rankers), mean AUF (K = 10) per cluster, under the tree, the forest and LightGBM, among the methods with a result on every dataset of the cluster; labels name the winning method of each bar." title="Figure 10"/>
             <wp:cNvGraphicFramePr>
               <a:graphicFrameLocks xmlns:a="http://schemas.openxmlformats.org/drawingml/2006/main" noChangeAspect="1"/>
             </wp:cNvGraphicFramePr>
@@ -24710,7 +30739,7 @@
                   <pic:spPr bwMode="auto">
                     <a:xfrm>
                       <a:off x="0" y="0"/>
-                      <a:ext cx="5943600" cy="2076450"/>
+                      <a:ext cx="5943600" cy="2009775"/>
                     </a:xfrm>
                     <a:prstGeom prst="rect">
                       <a:avLst/>
@@ -24742,7 +30771,7 @@
           <w:sz w:val="18"/>
           <w:szCs w:val="18"/>
         </w:rPr>
-        <w:t xml:space="preserve">Best search method minus best filter/ranker (Boruta, RFE, tree importance, mRMR, HSIC Lasso, ReliefF, MI and ANOVA-F rankers), mean AUF (K = 10) per cluster, under the tree and the forest; labels name the winning method of each bar.</w:t>
+        <w:t xml:space="preserve">Best search method minus best filter/ranker (Boruta, RFE, tree importance, mRMR, HSIC Lasso, ReliefF, MI and ANOVA-F rankers), mean AUF (K = 10) per cluster, under the tree, the forest and LightGBM, among the methods with a result on every dataset of the cluster; labels name the winning method of each bar.</w:t>
       </w:r>
     </w:p>
     <w:p>
@@ -24771,14 +30800,14 @@
         <w:t xml:space="preserve">C1, small lab sets (p ≥ n, 40–461 rows).</w:t>
       </w:r>
       <w:r>
-        <w:t xml:space="preserve"> This is the one cluster where filters clearly win under both classifiers. HSIC Lasso leads (0.718 tree, 0.744 forest), with the MI ranker and ReliefF close, and guided FASTENER is the best search (0.690, 0.730). The guided swap's gain over stock FASTENER is largest here (+0.034 tree, +0.028 forest), but test splits of 8–12 rows make every margin fragile. </w:t>
+        <w:t xml:space="preserve"> Filters win here under the tree and the forest: HSIC Lasso leads (0.718, 0.744), with the MI ranker and ReliefF close, and guided FASTENER is the best search (0.690, 0.730). Under LightGBM it is a tie: random-swap FASTENER 0.734, ReliefF 0.731, HSIC Lasso 0.729, and POSS leads on mean rank. The guided swap's gain over stock FASTENER is largest here under the tree and the forest (+0.034, +0.028) but gone under LightGBM (−0.003), and test splits of 8–12 rows make every margin fragile. </w:t>
       </w:r>
       <w:r>
         <w:rPr>
           <w:b/>
           <w:bCs/>
         </w:rPr>
-        <w:t xml:space="preserve">Potential: a cheap kernel filter first; guided FASTENER if a search is affordable.</w:t>
+        <w:t xml:space="preserve">Potential: a cheap kernel filter first; a population search if it is affordable.</w:t>
       </w:r>
     </w:p>
     <w:p>
@@ -24798,14 +30827,14 @@
         <w:t xml:space="preserve">C2, high-dimensional recordings (p ≫ n).</w:t>
       </w:r>
       <w:r>
-        <w:t xml:space="preserve"> The FASTENER arms lead or tie (stock and guided tied first under the tree; random swap first under the forest, 0.690), with HSIC Lasso and the MI ranker within 0.003–0.011. The OBL-started NSGA-II arms never reach k ≤ 10, and under the tree sparse NSGA-II stalled. </w:t>
+        <w:t xml:space="preserve"> The population searches lead or tie: stock and guided FASTENER tied first under the tree, the random swap first under the forest (0.690, with HSIC Lasso and the MI ranker within 0.003–0.011), POSS first under LightGBM (0.668, 0.020 ahead of the best filter with full coverage). RFE timed out on three of the four C2 sets under LightGBM. The OBL-started NSGA-II arms never reach k ≤ 10, and under the tree sparse NSGA-II stalled. </w:t>
       </w:r>
       <w:r>
         <w:rPr>
           <w:b/>
           <w:bCs/>
         </w:rPr>
-        <w:t xml:space="preserve">Potential: FASTENER is the search that copes with 10^4–10^5 features within budget; it is the natural target for priors that shrink the candidate pool (Section 10).</w:t>
+        <w:t xml:space="preserve">Potential: the population searches that start small (FASTENER, POSS, sparse NSGA-II) cope with 10^4–10^5 features within budget; they are the natural target for priors that shrink the candidate pool (Section 10).</w:t>
       </w:r>
     </w:p>
     <w:p>
@@ -24825,14 +30854,14 @@
         <w:t xml:space="preserve">C3, long physiological signals.</w:t>
       </w:r>
       <w:r>
-        <w:t xml:space="preserve"> The searches lead narrowly (random swap under the tree, sparse NSGA-II under the forest, 0.674), with the best filter within 0.009–0.011 (tree importance under the tree, mRMR under the forest). </w:t>
+        <w:t xml:space="preserve"> The searches lead: narrowly under the tree and the forest (random swap, then sparse NSGA-II, 0.674; the best filter within 0.009–0.011), clearly under LightGBM (stock FASTENER 0.687, 0.025 ahead of HSIC Lasso). </w:t>
       </w:r>
       <w:r>
         <w:rPr>
           <w:b/>
           <w:bCs/>
         </w:rPr>
-        <w:t xml:space="preserve">Potential: modest; any population search.</w:t>
+        <w:t xml:space="preserve">Potential: moderate; any population search, FASTENER the cheapest.</w:t>
       </w:r>
     </w:p>
     <w:p>
@@ -24852,14 +30881,14 @@
         <w:t xml:space="preserve">C4, short series, mid-sized (n ≫ p).</w:t>
       </w:r>
       <w:r>
-        <w:t xml:space="preserve"> Under the tree, everything from the FASTENER arms to mRMR and sparse NSGA-II lies within 0.004 (about 0.72–0.73). Under the forest, stock FASTENER leads clearly (0.791, mean rank 2.6). This is also where NSGAII-MIIP competes. </w:t>
+        <w:t xml:space="preserve"> Under the tree, everything from the FASTENER arms to mRMR and sparse NSGA-II lies within 0.004 (about 0.72–0.73). Under the forest, stock FASTENER leads clearly (0.791, mean rank 2.6). Under LightGBM NSGAII-MIIP leads (0.776, mean rank 5.3), with the FASTENER swaps within 0.003; this is the cluster where the OBL-started searches reach small subsets. </w:t>
       </w:r>
       <w:r>
         <w:rPr>
           <w:b/>
           <w:bCs/>
         </w:rPr>
-        <w:t xml:space="preserve">Potential: FASTENER with a strong learner.</w:t>
+        <w:t xml:space="preserve">Potential: a population search with an ensemble learner.</w:t>
       </w:r>
     </w:p>
     <w:p>
@@ -24879,7 +30908,7 @@
         <w:t xml:space="preserve">C5, larger sensor collections (thousands of rows).</w:t>
       </w:r>
       <w:r>
-        <w:t xml:space="preserve"> Sparse NSGA-II and the FASTENER arms lead (0.764–0.768 under the forest), and the best filter (mRMR) is 0.021 behind. </w:t>
+        <w:t xml:space="preserve"> Sparse NSGA-II and the FASTENER arms lead (0.764–0.768 under the forest, 0.766–0.771 under LightGBM), and the best filter (mRMR) is 0.021–0.025 behind. </w:t>
       </w:r>
       <w:r>
         <w:rPr>
@@ -24906,7 +30935,7 @@
         <w:t xml:space="preserve">C6, large audio and industrial sets.</w:t>
       </w:r>
       <w:r>
-        <w:t xml:space="preserve"> Every method scores low (AUF 0.34–0.39), since ten features out of thousands of time points are far from enough for these tasks. Tree-based rankers lead by small margins (RFE under the tree, Boruta under the forest). </w:t>
+        <w:t xml:space="preserve"> Every method scores low (AUF 0.34–0.39), since ten features out of thousands of time points are far from enough for these tasks. Rankers lead by small margins under all three classifiers (RFE under the tree, Boruta under the forest, tree importance and HSIC Lasso under LightGBM). </w:t>
       </w:r>
       <w:r>
         <w:rPr>
@@ -24933,7 +30962,7 @@
         <w:t xml:space="preserve">C7, very many short series, and EOData.</w:t>
       </w:r>
       <w:r>
-        <w:t xml:space="preserve"> These are the cases closest to FASTENER's design: tall, with few features relative to rows. Searches beat the best filter by 0.016–0.026 under both classifiers. Sparse NSGA-II has the best mean AUF and the FASTENER arms are within 0.01 (EOData: 0.585 against 0.577–0.579 under the forest). </w:t>
+        <w:t xml:space="preserve"> These are the cases closest to FASTENER's design: tall, with few features relative to rows. Searches beat the best filter by 0.016–0.034 under all three classifiers. Sparse NSGA-II has the best mean AUF and the FASTENER arms are within 0.01 (EOData: 0.585 against 0.577–0.579 under the forest, 0.566 against 0.559–0.563 under LightGBM). </w:t>
       </w:r>
       <w:r>
         <w:rPr>
@@ -24949,17 +30978,17 @@
         <w:jc w:val="both"/>
       </w:pPr>
       <w:r>
-        <w:t xml:space="preserve">Across clusters the picture is consistent: the advantage of search over filtering </w:t>
+        <w:t xml:space="preserve">Across clusters and classifiers the picture is consistent: the advantage of search over filtering </w:t>
       </w:r>
       <w:r>
         <w:rPr>
           <w:b/>
           <w:bCs/>
         </w:rPr>
-        <w:t xml:space="preserve">grows with the number of rows</w:t>
-      </w:r>
-      <w:r>
-        <w:t xml:space="preserve">. It is negative on the small C1 sets, between 0 and +0.011 in C2–C4, and largest on C5 (under the forest), C7 and EOData (+0.016 to +0.026). C6 is the exception: its sets are large, but at K = 10 every method fails there, so the comparison says little. This matches H3, whose guided swap helped only on small data, and both point to the same limit: on tiny validation splits a search overfits its selection, whereas a filter's ranking is more stable.</w:t>
+        <w:t xml:space="preserve">tends to grow with the number of rows</w:t>
+      </w:r>
+      <w:r>
+        <w:t xml:space="preserve">. On the small C1 sets it is negative under the tree and the forest and +0.004 under LightGBM; in C2–C4 it lies between 0 and +0.025; it is largest on C5, C7 and EOData (+0.016 to +0.034). C6 is the exception: its sets are large, but at K = 10 every method fails there, so the comparison says little. This matches H3, whose guided swap helped only on small data, and both point to the same limit: on tiny validation splits a search overfits its selection, whereas a filter's ranking is more stable.</w:t>
       </w:r>
     </w:p>
     <w:p>
@@ -24983,7 +31012,7 @@
         <w:t xml:space="preserve">What the experiments establish.</w:t>
       </w:r>
       <w:r>
-        <w:t xml:space="preserve"> (1) FASTENER's 2020 mating bugs were real but immaterial to convergence (H0), and the conservative default now keeps the 2020 behaviour except for self-mating. (2) Where a population search starts decides which subset sizes it explores. NSGA-II's OBL start makes it useless at small k, and a sparse start fixes this completely (H1, confirmed again at full scale in H5/H6). (3) FASTENER lacks a size-preserving move, but adding one hardly matters: random swaps do nothing, and guided swaps help a little on small data (H2, H3). (4) The published FASTENER &gt; FS-SDS ordering is a statement about efficiency per evaluation, not per unit of compute (H4). (5) Under one protocol no selector is best everywhere. FASTENER belongs to a flat top of four population searches that is significantly ahead of the weak filters and of the OBL-started searches, and close to the strong filters (H5, H6).</w:t>
+        <w:t xml:space="preserve"> (1) FASTENER's 2020 mating bugs were real but immaterial to convergence (H0), and the conservative default now keeps the 2020 behaviour except for self-mating. (2) Where a population search starts decides which subset sizes it explores. NSGA-II's OBL start makes it useless at small k, and a sparse start fixes this completely (H1, confirmed again at full scale in H5/H6). (3) FASTENER lacks a size-preserving move, but adding one hardly matters: random swaps do nothing, and guided swaps help a little on small data (H2, H3). (4) The published FASTENER &gt; FS-SDS ordering is a statement about efficiency per evaluation, not per unit of compute (H4). (5) Under one protocol no selector is best everywhere. Under three classifiers FASTENER belongs to a flat top of four or five population searches. Under the tree that top is significantly ahead only of the weak filters and the OBL-started searches; under the ensembles it is ahead of most filters (forest) or all of them (LightGBM) (H5, H6).</w:t>
       </w:r>
     </w:p>
     <w:p>
@@ -24999,7 +31028,7 @@
         <w:t xml:space="preserve">What changes with the classifier.</w:t>
       </w:r>
       <w:r>
-        <w:t xml:space="preserve"> The verdicts, the flat top and the reach failure of the OBL searches are the same under a tree and a forest. The middle of the table and the cluster leaders are not. A practitioner who chose a method per cluster from the tree grid would pick the forest's leader in only two of eight clusters. H5H6-E03 (LightGBM) will show whether a third learner moves them again.</w:t>
+        <w:t xml:space="preserve"> The verdicts, the flat top and the reach failure of the OBL searches are the same under the tree, the forest and LightGBM. The middle of the table and the cluster leaders are not: the leader of a cluster is the same under all three only on EOData. The two ensembles score at the same level and order the methods a little more alike than either does the tree. The step from a single tree to an ensemble therefore matters more than the choice between the two, and a practitioner should choose a method per cluster only together with the learner.</w:t>
       </w:r>
     </w:p>
     <w:p>
@@ -25048,10 +31077,10 @@
           <w:b/>
           <w:bCs/>
         </w:rPr>
-        <w:t xml:space="preserve">Finish and report H5H6-E03 (LightGBM).</w:t>
-      </w:r>
-      <w:r>
-        <w:t xml:space="preserve"> It answers D2 with a learner of a different kind. Report the timed-out NSGA cells as registered. If the PI wants NSGA's results under LightGBM rather than its timeouts, a separately registered follow-up with a longer cap (12–24 h) for those cells only.</w:t>
+        <w:t xml:space="preserve">The 15 empty LightGBM cells.</w:t>
+      </w:r>
+      <w:r>
+        <w:t xml:space="preserve"> H5H6-E03 reports them as timed out, as registered. If NSGA-II's, NSGAII-MIIP's and RFE's results under LightGBM are wanted, a separately registered follow-up with a longer cap (12–24 h) for those cells only.</w:t>
       </w:r>
     </w:p>
     <w:p>
@@ -25071,7 +31100,7 @@
         <w:t xml:space="preserve">Replace H6 with a claim the data can carry.</w:t>
       </w:r>
       <w:r>
-        <w:t xml:space="preserve"> Either a group claim ("population searches as a group beat the filters"), which both grids support, or a </w:t>
+        <w:t xml:space="preserve"> Either a group claim ("population searches as a group beat the filters"), which the three grids point to, or a </w:t>
       </w:r>
       <w:r>
         <w:rPr>
@@ -25161,7 +31190,7 @@
         <w:t xml:space="preserve">The protocol learner.</w:t>
       </w:r>
       <w:r>
-        <w:t xml:space="preserve"> Whether to adopt the forest (every method scores higher, at about 20× the compute) or LightGBM (pending) for later hypotheses. This is the PI's choice.</w:t>
+        <w:t xml:space="preserve"> Whether to adopt an ensemble for later hypotheses: the forest and LightGBM score at the same level, well above the tree; LightGBM costs about half the forest per run, but its OBL-started searches need more than 6 hours on the long-series sets. This is the PI's choice.</w:t>
       </w:r>
     </w:p>
     <w:p>
